--- a/documentacion/MemoriaTFG.docx
+++ b/documentacion/MemoriaTFG.docx
@@ -1831,14 +1831,61 @@
         </w:rPr>
         <w:t xml:space="preserve">Aparte de tocar alguna cosa de </w:t>
       </w:r>
-      <w:proofErr w:type="spellStart"/>
-      <w:r>
-        <w:rPr>
-          <w:rFonts w:ascii="Arial" w:eastAsia="Arial" w:hAnsi="Arial" w:cs="Arial"/>
-        </w:rPr>
-        <w:t>codigo</w:t>
-      </w:r>
-      <w:proofErr w:type="spellEnd"/>
+      <w:r>
+        <w:rPr>
+          <w:rFonts w:ascii="Arial" w:eastAsia="Arial" w:hAnsi="Arial" w:cs="Arial"/>
+        </w:rPr>
+        <w:t>código</w:t>
+      </w:r>
+    </w:p>
+    <w:p>
+      <w:pPr>
+        <w:pStyle w:val="Prrafodelista"/>
+        <w:spacing w:before="240" w:after="240" w:line="360" w:lineRule="auto"/>
+        <w:rPr>
+          <w:rFonts w:ascii="Arial" w:eastAsia="Arial" w:hAnsi="Arial" w:cs="Arial"/>
+        </w:rPr>
+      </w:pPr>
+      <w:r>
+        <w:rPr>
+          <w:rFonts w:ascii="Arial" w:eastAsia="Arial" w:hAnsi="Arial" w:cs="Arial"/>
+        </w:rPr>
+        <w:drawing>
+          <wp:inline distT="0" distB="0" distL="0" distR="0" wp14:anchorId="3BF0E5FB" wp14:editId="23B3AF98">
+            <wp:extent cx="2600688" cy="1009791"/>
+            <wp:effectExtent l="0" t="0" r="9525" b="0"/>
+            <wp:docPr id="699715810" name="Imagen 1" descr="Texto&#10;&#10;El contenido generado por IA puede ser incorrecto."/>
+            <wp:cNvGraphicFramePr>
+              <a:graphicFrameLocks xmlns:a="http://schemas.openxmlformats.org/drawingml/2006/main" noChangeAspect="1"/>
+            </wp:cNvGraphicFramePr>
+            <a:graphic xmlns:a="http://schemas.openxmlformats.org/drawingml/2006/main">
+              <a:graphicData uri="http://schemas.openxmlformats.org/drawingml/2006/picture">
+                <pic:pic xmlns:pic="http://schemas.openxmlformats.org/drawingml/2006/picture">
+                  <pic:nvPicPr>
+                    <pic:cNvPr id="699715810" name="Imagen 1" descr="Texto&#10;&#10;El contenido generado por IA puede ser incorrecto."/>
+                    <pic:cNvPicPr/>
+                  </pic:nvPicPr>
+                  <pic:blipFill>
+                    <a:blip r:embed="rId13"/>
+                    <a:stretch>
+                      <a:fillRect/>
+                    </a:stretch>
+                  </pic:blipFill>
+                  <pic:spPr>
+                    <a:xfrm>
+                      <a:off x="0" y="0"/>
+                      <a:ext cx="2600688" cy="1009791"/>
+                    </a:xfrm>
+                    <a:prstGeom prst="rect">
+                      <a:avLst/>
+                    </a:prstGeom>
+                  </pic:spPr>
+                </pic:pic>
+              </a:graphicData>
+            </a:graphic>
+          </wp:inline>
+        </w:drawing>
+      </w:r>
     </w:p>
     <w:p>
       <w:pPr>
@@ -1900,20 +1947,6 @@
     </w:p>
     <w:p>
       <w:pPr>
-        <w:spacing w:before="240" w:after="240" w:line="360" w:lineRule="auto"/>
-        <w:rPr>
-          <w:rFonts w:ascii="Arial" w:eastAsia="Arial" w:hAnsi="Arial" w:cs="Arial"/>
-        </w:rPr>
-      </w:pPr>
-      <w:r>
-        <w:rPr>
-          <w:rFonts w:ascii="Arial" w:eastAsia="Arial" w:hAnsi="Arial" w:cs="Arial"/>
-        </w:rPr>
-        <w:t>FOTO (IMAGEN: CRONOGRAMA DE ACTIVIDADES – DIAGRAMA DE FASES)</w:t>
-      </w:r>
-    </w:p>
-    <w:p>
-      <w:pPr>
         <w:spacing w:before="240" w:after="240"/>
       </w:pPr>
     </w:p>
@@ -2086,20 +2119,6 @@
     </w:p>
     <w:p>
       <w:pPr>
-        <w:spacing w:before="240" w:after="240" w:line="360" w:lineRule="auto"/>
-        <w:rPr>
-          <w:rFonts w:ascii="Arial" w:eastAsia="Arial" w:hAnsi="Arial" w:cs="Arial"/>
-        </w:rPr>
-      </w:pPr>
-      <w:r>
-        <w:rPr>
-          <w:rFonts w:ascii="Arial" w:eastAsia="Arial" w:hAnsi="Arial" w:cs="Arial"/>
-        </w:rPr>
-        <w:t>FOTO (IMAGEN: GRÁFICO DE RESULTADOS O TABLA RESUMEN)</w:t>
-      </w:r>
-    </w:p>
-    <w:p>
-      <w:pPr>
         <w:spacing w:before="240" w:after="240"/>
       </w:pPr>
     </w:p>
@@ -2962,7 +2981,7 @@
         </w:rPr>
         <w:t xml:space="preserve">Recuperado 30 abril 2020, desde </w:t>
       </w:r>
-      <w:hyperlink r:id="rId13">
+      <w:hyperlink r:id="rId14">
         <w:r>
           <w:rPr>
             <w:rStyle w:val="Hipervnculo"/>
@@ -3150,10 +3169,10 @@
     </w:p>
     <w:p/>
     <w:sectPr>
-      <w:headerReference w:type="default" r:id="rId14"/>
-      <w:footerReference w:type="default" r:id="rId15"/>
-      <w:headerReference w:type="first" r:id="rId16"/>
-      <w:footerReference w:type="first" r:id="rId17"/>
+      <w:headerReference w:type="default" r:id="rId15"/>
+      <w:footerReference w:type="default" r:id="rId16"/>
+      <w:headerReference w:type="first" r:id="rId17"/>
+      <w:footerReference w:type="first" r:id="rId18"/>
       <w:pgSz w:w="11906" w:h="16838"/>
       <w:pgMar w:top="1440" w:right="1440" w:bottom="1440" w:left="1440" w:header="720" w:footer="720" w:gutter="0"/>
       <w:cols w:space="720"/>

--- a/documentacion/MemoriaTFG.docx
+++ b/documentacion/MemoriaTFG.docx
@@ -84,7 +84,7 @@
       </w:pPr>
       <w:r>
         <w:drawing>
-          <wp:inline wp14:editId="00BD9A02" wp14:anchorId="3386A8B3">
+          <wp:inline wp14:editId="58692577" wp14:anchorId="3386A8B3">
             <wp:extent cx="4086756" cy="4076171"/>
             <wp:effectExtent l="0" t="0" r="0" b="0"/>
             <wp:docPr id="1659862194" name="Imagen 1659862194" title=""/>
@@ -99,7 +99,7 @@
                     <pic:cNvPicPr/>
                   </pic:nvPicPr>
                   <pic:blipFill>
-                    <a:blip r:embed="R0a5232710892402a">
+                    <a:blip r:embed="Rf0b8e350250640b4">
                       <a:extLst xmlns:a="http://schemas.openxmlformats.org/drawingml/2006/main">
                         <a:ext uri="{28A0092B-C50C-407E-A947-70E740481C1C}">
                           <a14:useLocalDpi xmlns:a14="http://schemas.microsoft.com/office/drawing/2010/main" val="0"/>
@@ -942,7 +942,7 @@
       </w:pPr>
       <w:r>
         <w:drawing>
-          <wp:inline wp14:editId="5486B734" wp14:anchorId="21E2BF6F">
+          <wp:inline wp14:editId="6398D80D" wp14:anchorId="21E2BF6F">
             <wp:extent cx="2070108" cy="1381220"/>
             <wp:effectExtent l="0" t="0" r="0" b="0"/>
             <wp:docPr id="1367516902" name="Imagen 1367516902" title=""/>
@@ -957,7 +957,7 @@
                     <pic:cNvPicPr/>
                   </pic:nvPicPr>
                   <pic:blipFill>
-                    <a:blip r:embed="Ra41c02c99f314d93">
+                    <a:blip r:embed="R0e3ebc87d4e84ab0">
                       <a:extLst xmlns:a="http://schemas.openxmlformats.org/drawingml/2006/main">
                         <a:ext uri="{28A0092B-C50C-407E-A947-70E740481C1C}">
                           <a14:useLocalDpi xmlns:a14="http://schemas.microsoft.com/office/drawing/2010/main" val="0"/>
@@ -985,7 +985,7 @@
       </w:r>
       <w:r>
         <w:drawing>
-          <wp:inline wp14:editId="718B682E" wp14:anchorId="7E044AB2">
+          <wp:inline wp14:editId="2C2424D8" wp14:anchorId="7E044AB2">
             <wp:extent cx="1580030" cy="1185680"/>
             <wp:effectExtent l="0" t="0" r="0" b="0"/>
             <wp:docPr id="1803671693" name="Imagen 1803671693" title=""/>
@@ -1000,7 +1000,7 @@
                     <pic:cNvPicPr/>
                   </pic:nvPicPr>
                   <pic:blipFill>
-                    <a:blip r:embed="R26e6bf44ebe247d2">
+                    <a:blip r:embed="Rbcfed017e4a74d78">
                       <a:extLst xmlns:a="http://schemas.openxmlformats.org/drawingml/2006/main">
                         <a:ext uri="{28A0092B-C50C-407E-A947-70E740481C1C}">
                           <a14:useLocalDpi xmlns:a14="http://schemas.microsoft.com/office/drawing/2010/main" val="0"/>
@@ -1155,7 +1155,7 @@
       </w:pPr>
       <w:r>
         <w:drawing>
-          <wp:inline wp14:editId="08CAD8E1" wp14:anchorId="67EB2640">
+          <wp:inline wp14:editId="6E743F75" wp14:anchorId="67EB2640">
             <wp:extent cx="978836" cy="918695"/>
             <wp:effectExtent l="0" t="0" r="0" b="0"/>
             <wp:docPr id="1775646849" name="Imagen 1775646849" title=""/>
@@ -1170,7 +1170,7 @@
                     <pic:cNvPicPr/>
                   </pic:nvPicPr>
                   <pic:blipFill>
-                    <a:blip r:embed="R7e62c776f21c4eef">
+                    <a:blip r:embed="Rc5ac34d62bda40a1">
                       <a:extLst xmlns:a="http://schemas.openxmlformats.org/drawingml/2006/main">
                         <a:ext uri="{28A0092B-C50C-407E-A947-70E740481C1C}">
                           <a14:useLocalDpi xmlns:a14="http://schemas.microsoft.com/office/drawing/2010/main" val="0"/>
@@ -1211,7 +1211,7 @@
       </w:r>
       <w:r>
         <w:drawing>
-          <wp:inline wp14:editId="7C4C3E75" wp14:anchorId="0F311529">
+          <wp:inline wp14:editId="4FD764E5" wp14:anchorId="0F311529">
             <wp:extent cx="895350" cy="895350"/>
             <wp:effectExtent l="0" t="0" r="0" b="0"/>
             <wp:docPr id="366734946" name="Imagen 366734946" title=""/>
@@ -1226,7 +1226,7 @@
                     <pic:cNvPicPr/>
                   </pic:nvPicPr>
                   <pic:blipFill>
-                    <a:blip r:embed="Rb00887f4cda5431e">
+                    <a:blip r:embed="R951d3702b3d949ce">
                       <a:extLst xmlns:a="http://schemas.openxmlformats.org/drawingml/2006/main">
                         <a:ext uri="{28A0092B-C50C-407E-A947-70E740481C1C}">
                           <a14:useLocalDpi xmlns:a14="http://schemas.microsoft.com/office/drawing/2010/main" val="0"/>
@@ -2346,752 +2346,17 @@
     </w:p>
     <w:p>
       <w:pPr>
+        <w:pStyle w:val="Normal"/>
         <w:spacing w:before="240" w:beforeAutospacing="off" w:after="240" w:afterAutospacing="off"/>
-      </w:pPr>
-      <w:r>
-        <w:rPr>
-          <w:rFonts w:ascii="Arial" w:hAnsi="Arial" w:eastAsia="Arial" w:cs="Arial"/>
-          <w:b w:val="1"/>
-          <w:bCs w:val="1"/>
+        <w:ind w:left="708"/>
+        <w:rPr>
+          <w:rFonts w:ascii="Arial" w:hAnsi="Arial" w:eastAsia="Arial" w:cs="Arial"/>
           <w:noProof w:val="0"/>
           <w:sz w:val="24"/>
           <w:szCs w:val="24"/>
           <w:lang w:val="es-ES"/>
         </w:rPr>
-        <w:t>Arquitectura</w:t>
-      </w:r>
-    </w:p>
-    <w:p>
-      <w:pPr>
-        <w:pStyle w:val="Prrafodelista"/>
-        <w:numPr>
-          <w:ilvl w:val="0"/>
-          <w:numId w:val="44"/>
-        </w:numPr>
-        <w:spacing w:before="240" w:beforeAutospacing="off" w:after="240" w:afterAutospacing="off"/>
-        <w:rPr>
-          <w:rFonts w:ascii="Arial" w:hAnsi="Arial" w:eastAsia="Arial" w:cs="Arial"/>
-          <w:noProof w:val="0"/>
-          <w:sz w:val="24"/>
-          <w:szCs w:val="24"/>
-          <w:lang w:val="es-ES"/>
-        </w:rPr>
-      </w:pPr>
-      <w:r>
-        <w:rPr>
-          <w:rFonts w:ascii="Arial" w:hAnsi="Arial" w:eastAsia="Arial" w:cs="Arial"/>
-          <w:noProof w:val="0"/>
-          <w:sz w:val="24"/>
-          <w:szCs w:val="24"/>
-          <w:lang w:val="es-ES"/>
-        </w:rPr>
-        <w:t>Cliente–Servidor: Angular en el frontend, Symfony en el backend.</w:t>
-      </w:r>
-    </w:p>
-    <w:p>
-      <w:pPr>
-        <w:pStyle w:val="Prrafodelista"/>
-        <w:numPr>
-          <w:ilvl w:val="0"/>
-          <w:numId w:val="44"/>
-        </w:numPr>
-        <w:spacing w:before="240" w:beforeAutospacing="off" w:after="240" w:afterAutospacing="off"/>
-        <w:rPr>
-          <w:rFonts w:ascii="Arial" w:hAnsi="Arial" w:eastAsia="Arial" w:cs="Arial"/>
-          <w:noProof w:val="0"/>
-          <w:sz w:val="24"/>
-          <w:szCs w:val="24"/>
-          <w:lang w:val="es-ES"/>
-        </w:rPr>
-      </w:pPr>
-      <w:r>
-        <w:rPr>
-          <w:rFonts w:ascii="Arial" w:hAnsi="Arial" w:eastAsia="Arial" w:cs="Arial"/>
-          <w:noProof w:val="0"/>
-          <w:sz w:val="24"/>
-          <w:szCs w:val="24"/>
-          <w:lang w:val="es-ES"/>
-        </w:rPr>
-        <w:t>Patrón MVC en Symfony para separar Controladores, Entidades y Vistas (API Platform expone los endpoints REST).</w:t>
-      </w:r>
-    </w:p>
-    <w:p>
-      <w:pPr>
-        <w:pStyle w:val="Prrafodelista"/>
-        <w:numPr>
-          <w:ilvl w:val="0"/>
-          <w:numId w:val="44"/>
-        </w:numPr>
-        <w:spacing w:before="240" w:beforeAutospacing="off" w:after="240" w:afterAutospacing="off"/>
-        <w:rPr>
-          <w:rFonts w:ascii="Arial" w:hAnsi="Arial" w:eastAsia="Arial" w:cs="Arial"/>
-          <w:noProof w:val="0"/>
-          <w:sz w:val="24"/>
-          <w:szCs w:val="24"/>
-          <w:lang w:val="es-ES"/>
-        </w:rPr>
-      </w:pPr>
-      <w:r>
-        <w:rPr>
-          <w:rFonts w:ascii="Arial" w:hAnsi="Arial" w:eastAsia="Arial" w:cs="Arial"/>
-          <w:noProof w:val="0"/>
-          <w:sz w:val="24"/>
-          <w:szCs w:val="24"/>
-          <w:lang w:val="es-ES"/>
-        </w:rPr>
-        <w:t>Servicios Angular encargados de la comunicación HTTP.</w:t>
-      </w:r>
-    </w:p>
-    <w:p>
-      <w:pPr>
-        <w:spacing w:before="240" w:beforeAutospacing="off" w:after="240" w:afterAutospacing="off"/>
-      </w:pPr>
-      <w:r>
-        <w:rPr>
-          <w:rFonts w:ascii="Arial" w:hAnsi="Arial" w:eastAsia="Arial" w:cs="Arial"/>
-          <w:b w:val="1"/>
-          <w:bCs w:val="1"/>
-          <w:noProof w:val="0"/>
-          <w:sz w:val="24"/>
-          <w:szCs w:val="24"/>
-          <w:lang w:val="es-ES"/>
-        </w:rPr>
-        <w:t>Backend (Symfony)</w:t>
-      </w:r>
-    </w:p>
-    <w:p>
-      <w:pPr>
-        <w:pStyle w:val="Prrafodelista"/>
-        <w:numPr>
-          <w:ilvl w:val="0"/>
-          <w:numId w:val="45"/>
-        </w:numPr>
-        <w:spacing w:before="240" w:beforeAutospacing="off" w:after="240" w:afterAutospacing="off"/>
-        <w:rPr>
-          <w:rFonts w:ascii="Arial" w:hAnsi="Arial" w:eastAsia="Arial" w:cs="Arial"/>
-          <w:noProof w:val="0"/>
-          <w:sz w:val="24"/>
-          <w:szCs w:val="24"/>
-          <w:lang w:val="es-ES"/>
-        </w:rPr>
-      </w:pPr>
-      <w:r>
-        <w:rPr>
-          <w:rFonts w:ascii="Arial" w:hAnsi="Arial" w:eastAsia="Arial" w:cs="Arial"/>
-          <w:b w:val="1"/>
-          <w:bCs w:val="1"/>
-          <w:noProof w:val="0"/>
-          <w:sz w:val="24"/>
-          <w:szCs w:val="24"/>
-          <w:lang w:val="es-ES"/>
-        </w:rPr>
-        <w:t xml:space="preserve">API </w:t>
-      </w:r>
-      <w:r>
-        <w:rPr>
-          <w:rFonts w:ascii="Arial" w:hAnsi="Arial" w:eastAsia="Arial" w:cs="Arial"/>
-          <w:b w:val="1"/>
-          <w:bCs w:val="1"/>
-          <w:noProof w:val="0"/>
-          <w:sz w:val="24"/>
-          <w:szCs w:val="24"/>
-          <w:lang w:val="es-ES"/>
-        </w:rPr>
-        <w:t>Platform</w:t>
-      </w:r>
-      <w:r>
-        <w:rPr>
-          <w:rFonts w:ascii="Arial" w:hAnsi="Arial" w:eastAsia="Arial" w:cs="Arial"/>
-          <w:noProof w:val="0"/>
-          <w:sz w:val="24"/>
-          <w:szCs w:val="24"/>
-          <w:lang w:val="es-ES"/>
-        </w:rPr>
-        <w:t xml:space="preserve"> para exponer recursos de </w:t>
-      </w:r>
-      <w:r>
-        <w:rPr>
-          <w:rFonts w:ascii="Consolas" w:hAnsi="Consolas" w:eastAsia="Consolas" w:cs="Consolas"/>
-          <w:noProof w:val="0"/>
-          <w:sz w:val="24"/>
-          <w:szCs w:val="24"/>
-          <w:lang w:val="es-ES"/>
-        </w:rPr>
-        <w:t>Trajes,Padres y Usuarios</w:t>
-      </w:r>
-      <w:r>
-        <w:rPr>
-          <w:rFonts w:ascii="Arial" w:hAnsi="Arial" w:eastAsia="Arial" w:cs="Arial"/>
-          <w:noProof w:val="0"/>
-          <w:sz w:val="24"/>
-          <w:szCs w:val="24"/>
-          <w:lang w:val="es-ES"/>
-        </w:rPr>
-        <w:t>.</w:t>
-      </w:r>
-    </w:p>
-    <w:p>
-      <w:pPr>
-        <w:pStyle w:val="Prrafodelista"/>
-        <w:numPr>
-          <w:ilvl w:val="0"/>
-          <w:numId w:val="45"/>
-        </w:numPr>
-        <w:spacing w:before="240" w:beforeAutospacing="off" w:after="240" w:afterAutospacing="off"/>
-        <w:rPr>
-          <w:rFonts w:ascii="Arial" w:hAnsi="Arial" w:eastAsia="Arial" w:cs="Arial"/>
-          <w:noProof w:val="0"/>
-          <w:sz w:val="24"/>
-          <w:szCs w:val="24"/>
-          <w:lang w:val="es-ES"/>
-        </w:rPr>
-      </w:pPr>
-      <w:r>
-        <w:rPr>
-          <w:rFonts w:ascii="Arial" w:hAnsi="Arial" w:eastAsia="Arial" w:cs="Arial"/>
-          <w:b w:val="1"/>
-          <w:bCs w:val="1"/>
-          <w:noProof w:val="0"/>
-          <w:sz w:val="24"/>
-          <w:szCs w:val="24"/>
-          <w:lang w:val="es-ES"/>
-        </w:rPr>
-        <w:t>Doctrine ORM</w:t>
-      </w:r>
-      <w:r>
-        <w:rPr>
-          <w:rFonts w:ascii="Arial" w:hAnsi="Arial" w:eastAsia="Arial" w:cs="Arial"/>
-          <w:noProof w:val="0"/>
-          <w:sz w:val="24"/>
-          <w:szCs w:val="24"/>
-          <w:lang w:val="es-ES"/>
-        </w:rPr>
-        <w:t xml:space="preserve"> para mapeo de entidades a tablas MariaDB.</w:t>
-      </w:r>
-    </w:p>
-    <w:p>
-      <w:pPr>
-        <w:pStyle w:val="Prrafodelista"/>
-        <w:numPr>
-          <w:ilvl w:val="0"/>
-          <w:numId w:val="45"/>
-        </w:numPr>
-        <w:spacing w:before="240" w:beforeAutospacing="off" w:after="240" w:afterAutospacing="off"/>
-        <w:rPr>
-          <w:rFonts w:ascii="Arial" w:hAnsi="Arial" w:eastAsia="Arial" w:cs="Arial"/>
-          <w:noProof w:val="0"/>
-          <w:sz w:val="24"/>
-          <w:szCs w:val="24"/>
-          <w:lang w:val="es-ES"/>
-        </w:rPr>
-      </w:pPr>
-      <w:r>
-        <w:rPr>
-          <w:rFonts w:ascii="Arial" w:hAnsi="Arial" w:eastAsia="Arial" w:cs="Arial"/>
-          <w:b w:val="1"/>
-          <w:bCs w:val="1"/>
-          <w:noProof w:val="0"/>
-          <w:sz w:val="24"/>
-          <w:szCs w:val="24"/>
-          <w:lang w:val="es-ES"/>
-        </w:rPr>
-        <w:t>AuthController</w:t>
-      </w:r>
-      <w:r>
-        <w:rPr>
-          <w:rFonts w:ascii="Arial" w:hAnsi="Arial" w:eastAsia="Arial" w:cs="Arial"/>
-          <w:noProof w:val="0"/>
-          <w:sz w:val="24"/>
-          <w:szCs w:val="24"/>
-          <w:lang w:val="es-ES"/>
-        </w:rPr>
-        <w:t xml:space="preserve"> para autenticación con MD5 y control de acceso.</w:t>
-      </w:r>
-    </w:p>
-    <w:p>
-      <w:pPr>
-        <w:pStyle w:val="Prrafodelista"/>
-        <w:numPr>
-          <w:ilvl w:val="0"/>
-          <w:numId w:val="45"/>
-        </w:numPr>
-        <w:spacing w:before="240" w:beforeAutospacing="off" w:after="240" w:afterAutospacing="off"/>
-        <w:rPr>
-          <w:rFonts w:ascii="Arial" w:hAnsi="Arial" w:eastAsia="Arial" w:cs="Arial"/>
-          <w:noProof w:val="0"/>
-          <w:sz w:val="24"/>
-          <w:szCs w:val="24"/>
-          <w:lang w:val="es-ES"/>
-        </w:rPr>
-      </w:pPr>
-      <w:r>
-        <w:rPr>
-          <w:rFonts w:ascii="Arial" w:hAnsi="Arial" w:eastAsia="Arial" w:cs="Arial"/>
-          <w:b w:val="1"/>
-          <w:bCs w:val="1"/>
-          <w:noProof w:val="0"/>
-          <w:sz w:val="24"/>
-          <w:szCs w:val="24"/>
-          <w:lang w:val="es-ES"/>
-        </w:rPr>
-        <w:t>Docker</w:t>
-      </w:r>
-      <w:r>
-        <w:rPr>
-          <w:rFonts w:ascii="Arial" w:hAnsi="Arial" w:eastAsia="Arial" w:cs="Arial"/>
-          <w:noProof w:val="0"/>
-          <w:sz w:val="24"/>
-          <w:szCs w:val="24"/>
-          <w:lang w:val="es-ES"/>
-        </w:rPr>
-        <w:t xml:space="preserve"> orquesta el entorno con contenedores PHP/Apache y MariaDB.</w:t>
-      </w:r>
-    </w:p>
-    <w:p>
-      <w:pPr>
-        <w:spacing w:before="240" w:beforeAutospacing="off" w:after="240" w:afterAutospacing="off"/>
-      </w:pPr>
-      <w:r>
-        <w:rPr>
-          <w:rFonts w:ascii="Arial" w:hAnsi="Arial" w:eastAsia="Arial" w:cs="Arial"/>
-          <w:b w:val="1"/>
-          <w:bCs w:val="1"/>
-          <w:noProof w:val="0"/>
-          <w:sz w:val="24"/>
-          <w:szCs w:val="24"/>
-          <w:lang w:val="es-ES"/>
-        </w:rPr>
-        <w:t>Frontend (Angular)</w:t>
-      </w:r>
-    </w:p>
-    <w:p>
-      <w:pPr>
-        <w:pStyle w:val="Prrafodelista"/>
-        <w:numPr>
-          <w:ilvl w:val="0"/>
-          <w:numId w:val="46"/>
-        </w:numPr>
-        <w:spacing w:before="240" w:beforeAutospacing="off" w:after="240" w:afterAutospacing="off"/>
-        <w:rPr>
-          <w:rFonts w:ascii="Arial" w:hAnsi="Arial" w:eastAsia="Arial" w:cs="Arial"/>
-          <w:noProof w:val="0"/>
-          <w:sz w:val="24"/>
-          <w:szCs w:val="24"/>
-          <w:lang w:val="es-ES"/>
-        </w:rPr>
-      </w:pPr>
-      <w:r>
-        <w:rPr>
-          <w:rFonts w:ascii="Arial" w:hAnsi="Arial" w:eastAsia="Arial" w:cs="Arial"/>
-          <w:b w:val="1"/>
-          <w:bCs w:val="1"/>
-          <w:noProof w:val="0"/>
-          <w:sz w:val="24"/>
-          <w:szCs w:val="24"/>
-          <w:lang w:val="es-ES"/>
-        </w:rPr>
-        <w:t>Angular</w:t>
-      </w:r>
-      <w:r>
-        <w:rPr>
-          <w:rFonts w:ascii="Arial" w:hAnsi="Arial" w:eastAsia="Arial" w:cs="Arial"/>
-          <w:noProof w:val="0"/>
-          <w:sz w:val="24"/>
-          <w:szCs w:val="24"/>
-          <w:lang w:val="es-ES"/>
-        </w:rPr>
-        <w:t>: SPA modular, componentes independientes (</w:t>
-      </w:r>
-      <w:r>
-        <w:rPr>
-          <w:rFonts w:ascii="Consolas" w:hAnsi="Consolas" w:eastAsia="Consolas" w:cs="Consolas"/>
-          <w:noProof w:val="0"/>
-          <w:sz w:val="24"/>
-          <w:szCs w:val="24"/>
-          <w:lang w:val="es-ES"/>
-        </w:rPr>
-        <w:t>TrajesComponent</w:t>
-      </w:r>
-      <w:r>
-        <w:rPr>
-          <w:rFonts w:ascii="Arial" w:hAnsi="Arial" w:eastAsia="Arial" w:cs="Arial"/>
-          <w:noProof w:val="0"/>
-          <w:sz w:val="24"/>
-          <w:szCs w:val="24"/>
-          <w:lang w:val="es-ES"/>
-        </w:rPr>
-        <w:t xml:space="preserve">, </w:t>
-      </w:r>
-      <w:r>
-        <w:rPr>
-          <w:rFonts w:ascii="Consolas" w:hAnsi="Consolas" w:eastAsia="Consolas" w:cs="Consolas"/>
-          <w:noProof w:val="0"/>
-          <w:sz w:val="24"/>
-          <w:szCs w:val="24"/>
-          <w:lang w:val="es-ES"/>
-        </w:rPr>
-        <w:t>MiPerfilComponent</w:t>
-      </w:r>
-      <w:r>
-        <w:rPr>
-          <w:rFonts w:ascii="Arial" w:hAnsi="Arial" w:eastAsia="Arial" w:cs="Arial"/>
-          <w:noProof w:val="0"/>
-          <w:sz w:val="24"/>
-          <w:szCs w:val="24"/>
-          <w:lang w:val="es-ES"/>
-        </w:rPr>
-        <w:t xml:space="preserve">, </w:t>
-      </w:r>
-      <w:r>
-        <w:rPr>
-          <w:rFonts w:ascii="Consolas" w:hAnsi="Consolas" w:eastAsia="Consolas" w:cs="Consolas"/>
-          <w:noProof w:val="0"/>
-          <w:sz w:val="24"/>
-          <w:szCs w:val="24"/>
-          <w:lang w:val="es-ES"/>
-        </w:rPr>
-        <w:t>ReservasComponent</w:t>
-      </w:r>
-      <w:r>
-        <w:rPr>
-          <w:rFonts w:ascii="Arial" w:hAnsi="Arial" w:eastAsia="Arial" w:cs="Arial"/>
-          <w:noProof w:val="0"/>
-          <w:sz w:val="24"/>
-          <w:szCs w:val="24"/>
-          <w:lang w:val="es-ES"/>
-        </w:rPr>
-        <w:t>).</w:t>
-      </w:r>
-    </w:p>
-    <w:p>
-      <w:pPr>
-        <w:pStyle w:val="Prrafodelista"/>
-        <w:numPr>
-          <w:ilvl w:val="0"/>
-          <w:numId w:val="46"/>
-        </w:numPr>
-        <w:spacing w:before="240" w:beforeAutospacing="off" w:after="240" w:afterAutospacing="off"/>
-        <w:rPr>
-          <w:rFonts w:ascii="Arial" w:hAnsi="Arial" w:eastAsia="Arial" w:cs="Arial"/>
-          <w:noProof w:val="0"/>
-          <w:sz w:val="24"/>
-          <w:szCs w:val="24"/>
-          <w:lang w:val="es-ES"/>
-        </w:rPr>
-      </w:pPr>
-      <w:r>
-        <w:rPr>
-          <w:rFonts w:ascii="Arial" w:hAnsi="Arial" w:eastAsia="Arial" w:cs="Arial"/>
-          <w:b w:val="1"/>
-          <w:bCs w:val="1"/>
-          <w:noProof w:val="0"/>
-          <w:sz w:val="24"/>
-          <w:szCs w:val="24"/>
-          <w:lang w:val="es-ES"/>
-        </w:rPr>
-        <w:t>Reactive Forms</w:t>
-      </w:r>
-      <w:r>
-        <w:rPr>
-          <w:rFonts w:ascii="Arial" w:hAnsi="Arial" w:eastAsia="Arial" w:cs="Arial"/>
-          <w:noProof w:val="0"/>
-          <w:sz w:val="24"/>
-          <w:szCs w:val="24"/>
-          <w:lang w:val="es-ES"/>
-        </w:rPr>
-        <w:t xml:space="preserve"> para formularios de registro, login y creación de trajes.</w:t>
-      </w:r>
-    </w:p>
-    <w:p>
-      <w:pPr>
-        <w:pStyle w:val="Prrafodelista"/>
-        <w:numPr>
-          <w:ilvl w:val="0"/>
-          <w:numId w:val="46"/>
-        </w:numPr>
-        <w:spacing w:before="240" w:beforeAutospacing="off" w:after="240" w:afterAutospacing="off"/>
-        <w:rPr>
-          <w:rFonts w:ascii="Arial" w:hAnsi="Arial" w:eastAsia="Arial" w:cs="Arial"/>
-          <w:noProof w:val="0"/>
-          <w:sz w:val="24"/>
-          <w:szCs w:val="24"/>
-          <w:lang w:val="es-ES"/>
-        </w:rPr>
-      </w:pPr>
-      <w:r>
-        <w:rPr>
-          <w:rFonts w:ascii="Arial" w:hAnsi="Arial" w:eastAsia="Arial" w:cs="Arial"/>
-          <w:b w:val="1"/>
-          <w:bCs w:val="1"/>
-          <w:noProof w:val="0"/>
-          <w:sz w:val="24"/>
-          <w:szCs w:val="24"/>
-          <w:lang w:val="es-ES"/>
-        </w:rPr>
-        <w:t>Bootstrap 5</w:t>
-      </w:r>
-      <w:r>
-        <w:rPr>
-          <w:rFonts w:ascii="Arial" w:hAnsi="Arial" w:eastAsia="Arial" w:cs="Arial"/>
-          <w:noProof w:val="0"/>
-          <w:sz w:val="24"/>
-          <w:szCs w:val="24"/>
-          <w:lang w:val="es-ES"/>
-        </w:rPr>
-        <w:t xml:space="preserve"> para diseño responsivo y estilos base.</w:t>
-      </w:r>
-    </w:p>
-    <w:p>
-      <w:pPr>
-        <w:pStyle w:val="Prrafodelista"/>
-        <w:numPr>
-          <w:ilvl w:val="0"/>
-          <w:numId w:val="46"/>
-        </w:numPr>
-        <w:spacing w:before="240" w:beforeAutospacing="off" w:after="240" w:afterAutospacing="off"/>
-        <w:rPr>
-          <w:rFonts w:ascii="Arial" w:hAnsi="Arial" w:eastAsia="Arial" w:cs="Arial"/>
-          <w:noProof w:val="0"/>
-          <w:sz w:val="24"/>
-          <w:szCs w:val="24"/>
-          <w:lang w:val="es-ES"/>
-        </w:rPr>
-      </w:pPr>
-      <w:r>
-        <w:rPr>
-          <w:rFonts w:ascii="Arial" w:hAnsi="Arial" w:eastAsia="Arial" w:cs="Arial"/>
-          <w:b w:val="1"/>
-          <w:bCs w:val="1"/>
-          <w:noProof w:val="0"/>
-          <w:sz w:val="24"/>
-          <w:szCs w:val="24"/>
-          <w:lang w:val="es-ES"/>
-        </w:rPr>
-        <w:t>Proxy-Config</w:t>
-      </w:r>
-      <w:r>
-        <w:rPr>
-          <w:rFonts w:ascii="Arial" w:hAnsi="Arial" w:eastAsia="Arial" w:cs="Arial"/>
-          <w:noProof w:val="0"/>
-          <w:sz w:val="24"/>
-          <w:szCs w:val="24"/>
-          <w:lang w:val="es-ES"/>
-        </w:rPr>
-        <w:t xml:space="preserve"> para redirigir </w:t>
-      </w:r>
-      <w:r>
-        <w:rPr>
-          <w:rFonts w:ascii="Consolas" w:hAnsi="Consolas" w:eastAsia="Consolas" w:cs="Consolas"/>
-          <w:noProof w:val="0"/>
-          <w:sz w:val="24"/>
-          <w:szCs w:val="24"/>
-          <w:lang w:val="es-ES"/>
-        </w:rPr>
-        <w:t>/api</w:t>
-      </w:r>
-      <w:r>
-        <w:rPr>
-          <w:rFonts w:ascii="Arial" w:hAnsi="Arial" w:eastAsia="Arial" w:cs="Arial"/>
-          <w:noProof w:val="0"/>
-          <w:sz w:val="24"/>
-          <w:szCs w:val="24"/>
-          <w:lang w:val="es-ES"/>
-        </w:rPr>
-        <w:t xml:space="preserve"> y </w:t>
-      </w:r>
-      <w:r>
-        <w:rPr>
-          <w:rFonts w:ascii="Consolas" w:hAnsi="Consolas" w:eastAsia="Consolas" w:cs="Consolas"/>
-          <w:noProof w:val="0"/>
-          <w:sz w:val="24"/>
-          <w:szCs w:val="24"/>
-          <w:lang w:val="es-ES"/>
-        </w:rPr>
-        <w:t>/auth</w:t>
-      </w:r>
-      <w:r>
-        <w:rPr>
-          <w:rFonts w:ascii="Arial" w:hAnsi="Arial" w:eastAsia="Arial" w:cs="Arial"/>
-          <w:noProof w:val="0"/>
-          <w:sz w:val="24"/>
-          <w:szCs w:val="24"/>
-          <w:lang w:val="es-ES"/>
-        </w:rPr>
-        <w:t xml:space="preserve"> localmente al backend.</w:t>
-      </w:r>
-    </w:p>
-    <w:p>
-      <w:pPr>
-        <w:spacing w:before="240" w:beforeAutospacing="off" w:after="240" w:afterAutospacing="off"/>
-      </w:pPr>
-      <w:r>
-        <w:rPr>
-          <w:rFonts w:ascii="Arial" w:hAnsi="Arial" w:eastAsia="Arial" w:cs="Arial"/>
-          <w:b w:val="1"/>
-          <w:bCs w:val="1"/>
-          <w:noProof w:val="0"/>
-          <w:sz w:val="24"/>
-          <w:szCs w:val="24"/>
-          <w:lang w:val="es-ES"/>
-        </w:rPr>
-        <w:t>Otras tecnologías</w:t>
-      </w:r>
-    </w:p>
-    <w:p>
-      <w:pPr>
-        <w:pStyle w:val="Prrafodelista"/>
-        <w:numPr>
-          <w:ilvl w:val="0"/>
-          <w:numId w:val="47"/>
-        </w:numPr>
-        <w:spacing w:before="240" w:beforeAutospacing="off" w:after="240" w:afterAutospacing="off"/>
-        <w:rPr>
-          <w:rFonts w:ascii="Arial" w:hAnsi="Arial" w:eastAsia="Arial" w:cs="Arial"/>
-          <w:noProof w:val="0"/>
-          <w:sz w:val="24"/>
-          <w:szCs w:val="24"/>
-          <w:lang w:val="es-ES"/>
-        </w:rPr>
-      </w:pPr>
-      <w:r>
-        <w:rPr>
-          <w:rFonts w:ascii="Arial" w:hAnsi="Arial" w:eastAsia="Arial" w:cs="Arial"/>
-          <w:b w:val="1"/>
-          <w:bCs w:val="1"/>
-          <w:noProof w:val="0"/>
-          <w:sz w:val="24"/>
-          <w:szCs w:val="24"/>
-          <w:lang w:val="es-ES"/>
-        </w:rPr>
-        <w:t>Docker Compose</w:t>
-      </w:r>
-      <w:r>
-        <w:rPr>
-          <w:rFonts w:ascii="Arial" w:hAnsi="Arial" w:eastAsia="Arial" w:cs="Arial"/>
-          <w:noProof w:val="0"/>
-          <w:sz w:val="24"/>
-          <w:szCs w:val="24"/>
-          <w:lang w:val="es-ES"/>
-        </w:rPr>
-        <w:t xml:space="preserve"> en desarrollo para levantar contenedores de PHP y BD.</w:t>
-      </w:r>
-    </w:p>
-    <w:p>
-      <w:pPr>
-        <w:pStyle w:val="Prrafodelista"/>
-        <w:numPr>
-          <w:ilvl w:val="0"/>
-          <w:numId w:val="47"/>
-        </w:numPr>
-        <w:spacing w:before="240" w:beforeAutospacing="off" w:after="240" w:afterAutospacing="off"/>
-        <w:rPr>
-          <w:rFonts w:ascii="Arial" w:hAnsi="Arial" w:eastAsia="Arial" w:cs="Arial"/>
-          <w:noProof w:val="0"/>
-          <w:sz w:val="24"/>
-          <w:szCs w:val="24"/>
-          <w:lang w:val="es-ES"/>
-        </w:rPr>
-      </w:pPr>
-      <w:r>
-        <w:rPr>
-          <w:rFonts w:ascii="Arial" w:hAnsi="Arial" w:eastAsia="Arial" w:cs="Arial"/>
-          <w:b w:val="1"/>
-          <w:bCs w:val="1"/>
-          <w:noProof w:val="0"/>
-          <w:sz w:val="24"/>
-          <w:szCs w:val="24"/>
-          <w:lang w:val="es-ES"/>
-        </w:rPr>
-        <w:t>Postman</w:t>
-      </w:r>
-      <w:r>
-        <w:rPr>
-          <w:rFonts w:ascii="Arial" w:hAnsi="Arial" w:eastAsia="Arial" w:cs="Arial"/>
-          <w:noProof w:val="0"/>
-          <w:sz w:val="24"/>
-          <w:szCs w:val="24"/>
-          <w:lang w:val="es-ES"/>
-        </w:rPr>
-        <w:t xml:space="preserve"> para testear manualmente los endpoints.</w:t>
-      </w:r>
-    </w:p>
-    <w:p>
-      <w:pPr>
-        <w:pStyle w:val="Prrafodelista"/>
-        <w:numPr>
-          <w:ilvl w:val="0"/>
-          <w:numId w:val="47"/>
-        </w:numPr>
-        <w:spacing w:before="240" w:beforeAutospacing="off" w:after="240" w:afterAutospacing="off"/>
-        <w:rPr>
-          <w:rFonts w:ascii="Arial" w:hAnsi="Arial" w:eastAsia="Arial" w:cs="Arial"/>
-          <w:noProof w:val="0"/>
-          <w:sz w:val="24"/>
-          <w:szCs w:val="24"/>
-          <w:lang w:val="es-ES"/>
-        </w:rPr>
-      </w:pPr>
-      <w:r>
-        <w:rPr>
-          <w:rFonts w:ascii="Arial" w:hAnsi="Arial" w:eastAsia="Arial" w:cs="Arial"/>
-          <w:b w:val="1"/>
-          <w:bCs w:val="1"/>
-          <w:noProof w:val="0"/>
-          <w:sz w:val="24"/>
-          <w:szCs w:val="24"/>
-          <w:lang w:val="es-ES"/>
-        </w:rPr>
-        <w:t>GitHub</w:t>
-      </w:r>
-      <w:r>
-        <w:rPr>
-          <w:rFonts w:ascii="Arial" w:hAnsi="Arial" w:eastAsia="Arial" w:cs="Arial"/>
-          <w:noProof w:val="0"/>
-          <w:sz w:val="24"/>
-          <w:szCs w:val="24"/>
-          <w:lang w:val="es-ES"/>
-        </w:rPr>
-        <w:t xml:space="preserve"> para control de versiones y colaboración.</w:t>
-      </w:r>
-    </w:p>
-    <w:p>
-      <w:pPr>
-        <w:pStyle w:val="Prrafodelista"/>
-        <w:numPr>
-          <w:ilvl w:val="0"/>
-          <w:numId w:val="47"/>
-        </w:numPr>
-        <w:spacing w:before="240" w:beforeAutospacing="off" w:after="240" w:afterAutospacing="off"/>
-        <w:rPr>
-          <w:rFonts w:ascii="Arial" w:hAnsi="Arial" w:eastAsia="Arial" w:cs="Arial"/>
-          <w:noProof w:val="0"/>
-          <w:sz w:val="24"/>
-          <w:szCs w:val="24"/>
-          <w:lang w:val="es-ES"/>
-        </w:rPr>
-      </w:pPr>
-      <w:r>
-        <w:rPr>
-          <w:rFonts w:ascii="Arial" w:hAnsi="Arial" w:eastAsia="Arial" w:cs="Arial"/>
-          <w:b w:val="1"/>
-          <w:bCs w:val="1"/>
-          <w:noProof w:val="0"/>
-          <w:sz w:val="24"/>
-          <w:szCs w:val="24"/>
-          <w:lang w:val="es-ES"/>
-        </w:rPr>
-        <w:t>Figma</w:t>
-      </w:r>
-      <w:r>
-        <w:rPr>
-          <w:rFonts w:ascii="Arial" w:hAnsi="Arial" w:eastAsia="Arial" w:cs="Arial"/>
-          <w:noProof w:val="0"/>
-          <w:sz w:val="24"/>
-          <w:szCs w:val="24"/>
-          <w:lang w:val="es-ES"/>
-        </w:rPr>
-        <w:t xml:space="preserve"> para los mockups UI/UX.</w:t>
-      </w:r>
+      </w:pPr>
     </w:p>
     <w:p>
       <w:pPr>
@@ -3100,10 +2365,10 @@
       </w:pPr>
       <w:r>
         <w:drawing>
-          <wp:inline wp14:editId="47C6F025" wp14:anchorId="05493AF5">
+          <wp:inline wp14:editId="32587324" wp14:anchorId="45E322C4">
             <wp:extent cx="2761024" cy="2715084"/>
             <wp:effectExtent l="0" t="0" r="0" b="0"/>
-            <wp:docPr id="1680746956" name="" title=""/>
+            <wp:docPr id="352714744" name="" title=""/>
             <wp:cNvGraphicFramePr>
               <a:graphicFrameLocks noChangeAspect="1"/>
             </wp:cNvGraphicFramePr>
@@ -3115,7 +2380,7 @@
                     <pic:cNvPicPr/>
                   </pic:nvPicPr>
                   <pic:blipFill>
-                    <a:blip r:embed="R645383e1da834dcd">
+                    <a:blip r:embed="Re7ae29d7f034445a">
                       <a:extLst>
                         <a:ext xmlns:a="http://schemas.openxmlformats.org/drawingml/2006/main" uri="{28A0092B-C50C-407E-A947-70E740481C1C}">
                           <a14:useLocalDpi val="0"/>
@@ -3151,14 +2416,14 @@
     <w:p>
       <w:pPr>
         <w:spacing w:before="240" w:beforeAutospacing="off" w:after="240" w:afterAutospacing="off"/>
-        <w:ind w:left="708"/>
+        <w:ind w:left="720"/>
       </w:pPr>
       <w:r>
         <w:drawing>
-          <wp:inline wp14:editId="14BC3B37" wp14:anchorId="4E53D21E">
+          <wp:inline wp14:editId="32F03B53" wp14:anchorId="45E61BBA">
             <wp:extent cx="2430145" cy="3962193"/>
             <wp:effectExtent l="0" t="0" r="0" b="0"/>
-            <wp:docPr id="1846933706" name="" descr="Imagen" title=""/>
+            <wp:docPr id="1822329442" name="" descr="Imagen" title=""/>
             <wp:cNvGraphicFramePr>
               <a:graphicFrameLocks noChangeAspect="1"/>
             </wp:cNvGraphicFramePr>
@@ -3170,7 +2435,7 @@
                     <pic:cNvPicPr/>
                   </pic:nvPicPr>
                   <pic:blipFill>
-                    <a:blip r:embed="R6acaa04ba8814863">
+                    <a:blip r:embed="R83e010a667174d49">
                       <a:extLst>
                         <a:ext xmlns:a="http://schemas.openxmlformats.org/drawingml/2006/main" uri="{28A0092B-C50C-407E-A947-70E740481C1C}">
                           <a14:useLocalDpi val="0"/>
@@ -3202,10 +2467,10 @@
       </w:r>
       <w:r>
         <w:drawing>
-          <wp:inline wp14:editId="3FDD34A9" wp14:anchorId="4A6C0785">
+          <wp:inline wp14:editId="7AAC873F" wp14:anchorId="014CBF9D">
             <wp:extent cx="2581005" cy="4060690"/>
             <wp:effectExtent l="0" t="0" r="0" b="0"/>
-            <wp:docPr id="910213187" name="" title=""/>
+            <wp:docPr id="411032978" name="" title=""/>
             <wp:cNvGraphicFramePr>
               <a:graphicFrameLocks noChangeAspect="1"/>
             </wp:cNvGraphicFramePr>
@@ -3217,7 +2482,7 @@
                     <pic:cNvPicPr/>
                   </pic:nvPicPr>
                   <pic:blipFill>
-                    <a:blip r:embed="Rf480bd970e5c4860">
+                    <a:blip r:embed="R73c962091356452c">
                       <a:extLst>
                         <a:ext xmlns:a="http://schemas.openxmlformats.org/drawingml/2006/main" uri="{28A0092B-C50C-407E-A947-70E740481C1C}">
                           <a14:useLocalDpi val="0"/>
@@ -3243,6 +2508,965 @@
           </wp:inline>
         </w:drawing>
       </w:r>
+    </w:p>
+    <w:p>
+      <w:pPr>
+        <w:spacing w:before="240" w:beforeAutospacing="off" w:after="240" w:afterAutospacing="off"/>
+      </w:pPr>
+      <w:r>
+        <w:rPr>
+          <w:rFonts w:ascii="Arial" w:hAnsi="Arial" w:eastAsia="Arial" w:cs="Arial"/>
+          <w:b w:val="1"/>
+          <w:bCs w:val="1"/>
+          <w:noProof w:val="0"/>
+          <w:sz w:val="24"/>
+          <w:szCs w:val="24"/>
+          <w:lang w:val="es-ES"/>
+        </w:rPr>
+        <w:t>Arquitectura</w:t>
+      </w:r>
+    </w:p>
+    <w:p>
+      <w:pPr>
+        <w:pStyle w:val="Prrafodelista"/>
+        <w:numPr>
+          <w:ilvl w:val="0"/>
+          <w:numId w:val="44"/>
+        </w:numPr>
+        <w:spacing w:before="240" w:beforeAutospacing="off" w:after="240" w:afterAutospacing="off"/>
+        <w:rPr>
+          <w:rFonts w:ascii="Arial" w:hAnsi="Arial" w:eastAsia="Arial" w:cs="Arial"/>
+          <w:noProof w:val="0"/>
+          <w:sz w:val="24"/>
+          <w:szCs w:val="24"/>
+          <w:lang w:val="es-ES"/>
+        </w:rPr>
+      </w:pPr>
+      <w:r>
+        <w:rPr>
+          <w:rFonts w:ascii="Arial" w:hAnsi="Arial" w:eastAsia="Arial" w:cs="Arial"/>
+          <w:noProof w:val="0"/>
+          <w:sz w:val="24"/>
+          <w:szCs w:val="24"/>
+          <w:lang w:val="es-ES"/>
+        </w:rPr>
+        <w:t>Cliente–Servidor: Angular en el frontend, Symfony en el backend.</w:t>
+      </w:r>
+    </w:p>
+    <w:p>
+      <w:pPr>
+        <w:pStyle w:val="Prrafodelista"/>
+        <w:numPr>
+          <w:ilvl w:val="0"/>
+          <w:numId w:val="44"/>
+        </w:numPr>
+        <w:spacing w:before="240" w:beforeAutospacing="off" w:after="240" w:afterAutospacing="off"/>
+        <w:rPr>
+          <w:rFonts w:ascii="Arial" w:hAnsi="Arial" w:eastAsia="Arial" w:cs="Arial"/>
+          <w:noProof w:val="0"/>
+          <w:sz w:val="24"/>
+          <w:szCs w:val="24"/>
+          <w:lang w:val="es-ES"/>
+        </w:rPr>
+      </w:pPr>
+      <w:r>
+        <w:rPr>
+          <w:rFonts w:ascii="Arial" w:hAnsi="Arial" w:eastAsia="Arial" w:cs="Arial"/>
+          <w:noProof w:val="0"/>
+          <w:sz w:val="24"/>
+          <w:szCs w:val="24"/>
+          <w:lang w:val="es-ES"/>
+        </w:rPr>
+        <w:t>Patrón MVC en Symfony para separar Controladores, Entidades y Vistas (API Platform expone los endpoints REST).</w:t>
+      </w:r>
+    </w:p>
+    <w:p>
+      <w:pPr>
+        <w:pStyle w:val="Prrafodelista"/>
+        <w:numPr>
+          <w:ilvl w:val="0"/>
+          <w:numId w:val="44"/>
+        </w:numPr>
+        <w:spacing w:before="240" w:beforeAutospacing="off" w:after="240" w:afterAutospacing="off"/>
+        <w:rPr>
+          <w:rFonts w:ascii="Arial" w:hAnsi="Arial" w:eastAsia="Arial" w:cs="Arial"/>
+          <w:noProof w:val="0"/>
+          <w:sz w:val="24"/>
+          <w:szCs w:val="24"/>
+          <w:lang w:val="es-ES"/>
+        </w:rPr>
+      </w:pPr>
+      <w:r>
+        <w:rPr>
+          <w:rFonts w:ascii="Arial" w:hAnsi="Arial" w:eastAsia="Arial" w:cs="Arial"/>
+          <w:noProof w:val="0"/>
+          <w:sz w:val="24"/>
+          <w:szCs w:val="24"/>
+          <w:lang w:val="es-ES"/>
+        </w:rPr>
+        <w:t>Servicios Angular encargados de la comunicación HTTP.</w:t>
+      </w:r>
+    </w:p>
+    <w:p>
+      <w:pPr>
+        <w:spacing w:before="240" w:beforeAutospacing="off" w:after="240" w:afterAutospacing="off"/>
+      </w:pPr>
+      <w:r>
+        <w:rPr>
+          <w:rFonts w:ascii="Arial" w:hAnsi="Arial" w:eastAsia="Arial" w:cs="Arial"/>
+          <w:b w:val="1"/>
+          <w:bCs w:val="1"/>
+          <w:noProof w:val="0"/>
+          <w:sz w:val="24"/>
+          <w:szCs w:val="24"/>
+          <w:lang w:val="es-ES"/>
+        </w:rPr>
+        <w:t>Backend (Symfony)</w:t>
+      </w:r>
+    </w:p>
+    <w:p>
+      <w:pPr>
+        <w:pStyle w:val="Prrafodelista"/>
+        <w:numPr>
+          <w:ilvl w:val="0"/>
+          <w:numId w:val="45"/>
+        </w:numPr>
+        <w:spacing w:before="240" w:beforeAutospacing="off" w:after="240" w:afterAutospacing="off"/>
+        <w:rPr>
+          <w:rFonts w:ascii="Arial" w:hAnsi="Arial" w:eastAsia="Arial" w:cs="Arial"/>
+          <w:noProof w:val="0"/>
+          <w:sz w:val="24"/>
+          <w:szCs w:val="24"/>
+          <w:lang w:val="es-ES"/>
+        </w:rPr>
+      </w:pPr>
+      <w:r>
+        <w:rPr>
+          <w:rFonts w:ascii="Arial" w:hAnsi="Arial" w:eastAsia="Arial" w:cs="Arial"/>
+          <w:b w:val="1"/>
+          <w:bCs w:val="1"/>
+          <w:noProof w:val="0"/>
+          <w:sz w:val="24"/>
+          <w:szCs w:val="24"/>
+          <w:lang w:val="es-ES"/>
+        </w:rPr>
+        <w:t xml:space="preserve">API </w:t>
+      </w:r>
+      <w:r>
+        <w:rPr>
+          <w:rFonts w:ascii="Arial" w:hAnsi="Arial" w:eastAsia="Arial" w:cs="Arial"/>
+          <w:b w:val="1"/>
+          <w:bCs w:val="1"/>
+          <w:noProof w:val="0"/>
+          <w:sz w:val="24"/>
+          <w:szCs w:val="24"/>
+          <w:lang w:val="es-ES"/>
+        </w:rPr>
+        <w:t>Platform</w:t>
+      </w:r>
+      <w:r>
+        <w:rPr>
+          <w:rFonts w:ascii="Arial" w:hAnsi="Arial" w:eastAsia="Arial" w:cs="Arial"/>
+          <w:noProof w:val="0"/>
+          <w:sz w:val="24"/>
+          <w:szCs w:val="24"/>
+          <w:lang w:val="es-ES"/>
+        </w:rPr>
+        <w:t xml:space="preserve"> para exponer recursos de </w:t>
+      </w:r>
+      <w:r>
+        <w:rPr>
+          <w:rFonts w:ascii="Consolas" w:hAnsi="Consolas" w:eastAsia="Consolas" w:cs="Consolas"/>
+          <w:noProof w:val="0"/>
+          <w:sz w:val="24"/>
+          <w:szCs w:val="24"/>
+          <w:lang w:val="es-ES"/>
+        </w:rPr>
+        <w:t>Trajes,Padres y Usuarios</w:t>
+      </w:r>
+      <w:r>
+        <w:rPr>
+          <w:rFonts w:ascii="Arial" w:hAnsi="Arial" w:eastAsia="Arial" w:cs="Arial"/>
+          <w:noProof w:val="0"/>
+          <w:sz w:val="24"/>
+          <w:szCs w:val="24"/>
+          <w:lang w:val="es-ES"/>
+        </w:rPr>
+        <w:t>.</w:t>
+      </w:r>
+    </w:p>
+    <w:p>
+      <w:pPr>
+        <w:pStyle w:val="Prrafodelista"/>
+        <w:numPr>
+          <w:ilvl w:val="0"/>
+          <w:numId w:val="45"/>
+        </w:numPr>
+        <w:spacing w:before="240" w:beforeAutospacing="off" w:after="240" w:afterAutospacing="off"/>
+        <w:rPr>
+          <w:rFonts w:ascii="Arial" w:hAnsi="Arial" w:eastAsia="Arial" w:cs="Arial"/>
+          <w:noProof w:val="0"/>
+          <w:sz w:val="24"/>
+          <w:szCs w:val="24"/>
+          <w:lang w:val="es-ES"/>
+        </w:rPr>
+      </w:pPr>
+      <w:r>
+        <w:rPr>
+          <w:rFonts w:ascii="Arial" w:hAnsi="Arial" w:eastAsia="Arial" w:cs="Arial"/>
+          <w:b w:val="1"/>
+          <w:bCs w:val="1"/>
+          <w:noProof w:val="0"/>
+          <w:sz w:val="24"/>
+          <w:szCs w:val="24"/>
+          <w:lang w:val="es-ES"/>
+        </w:rPr>
+        <w:t>Doctrine ORM</w:t>
+      </w:r>
+      <w:r>
+        <w:rPr>
+          <w:rFonts w:ascii="Arial" w:hAnsi="Arial" w:eastAsia="Arial" w:cs="Arial"/>
+          <w:noProof w:val="0"/>
+          <w:sz w:val="24"/>
+          <w:szCs w:val="24"/>
+          <w:lang w:val="es-ES"/>
+        </w:rPr>
+        <w:t xml:space="preserve"> para mapeo de entidades a tablas MariaDB.</w:t>
+      </w:r>
+    </w:p>
+    <w:p>
+      <w:pPr>
+        <w:pStyle w:val="Prrafodelista"/>
+        <w:numPr>
+          <w:ilvl w:val="0"/>
+          <w:numId w:val="45"/>
+        </w:numPr>
+        <w:spacing w:before="240" w:beforeAutospacing="off" w:after="240" w:afterAutospacing="off"/>
+        <w:rPr>
+          <w:rFonts w:ascii="Arial" w:hAnsi="Arial" w:eastAsia="Arial" w:cs="Arial"/>
+          <w:noProof w:val="0"/>
+          <w:sz w:val="24"/>
+          <w:szCs w:val="24"/>
+          <w:lang w:val="es-ES"/>
+        </w:rPr>
+      </w:pPr>
+      <w:r>
+        <w:rPr>
+          <w:rFonts w:ascii="Arial" w:hAnsi="Arial" w:eastAsia="Arial" w:cs="Arial"/>
+          <w:b w:val="1"/>
+          <w:bCs w:val="1"/>
+          <w:noProof w:val="0"/>
+          <w:sz w:val="24"/>
+          <w:szCs w:val="24"/>
+          <w:lang w:val="es-ES"/>
+        </w:rPr>
+        <w:t>AuthController</w:t>
+      </w:r>
+      <w:r>
+        <w:rPr>
+          <w:rFonts w:ascii="Arial" w:hAnsi="Arial" w:eastAsia="Arial" w:cs="Arial"/>
+          <w:noProof w:val="0"/>
+          <w:sz w:val="24"/>
+          <w:szCs w:val="24"/>
+          <w:lang w:val="es-ES"/>
+        </w:rPr>
+        <w:t xml:space="preserve"> para autenticación con MD5 y control de acceso.</w:t>
+      </w:r>
+    </w:p>
+    <w:p>
+      <w:pPr>
+        <w:pStyle w:val="Prrafodelista"/>
+        <w:numPr>
+          <w:ilvl w:val="0"/>
+          <w:numId w:val="45"/>
+        </w:numPr>
+        <w:spacing w:before="240" w:beforeAutospacing="off" w:after="240" w:afterAutospacing="off"/>
+        <w:rPr>
+          <w:rFonts w:ascii="Arial" w:hAnsi="Arial" w:eastAsia="Arial" w:cs="Arial"/>
+          <w:noProof w:val="0"/>
+          <w:sz w:val="24"/>
+          <w:szCs w:val="24"/>
+          <w:lang w:val="es-ES"/>
+        </w:rPr>
+      </w:pPr>
+      <w:r>
+        <w:rPr>
+          <w:rFonts w:ascii="Arial" w:hAnsi="Arial" w:eastAsia="Arial" w:cs="Arial"/>
+          <w:b w:val="1"/>
+          <w:bCs w:val="1"/>
+          <w:noProof w:val="0"/>
+          <w:sz w:val="24"/>
+          <w:szCs w:val="24"/>
+          <w:lang w:val="es-ES"/>
+        </w:rPr>
+        <w:t>Docker</w:t>
+      </w:r>
+      <w:r>
+        <w:rPr>
+          <w:rFonts w:ascii="Arial" w:hAnsi="Arial" w:eastAsia="Arial" w:cs="Arial"/>
+          <w:noProof w:val="0"/>
+          <w:sz w:val="24"/>
+          <w:szCs w:val="24"/>
+          <w:lang w:val="es-ES"/>
+        </w:rPr>
+        <w:t xml:space="preserve"> orquesta el entorno con contenedores PHP/Apache y MariaDB.</w:t>
+      </w:r>
+    </w:p>
+    <w:p>
+      <w:pPr>
+        <w:spacing w:before="240" w:beforeAutospacing="off" w:after="240" w:afterAutospacing="off"/>
+      </w:pPr>
+      <w:r>
+        <w:rPr>
+          <w:rFonts w:ascii="Arial" w:hAnsi="Arial" w:eastAsia="Arial" w:cs="Arial"/>
+          <w:b w:val="1"/>
+          <w:bCs w:val="1"/>
+          <w:noProof w:val="0"/>
+          <w:sz w:val="24"/>
+          <w:szCs w:val="24"/>
+          <w:lang w:val="es-ES"/>
+        </w:rPr>
+        <w:t>Frontend (Angular)</w:t>
+      </w:r>
+    </w:p>
+    <w:p>
+      <w:pPr>
+        <w:pStyle w:val="Prrafodelista"/>
+        <w:numPr>
+          <w:ilvl w:val="0"/>
+          <w:numId w:val="46"/>
+        </w:numPr>
+        <w:spacing w:before="240" w:beforeAutospacing="off" w:after="240" w:afterAutospacing="off"/>
+        <w:rPr>
+          <w:rFonts w:ascii="Arial" w:hAnsi="Arial" w:eastAsia="Arial" w:cs="Arial"/>
+          <w:noProof w:val="0"/>
+          <w:sz w:val="24"/>
+          <w:szCs w:val="24"/>
+          <w:lang w:val="es-ES"/>
+        </w:rPr>
+      </w:pPr>
+      <w:r>
+        <w:rPr>
+          <w:rFonts w:ascii="Arial" w:hAnsi="Arial" w:eastAsia="Arial" w:cs="Arial"/>
+          <w:b w:val="1"/>
+          <w:bCs w:val="1"/>
+          <w:noProof w:val="0"/>
+          <w:sz w:val="24"/>
+          <w:szCs w:val="24"/>
+          <w:lang w:val="es-ES"/>
+        </w:rPr>
+        <w:t>Angular</w:t>
+      </w:r>
+      <w:r>
+        <w:rPr>
+          <w:rFonts w:ascii="Arial" w:hAnsi="Arial" w:eastAsia="Arial" w:cs="Arial"/>
+          <w:noProof w:val="0"/>
+          <w:sz w:val="24"/>
+          <w:szCs w:val="24"/>
+          <w:lang w:val="es-ES"/>
+        </w:rPr>
+        <w:t>: SPA modular, componentes independientes (</w:t>
+      </w:r>
+      <w:r>
+        <w:rPr>
+          <w:rFonts w:ascii="Consolas" w:hAnsi="Consolas" w:eastAsia="Consolas" w:cs="Consolas"/>
+          <w:noProof w:val="0"/>
+          <w:sz w:val="24"/>
+          <w:szCs w:val="24"/>
+          <w:lang w:val="es-ES"/>
+        </w:rPr>
+        <w:t>TrajesComponent</w:t>
+      </w:r>
+      <w:r>
+        <w:rPr>
+          <w:rFonts w:ascii="Arial" w:hAnsi="Arial" w:eastAsia="Arial" w:cs="Arial"/>
+          <w:noProof w:val="0"/>
+          <w:sz w:val="24"/>
+          <w:szCs w:val="24"/>
+          <w:lang w:val="es-ES"/>
+        </w:rPr>
+        <w:t xml:space="preserve">, </w:t>
+      </w:r>
+      <w:r>
+        <w:rPr>
+          <w:rFonts w:ascii="Consolas" w:hAnsi="Consolas" w:eastAsia="Consolas" w:cs="Consolas"/>
+          <w:noProof w:val="0"/>
+          <w:sz w:val="24"/>
+          <w:szCs w:val="24"/>
+          <w:lang w:val="es-ES"/>
+        </w:rPr>
+        <w:t>MiPerfilComponent</w:t>
+      </w:r>
+      <w:r>
+        <w:rPr>
+          <w:rFonts w:ascii="Arial" w:hAnsi="Arial" w:eastAsia="Arial" w:cs="Arial"/>
+          <w:noProof w:val="0"/>
+          <w:sz w:val="24"/>
+          <w:szCs w:val="24"/>
+          <w:lang w:val="es-ES"/>
+        </w:rPr>
+        <w:t xml:space="preserve">, </w:t>
+      </w:r>
+      <w:r>
+        <w:rPr>
+          <w:rFonts w:ascii="Consolas" w:hAnsi="Consolas" w:eastAsia="Consolas" w:cs="Consolas"/>
+          <w:noProof w:val="0"/>
+          <w:sz w:val="24"/>
+          <w:szCs w:val="24"/>
+          <w:lang w:val="es-ES"/>
+        </w:rPr>
+        <w:t>ReservasComponent</w:t>
+      </w:r>
+      <w:r>
+        <w:rPr>
+          <w:rFonts w:ascii="Arial" w:hAnsi="Arial" w:eastAsia="Arial" w:cs="Arial"/>
+          <w:noProof w:val="0"/>
+          <w:sz w:val="24"/>
+          <w:szCs w:val="24"/>
+          <w:lang w:val="es-ES"/>
+        </w:rPr>
+        <w:t>).</w:t>
+      </w:r>
+    </w:p>
+    <w:p>
+      <w:pPr>
+        <w:pStyle w:val="Prrafodelista"/>
+        <w:numPr>
+          <w:ilvl w:val="0"/>
+          <w:numId w:val="46"/>
+        </w:numPr>
+        <w:spacing w:before="240" w:beforeAutospacing="off" w:after="240" w:afterAutospacing="off"/>
+        <w:rPr>
+          <w:rFonts w:ascii="Arial" w:hAnsi="Arial" w:eastAsia="Arial" w:cs="Arial"/>
+          <w:noProof w:val="0"/>
+          <w:sz w:val="24"/>
+          <w:szCs w:val="24"/>
+          <w:lang w:val="es-ES"/>
+        </w:rPr>
+      </w:pPr>
+      <w:r>
+        <w:rPr>
+          <w:rFonts w:ascii="Arial" w:hAnsi="Arial" w:eastAsia="Arial" w:cs="Arial"/>
+          <w:b w:val="1"/>
+          <w:bCs w:val="1"/>
+          <w:noProof w:val="0"/>
+          <w:sz w:val="24"/>
+          <w:szCs w:val="24"/>
+          <w:lang w:val="es-ES"/>
+        </w:rPr>
+        <w:t>Reactive Forms</w:t>
+      </w:r>
+      <w:r>
+        <w:rPr>
+          <w:rFonts w:ascii="Arial" w:hAnsi="Arial" w:eastAsia="Arial" w:cs="Arial"/>
+          <w:noProof w:val="0"/>
+          <w:sz w:val="24"/>
+          <w:szCs w:val="24"/>
+          <w:lang w:val="es-ES"/>
+        </w:rPr>
+        <w:t xml:space="preserve"> para formularios de registro, login y creación de trajes.</w:t>
+      </w:r>
+    </w:p>
+    <w:p>
+      <w:pPr>
+        <w:pStyle w:val="Prrafodelista"/>
+        <w:numPr>
+          <w:ilvl w:val="0"/>
+          <w:numId w:val="46"/>
+        </w:numPr>
+        <w:spacing w:before="240" w:beforeAutospacing="off" w:after="240" w:afterAutospacing="off"/>
+        <w:rPr>
+          <w:rFonts w:ascii="Arial" w:hAnsi="Arial" w:eastAsia="Arial" w:cs="Arial"/>
+          <w:noProof w:val="0"/>
+          <w:sz w:val="24"/>
+          <w:szCs w:val="24"/>
+          <w:lang w:val="es-ES"/>
+        </w:rPr>
+      </w:pPr>
+      <w:r>
+        <w:rPr>
+          <w:rFonts w:ascii="Arial" w:hAnsi="Arial" w:eastAsia="Arial" w:cs="Arial"/>
+          <w:b w:val="1"/>
+          <w:bCs w:val="1"/>
+          <w:noProof w:val="0"/>
+          <w:sz w:val="24"/>
+          <w:szCs w:val="24"/>
+          <w:lang w:val="es-ES"/>
+        </w:rPr>
+        <w:t>Bootstrap 5</w:t>
+      </w:r>
+      <w:r>
+        <w:rPr>
+          <w:rFonts w:ascii="Arial" w:hAnsi="Arial" w:eastAsia="Arial" w:cs="Arial"/>
+          <w:noProof w:val="0"/>
+          <w:sz w:val="24"/>
+          <w:szCs w:val="24"/>
+          <w:lang w:val="es-ES"/>
+        </w:rPr>
+        <w:t xml:space="preserve"> para diseño responsivo y estilos base.</w:t>
+      </w:r>
+    </w:p>
+    <w:p>
+      <w:pPr>
+        <w:pStyle w:val="Prrafodelista"/>
+        <w:numPr>
+          <w:ilvl w:val="0"/>
+          <w:numId w:val="46"/>
+        </w:numPr>
+        <w:spacing w:before="240" w:beforeAutospacing="off" w:after="240" w:afterAutospacing="off"/>
+        <w:rPr>
+          <w:rFonts w:ascii="Arial" w:hAnsi="Arial" w:eastAsia="Arial" w:cs="Arial"/>
+          <w:noProof w:val="0"/>
+          <w:sz w:val="24"/>
+          <w:szCs w:val="24"/>
+          <w:lang w:val="es-ES"/>
+        </w:rPr>
+      </w:pPr>
+      <w:r>
+        <w:rPr>
+          <w:rFonts w:ascii="Arial" w:hAnsi="Arial" w:eastAsia="Arial" w:cs="Arial"/>
+          <w:b w:val="1"/>
+          <w:bCs w:val="1"/>
+          <w:noProof w:val="0"/>
+          <w:sz w:val="24"/>
+          <w:szCs w:val="24"/>
+          <w:lang w:val="es-ES"/>
+        </w:rPr>
+        <w:t>Proxy-Config</w:t>
+      </w:r>
+      <w:r>
+        <w:rPr>
+          <w:rFonts w:ascii="Arial" w:hAnsi="Arial" w:eastAsia="Arial" w:cs="Arial"/>
+          <w:noProof w:val="0"/>
+          <w:sz w:val="24"/>
+          <w:szCs w:val="24"/>
+          <w:lang w:val="es-ES"/>
+        </w:rPr>
+        <w:t xml:space="preserve"> para redirigir </w:t>
+      </w:r>
+      <w:r>
+        <w:rPr>
+          <w:rFonts w:ascii="Consolas" w:hAnsi="Consolas" w:eastAsia="Consolas" w:cs="Consolas"/>
+          <w:noProof w:val="0"/>
+          <w:sz w:val="24"/>
+          <w:szCs w:val="24"/>
+          <w:lang w:val="es-ES"/>
+        </w:rPr>
+        <w:t>/api</w:t>
+      </w:r>
+      <w:r>
+        <w:rPr>
+          <w:rFonts w:ascii="Arial" w:hAnsi="Arial" w:eastAsia="Arial" w:cs="Arial"/>
+          <w:noProof w:val="0"/>
+          <w:sz w:val="24"/>
+          <w:szCs w:val="24"/>
+          <w:lang w:val="es-ES"/>
+        </w:rPr>
+        <w:t xml:space="preserve"> y </w:t>
+      </w:r>
+      <w:r>
+        <w:rPr>
+          <w:rFonts w:ascii="Consolas" w:hAnsi="Consolas" w:eastAsia="Consolas" w:cs="Consolas"/>
+          <w:noProof w:val="0"/>
+          <w:sz w:val="24"/>
+          <w:szCs w:val="24"/>
+          <w:lang w:val="es-ES"/>
+        </w:rPr>
+        <w:t>/auth</w:t>
+      </w:r>
+      <w:r>
+        <w:rPr>
+          <w:rFonts w:ascii="Arial" w:hAnsi="Arial" w:eastAsia="Arial" w:cs="Arial"/>
+          <w:noProof w:val="0"/>
+          <w:sz w:val="24"/>
+          <w:szCs w:val="24"/>
+          <w:lang w:val="es-ES"/>
+        </w:rPr>
+        <w:t xml:space="preserve"> localmente al backend.</w:t>
+      </w:r>
+    </w:p>
+    <w:p>
+      <w:pPr>
+        <w:spacing w:before="240" w:beforeAutospacing="off" w:after="240" w:afterAutospacing="off"/>
+      </w:pPr>
+      <w:r>
+        <w:rPr>
+          <w:rFonts w:ascii="Arial" w:hAnsi="Arial" w:eastAsia="Arial" w:cs="Arial"/>
+          <w:b w:val="1"/>
+          <w:bCs w:val="1"/>
+          <w:noProof w:val="0"/>
+          <w:sz w:val="24"/>
+          <w:szCs w:val="24"/>
+          <w:lang w:val="es-ES"/>
+        </w:rPr>
+        <w:t>Otras tecnologías</w:t>
+      </w:r>
+    </w:p>
+    <w:p>
+      <w:pPr>
+        <w:pStyle w:val="Prrafodelista"/>
+        <w:numPr>
+          <w:ilvl w:val="0"/>
+          <w:numId w:val="47"/>
+        </w:numPr>
+        <w:spacing w:before="240" w:beforeAutospacing="off" w:after="240" w:afterAutospacing="off"/>
+        <w:rPr>
+          <w:rFonts w:ascii="Arial" w:hAnsi="Arial" w:eastAsia="Arial" w:cs="Arial"/>
+          <w:noProof w:val="0"/>
+          <w:sz w:val="24"/>
+          <w:szCs w:val="24"/>
+          <w:lang w:val="es-ES"/>
+        </w:rPr>
+      </w:pPr>
+      <w:r>
+        <w:rPr>
+          <w:rFonts w:ascii="Arial" w:hAnsi="Arial" w:eastAsia="Arial" w:cs="Arial"/>
+          <w:b w:val="1"/>
+          <w:bCs w:val="1"/>
+          <w:noProof w:val="0"/>
+          <w:sz w:val="24"/>
+          <w:szCs w:val="24"/>
+          <w:lang w:val="es-ES"/>
+        </w:rPr>
+        <w:t>Docker Compose</w:t>
+      </w:r>
+      <w:r>
+        <w:rPr>
+          <w:rFonts w:ascii="Arial" w:hAnsi="Arial" w:eastAsia="Arial" w:cs="Arial"/>
+          <w:noProof w:val="0"/>
+          <w:sz w:val="24"/>
+          <w:szCs w:val="24"/>
+          <w:lang w:val="es-ES"/>
+        </w:rPr>
+        <w:t xml:space="preserve"> en desarrollo para levantar contenedores de PHP y BD.</w:t>
+      </w:r>
+    </w:p>
+    <w:p>
+      <w:pPr>
+        <w:pStyle w:val="Prrafodelista"/>
+        <w:numPr>
+          <w:ilvl w:val="0"/>
+          <w:numId w:val="47"/>
+        </w:numPr>
+        <w:spacing w:before="240" w:beforeAutospacing="off" w:after="240" w:afterAutospacing="off"/>
+        <w:rPr>
+          <w:rFonts w:ascii="Arial" w:hAnsi="Arial" w:eastAsia="Arial" w:cs="Arial"/>
+          <w:noProof w:val="0"/>
+          <w:sz w:val="24"/>
+          <w:szCs w:val="24"/>
+          <w:lang w:val="es-ES"/>
+        </w:rPr>
+      </w:pPr>
+      <w:r>
+        <w:rPr>
+          <w:rFonts w:ascii="Arial" w:hAnsi="Arial" w:eastAsia="Arial" w:cs="Arial"/>
+          <w:b w:val="1"/>
+          <w:bCs w:val="1"/>
+          <w:noProof w:val="0"/>
+          <w:sz w:val="24"/>
+          <w:szCs w:val="24"/>
+          <w:lang w:val="es-ES"/>
+        </w:rPr>
+        <w:t>Postman</w:t>
+      </w:r>
+      <w:r>
+        <w:rPr>
+          <w:rFonts w:ascii="Arial" w:hAnsi="Arial" w:eastAsia="Arial" w:cs="Arial"/>
+          <w:noProof w:val="0"/>
+          <w:sz w:val="24"/>
+          <w:szCs w:val="24"/>
+          <w:lang w:val="es-ES"/>
+        </w:rPr>
+        <w:t xml:space="preserve"> para testear manualmente los endpoints.</w:t>
+      </w:r>
+    </w:p>
+    <w:p>
+      <w:pPr>
+        <w:pStyle w:val="Prrafodelista"/>
+        <w:numPr>
+          <w:ilvl w:val="0"/>
+          <w:numId w:val="47"/>
+        </w:numPr>
+        <w:spacing w:before="240" w:beforeAutospacing="off" w:after="240" w:afterAutospacing="off"/>
+        <w:rPr>
+          <w:rFonts w:ascii="Arial" w:hAnsi="Arial" w:eastAsia="Arial" w:cs="Arial"/>
+          <w:noProof w:val="0"/>
+          <w:sz w:val="24"/>
+          <w:szCs w:val="24"/>
+          <w:lang w:val="es-ES"/>
+        </w:rPr>
+      </w:pPr>
+      <w:r>
+        <w:rPr>
+          <w:rFonts w:ascii="Arial" w:hAnsi="Arial" w:eastAsia="Arial" w:cs="Arial"/>
+          <w:b w:val="1"/>
+          <w:bCs w:val="1"/>
+          <w:noProof w:val="0"/>
+          <w:sz w:val="24"/>
+          <w:szCs w:val="24"/>
+          <w:lang w:val="es-ES"/>
+        </w:rPr>
+        <w:t>GitHub</w:t>
+      </w:r>
+      <w:r>
+        <w:rPr>
+          <w:rFonts w:ascii="Arial" w:hAnsi="Arial" w:eastAsia="Arial" w:cs="Arial"/>
+          <w:noProof w:val="0"/>
+          <w:sz w:val="24"/>
+          <w:szCs w:val="24"/>
+          <w:lang w:val="es-ES"/>
+        </w:rPr>
+        <w:t xml:space="preserve"> para control de versiones y colaboración.</w:t>
+      </w:r>
+    </w:p>
+    <w:p>
+      <w:pPr>
+        <w:pStyle w:val="Prrafodelista"/>
+        <w:numPr>
+          <w:ilvl w:val="0"/>
+          <w:numId w:val="47"/>
+        </w:numPr>
+        <w:spacing w:before="240" w:beforeAutospacing="off" w:after="240" w:afterAutospacing="off"/>
+        <w:rPr>
+          <w:rFonts w:ascii="Arial" w:hAnsi="Arial" w:eastAsia="Arial" w:cs="Arial"/>
+          <w:noProof w:val="0"/>
+          <w:sz w:val="24"/>
+          <w:szCs w:val="24"/>
+          <w:lang w:val="es-ES"/>
+        </w:rPr>
+      </w:pPr>
+      <w:r>
+        <w:rPr>
+          <w:rFonts w:ascii="Arial" w:hAnsi="Arial" w:eastAsia="Arial" w:cs="Arial"/>
+          <w:b w:val="1"/>
+          <w:bCs w:val="1"/>
+          <w:noProof w:val="0"/>
+          <w:sz w:val="24"/>
+          <w:szCs w:val="24"/>
+          <w:lang w:val="es-ES"/>
+        </w:rPr>
+        <w:t>Figma</w:t>
+      </w:r>
+      <w:r>
+        <w:rPr>
+          <w:rFonts w:ascii="Arial" w:hAnsi="Arial" w:eastAsia="Arial" w:cs="Arial"/>
+          <w:noProof w:val="0"/>
+          <w:sz w:val="24"/>
+          <w:szCs w:val="24"/>
+          <w:lang w:val="es-ES"/>
+        </w:rPr>
+        <w:t xml:space="preserve"> para los mockups UI/UX.</w:t>
+      </w:r>
+    </w:p>
+    <w:p>
+      <w:pPr>
+        <w:spacing w:before="240" w:beforeAutospacing="off" w:after="240" w:afterAutospacing="off"/>
+        <w:ind w:left="0"/>
+      </w:pPr>
+      <w:r>
+        <w:drawing>
+          <wp:inline wp14:editId="22841E8E" wp14:anchorId="51A9B3A6">
+            <wp:extent cx="4619624" cy="1299029"/>
+            <wp:effectExtent l="0" t="0" r="0" b="0"/>
+            <wp:docPr id="1273181405" name="" title=""/>
+            <wp:cNvGraphicFramePr>
+              <a:graphicFrameLocks noChangeAspect="1"/>
+            </wp:cNvGraphicFramePr>
+            <a:graphic>
+              <a:graphicData uri="http://schemas.openxmlformats.org/drawingml/2006/picture">
+                <pic:pic>
+                  <pic:nvPicPr>
+                    <pic:cNvPr id="0" name=""/>
+                    <pic:cNvPicPr/>
+                  </pic:nvPicPr>
+                  <pic:blipFill>
+                    <a:blip r:embed="Rdeef498382474047">
+                      <a:extLst>
+                        <a:ext xmlns:a="http://schemas.openxmlformats.org/drawingml/2006/main" uri="{28A0092B-C50C-407E-A947-70E740481C1C}">
+                          <a14:useLocalDpi val="0"/>
+                        </a:ext>
+                      </a:extLst>
+                    </a:blip>
+                    <a:srcRect l="0" t="25000" r="0" b="25000"/>
+                    <a:stretch>
+                      <a:fillRect/>
+                    </a:stretch>
+                  </pic:blipFill>
+                  <pic:spPr>
+                    <a:xfrm>
+                      <a:off x="0" y="0"/>
+                      <a:ext cx="4619624" cy="1299029"/>
+                    </a:xfrm>
+                    <a:prstGeom prst="rect">
+                      <a:avLst/>
+                    </a:prstGeom>
+                  </pic:spPr>
+                </pic:pic>
+              </a:graphicData>
+            </a:graphic>
+          </wp:inline>
+        </w:drawing>
+      </w:r>
+    </w:p>
+    <w:p>
+      <w:pPr>
+        <w:spacing w:before="240" w:beforeAutospacing="off" w:after="240" w:afterAutospacing="off"/>
+        <w:ind w:left="708"/>
+      </w:pPr>
+      <w:r>
+        <w:drawing>
+          <wp:inline wp14:editId="458D95AA" wp14:anchorId="2B75677E">
+            <wp:extent cx="2145918" cy="1940123"/>
+            <wp:effectExtent l="0" t="0" r="0" b="0"/>
+            <wp:docPr id="959748200" name="" title=""/>
+            <wp:cNvGraphicFramePr>
+              <a:graphicFrameLocks noChangeAspect="1"/>
+            </wp:cNvGraphicFramePr>
+            <a:graphic>
+              <a:graphicData uri="http://schemas.openxmlformats.org/drawingml/2006/picture">
+                <pic:pic>
+                  <pic:nvPicPr>
+                    <pic:cNvPr id="0" name=""/>
+                    <pic:cNvPicPr/>
+                  </pic:nvPicPr>
+                  <pic:blipFill>
+                    <a:blip r:embed="Rb5eb10327ff74516">
+                      <a:extLst>
+                        <a:ext xmlns:a="http://schemas.openxmlformats.org/drawingml/2006/main" uri="{28A0092B-C50C-407E-A947-70E740481C1C}">
+                          <a14:useLocalDpi val="0"/>
+                        </a:ext>
+                      </a:extLst>
+                    </a:blip>
+                    <a:srcRect l="22368" t="0" r="19736" b="0"/>
+                    <a:stretch>
+                      <a:fillRect/>
+                    </a:stretch>
+                  </pic:blipFill>
+                  <pic:spPr>
+                    <a:xfrm>
+                      <a:off x="0" y="0"/>
+                      <a:ext cx="2145918" cy="1940123"/>
+                    </a:xfrm>
+                    <a:prstGeom prst="rect">
+                      <a:avLst/>
+                    </a:prstGeom>
+                  </pic:spPr>
+                </pic:pic>
+              </a:graphicData>
+            </a:graphic>
+          </wp:inline>
+        </w:drawing>
+      </w:r>
+      <w:r>
+        <w:tab/>
+      </w:r>
+      <w:r>
+        <w:rPr/>
+        <w:t xml:space="preserve">   </w:t>
+      </w:r>
+      <w:r>
+        <w:rPr/>
+        <w:t xml:space="preserve">       </w:t>
+      </w:r>
+      <w:r>
+        <w:drawing>
+          <wp:inline wp14:editId="5F17DE42" wp14:anchorId="68C4F28C">
+            <wp:extent cx="2642192" cy="2362217"/>
+            <wp:effectExtent l="0" t="0" r="0" b="0"/>
+            <wp:docPr id="659169850" name="" title=""/>
+            <wp:cNvGraphicFramePr>
+              <a:graphicFrameLocks noChangeAspect="1"/>
+            </wp:cNvGraphicFramePr>
+            <a:graphic>
+              <a:graphicData uri="http://schemas.openxmlformats.org/drawingml/2006/picture">
+                <pic:pic>
+                  <pic:nvPicPr>
+                    <pic:cNvPr id="0" name=""/>
+                    <pic:cNvPicPr/>
+                  </pic:nvPicPr>
+                  <pic:blipFill>
+                    <a:blip r:embed="R5170bd0de77c4b6b">
+                      <a:extLst>
+                        <a:ext xmlns:a="http://schemas.openxmlformats.org/drawingml/2006/main" uri="{28A0092B-C50C-407E-A947-70E740481C1C}">
+                          <a14:useLocalDpi val="0"/>
+                        </a:ext>
+                      </a:extLst>
+                    </a:blip>
+                    <a:srcRect l="16500" t="4239" r="16500" b="5985"/>
+                    <a:stretch>
+                      <a:fillRect/>
+                    </a:stretch>
+                  </pic:blipFill>
+                  <pic:spPr>
+                    <a:xfrm>
+                      <a:off x="0" y="0"/>
+                      <a:ext cx="2642192" cy="2362217"/>
+                    </a:xfrm>
+                    <a:prstGeom prst="rect">
+                      <a:avLst/>
+                    </a:prstGeom>
+                  </pic:spPr>
+                </pic:pic>
+              </a:graphicData>
+            </a:graphic>
+          </wp:inline>
+        </w:drawing>
+      </w:r>
+    </w:p>
+    <w:p>
+      <w:pPr>
+        <w:spacing w:before="240" w:beforeAutospacing="off" w:after="240" w:afterAutospacing="off"/>
+        <w:ind w:left="0"/>
+      </w:pPr>
+    </w:p>
+    <w:p>
+      <w:pPr>
+        <w:spacing w:before="240" w:beforeAutospacing="off" w:after="240" w:afterAutospacing="off"/>
+        <w:ind w:left="708"/>
+      </w:pPr>
+      <w:r>
+        <w:drawing>
+          <wp:inline wp14:editId="3037785E" wp14:anchorId="47324BEB">
+            <wp:extent cx="3741789" cy="1066994"/>
+            <wp:effectExtent l="0" t="0" r="0" b="0"/>
+            <wp:docPr id="1767197258" name="" title=""/>
+            <wp:cNvGraphicFramePr>
+              <a:graphicFrameLocks noChangeAspect="1"/>
+            </wp:cNvGraphicFramePr>
+            <a:graphic>
+              <a:graphicData uri="http://schemas.openxmlformats.org/drawingml/2006/picture">
+                <pic:pic>
+                  <pic:nvPicPr>
+                    <pic:cNvPr id="0" name=""/>
+                    <pic:cNvPicPr/>
+                  </pic:nvPicPr>
+                  <pic:blipFill>
+                    <a:blip r:embed="R96c7e18ef6034289">
+                      <a:extLst>
+                        <a:ext xmlns:a="http://schemas.openxmlformats.org/drawingml/2006/main" uri="{28A0092B-C50C-407E-A947-70E740481C1C}">
+                          <a14:useLocalDpi val="0"/>
+                        </a:ext>
+                      </a:extLst>
+                    </a:blip>
+                    <a:stretch>
+                      <a:fillRect/>
+                    </a:stretch>
+                  </pic:blipFill>
+                  <pic:spPr>
+                    <a:xfrm>
+                      <a:off x="0" y="0"/>
+                      <a:ext cx="3741789" cy="1066994"/>
+                    </a:xfrm>
+                    <a:prstGeom prst="rect">
+                      <a:avLst/>
+                    </a:prstGeom>
+                  </pic:spPr>
+                </pic:pic>
+              </a:graphicData>
+            </a:graphic>
+          </wp:inline>
+        </w:drawing>
+      </w:r>
       <w:r>
         <w:br/>
       </w:r>
@@ -3735,7 +3959,7 @@
       </w:pPr>
       <w:r>
         <w:drawing>
-          <wp:inline wp14:editId="45DB64A0" wp14:anchorId="3BF0E5FB">
+          <wp:inline wp14:editId="758D801C" wp14:anchorId="3BF0E5FB">
             <wp:extent cx="2600688" cy="1009791"/>
             <wp:effectExtent l="0" t="0" r="9525" b="0"/>
             <wp:docPr id="699715810" name="Imagen 1" descr="Texto&#10;&#10;El contenido generado por IA puede ser incorrecto." title=""/>
@@ -3750,7 +3974,7 @@
                     <pic:cNvPicPr/>
                   </pic:nvPicPr>
                   <pic:blipFill>
-                    <a:blip r:embed="R58da5ca731124a36">
+                    <a:blip r:embed="Rdd6704ff9bfb4e90">
                       <a:extLst>
                         <a:ext xmlns:a="http://schemas.openxmlformats.org/drawingml/2006/main" uri="{28A0092B-C50C-407E-A947-70E740481C1C}">
                           <a14:useLocalDpi val="0"/>
@@ -5065,7 +5289,7 @@
         </w:rPr>
         <w:t xml:space="preserve"> </w:t>
       </w:r>
-      <w:hyperlink r:id="R46e6e305daa44c6e">
+      <w:hyperlink r:id="R976e3d5b7066493f">
         <w:r>
           <w:rPr>
             <w:rStyle w:val="Hipervnculo"/>
@@ -5118,7 +5342,7 @@
         </w:rPr>
         <w:t xml:space="preserve"> </w:t>
       </w:r>
-      <w:hyperlink r:id="R5dbc84d9b3b3424c">
+      <w:hyperlink r:id="R2d8438e024304261">
         <w:r>
           <w:rPr>
             <w:rStyle w:val="Hipervnculo"/>
@@ -5171,7 +5395,7 @@
         </w:rPr>
         <w:t xml:space="preserve"> </w:t>
       </w:r>
-      <w:hyperlink r:id="R7565741c92d34521">
+      <w:hyperlink r:id="R0ed2b37dc846435a">
         <w:r>
           <w:rPr>
             <w:rStyle w:val="Hipervnculo"/>
@@ -5225,7 +5449,7 @@
         </w:rPr>
         <w:t xml:space="preserve">  </w:t>
       </w:r>
-      <w:hyperlink r:id="Re0cb0c24146a4593">
+      <w:hyperlink r:id="R514c7db2f0a840f5">
         <w:r>
           <w:rPr>
             <w:rStyle w:val="Hipervnculo"/>
@@ -5263,7 +5487,7 @@
         </w:rPr>
         <w:t xml:space="preserve">. </w:t>
       </w:r>
-      <w:hyperlink r:id="R4be9962447ea4710">
+      <w:hyperlink r:id="Rbb948e680e164930">
         <w:r>
           <w:rPr>
             <w:rStyle w:val="Hipervnculo"/>

--- a/documentacion/MemoriaTFG.docx
+++ b/documentacion/MemoriaTFG.docx
@@ -84,7 +84,7 @@
       </w:pPr>
       <w:r>
         <w:drawing>
-          <wp:inline wp14:editId="58692577" wp14:anchorId="3386A8B3">
+          <wp:inline wp14:editId="2365212D" wp14:anchorId="3386A8B3">
             <wp:extent cx="4086756" cy="4076171"/>
             <wp:effectExtent l="0" t="0" r="0" b="0"/>
             <wp:docPr id="1659862194" name="Imagen 1659862194" title=""/>
@@ -99,7 +99,7 @@
                     <pic:cNvPicPr/>
                   </pic:nvPicPr>
                   <pic:blipFill>
-                    <a:blip r:embed="Rf0b8e350250640b4">
+                    <a:blip r:embed="Rf4db1127d283401c">
                       <a:extLst xmlns:a="http://schemas.openxmlformats.org/drawingml/2006/main">
                         <a:ext uri="{28A0092B-C50C-407E-A947-70E740481C1C}">
                           <a14:useLocalDpi xmlns:a14="http://schemas.microsoft.com/office/drawing/2010/main" val="0"/>
@@ -942,7 +942,7 @@
       </w:pPr>
       <w:r>
         <w:drawing>
-          <wp:inline wp14:editId="6398D80D" wp14:anchorId="21E2BF6F">
+          <wp:inline wp14:editId="1A285D51" wp14:anchorId="21E2BF6F">
             <wp:extent cx="2070108" cy="1381220"/>
             <wp:effectExtent l="0" t="0" r="0" b="0"/>
             <wp:docPr id="1367516902" name="Imagen 1367516902" title=""/>
@@ -957,7 +957,7 @@
                     <pic:cNvPicPr/>
                   </pic:nvPicPr>
                   <pic:blipFill>
-                    <a:blip r:embed="R0e3ebc87d4e84ab0">
+                    <a:blip r:embed="R4f1ab1689b8045fe">
                       <a:extLst xmlns:a="http://schemas.openxmlformats.org/drawingml/2006/main">
                         <a:ext uri="{28A0092B-C50C-407E-A947-70E740481C1C}">
                           <a14:useLocalDpi xmlns:a14="http://schemas.microsoft.com/office/drawing/2010/main" val="0"/>
@@ -985,7 +985,7 @@
       </w:r>
       <w:r>
         <w:drawing>
-          <wp:inline wp14:editId="2C2424D8" wp14:anchorId="7E044AB2">
+          <wp:inline wp14:editId="66BFD5A2" wp14:anchorId="7E044AB2">
             <wp:extent cx="1580030" cy="1185680"/>
             <wp:effectExtent l="0" t="0" r="0" b="0"/>
             <wp:docPr id="1803671693" name="Imagen 1803671693" title=""/>
@@ -1000,7 +1000,7 @@
                     <pic:cNvPicPr/>
                   </pic:nvPicPr>
                   <pic:blipFill>
-                    <a:blip r:embed="Rbcfed017e4a74d78">
+                    <a:blip r:embed="R126e3b6c2bc64270">
                       <a:extLst xmlns:a="http://schemas.openxmlformats.org/drawingml/2006/main">
                         <a:ext uri="{28A0092B-C50C-407E-A947-70E740481C1C}">
                           <a14:useLocalDpi xmlns:a14="http://schemas.microsoft.com/office/drawing/2010/main" val="0"/>
@@ -1042,7 +1042,55 @@
           <w:noProof w:val="0"/>
           <w:lang w:val="es-ES"/>
         </w:rPr>
-        <w:t xml:space="preserve">Esta memoria documenta el proceso completo: desde la concepción de la idea, la planificación, el desarrollo, hasta la exposición y defensa del proyecto, destacando el uso de metodologías ágiles y la integración del sistema de </w:t>
+        <w:t>Esta memoria</w:t>
+      </w:r>
+      <w:r>
+        <w:rPr>
+          <w:rFonts w:ascii="Arial" w:hAnsi="Arial" w:eastAsia="Arial" w:cs="Arial"/>
+          <w:noProof w:val="0"/>
+          <w:lang w:val="es-ES"/>
+        </w:rPr>
+        <w:t xml:space="preserve"> </w:t>
+      </w:r>
+      <w:r>
+        <w:rPr>
+          <w:rFonts w:ascii="Arial" w:hAnsi="Arial" w:eastAsia="Arial" w:cs="Arial"/>
+          <w:noProof w:val="0"/>
+          <w:lang w:val="es-ES"/>
+        </w:rPr>
+        <w:t>documenta el proceso co</w:t>
+      </w:r>
+      <w:r>
+        <w:rPr>
+          <w:rFonts w:ascii="Arial" w:hAnsi="Arial" w:eastAsia="Arial" w:cs="Arial"/>
+          <w:noProof w:val="0"/>
+          <w:lang w:val="es-ES"/>
+        </w:rPr>
+        <w:t>mple</w:t>
+      </w:r>
+      <w:r>
+        <w:rPr>
+          <w:rFonts w:ascii="Arial" w:hAnsi="Arial" w:eastAsia="Arial" w:cs="Arial"/>
+          <w:noProof w:val="0"/>
+          <w:lang w:val="es-ES"/>
+        </w:rPr>
+        <w:t>to: d</w:t>
+      </w:r>
+      <w:r>
+        <w:rPr>
+          <w:rFonts w:ascii="Arial" w:hAnsi="Arial" w:eastAsia="Arial" w:cs="Arial"/>
+          <w:noProof w:val="0"/>
+          <w:lang w:val="es-ES"/>
+        </w:rPr>
+        <w:t xml:space="preserve">esde </w:t>
+      </w:r>
+      <w:r>
+        <w:rPr>
+          <w:rFonts w:ascii="Arial" w:hAnsi="Arial" w:eastAsia="Arial" w:cs="Arial"/>
+          <w:noProof w:val="0"/>
+          <w:lang w:val="es-ES"/>
+        </w:rPr>
+        <w:t xml:space="preserve">la concepción de la idea, la planificación, el desarrollo, hasta la exposición y defensa del proyecto, destacando el uso de metodologías ágiles y la integración del sistema de </w:t>
       </w:r>
       <w:r>
         <w:rPr>
@@ -1144,7 +1192,7 @@
         <w:t xml:space="preserve"> se ha realizado en Angular con JavaScript, lo que permite una interfaz dinámica y un manejo eficiente de los datos.</w:t>
       </w:r>
     </w:p>
-    <w:p w14:noSpellErr="1">
+    <w:p>
       <w:pPr>
         <w:spacing w:before="240" w:after="240" w:line="360" w:lineRule="auto"/>
         <w:ind w:firstLine="708"/>
@@ -1155,8 +1203,8 @@
       </w:pPr>
       <w:r>
         <w:drawing>
-          <wp:inline wp14:editId="6E743F75" wp14:anchorId="67EB2640">
-            <wp:extent cx="978836" cy="918695"/>
+          <wp:inline wp14:editId="7DF3E85B" wp14:anchorId="67EB2640">
+            <wp:extent cx="1283292" cy="1204445"/>
             <wp:effectExtent l="0" t="0" r="0" b="0"/>
             <wp:docPr id="1775646849" name="Imagen 1775646849" title=""/>
             <wp:cNvGraphicFramePr>
@@ -1170,7 +1218,7 @@
                     <pic:cNvPicPr/>
                   </pic:nvPicPr>
                   <pic:blipFill>
-                    <a:blip r:embed="Rc5ac34d62bda40a1">
+                    <a:blip r:embed="R870646559f1f4af5">
                       <a:extLst xmlns:a="http://schemas.openxmlformats.org/drawingml/2006/main">
                         <a:ext uri="{28A0092B-C50C-407E-A947-70E740481C1C}">
                           <a14:useLocalDpi xmlns:a14="http://schemas.microsoft.com/office/drawing/2010/main" val="0"/>
@@ -1185,7 +1233,7 @@
                   <pic:spPr>
                     <a:xfrm rot="0" flipH="0" flipV="0">
                       <a:off x="0" y="0"/>
-                      <a:ext cx="978836" cy="918695"/>
+                      <a:ext cx="1283292" cy="1204445"/>
                     </a:xfrm>
                     <a:prstGeom prst="rect">
                       <a:avLst/>
@@ -1207,12 +1255,9 @@
         <w:tab/>
       </w:r>
       <w:r>
-        <w:tab/>
-      </w:r>
-      <w:r>
         <w:drawing>
-          <wp:inline wp14:editId="4FD764E5" wp14:anchorId="0F311529">
-            <wp:extent cx="895350" cy="895350"/>
+          <wp:inline wp14:editId="743025E5" wp14:anchorId="0F311529">
+            <wp:extent cx="1304925" cy="1304925"/>
             <wp:effectExtent l="0" t="0" r="0" b="0"/>
             <wp:docPr id="366734946" name="Imagen 366734946" title=""/>
             <wp:cNvGraphicFramePr>
@@ -1226,7 +1271,7 @@
                     <pic:cNvPicPr/>
                   </pic:nvPicPr>
                   <pic:blipFill>
-                    <a:blip r:embed="R951d3702b3d949ce">
+                    <a:blip r:embed="Rb660c8fd596e4c26">
                       <a:extLst xmlns:a="http://schemas.openxmlformats.org/drawingml/2006/main">
                         <a:ext uri="{28A0092B-C50C-407E-A947-70E740481C1C}">
                           <a14:useLocalDpi xmlns:a14="http://schemas.microsoft.com/office/drawing/2010/main" val="0"/>
@@ -1240,7 +1285,7 @@
                   <pic:spPr>
                     <a:xfrm rot="0" flipH="0" flipV="0">
                       <a:off x="0" y="0"/>
-                      <a:ext cx="895350" cy="895350"/>
+                      <a:ext cx="1304925" cy="1304925"/>
                     </a:xfrm>
                     <a:prstGeom prst="rect">
                       <a:avLst/>
@@ -1366,30 +1411,51 @@
     </w:p>
     <w:p>
       <w:pPr>
-        <w:spacing w:before="240" w:after="240" w:line="360" w:lineRule="auto"/>
-        <w:rPr>
-          <w:rFonts w:ascii="Arial" w:hAnsi="Arial" w:eastAsia="Arial" w:cs="Arial"/>
-          <w:noProof w:val="0"/>
-          <w:lang w:val="es-ES"/>
-        </w:rPr>
-      </w:pPr>
-      <w:r>
-        <w:rPr>
-          <w:rFonts w:ascii="Arial" w:hAnsi="Arial" w:eastAsia="Arial" w:cs="Arial"/>
-          <w:noProof w:val="0"/>
-          <w:lang w:val="es-ES"/>
-        </w:rPr>
-        <w:t>FOTO (IMAGEN ILUSTRATIVA DEL TEMA: FACILITACIÓN DEL INTERCAMBIO DE TRAJES EN UNA COMPARSA)</w:t>
-      </w:r>
-    </w:p>
-    <w:p w14:noSpellErr="1">
-      <w:pPr>
         <w:spacing w:before="240" w:after="240"/>
-        <w:rPr>
-          <w:noProof w:val="0"/>
-          <w:lang w:val="es-ES"/>
-        </w:rPr>
-      </w:pPr>
+      </w:pPr>
+      <w:r>
+        <w:drawing>
+          <wp:inline wp14:editId="70EEE544" wp14:anchorId="1FDB45D6">
+            <wp:extent cx="2200274" cy="2200274"/>
+            <wp:effectExtent l="0" t="0" r="0" b="0"/>
+            <wp:docPr id="1824454604" name="" title=""/>
+            <wp:cNvGraphicFramePr>
+              <a:graphicFrameLocks noChangeAspect="1"/>
+            </wp:cNvGraphicFramePr>
+            <a:graphic>
+              <a:graphicData uri="http://schemas.openxmlformats.org/drawingml/2006/picture">
+                <pic:pic>
+                  <pic:nvPicPr>
+                    <pic:cNvPr id="0" name=""/>
+                    <pic:cNvPicPr/>
+                  </pic:nvPicPr>
+                  <pic:blipFill>
+                    <a:blip r:embed="Rb40d776815464a9d">
+                      <a:extLst>
+                        <a:ext xmlns:a="http://schemas.openxmlformats.org/drawingml/2006/main" uri="{28A0092B-C50C-407E-A947-70E740481C1C}">
+                          <a14:useLocalDpi val="0"/>
+                        </a:ext>
+                      </a:extLst>
+                    </a:blip>
+                    <a:stretch>
+                      <a:fillRect/>
+                    </a:stretch>
+                  </pic:blipFill>
+                  <pic:spPr>
+                    <a:xfrm>
+                      <a:off x="0" y="0"/>
+                      <a:ext cx="2200274" cy="2200274"/>
+                    </a:xfrm>
+                    <a:prstGeom prst="rect">
+                      <a:avLst/>
+                    </a:prstGeom>
+                  </pic:spPr>
+                </pic:pic>
+              </a:graphicData>
+            </a:graphic>
+          </wp:inline>
+        </w:drawing>
+      </w:r>
     </w:p>
     <w:p w14:noSpellErr="1">
       <w:pPr>
@@ -2010,24 +2076,6 @@
         <w:t>El proyecto surge de la necesidad de optimizar el uso de trajes para comparsas, evitando la inversión económica en nuevos trajes. Se busca promover un sistema colaborativo en el que los trajes se alquilan o se prestan de forma gratuita entre los miembros de la comparsa. La iniciativa no pretende generar beneficios económicos, sino facilitar la sostenibilidad y la continuidad de las tradiciones culturales.</w:t>
       </w:r>
     </w:p>
-    <w:p>
-      <w:pPr>
-        <w:spacing w:before="240" w:after="240" w:line="360" w:lineRule="auto"/>
-        <w:rPr>
-          <w:rFonts w:ascii="Arial" w:hAnsi="Arial" w:eastAsia="Arial" w:cs="Arial"/>
-          <w:noProof w:val="0"/>
-          <w:lang w:val="es-ES"/>
-        </w:rPr>
-      </w:pPr>
-      <w:r>
-        <w:rPr>
-          <w:rFonts w:ascii="Arial" w:hAnsi="Arial" w:eastAsia="Arial" w:cs="Arial"/>
-          <w:noProof w:val="0"/>
-          <w:lang w:val="es-ES"/>
-        </w:rPr>
-        <w:t>FOTO (IMAGEN: CONCEPTO DEL PROYECTO – INTERCAMBIO COLABORATIVO DE TRAJES)</w:t>
-      </w:r>
-    </w:p>
     <w:p w14:noSpellErr="1">
       <w:pPr>
         <w:spacing w:before="240" w:after="240"/>
@@ -2365,7 +2413,7 @@
       </w:pPr>
       <w:r>
         <w:drawing>
-          <wp:inline wp14:editId="32587324" wp14:anchorId="45E322C4">
+          <wp:inline wp14:editId="58BCB702" wp14:anchorId="45E322C4">
             <wp:extent cx="2761024" cy="2715084"/>
             <wp:effectExtent l="0" t="0" r="0" b="0"/>
             <wp:docPr id="352714744" name="" title=""/>
@@ -2380,7 +2428,7 @@
                     <pic:cNvPicPr/>
                   </pic:nvPicPr>
                   <pic:blipFill>
-                    <a:blip r:embed="Re7ae29d7f034445a">
+                    <a:blip r:embed="Rde919614edab4d72">
                       <a:extLst>
                         <a:ext xmlns:a="http://schemas.openxmlformats.org/drawingml/2006/main" uri="{28A0092B-C50C-407E-A947-70E740481C1C}">
                           <a14:useLocalDpi val="0"/>
@@ -2420,7 +2468,7 @@
       </w:pPr>
       <w:r>
         <w:drawing>
-          <wp:inline wp14:editId="32F03B53" wp14:anchorId="45E61BBA">
+          <wp:inline wp14:editId="37ACF37F" wp14:anchorId="45E61BBA">
             <wp:extent cx="2430145" cy="3962193"/>
             <wp:effectExtent l="0" t="0" r="0" b="0"/>
             <wp:docPr id="1822329442" name="" descr="Imagen" title=""/>
@@ -2435,7 +2483,7 @@
                     <pic:cNvPicPr/>
                   </pic:nvPicPr>
                   <pic:blipFill>
-                    <a:blip r:embed="R83e010a667174d49">
+                    <a:blip r:embed="Rd7326c44afe84311">
                       <a:extLst>
                         <a:ext xmlns:a="http://schemas.openxmlformats.org/drawingml/2006/main" uri="{28A0092B-C50C-407E-A947-70E740481C1C}">
                           <a14:useLocalDpi val="0"/>
@@ -2467,7 +2515,7 @@
       </w:r>
       <w:r>
         <w:drawing>
-          <wp:inline wp14:editId="7AAC873F" wp14:anchorId="014CBF9D">
+          <wp:inline wp14:editId="7C681224" wp14:anchorId="014CBF9D">
             <wp:extent cx="2581005" cy="4060690"/>
             <wp:effectExtent l="0" t="0" r="0" b="0"/>
             <wp:docPr id="411032978" name="" title=""/>
@@ -2482,7 +2530,7 @@
                     <pic:cNvPicPr/>
                   </pic:nvPicPr>
                   <pic:blipFill>
-                    <a:blip r:embed="R73c962091356452c">
+                    <a:blip r:embed="R0745f5e307bf45c8">
                       <a:extLst>
                         <a:ext xmlns:a="http://schemas.openxmlformats.org/drawingml/2006/main" uri="{28A0092B-C50C-407E-A947-70E740481C1C}">
                           <a14:useLocalDpi val="0"/>
@@ -2682,7 +2730,17 @@
           <w:szCs w:val="24"/>
           <w:lang w:val="es-ES"/>
         </w:rPr>
-        <w:t>Trajes,Padres y Usuarios</w:t>
+        <w:t>Trajes, Padres</w:t>
+      </w:r>
+      <w:r>
+        <w:rPr>
+          <w:rFonts w:ascii="Consolas" w:hAnsi="Consolas" w:eastAsia="Consolas" w:cs="Consolas"/>
+          <w:noProof w:val="0"/>
+          <w:sz w:val="24"/>
+          <w:szCs w:val="24"/>
+          <w:lang w:val="es-ES"/>
+        </w:rPr>
+        <w:t xml:space="preserve"> y Usuarios</w:t>
       </w:r>
       <w:r>
         <w:rPr>
@@ -3265,7 +3323,7 @@
       </w:pPr>
       <w:r>
         <w:drawing>
-          <wp:inline wp14:editId="22841E8E" wp14:anchorId="51A9B3A6">
+          <wp:inline wp14:editId="53103269" wp14:anchorId="51A9B3A6">
             <wp:extent cx="4619624" cy="1299029"/>
             <wp:effectExtent l="0" t="0" r="0" b="0"/>
             <wp:docPr id="1273181405" name="" title=""/>
@@ -3280,7 +3338,7 @@
                     <pic:cNvPicPr/>
                   </pic:nvPicPr>
                   <pic:blipFill>
-                    <a:blip r:embed="Rdeef498382474047">
+                    <a:blip r:embed="R423c7c86f0114f25">
                       <a:extLst>
                         <a:ext xmlns:a="http://schemas.openxmlformats.org/drawingml/2006/main" uri="{28A0092B-C50C-407E-A947-70E740481C1C}">
                           <a14:useLocalDpi val="0"/>
@@ -3315,7 +3373,7 @@
       </w:pPr>
       <w:r>
         <w:drawing>
-          <wp:inline wp14:editId="458D95AA" wp14:anchorId="2B75677E">
+          <wp:inline wp14:editId="27DBB2B1" wp14:anchorId="2B75677E">
             <wp:extent cx="2145918" cy="1940123"/>
             <wp:effectExtent l="0" t="0" r="0" b="0"/>
             <wp:docPr id="959748200" name="" title=""/>
@@ -3330,7 +3388,7 @@
                     <pic:cNvPicPr/>
                   </pic:nvPicPr>
                   <pic:blipFill>
-                    <a:blip r:embed="Rb5eb10327ff74516">
+                    <a:blip r:embed="R0a641f9e81864b35">
                       <a:extLst>
                         <a:ext xmlns:a="http://schemas.openxmlformats.org/drawingml/2006/main" uri="{28A0092B-C50C-407E-A947-70E740481C1C}">
                           <a14:useLocalDpi val="0"/>
@@ -3370,7 +3428,7 @@
       </w:r>
       <w:r>
         <w:drawing>
-          <wp:inline wp14:editId="5F17DE42" wp14:anchorId="68C4F28C">
+          <wp:inline wp14:editId="5E178DD3" wp14:anchorId="68C4F28C">
             <wp:extent cx="2642192" cy="2362217"/>
             <wp:effectExtent l="0" t="0" r="0" b="0"/>
             <wp:docPr id="659169850" name="" title=""/>
@@ -3385,7 +3443,7 @@
                     <pic:cNvPicPr/>
                   </pic:nvPicPr>
                   <pic:blipFill>
-                    <a:blip r:embed="R5170bd0de77c4b6b">
+                    <a:blip r:embed="Rd7551a228a9a4baa">
                       <a:extLst>
                         <a:ext xmlns:a="http://schemas.openxmlformats.org/drawingml/2006/main" uri="{28A0092B-C50C-407E-A947-70E740481C1C}">
                           <a14:useLocalDpi val="0"/>
@@ -3426,7 +3484,7 @@
       </w:pPr>
       <w:r>
         <w:drawing>
-          <wp:inline wp14:editId="3037785E" wp14:anchorId="47324BEB">
+          <wp:inline wp14:editId="1F32D611" wp14:anchorId="47324BEB">
             <wp:extent cx="3741789" cy="1066994"/>
             <wp:effectExtent l="0" t="0" r="0" b="0"/>
             <wp:docPr id="1767197258" name="" title=""/>
@@ -3441,7 +3499,7 @@
                     <pic:cNvPicPr/>
                   </pic:nvPicPr>
                   <pic:blipFill>
-                    <a:blip r:embed="R96c7e18ef6034289">
+                    <a:blip r:embed="Rea208cbf286a4078">
                       <a:extLst>
                         <a:ext xmlns:a="http://schemas.openxmlformats.org/drawingml/2006/main" uri="{28A0092B-C50C-407E-A947-70E740481C1C}">
                           <a14:useLocalDpi val="0"/>
@@ -3959,7 +4017,7 @@
       </w:pPr>
       <w:r>
         <w:drawing>
-          <wp:inline wp14:editId="758D801C" wp14:anchorId="3BF0E5FB">
+          <wp:inline wp14:editId="393B8369" wp14:anchorId="3BF0E5FB">
             <wp:extent cx="2600688" cy="1009791"/>
             <wp:effectExtent l="0" t="0" r="9525" b="0"/>
             <wp:docPr id="699715810" name="Imagen 1" descr="Texto&#10;&#10;El contenido generado por IA puede ser incorrecto." title=""/>
@@ -3974,7 +4032,7 @@
                     <pic:cNvPicPr/>
                   </pic:nvPicPr>
                   <pic:blipFill>
-                    <a:blip r:embed="Rdd6704ff9bfb4e90">
+                    <a:blip r:embed="Rf236327836bd4829">
                       <a:extLst>
                         <a:ext xmlns:a="http://schemas.openxmlformats.org/drawingml/2006/main" uri="{28A0092B-C50C-407E-A947-70E740481C1C}">
                           <a14:useLocalDpi val="0"/>
@@ -5268,6 +5326,8 @@
       <w:r>
         <w:rPr>
           <w:rFonts w:ascii="Arial" w:hAnsi="Arial" w:eastAsia="Arial" w:cs="Arial"/>
+          <w:i w:val="1"/>
+          <w:iCs w:val="1"/>
           <w:noProof w:val="0"/>
           <w:lang w:val="es-ES"/>
         </w:rPr>
@@ -5276,10 +5336,20 @@
       <w:r>
         <w:rPr>
           <w:rFonts w:ascii="Arial" w:hAnsi="Arial" w:eastAsia="Arial" w:cs="Arial"/>
-          <w:noProof w:val="0"/>
-          <w:lang w:val="es-ES"/>
-        </w:rPr>
-        <w:t xml:space="preserve"> de la asignatura de Desarrollo Web en Entorno Servidor.</w:t>
+          <w:i w:val="1"/>
+          <w:iCs w:val="1"/>
+          <w:noProof w:val="0"/>
+          <w:lang w:val="es-ES"/>
+        </w:rPr>
+        <w:t xml:space="preserve"> de la asignatura de Desarrollo Web en Entorno Servidor</w:t>
+      </w:r>
+      <w:r>
+        <w:rPr>
+          <w:rFonts w:ascii="Arial" w:hAnsi="Arial" w:eastAsia="Arial" w:cs="Arial"/>
+          <w:noProof w:val="0"/>
+          <w:lang w:val="es-ES"/>
+        </w:rPr>
+        <w:t>.</w:t>
       </w:r>
       <w:r>
         <w:rPr>
@@ -5289,7 +5359,7 @@
         </w:rPr>
         <w:t xml:space="preserve"> </w:t>
       </w:r>
-      <w:hyperlink r:id="R976e3d5b7066493f">
+      <w:hyperlink r:id="Rdc96085b97534f60">
         <w:r>
           <w:rPr>
             <w:rStyle w:val="Hipervnculo"/>
@@ -5321,6 +5391,8 @@
       <w:r>
         <w:rPr>
           <w:rFonts w:ascii="Arial" w:hAnsi="Arial" w:eastAsia="Arial" w:cs="Arial"/>
+          <w:i w:val="1"/>
+          <w:iCs w:val="1"/>
           <w:noProof w:val="0"/>
           <w:lang w:val="es-ES"/>
         </w:rPr>
@@ -5329,10 +5401,20 @@
       <w:r>
         <w:rPr>
           <w:rFonts w:ascii="Arial" w:hAnsi="Arial" w:eastAsia="Arial" w:cs="Arial"/>
-          <w:noProof w:val="0"/>
-          <w:lang w:val="es-ES"/>
-        </w:rPr>
-        <w:t xml:space="preserve"> de la asignatura de Desarrollo Web en Entorno Cliente.</w:t>
+          <w:i w:val="1"/>
+          <w:iCs w:val="1"/>
+          <w:noProof w:val="0"/>
+          <w:lang w:val="es-ES"/>
+        </w:rPr>
+        <w:t xml:space="preserve"> de la asignatura de Desarrollo Web en Entorno Cliente</w:t>
+      </w:r>
+      <w:r>
+        <w:rPr>
+          <w:rFonts w:ascii="Arial" w:hAnsi="Arial" w:eastAsia="Arial" w:cs="Arial"/>
+          <w:noProof w:val="0"/>
+          <w:lang w:val="es-ES"/>
+        </w:rPr>
+        <w:t>.</w:t>
       </w:r>
       <w:r>
         <w:rPr>
@@ -5342,7 +5424,7 @@
         </w:rPr>
         <w:t xml:space="preserve"> </w:t>
       </w:r>
-      <w:hyperlink r:id="R2d8438e024304261">
+      <w:hyperlink r:id="R0c133a28ef7149e4">
         <w:r>
           <w:rPr>
             <w:rStyle w:val="Hipervnculo"/>
@@ -5373,17 +5455,27 @@
       </w:pPr>
       <w:r>
         <w:rPr>
-          <w:rFonts w:ascii="Arial" w:hAnsi="Arial" w:eastAsia="Arial" w:cs="Arial"/>
-          <w:noProof w:val="0"/>
-          <w:lang w:val="es-ES"/>
+          <w:rFonts w:ascii="Arial" w:hAnsi="Arial" w:eastAsia="Arial" w:cs="Arial" w:asciiTheme="minorAscii" w:hAnsiTheme="minorAscii" w:eastAsiaTheme="minorAscii" w:cstheme="minorBidi"/>
+          <w:i w:val="1"/>
+          <w:iCs w:val="1"/>
+          <w:noProof w:val="0"/>
+          <w:color w:val="auto"/>
+          <w:sz w:val="24"/>
+          <w:szCs w:val="24"/>
+          <w:lang w:val="es-ES" w:eastAsia="en-US" w:bidi="ar-SA"/>
         </w:rPr>
         <w:t>PDFs</w:t>
       </w:r>
       <w:r>
         <w:rPr>
-          <w:rFonts w:ascii="Arial" w:hAnsi="Arial" w:eastAsia="Arial" w:cs="Arial"/>
-          <w:noProof w:val="0"/>
-          <w:lang w:val="es-ES"/>
+          <w:rFonts w:ascii="Arial" w:hAnsi="Arial" w:eastAsia="Arial" w:cs="Arial" w:asciiTheme="minorAscii" w:hAnsiTheme="minorAscii" w:eastAsiaTheme="minorAscii" w:cstheme="minorBidi"/>
+          <w:i w:val="1"/>
+          <w:iCs w:val="1"/>
+          <w:noProof w:val="0"/>
+          <w:color w:val="auto"/>
+          <w:sz w:val="24"/>
+          <w:szCs w:val="24"/>
+          <w:lang w:val="es-ES" w:eastAsia="en-US" w:bidi="ar-SA"/>
         </w:rPr>
         <w:t xml:space="preserve"> de la asignatura de Diseño de Interfaces Web.</w:t>
       </w:r>
@@ -5395,7 +5487,7 @@
         </w:rPr>
         <w:t xml:space="preserve"> </w:t>
       </w:r>
-      <w:hyperlink r:id="R0ed2b37dc846435a">
+      <w:hyperlink r:id="R1769a12e3b254b8a">
         <w:r>
           <w:rPr>
             <w:rStyle w:val="Hipervnculo"/>
@@ -5430,26 +5522,51 @@
       </w:pPr>
       <w:r>
         <w:rPr>
-          <w:noProof w:val="0"/>
-          <w:lang w:val="es-ES"/>
+          <w:rFonts w:ascii="Arial" w:hAnsi="Arial" w:eastAsia="Arial" w:cs="Arial" w:asciiTheme="minorAscii" w:hAnsiTheme="minorAscii" w:eastAsiaTheme="minorAscii" w:cstheme="minorBidi"/>
+          <w:i w:val="1"/>
+          <w:iCs w:val="1"/>
+          <w:noProof w:val="0"/>
+          <w:color w:val="auto"/>
+          <w:sz w:val="24"/>
+          <w:szCs w:val="24"/>
+          <w:lang w:val="es-ES" w:eastAsia="en-US" w:bidi="ar-SA"/>
         </w:rPr>
         <w:t>W3SCHOOLS</w:t>
       </w:r>
       <w:r>
         <w:rPr>
-          <w:noProof w:val="0"/>
-          <w:lang w:val="es-ES"/>
+          <w:rFonts w:ascii="Arial" w:hAnsi="Arial" w:eastAsia="Arial" w:cs="Arial" w:asciiTheme="minorAscii" w:hAnsiTheme="minorAscii" w:eastAsiaTheme="minorAscii" w:cstheme="minorBidi"/>
+          <w:i w:val="1"/>
+          <w:iCs w:val="1"/>
+          <w:noProof w:val="0"/>
+          <w:color w:val="auto"/>
+          <w:sz w:val="24"/>
+          <w:szCs w:val="24"/>
+          <w:lang w:val="es-ES" w:eastAsia="en-US" w:bidi="ar-SA"/>
         </w:rPr>
         <w:t>.</w:t>
       </w:r>
       <w:r>
         <w:rPr>
-          <w:noProof w:val="0"/>
-          <w:lang w:val="es-ES"/>
-        </w:rPr>
-        <w:t xml:space="preserve">  </w:t>
-      </w:r>
-      <w:hyperlink r:id="R514c7db2f0a840f5">
+          <w:rFonts w:ascii="Arial" w:hAnsi="Arial" w:eastAsia="Arial" w:cs="Arial" w:asciiTheme="minorAscii" w:hAnsiTheme="minorAscii" w:eastAsiaTheme="minorAscii" w:cstheme="minorBidi"/>
+          <w:i w:val="1"/>
+          <w:iCs w:val="1"/>
+          <w:noProof w:val="0"/>
+          <w:color w:val="auto"/>
+          <w:sz w:val="24"/>
+          <w:szCs w:val="24"/>
+          <w:lang w:val="es-ES" w:eastAsia="en-US" w:bidi="ar-SA"/>
+        </w:rPr>
+        <w:t xml:space="preserve"> </w:t>
+      </w:r>
+      <w:r>
+        <w:rPr>
+          <w:noProof w:val="0"/>
+          <w:lang w:val="es-ES"/>
+        </w:rPr>
+        <w:t xml:space="preserve"> </w:t>
+      </w:r>
+      <w:hyperlink r:id="Refbe5193d2074772">
         <w:r>
           <w:rPr>
             <w:rStyle w:val="Hipervnculo"/>
@@ -5475,19 +5592,38 @@
       </w:pPr>
       <w:r>
         <w:rPr>
-          <w:noProof w:val="0"/>
-          <w:lang w:val="es-ES"/>
+          <w:rFonts w:ascii="Arial" w:hAnsi="Arial" w:eastAsia="Arial" w:cs="Arial" w:asciiTheme="minorAscii" w:hAnsiTheme="minorAscii" w:eastAsiaTheme="minorAscii" w:cstheme="minorBidi"/>
+          <w:i w:val="1"/>
+          <w:iCs w:val="1"/>
+          <w:noProof w:val="0"/>
+          <w:color w:val="auto"/>
+          <w:sz w:val="24"/>
+          <w:szCs w:val="24"/>
+          <w:lang w:val="es-ES" w:eastAsia="en-US" w:bidi="ar-SA"/>
         </w:rPr>
         <w:t>BOOTSTRAP</w:t>
       </w:r>
       <w:r>
         <w:rPr>
-          <w:noProof w:val="0"/>
-          <w:lang w:val="es-ES"/>
-        </w:rPr>
-        <w:t xml:space="preserve">. </w:t>
-      </w:r>
-      <w:hyperlink r:id="Rbb948e680e164930">
+          <w:rFonts w:ascii="Arial" w:hAnsi="Arial" w:eastAsia="Arial" w:cs="Arial" w:asciiTheme="minorAscii" w:hAnsiTheme="minorAscii" w:eastAsiaTheme="minorAscii" w:cstheme="minorBidi"/>
+          <w:i w:val="1"/>
+          <w:iCs w:val="1"/>
+          <w:noProof w:val="0"/>
+          <w:color w:val="auto"/>
+          <w:sz w:val="24"/>
+          <w:szCs w:val="24"/>
+          <w:lang w:val="es-ES" w:eastAsia="en-US" w:bidi="ar-SA"/>
+        </w:rPr>
+        <w:t>.</w:t>
+      </w:r>
+      <w:r>
+        <w:rPr>
+          <w:noProof w:val="0"/>
+          <w:lang w:val="es-ES"/>
+        </w:rPr>
+        <w:t xml:space="preserve"> </w:t>
+      </w:r>
+      <w:hyperlink r:id="R108eb5a2d91e4db2">
         <w:r>
           <w:rPr>
             <w:rStyle w:val="Hipervnculo"/>
@@ -5517,6 +5653,8 @@
       <w:r>
         <w:rPr>
           <w:rFonts w:ascii="Arial" w:hAnsi="Arial" w:eastAsia="Arial" w:cs="Arial" w:asciiTheme="minorAscii" w:hAnsiTheme="minorAscii" w:eastAsiaTheme="minorAscii" w:cstheme="minorBidi"/>
+          <w:i w:val="1"/>
+          <w:iCs w:val="1"/>
           <w:noProof w:val="0"/>
           <w:sz w:val="24"/>
           <w:szCs w:val="24"/>
@@ -5527,6 +5665,8 @@
       <w:r>
         <w:rPr>
           <w:rFonts w:ascii="Arial" w:hAnsi="Arial" w:eastAsia="Arial" w:cs="Arial" w:asciiTheme="minorAscii" w:hAnsiTheme="minorAscii" w:eastAsiaTheme="minorAscii" w:cstheme="minorBidi"/>
+          <w:i w:val="1"/>
+          <w:iCs w:val="1"/>
           <w:noProof w:val="0"/>
           <w:sz w:val="24"/>
           <w:szCs w:val="24"/>
@@ -5537,6 +5677,8 @@
       <w:r>
         <w:rPr>
           <w:rFonts w:ascii="Arial" w:hAnsi="Arial" w:eastAsia="Arial" w:cs="Arial" w:asciiTheme="minorAscii" w:hAnsiTheme="minorAscii" w:eastAsiaTheme="minorAscii" w:cstheme="minorBidi"/>
+          <w:i w:val="1"/>
+          <w:iCs w:val="1"/>
           <w:noProof w:val="0"/>
           <w:sz w:val="24"/>
           <w:szCs w:val="24"/>
@@ -5555,6 +5697,8 @@
         <w:spacing w:before="240" w:after="240" w:line="360" w:lineRule="auto"/>
         <w:rPr>
           <w:rFonts w:ascii="Arial" w:hAnsi="Arial" w:eastAsia="Arial" w:cs="Arial"/>
+          <w:i w:val="1"/>
+          <w:iCs w:val="1"/>
           <w:noProof w:val="0"/>
           <w:sz w:val="24"/>
           <w:szCs w:val="24"/>
@@ -5564,6 +5708,8 @@
       <w:r>
         <w:rPr>
           <w:rFonts w:ascii="Arial" w:hAnsi="Arial" w:eastAsia="Arial" w:cs="Arial" w:asciiTheme="minorAscii" w:hAnsiTheme="minorAscii" w:eastAsiaTheme="minorAscii" w:cstheme="minorBidi"/>
+          <w:i w:val="1"/>
+          <w:iCs w:val="1"/>
           <w:noProof w:val="0"/>
           <w:color w:val="auto"/>
           <w:sz w:val="24"/>
@@ -5632,14 +5778,15 @@
 <w:ftr xmlns:wpc="http://schemas.microsoft.com/office/word/2010/wordprocessingCanvas" xmlns:cx="http://schemas.microsoft.com/office/drawing/2014/chartex" xmlns:cx1="http://schemas.microsoft.com/office/drawing/2015/9/8/chartex" xmlns:cx2="http://schemas.microsoft.com/office/drawing/2015/10/21/chartex" xmlns:cx3="http://schemas.microsoft.com/office/drawing/2016/5/9/chartex" xmlns:cx4="http://schemas.microsoft.com/office/drawing/2016/5/10/chartex" xmlns:cx5="http://schemas.microsoft.com/office/drawing/2016/5/11/chartex" xmlns:cx6="http://schemas.microsoft.com/office/drawing/2016/5/12/chartex" xmlns:cx7="http://schemas.microsoft.com/office/drawing/2016/5/13/chartex" xmlns:cx8="http://schemas.microsoft.com/office/drawing/2016/5/14/chartex" xmlns:mc="http://schemas.openxmlformats.org/markup-compatibility/2006" xmlns:aink="http://schemas.microsoft.com/office/drawing/2016/ink" xmlns:am3d="http://schemas.microsoft.com/office/drawing/2017/model3d" xmlns:o="urn:schemas-microsoft-com:office:office" xmlns:oel="http://schemas.microsoft.com/office/2019/extlst" xmlns:r="http://schemas.openxmlformats.org/officeDocument/2006/relationships" xmlns:m="http://schemas.openxmlformats.org/officeDocument/2006/math" xmlns:v="urn:schemas-microsoft-com:vml" xmlns:wp14="http://schemas.microsoft.com/office/word/2010/wordprocessingDrawing" xmlns:wp="http://schemas.openxmlformats.org/drawingml/2006/wordprocessingDrawing" xmlns:w10="urn:schemas-microsoft-com:office:word" xmlns:w="http://schemas.openxmlformats.org/wordprocessingml/2006/main" xmlns:w14="http://schemas.microsoft.com/office/word/2010/wordml" xmlns:w15="http://schemas.microsoft.com/office/word/2012/wordml" xmlns:w16cex="http://schemas.microsoft.com/office/word/2018/wordml/cex" xmlns:w16cid="http://schemas.microsoft.com/office/word/2016/wordml/cid" xmlns:w16="http://schemas.microsoft.com/office/word/2018/wordml" xmlns:w16du="http://schemas.microsoft.com/office/word/2023/wordml/word16du" xmlns:w16sdtdh="http://schemas.microsoft.com/office/word/2020/wordml/sdtdatahash" xmlns:w16sdtfl="http://schemas.microsoft.com/office/word/2024/wordml/sdtformatlock" xmlns:w16se="http://schemas.microsoft.com/office/word/2015/wordml/symex" xmlns:wpg="http://schemas.microsoft.com/office/word/2010/wordprocessingGroup" xmlns:wpi="http://schemas.microsoft.com/office/word/2010/wordprocessingInk" xmlns:wne="http://schemas.microsoft.com/office/word/2006/wordml" xmlns:wps="http://schemas.microsoft.com/office/word/2010/wordprocessingShape" mc:Ignorable="w14 w15 w16se w16cid w16 w16cex w16sdtdh w16sdtfl w16du wp14">
   <w:tbl>
     <w:tblPr>
-      <w:tblW w:w="0" w:type="auto"/>
+      <w:tblW w:w="9016" w:type="dxa"/>
       <w:tblLayout w:type="fixed"/>
       <w:tblLook w:val="06A0" w:firstRow="1" w:lastRow="0" w:firstColumn="1" w:lastColumn="0" w:noHBand="1" w:noVBand="1"/>
     </w:tblPr>
     <w:tblGrid>
-      <w:gridCol w:w="3005"/>
-      <w:gridCol w:w="3005"/>
-      <w:gridCol w:w="3005"/>
+      <w:gridCol w:w="2254"/>
+      <w:gridCol w:w="2254"/>
+      <w:gridCol w:w="2254"/>
+      <w:gridCol w:w="2254"/>
     </w:tblGrid>
     <w:tr>
       <w:trPr>
@@ -5647,7 +5794,8 @@
       </w:trPr>
       <w:tc>
         <w:tcPr>
-          <w:tcW w:w="3005" w:type="dxa"/>
+          <w:tcW w:w="2254" w:type="dxa"/>
+          <w:tcMar/>
         </w:tcPr>
         <w:p>
           <w:pPr>
@@ -5658,7 +5806,19 @@
       </w:tc>
       <w:tc>
         <w:tcPr>
-          <w:tcW w:w="3005" w:type="dxa"/>
+          <w:tcW w:w="2254" w:type="dxa"/>
+          <w:tcMar/>
+        </w:tcPr>
+        <w:p>
+          <w:pPr>
+            <w:pStyle w:val="Encabezado"/>
+          </w:pPr>
+        </w:p>
+      </w:tc>
+      <w:tc>
+        <w:tcPr>
+          <w:tcW w:w="2254" w:type="dxa"/>
+          <w:tcMar/>
         </w:tcPr>
         <w:p>
           <w:pPr>
@@ -5669,7 +5829,8 @@
       </w:tc>
       <w:tc>
         <w:tcPr>
-          <w:tcW w:w="3005" w:type="dxa"/>
+          <w:tcW w:w="2254" w:type="dxa"/>
+          <w:tcMar/>
         </w:tcPr>
         <w:p>
           <w:pPr>

--- a/documentacion/MemoriaTFG.docx
+++ b/documentacion/MemoriaTFG.docx
@@ -2,92 +2,16 @@
 <file path=word/document.xml><?xml version="1.0" encoding="utf-8"?>
 <w:document xmlns:wpc="http://schemas.microsoft.com/office/word/2010/wordprocessingCanvas" xmlns:cx="http://schemas.microsoft.com/office/drawing/2014/chartex" xmlns:cx1="http://schemas.microsoft.com/office/drawing/2015/9/8/chartex" xmlns:cx2="http://schemas.microsoft.com/office/drawing/2015/10/21/chartex" xmlns:cx3="http://schemas.microsoft.com/office/drawing/2016/5/9/chartex" xmlns:cx4="http://schemas.microsoft.com/office/drawing/2016/5/10/chartex" xmlns:cx5="http://schemas.microsoft.com/office/drawing/2016/5/11/chartex" xmlns:cx6="http://schemas.microsoft.com/office/drawing/2016/5/12/chartex" xmlns:cx7="http://schemas.microsoft.com/office/drawing/2016/5/13/chartex" xmlns:cx8="http://schemas.microsoft.com/office/drawing/2016/5/14/chartex" xmlns:mc="http://schemas.openxmlformats.org/markup-compatibility/2006" xmlns:aink="http://schemas.microsoft.com/office/drawing/2016/ink" xmlns:am3d="http://schemas.microsoft.com/office/drawing/2017/model3d" xmlns:o="urn:schemas-microsoft-com:office:office" xmlns:oel="http://schemas.microsoft.com/office/2019/extlst" xmlns:r="http://schemas.openxmlformats.org/officeDocument/2006/relationships" xmlns:m="http://schemas.openxmlformats.org/officeDocument/2006/math" xmlns:v="urn:schemas-microsoft-com:vml" xmlns:wp14="http://schemas.microsoft.com/office/word/2010/wordprocessingDrawing" xmlns:wp="http://schemas.openxmlformats.org/drawingml/2006/wordprocessingDrawing" xmlns:w10="urn:schemas-microsoft-com:office:word" xmlns:w="http://schemas.openxmlformats.org/wordprocessingml/2006/main" xmlns:w14="http://schemas.microsoft.com/office/word/2010/wordml" xmlns:w15="http://schemas.microsoft.com/office/word/2012/wordml" xmlns:w16cex="http://schemas.microsoft.com/office/word/2018/wordml/cex" xmlns:w16cid="http://schemas.microsoft.com/office/word/2016/wordml/cid" xmlns:w16="http://schemas.microsoft.com/office/word/2018/wordml" xmlns:w16du="http://schemas.microsoft.com/office/word/2023/wordml/word16du" xmlns:w16sdtdh="http://schemas.microsoft.com/office/word/2020/wordml/sdtdatahash" xmlns:w16sdtfl="http://schemas.microsoft.com/office/word/2024/wordml/sdtformatlock" xmlns:w16se="http://schemas.microsoft.com/office/word/2015/wordml/symex" xmlns:wpg="http://schemas.microsoft.com/office/word/2010/wordprocessingGroup" xmlns:wpi="http://schemas.microsoft.com/office/word/2010/wordprocessingInk" xmlns:wne="http://schemas.microsoft.com/office/word/2006/wordml" xmlns:wps="http://schemas.microsoft.com/office/word/2010/wordprocessingShape" xmlns:a="http://schemas.openxmlformats.org/drawingml/2006/main" xmlns:pic="http://schemas.openxmlformats.org/drawingml/2006/picture" xmlns:a14="http://schemas.microsoft.com/office/drawing/2010/main" mc:Ignorable="w14 w15 w16se w16cid w16 w16cex w16sdtdh w16sdtfl w16du wp14">
   <w:body>
-    <w:p w14:noSpellErr="1">
-      <w:pPr>
-        <w:jc w:val="center"/>
-        <w:rPr>
-          <w:noProof w:val="0"/>
-          <w:sz w:val="52"/>
-          <w:szCs w:val="52"/>
-          <w:lang w:val="es-ES"/>
-        </w:rPr>
-      </w:pPr>
-    </w:p>
-    <w:p>
-      <w:pPr>
-        <w:jc w:val="center"/>
-        <w:rPr>
-          <w:noProof w:val="0"/>
-          <w:sz w:val="96"/>
-          <w:szCs w:val="96"/>
-          <w:lang w:val="es-ES"/>
-        </w:rPr>
-      </w:pPr>
-      <w:r>
-        <w:rPr>
-          <w:noProof w:val="0"/>
-          <w:sz w:val="96"/>
-          <w:szCs w:val="96"/>
-          <w:lang w:val="es-ES"/>
-        </w:rPr>
-        <w:t xml:space="preserve">COMPARSA </w:t>
-      </w:r>
-      <w:r>
-        <w:rPr>
-          <w:noProof w:val="0"/>
-          <w:sz w:val="96"/>
-          <w:szCs w:val="96"/>
-          <w:lang w:val="es-ES"/>
-        </w:rPr>
-        <w:t xml:space="preserve">DE </w:t>
-      </w:r>
-      <w:r>
-        <w:rPr>
-          <w:noProof w:val="0"/>
-          <w:sz w:val="96"/>
-          <w:szCs w:val="96"/>
-          <w:lang w:val="es-ES"/>
-        </w:rPr>
-        <w:t>LLAURADORS</w:t>
-      </w:r>
-      <w:r>
-        <w:br/>
-      </w:r>
-    </w:p>
-    <w:p w14:noSpellErr="1">
-      <w:pPr>
-        <w:jc w:val="center"/>
-        <w:rPr>
-          <w:noProof w:val="0"/>
-          <w:sz w:val="52"/>
-          <w:szCs w:val="52"/>
-          <w:lang w:val="es-ES"/>
-        </w:rPr>
-      </w:pPr>
-    </w:p>
-    <w:p w14:noSpellErr="1">
-      <w:pPr>
-        <w:jc w:val="center"/>
-        <w:rPr>
-          <w:noProof w:val="0"/>
-          <w:lang w:val="es-ES"/>
-        </w:rPr>
-      </w:pPr>
-    </w:p>
-    <w:p w14:noSpellErr="1">
-      <w:pPr>
-        <w:jc w:val="center"/>
-        <w:rPr>
-          <w:noProof w:val="0"/>
-          <w:lang w:val="es-ES"/>
-        </w:rPr>
+    <w:p>
+      <w:pPr>
+        <w:jc w:val="left"/>
       </w:pPr>
       <w:r>
         <w:drawing>
-          <wp:inline wp14:editId="2365212D" wp14:anchorId="3386A8B3">
-            <wp:extent cx="4086756" cy="4076171"/>
+          <wp:inline wp14:editId="6CC9905A" wp14:anchorId="7CA25FB6">
+            <wp:extent cx="2243474" cy="1157200"/>
             <wp:effectExtent l="0" t="0" r="0" b="0"/>
-            <wp:docPr id="1659862194" name="Imagen 1659862194" title=""/>
+            <wp:docPr id="1788560482" name="" title=""/>
             <wp:cNvGraphicFramePr>
               <a:graphicFrameLocks noChangeAspect="1"/>
             </wp:cNvGraphicFramePr>
@@ -95,26 +19,25 @@
               <a:graphicData uri="http://schemas.openxmlformats.org/drawingml/2006/picture">
                 <pic:pic>
                   <pic:nvPicPr>
-                    <pic:cNvPr id="0" name="Imagen 1659862194"/>
+                    <pic:cNvPr id="0" name=""/>
                     <pic:cNvPicPr/>
                   </pic:nvPicPr>
                   <pic:blipFill>
-                    <a:blip r:embed="Rf4db1127d283401c">
-                      <a:extLst xmlns:a="http://schemas.openxmlformats.org/drawingml/2006/main">
-                        <a:ext uri="{28A0092B-C50C-407E-A947-70E740481C1C}">
-                          <a14:useLocalDpi xmlns:a14="http://schemas.microsoft.com/office/drawing/2010/main" val="0"/>
+                    <a:blip r:embed="R15eb1ec6fcd944ca">
+                      <a:extLst>
+                        <a:ext xmlns:a="http://schemas.openxmlformats.org/drawingml/2006/main" uri="{28A0092B-C50C-407E-A947-70E740481C1C}">
+                          <a14:useLocalDpi val="0"/>
                         </a:ext>
                       </a:extLst>
                     </a:blip>
-                    <a:srcRect t="259"/>
                     <a:stretch>
                       <a:fillRect/>
                     </a:stretch>
                   </pic:blipFill>
                   <pic:spPr>
-                    <a:xfrm rot="0" flipH="0" flipV="0">
+                    <a:xfrm>
                       <a:off x="0" y="0"/>
-                      <a:ext cx="4086756" cy="4076171"/>
+                      <a:ext cx="2243474" cy="1157200"/>
                     </a:xfrm>
                     <a:prstGeom prst="rect">
                       <a:avLst/>
@@ -126,53 +49,181 @@
           </wp:inline>
         </w:drawing>
       </w:r>
-    </w:p>
-    <w:p w14:noSpellErr="1">
-      <w:pPr>
-        <w:rPr>
-          <w:noProof w:val="0"/>
-          <w:lang w:val="es-ES"/>
-        </w:rPr>
-      </w:pPr>
-      <w:r>
-        <w:rPr>
-          <w:noProof w:val="0"/>
-          <w:lang w:val="es-ES"/>
-        </w:rPr>
+      <w:r>
+        <w:rPr/>
+        <w:t xml:space="preserve">  </w:t>
+      </w:r>
+      <w:r>
+        <w:rPr/>
+        <w:t xml:space="preserve"> </w:t>
+      </w:r>
+      <w:r>
+        <w:rPr/>
+        <w:t xml:space="preserve">       </w:t>
+      </w:r>
+      <w:r>
+        <w:tab/>
+      </w:r>
+      <w:r>
+        <w:tab/>
+      </w:r>
+      <w:r>
+        <w:tab/>
+      </w:r>
+      <w:r>
+        <w:rPr/>
+        <w:t xml:space="preserve">            </w:t>
+      </w:r>
+      <w:r>
+        <w:drawing>
+          <wp:inline wp14:editId="2951F04B" wp14:anchorId="64288152">
+            <wp:extent cx="1763622" cy="833429"/>
+            <wp:effectExtent l="0" t="0" r="0" b="0"/>
+            <wp:docPr id="1852378461" name="" title=""/>
+            <wp:cNvGraphicFramePr>
+              <a:graphicFrameLocks noChangeAspect="1"/>
+            </wp:cNvGraphicFramePr>
+            <a:graphic>
+              <a:graphicData uri="http://schemas.openxmlformats.org/drawingml/2006/picture">
+                <pic:pic>
+                  <pic:nvPicPr>
+                    <pic:cNvPr id="0" name=""/>
+                    <pic:cNvPicPr/>
+                  </pic:nvPicPr>
+                  <pic:blipFill>
+                    <a:blip r:embed="R1468e07804df4c74">
+                      <a:extLst>
+                        <a:ext xmlns:a="http://schemas.openxmlformats.org/drawingml/2006/main" uri="{28A0092B-C50C-407E-A947-70E740481C1C}">
+                          <a14:useLocalDpi val="0"/>
+                        </a:ext>
+                      </a:extLst>
+                    </a:blip>
+                    <a:stretch>
+                      <a:fillRect/>
+                    </a:stretch>
+                  </pic:blipFill>
+                  <pic:spPr>
+                    <a:xfrm>
+                      <a:off x="0" y="0"/>
+                      <a:ext cx="1763622" cy="833429"/>
+                    </a:xfrm>
+                    <a:prstGeom prst="rect">
+                      <a:avLst/>
+                    </a:prstGeom>
+                  </pic:spPr>
+                </pic:pic>
+              </a:graphicData>
+            </a:graphic>
+          </wp:inline>
+        </w:drawing>
+      </w:r>
+    </w:p>
+    <w:p>
+      <w:pPr>
+        <w:jc w:val="center"/>
+        <w:rPr>
+          <w:noProof w:val="0"/>
+          <w:sz w:val="52"/>
+          <w:szCs w:val="52"/>
+          <w:lang w:val="es-ES"/>
+        </w:rPr>
+      </w:pPr>
+    </w:p>
+    <w:p>
+      <w:pPr>
+        <w:pStyle w:val="Normal"/>
+        <w:suppressLineNumbers w:val="0"/>
+        <w:bidi w:val="0"/>
+        <w:spacing w:before="0" w:beforeAutospacing="off" w:after="160" w:afterAutospacing="off" w:line="279" w:lineRule="auto"/>
+        <w:ind w:left="0" w:right="0"/>
+        <w:jc w:val="center"/>
+        <w:rPr>
+          <w:noProof w:val="0"/>
+          <w:sz w:val="52"/>
+          <w:szCs w:val="52"/>
+          <w:lang w:val="es-ES"/>
+        </w:rPr>
+      </w:pPr>
+    </w:p>
+    <w:p>
+      <w:pPr>
+        <w:pStyle w:val="Normal"/>
+        <w:suppressLineNumbers w:val="0"/>
+        <w:bidi w:val="0"/>
+        <w:spacing w:before="0" w:beforeAutospacing="off" w:after="160" w:afterAutospacing="off" w:line="279" w:lineRule="auto"/>
+        <w:ind w:left="0" w:right="0"/>
+        <w:jc w:val="center"/>
+        <w:rPr>
+          <w:noProof w:val="0"/>
+          <w:sz w:val="56"/>
+          <w:szCs w:val="56"/>
+          <w:lang w:val="es-ES"/>
+        </w:rPr>
+      </w:pPr>
+      <w:r>
+        <w:rPr>
+          <w:noProof w:val="0"/>
+          <w:sz w:val="56"/>
+          <w:szCs w:val="56"/>
+          <w:lang w:val="es-ES"/>
+        </w:rPr>
+        <w:t>Aplicación Web para Alquiler de Trajes</w:t>
+      </w:r>
+    </w:p>
+    <w:p>
+      <w:pPr>
+        <w:pStyle w:val="Encabezado"/>
+        <w:jc w:val="center"/>
+        <w:rPr>
+          <w:noProof w:val="0"/>
+          <w:sz w:val="32"/>
+          <w:szCs w:val="32"/>
+          <w:lang w:val="es-ES"/>
+        </w:rPr>
+      </w:pPr>
+      <w:r>
+        <w:rPr>
+          <w:sz w:val="28"/>
+          <w:szCs w:val="28"/>
+        </w:rPr>
+        <w:t>Ciclo Superior de Desarrollo de Aplicaciones Web</w:t>
+      </w:r>
+    </w:p>
+    <w:p/>
+    <w:p>
+      <w:r>
         <w:br w:type="page"/>
       </w:r>
     </w:p>
     <w:p>
       <w:pPr>
-        <w:pStyle w:val="Ttulo1"/>
+        <w:pStyle w:val="Normal"/>
         <w:rPr>
           <w:b w:val="1"/>
           <w:bCs w:val="1"/>
           <w:noProof w:val="0"/>
-          <w:sz w:val="48"/>
-          <w:szCs w:val="48"/>
+          <w:color w:val="156082" w:themeColor="accent1" w:themeTint="FF" w:themeShade="FF"/>
+          <w:sz w:val="180"/>
+          <w:szCs w:val="180"/>
           <w:lang w:val="es-ES"/>
         </w:rPr>
       </w:pPr>
       <w:bookmarkStart w:name="_Toc1921406891" w:id="1090137472"/>
-      <w:bookmarkStart w:name="_Toc1030669712" w:id="2036529572"/>
-      <w:r>
-        <w:rPr>
-          <w:b w:val="1"/>
-          <w:bCs w:val="1"/>
-          <w:noProof w:val="0"/>
-          <w:sz w:val="48"/>
-          <w:szCs w:val="48"/>
+      <w:r>
+        <w:rPr>
+          <w:noProof w:val="0"/>
+          <w:color w:val="156082" w:themeColor="accent1" w:themeTint="FF" w:themeShade="FF"/>
+          <w:sz w:val="52"/>
+          <w:szCs w:val="52"/>
           <w:lang w:val="es-ES"/>
         </w:rPr>
         <w:t>Índice</w:t>
       </w:r>
       <w:bookmarkEnd w:id="1090137472"/>
-      <w:bookmarkEnd w:id="2036529572"/>
     </w:p>
     <w:sdt>
       <w:sdtPr>
-        <w:id w:val="921440453"/>
+        <w:id w:val="1390212845"/>
         <w:docPartObj>
           <w:docPartGallery w:val="Table of Contents"/>
           <w:docPartUnique/>
@@ -199,48 +250,7 @@
           <w:r>
             <w:fldChar w:fldCharType="separate"/>
           </w:r>
-          <w:hyperlink w:anchor="_Toc1030669712">
-            <w:r>
-              <w:rPr>
-                <w:rStyle w:val="Hipervnculo"/>
-              </w:rPr>
-              <w:t>Índice</w:t>
-            </w:r>
-            <w:r>
-              <w:tab/>
-            </w:r>
-            <w:r>
-              <w:fldChar w:fldCharType="begin"/>
-            </w:r>
-            <w:r>
-              <w:instrText xml:space="preserve">PAGEREF _Toc1030669712 \h</w:instrText>
-            </w:r>
-            <w:r>
-              <w:fldChar w:fldCharType="separate"/>
-            </w:r>
-            <w:r>
-              <w:rPr>
-                <w:rStyle w:val="Hipervnculo"/>
-              </w:rPr>
-              <w:t>1</w:t>
-            </w:r>
-            <w:r>
-              <w:fldChar w:fldCharType="end"/>
-            </w:r>
-          </w:hyperlink>
-        </w:p>
-        <w:p>
-          <w:pPr>
-            <w:pStyle w:val="TOC1"/>
-            <w:tabs>
-              <w:tab w:val="right" w:leader="none" w:pos="9015"/>
-            </w:tabs>
-            <w:bidi w:val="0"/>
-            <w:rPr>
-              <w:rStyle w:val="Hipervnculo"/>
-            </w:rPr>
-          </w:pPr>
-          <w:hyperlink w:anchor="_Toc280060330">
+          <w:hyperlink w:anchor="_Toc281811626">
             <w:r>
               <w:rPr>
                 <w:rStyle w:val="Hipervnculo"/>
@@ -254,7 +264,7 @@
               <w:fldChar w:fldCharType="begin"/>
             </w:r>
             <w:r>
-              <w:instrText xml:space="preserve">PAGEREF _Toc280060330 \h</w:instrText>
+              <w:instrText xml:space="preserve">PAGEREF _Toc281811626 \h</w:instrText>
             </w:r>
             <w:r>
               <w:fldChar w:fldCharType="separate"/>
@@ -281,7 +291,7 @@
               <w:rStyle w:val="Hipervnculo"/>
             </w:rPr>
           </w:pPr>
-          <w:hyperlink w:anchor="_Toc1599043941">
+          <w:hyperlink w:anchor="_Toc2022130297">
             <w:r>
               <w:rPr>
                 <w:rStyle w:val="Hipervnculo"/>
@@ -295,7 +305,7 @@
               <w:fldChar w:fldCharType="begin"/>
             </w:r>
             <w:r>
-              <w:instrText xml:space="preserve">PAGEREF _Toc1599043941 \h</w:instrText>
+              <w:instrText xml:space="preserve">PAGEREF _Toc2022130297 \h</w:instrText>
             </w:r>
             <w:r>
               <w:fldChar w:fldCharType="separate"/>
@@ -322,7 +332,7 @@
               <w:rStyle w:val="Hipervnculo"/>
             </w:rPr>
           </w:pPr>
-          <w:hyperlink w:anchor="_Toc851458667">
+          <w:hyperlink w:anchor="_Toc1232236127">
             <w:r>
               <w:rPr>
                 <w:rStyle w:val="Hipervnculo"/>
@@ -336,7 +346,7 @@
               <w:fldChar w:fldCharType="begin"/>
             </w:r>
             <w:r>
-              <w:instrText xml:space="preserve">PAGEREF _Toc851458667 \h</w:instrText>
+              <w:instrText xml:space="preserve">PAGEREF _Toc1232236127 \h</w:instrText>
             </w:r>
             <w:r>
               <w:fldChar w:fldCharType="separate"/>
@@ -363,7 +373,7 @@
               <w:rStyle w:val="Hipervnculo"/>
             </w:rPr>
           </w:pPr>
-          <w:hyperlink w:anchor="_Toc1264533884">
+          <w:hyperlink w:anchor="_Toc1150375180">
             <w:r>
               <w:rPr>
                 <w:rStyle w:val="Hipervnculo"/>
@@ -377,7 +387,7 @@
               <w:fldChar w:fldCharType="begin"/>
             </w:r>
             <w:r>
-              <w:instrText xml:space="preserve">PAGEREF _Toc1264533884 \h</w:instrText>
+              <w:instrText xml:space="preserve">PAGEREF _Toc1150375180 \h</w:instrText>
             </w:r>
             <w:r>
               <w:fldChar w:fldCharType="separate"/>
@@ -404,7 +414,7 @@
               <w:rStyle w:val="Hipervnculo"/>
             </w:rPr>
           </w:pPr>
-          <w:hyperlink w:anchor="_Toc392156860">
+          <w:hyperlink w:anchor="_Toc995539162">
             <w:r>
               <w:rPr>
                 <w:rStyle w:val="Hipervnculo"/>
@@ -418,7 +428,7 @@
               <w:fldChar w:fldCharType="begin"/>
             </w:r>
             <w:r>
-              <w:instrText xml:space="preserve">PAGEREF _Toc392156860 \h</w:instrText>
+              <w:instrText xml:space="preserve">PAGEREF _Toc995539162 \h</w:instrText>
             </w:r>
             <w:r>
               <w:fldChar w:fldCharType="separate"/>
@@ -445,7 +455,7 @@
               <w:rStyle w:val="Hipervnculo"/>
             </w:rPr>
           </w:pPr>
-          <w:hyperlink w:anchor="_Toc1127277367">
+          <w:hyperlink w:anchor="_Toc1563584323">
             <w:r>
               <w:rPr>
                 <w:rStyle w:val="Hipervnculo"/>
@@ -459,7 +469,7 @@
               <w:fldChar w:fldCharType="begin"/>
             </w:r>
             <w:r>
-              <w:instrText xml:space="preserve">PAGEREF _Toc1127277367 \h</w:instrText>
+              <w:instrText xml:space="preserve">PAGEREF _Toc1563584323 \h</w:instrText>
             </w:r>
             <w:r>
               <w:fldChar w:fldCharType="separate"/>
@@ -486,7 +496,7 @@
               <w:rStyle w:val="Hipervnculo"/>
             </w:rPr>
           </w:pPr>
-          <w:hyperlink w:anchor="_Toc1798591508">
+          <w:hyperlink w:anchor="_Toc1066197556">
             <w:r>
               <w:rPr>
                 <w:rStyle w:val="Hipervnculo"/>
@@ -500,7 +510,7 @@
               <w:fldChar w:fldCharType="begin"/>
             </w:r>
             <w:r>
-              <w:instrText xml:space="preserve">PAGEREF _Toc1798591508 \h</w:instrText>
+              <w:instrText xml:space="preserve">PAGEREF _Toc1066197556 \h</w:instrText>
             </w:r>
             <w:r>
               <w:fldChar w:fldCharType="separate"/>
@@ -527,7 +537,7 @@
               <w:rStyle w:val="Hipervnculo"/>
             </w:rPr>
           </w:pPr>
-          <w:hyperlink w:anchor="_Toc2059764696">
+          <w:hyperlink w:anchor="_Toc1966593712">
             <w:r>
               <w:rPr>
                 <w:rStyle w:val="Hipervnculo"/>
@@ -541,7 +551,7 @@
               <w:fldChar w:fldCharType="begin"/>
             </w:r>
             <w:r>
-              <w:instrText xml:space="preserve">PAGEREF _Toc2059764696 \h</w:instrText>
+              <w:instrText xml:space="preserve">PAGEREF _Toc1966593712 \h</w:instrText>
             </w:r>
             <w:r>
               <w:fldChar w:fldCharType="separate"/>
@@ -568,7 +578,7 @@
               <w:rStyle w:val="Hipervnculo"/>
             </w:rPr>
           </w:pPr>
-          <w:hyperlink w:anchor="_Toc1115729919">
+          <w:hyperlink w:anchor="_Toc1392143094">
             <w:r>
               <w:rPr>
                 <w:rStyle w:val="Hipervnculo"/>
@@ -582,7 +592,7 @@
               <w:fldChar w:fldCharType="begin"/>
             </w:r>
             <w:r>
-              <w:instrText xml:space="preserve">PAGEREF _Toc1115729919 \h</w:instrText>
+              <w:instrText xml:space="preserve">PAGEREF _Toc1392143094 \h</w:instrText>
             </w:r>
             <w:r>
               <w:fldChar w:fldCharType="separate"/>
@@ -609,12 +619,12 @@
               <w:rStyle w:val="Hipervnculo"/>
             </w:rPr>
           </w:pPr>
-          <w:hyperlink w:anchor="_Toc1136251715">
+          <w:hyperlink w:anchor="_Toc550647872">
             <w:r>
               <w:rPr>
                 <w:rStyle w:val="Hipervnculo"/>
               </w:rPr>
-              <w:t>3.4 Fases y Cronograma de Trabajo</w:t>
+              <w:t>3.4 Fases del PFC</w:t>
             </w:r>
             <w:r>
               <w:tab/>
@@ -623,48 +633,7 @@
               <w:fldChar w:fldCharType="begin"/>
             </w:r>
             <w:r>
-              <w:instrText xml:space="preserve">PAGEREF _Toc1136251715 \h</w:instrText>
-            </w:r>
-            <w:r>
-              <w:fldChar w:fldCharType="separate"/>
-            </w:r>
-            <w:r>
-              <w:rPr>
-                <w:rStyle w:val="Hipervnculo"/>
-              </w:rPr>
-              <w:t>10</w:t>
-            </w:r>
-            <w:r>
-              <w:fldChar w:fldCharType="end"/>
-            </w:r>
-          </w:hyperlink>
-        </w:p>
-        <w:p>
-          <w:pPr>
-            <w:pStyle w:val="TOC2"/>
-            <w:tabs>
-              <w:tab w:val="right" w:leader="none" w:pos="9015"/>
-            </w:tabs>
-            <w:bidi w:val="0"/>
-            <w:rPr>
-              <w:rStyle w:val="Hipervnculo"/>
-            </w:rPr>
-          </w:pPr>
-          <w:hyperlink w:anchor="_Toc831663506">
-            <w:r>
-              <w:rPr>
-                <w:rStyle w:val="Hipervnculo"/>
-              </w:rPr>
-              <w:t>3.5 Problemas y dificultades en el PFC</w:t>
-            </w:r>
-            <w:r>
-              <w:tab/>
-            </w:r>
-            <w:r>
-              <w:fldChar w:fldCharType="begin"/>
-            </w:r>
-            <w:r>
-              <w:instrText xml:space="preserve">PAGEREF _Toc831663506 \h</w:instrText>
+              <w:instrText xml:space="preserve">PAGEREF _Toc550647872 \h</w:instrText>
             </w:r>
             <w:r>
               <w:fldChar w:fldCharType="separate"/>
@@ -691,12 +660,12 @@
               <w:rStyle w:val="Hipervnculo"/>
             </w:rPr>
           </w:pPr>
-          <w:hyperlink w:anchor="_Toc2101771927">
+          <w:hyperlink w:anchor="_Toc1276029585">
             <w:r>
               <w:rPr>
                 <w:rStyle w:val="Hipervnculo"/>
               </w:rPr>
-              <w:t>3.6 Resultados Obtenidos</w:t>
+              <w:t>3.5 Obstáculos y dificultades en el PFC</w:t>
             </w:r>
             <w:r>
               <w:tab/>
@@ -705,7 +674,7 @@
               <w:fldChar w:fldCharType="begin"/>
             </w:r>
             <w:r>
-              <w:instrText xml:space="preserve">PAGEREF _Toc2101771927 \h</w:instrText>
+              <w:instrText xml:space="preserve">PAGEREF _Toc1276029585 \h</w:instrText>
             </w:r>
             <w:r>
               <w:fldChar w:fldCharType="separate"/>
@@ -723,7 +692,7 @@
         </w:p>
         <w:p>
           <w:pPr>
-            <w:pStyle w:val="TOC1"/>
+            <w:pStyle w:val="TOC2"/>
             <w:tabs>
               <w:tab w:val="right" w:leader="none" w:pos="9015"/>
             </w:tabs>
@@ -732,12 +701,12 @@
               <w:rStyle w:val="Hipervnculo"/>
             </w:rPr>
           </w:pPr>
-          <w:hyperlink w:anchor="_Toc1235108089">
+          <w:hyperlink w:anchor="_Toc1741738996">
             <w:r>
               <w:rPr>
                 <w:rStyle w:val="Hipervnculo"/>
               </w:rPr>
-              <w:t>4. Conclusiones</w:t>
+              <w:t>3.6 Resultados Obtenidos</w:t>
             </w:r>
             <w:r>
               <w:tab/>
@@ -746,7 +715,7 @@
               <w:fldChar w:fldCharType="begin"/>
             </w:r>
             <w:r>
-              <w:instrText xml:space="preserve">PAGEREF _Toc1235108089 \h</w:instrText>
+              <w:instrText xml:space="preserve">PAGEREF _Toc1741738996 \h</w:instrText>
             </w:r>
             <w:r>
               <w:fldChar w:fldCharType="separate"/>
@@ -773,12 +742,12 @@
               <w:rStyle w:val="Hipervnculo"/>
             </w:rPr>
           </w:pPr>
-          <w:hyperlink w:anchor="_Toc519561432">
+          <w:hyperlink w:anchor="_Toc101919741">
             <w:r>
               <w:rPr>
                 <w:rStyle w:val="Hipervnculo"/>
               </w:rPr>
-              <w:t>5. Líneas Futuras de Trabajo</w:t>
+              <w:t>4. Conclusiones</w:t>
             </w:r>
             <w:r>
               <w:tab/>
@@ -787,7 +756,7 @@
               <w:fldChar w:fldCharType="begin"/>
             </w:r>
             <w:r>
-              <w:instrText xml:space="preserve">PAGEREF _Toc519561432 \h</w:instrText>
+              <w:instrText xml:space="preserve">PAGEREF _Toc101919741 \h</w:instrText>
             </w:r>
             <w:r>
               <w:fldChar w:fldCharType="separate"/>
@@ -814,12 +783,12 @@
               <w:rStyle w:val="Hipervnculo"/>
             </w:rPr>
           </w:pPr>
-          <w:hyperlink w:anchor="_Toc1271271231">
+          <w:hyperlink w:anchor="_Toc866943427">
             <w:r>
               <w:rPr>
                 <w:rStyle w:val="Hipervnculo"/>
               </w:rPr>
-              <w:t>6. Bibliografía</w:t>
+              <w:t>5. Líneas Futuras de Trabajo</w:t>
             </w:r>
             <w:r>
               <w:tab/>
@@ -828,7 +797,7 @@
               <w:fldChar w:fldCharType="begin"/>
             </w:r>
             <w:r>
-              <w:instrText xml:space="preserve">PAGEREF _Toc1271271231 \h</w:instrText>
+              <w:instrText xml:space="preserve">PAGEREF _Toc866943427 \h</w:instrText>
             </w:r>
             <w:r>
               <w:fldChar w:fldCharType="separate"/>
@@ -843,6 +812,47 @@
               <w:fldChar w:fldCharType="end"/>
             </w:r>
           </w:hyperlink>
+        </w:p>
+        <w:p>
+          <w:pPr>
+            <w:pStyle w:val="TOC1"/>
+            <w:tabs>
+              <w:tab w:val="right" w:leader="none" w:pos="9015"/>
+            </w:tabs>
+            <w:bidi w:val="0"/>
+            <w:rPr>
+              <w:rStyle w:val="Hipervnculo"/>
+            </w:rPr>
+          </w:pPr>
+          <w:hyperlink w:anchor="_Toc874825635">
+            <w:r>
+              <w:rPr>
+                <w:rStyle w:val="Hipervnculo"/>
+              </w:rPr>
+              <w:t>6. Bibliografía</w:t>
+            </w:r>
+            <w:r>
+              <w:tab/>
+            </w:r>
+            <w:r>
+              <w:fldChar w:fldCharType="begin"/>
+            </w:r>
+            <w:r>
+              <w:instrText xml:space="preserve">PAGEREF _Toc874825635 \h</w:instrText>
+            </w:r>
+            <w:r>
+              <w:fldChar w:fldCharType="separate"/>
+            </w:r>
+            <w:r>
+              <w:rPr>
+                <w:rStyle w:val="Hipervnculo"/>
+              </w:rPr>
+              <w:t>16</w:t>
+            </w:r>
+            <w:r>
+              <w:fldChar w:fldCharType="end"/>
+            </w:r>
+          </w:hyperlink>
           <w:r>
             <w:fldChar w:fldCharType="end"/>
           </w:r>
@@ -887,7 +897,7 @@
       </w:pPr>
       <w:bookmarkStart w:name="_Toc100021685" w:id="1807201153"/>
       <w:bookmarkStart w:name="_Toc580383778" w:id="1165055310"/>
-      <w:bookmarkStart w:name="_Toc280060330" w:id="2103576361"/>
+      <w:bookmarkStart w:name="_Toc281811626" w:id="1425910122"/>
       <w:r>
         <w:rPr>
           <w:b w:val="1"/>
@@ -901,7 +911,109 @@
       </w:r>
       <w:bookmarkEnd w:id="1807201153"/>
       <w:bookmarkEnd w:id="1165055310"/>
-      <w:bookmarkEnd w:id="2103576361"/>
+      <w:bookmarkEnd w:id="1425910122"/>
+    </w:p>
+    <w:p>
+      <w:pPr>
+        <w:pStyle w:val="Normal"/>
+        <w:suppressLineNumbers w:val="0"/>
+        <w:bidi w:val="0"/>
+        <w:spacing w:before="240" w:beforeAutospacing="off" w:after="240" w:afterAutospacing="off" w:line="360" w:lineRule="auto"/>
+        <w:ind w:left="0" w:right="0"/>
+        <w:jc w:val="left"/>
+        <w:rPr>
+          <w:rFonts w:ascii="Arial" w:hAnsi="Arial" w:eastAsia="Arial" w:cs="Arial"/>
+          <w:noProof w:val="0"/>
+          <w:lang w:val="es-ES"/>
+        </w:rPr>
+      </w:pPr>
+      <w:r>
+        <w:rPr>
+          <w:rFonts w:ascii="Arial" w:hAnsi="Arial" w:eastAsia="Arial" w:cs="Arial"/>
+          <w:noProof w:val="0"/>
+          <w:lang w:val="es-ES"/>
+        </w:rPr>
+        <w:t>E</w:t>
+      </w:r>
+      <w:r>
+        <w:rPr>
+          <w:rFonts w:ascii="Arial" w:hAnsi="Arial" w:eastAsia="Arial" w:cs="Arial"/>
+          <w:noProof w:val="0"/>
+          <w:lang w:val="es-ES"/>
+        </w:rPr>
+        <w:t>n este</w:t>
+      </w:r>
+      <w:r>
+        <w:rPr>
+          <w:rFonts w:ascii="Arial" w:hAnsi="Arial" w:eastAsia="Arial" w:cs="Arial"/>
+          <w:noProof w:val="0"/>
+          <w:lang w:val="es-ES"/>
+        </w:rPr>
+        <w:t xml:space="preserve"> Proyecto Final de Ciclo (PFC) </w:t>
+      </w:r>
+      <w:r>
+        <w:rPr>
+          <w:rFonts w:ascii="Arial" w:hAnsi="Arial" w:eastAsia="Arial" w:cs="Arial"/>
+          <w:noProof w:val="0"/>
+          <w:lang w:val="es-ES"/>
+        </w:rPr>
+        <w:t>he integrado</w:t>
+      </w:r>
+      <w:r>
+        <w:rPr>
+          <w:rFonts w:ascii="Arial" w:hAnsi="Arial" w:eastAsia="Arial" w:cs="Arial"/>
+          <w:noProof w:val="0"/>
+          <w:lang w:val="es-ES"/>
+        </w:rPr>
+        <w:t xml:space="preserve"> los conocimientos dados en este curso</w:t>
+      </w:r>
+      <w:r>
+        <w:rPr>
+          <w:rFonts w:ascii="Arial" w:hAnsi="Arial" w:eastAsia="Arial" w:cs="Arial"/>
+          <w:noProof w:val="0"/>
+          <w:lang w:val="es-ES"/>
+        </w:rPr>
+        <w:t xml:space="preserve"> de Desarrollo de Aplicaciones Web, más algunos de los conocimientos de la empresa donde he hecho la formación </w:t>
+      </w:r>
+      <w:r>
+        <w:rPr>
+          <w:rFonts w:ascii="Arial" w:hAnsi="Arial" w:eastAsia="Arial" w:cs="Arial"/>
+          <w:noProof w:val="0"/>
+          <w:lang w:val="es-ES"/>
+        </w:rPr>
+        <w:t>de prácticas</w:t>
+      </w:r>
+      <w:r>
+        <w:rPr>
+          <w:rFonts w:ascii="Arial" w:hAnsi="Arial" w:eastAsia="Arial" w:cs="Arial"/>
+          <w:noProof w:val="0"/>
+          <w:lang w:val="es-ES"/>
+        </w:rPr>
+        <w:t>.</w:t>
+      </w:r>
+    </w:p>
+    <w:p>
+      <w:pPr>
+        <w:pStyle w:val="Normal"/>
+        <w:suppressLineNumbers w:val="0"/>
+        <w:bidi w:val="0"/>
+        <w:spacing w:before="240" w:beforeAutospacing="off" w:after="240" w:afterAutospacing="off" w:line="360" w:lineRule="auto"/>
+        <w:ind w:left="0" w:right="0"/>
+        <w:jc w:val="left"/>
+        <w:rPr>
+          <w:rFonts w:ascii="Arial" w:hAnsi="Arial" w:eastAsia="Arial" w:cs="Arial"/>
+          <w:noProof w:val="0"/>
+          <w:lang w:val="es-ES"/>
+        </w:rPr>
+      </w:pPr>
+      <w:r>
+        <w:rPr>
+          <w:rFonts w:ascii="Arial" w:hAnsi="Arial" w:eastAsia="Arial" w:cs="Arial"/>
+          <w:noProof w:val="0"/>
+          <w:lang w:val="es-ES"/>
+        </w:rPr>
+        <w:t>En este PFC se desarrollará una plataforma web y móvil que facilita el alquiler y la prestación de trajes destinados a la participación en comparsas, sin fines monetarios. La idea central es fomentar el intercambio y el uso colaborativo de trajes entre miembros de la comparsa, permitiendo que los trajes se compartan de forma gratuita para la realización de festividades y eventos culturales.</w:t>
+      </w:r>
     </w:p>
     <w:p>
       <w:pPr>
@@ -918,7 +1030,71 @@
           <w:noProof w:val="0"/>
           <w:lang w:val="es-ES"/>
         </w:rPr>
-        <w:t>El Proyecto Final de Ciclo (PFC) es el módulo integrador que permite al alumno aplicar en un entorno real los conocimientos técnicos y de gestión adquiridos a lo largo del curso.</w:t>
+        <w:t>Esta memoria</w:t>
+      </w:r>
+      <w:r>
+        <w:rPr>
+          <w:rFonts w:ascii="Arial" w:hAnsi="Arial" w:eastAsia="Arial" w:cs="Arial"/>
+          <w:noProof w:val="0"/>
+          <w:lang w:val="es-ES"/>
+        </w:rPr>
+        <w:t xml:space="preserve"> </w:t>
+      </w:r>
+      <w:r>
+        <w:rPr>
+          <w:rFonts w:ascii="Arial" w:hAnsi="Arial" w:eastAsia="Arial" w:cs="Arial"/>
+          <w:noProof w:val="0"/>
+          <w:lang w:val="es-ES"/>
+        </w:rPr>
+        <w:t>documenta el proceso co</w:t>
+      </w:r>
+      <w:r>
+        <w:rPr>
+          <w:rFonts w:ascii="Arial" w:hAnsi="Arial" w:eastAsia="Arial" w:cs="Arial"/>
+          <w:noProof w:val="0"/>
+          <w:lang w:val="es-ES"/>
+        </w:rPr>
+        <w:t>mple</w:t>
+      </w:r>
+      <w:r>
+        <w:rPr>
+          <w:rFonts w:ascii="Arial" w:hAnsi="Arial" w:eastAsia="Arial" w:cs="Arial"/>
+          <w:noProof w:val="0"/>
+          <w:lang w:val="es-ES"/>
+        </w:rPr>
+        <w:t>to: d</w:t>
+      </w:r>
+      <w:r>
+        <w:rPr>
+          <w:rFonts w:ascii="Arial" w:hAnsi="Arial" w:eastAsia="Arial" w:cs="Arial"/>
+          <w:noProof w:val="0"/>
+          <w:lang w:val="es-ES"/>
+        </w:rPr>
+        <w:t xml:space="preserve">esde </w:t>
+      </w:r>
+      <w:r>
+        <w:rPr>
+          <w:rFonts w:ascii="Arial" w:hAnsi="Arial" w:eastAsia="Arial" w:cs="Arial"/>
+          <w:noProof w:val="0"/>
+          <w:lang w:val="es-ES"/>
+        </w:rPr>
+        <w:t xml:space="preserve">la concepción de la idea, la planificación, el desarrollo, hasta la exposición y defensa del proyecto, destacando el uso de metodologías ágiles y la integración del sistema de </w:t>
+      </w:r>
+      <w:r>
+        <w:rPr>
+          <w:rFonts w:ascii="Arial" w:hAnsi="Arial" w:eastAsia="Arial" w:cs="Arial"/>
+          <w:noProof w:val="0"/>
+          <w:lang w:val="es-ES"/>
+        </w:rPr>
+        <w:t>login</w:t>
+      </w:r>
+      <w:r>
+        <w:rPr>
+          <w:rFonts w:ascii="Arial" w:hAnsi="Arial" w:eastAsia="Arial" w:cs="Arial"/>
+          <w:noProof w:val="0"/>
+          <w:lang w:val="es-ES"/>
+        </w:rPr>
+        <w:t>, que posibilita la interacción entre usuarios.</w:t>
       </w:r>
       <w:r>
         <w:br/>
@@ -929,195 +1105,31 @@
           <w:noProof w:val="0"/>
           <w:lang w:val="es-ES"/>
         </w:rPr>
-        <w:t xml:space="preserve"> En este PFC se desarrollará una plataforma web y móvil que facilita el alquiler y la prestación de trajes destinados a la participación en comparsas, sin fines monetarios. La idea central es fomentar el intercambio y el uso colaborativo de trajes entre miembros de la comparsa, permitiendo que los trajes se compartan de forma gratuita para la realización de festividades y eventos culturales.</w:t>
-      </w:r>
-    </w:p>
-    <w:p w14:noSpellErr="1">
-      <w:pPr>
-        <w:spacing w:before="240" w:after="240" w:line="360" w:lineRule="auto"/>
-        <w:rPr>
-          <w:noProof w:val="0"/>
-          <w:lang w:val="es-ES"/>
-        </w:rPr>
-      </w:pPr>
-      <w:r>
-        <w:drawing>
-          <wp:inline wp14:editId="1A285D51" wp14:anchorId="21E2BF6F">
-            <wp:extent cx="2070108" cy="1381220"/>
-            <wp:effectExtent l="0" t="0" r="0" b="0"/>
-            <wp:docPr id="1367516902" name="Imagen 1367516902" title=""/>
-            <wp:cNvGraphicFramePr>
-              <a:graphicFrameLocks noChangeAspect="1"/>
-            </wp:cNvGraphicFramePr>
-            <a:graphic>
-              <a:graphicData uri="http://schemas.openxmlformats.org/drawingml/2006/picture">
-                <pic:pic>
-                  <pic:nvPicPr>
-                    <pic:cNvPr id="0" name="Imagen 1367516902"/>
-                    <pic:cNvPicPr/>
-                  </pic:nvPicPr>
-                  <pic:blipFill>
-                    <a:blip r:embed="R4f1ab1689b8045fe">
-                      <a:extLst xmlns:a="http://schemas.openxmlformats.org/drawingml/2006/main">
-                        <a:ext uri="{28A0092B-C50C-407E-A947-70E740481C1C}">
-                          <a14:useLocalDpi xmlns:a14="http://schemas.microsoft.com/office/drawing/2010/main" val="0"/>
-                        </a:ext>
-                      </a:extLst>
-                    </a:blip>
-                    <a:stretch>
-                      <a:fillRect/>
-                    </a:stretch>
-                  </pic:blipFill>
-                  <pic:spPr>
-                    <a:xfrm rot="0" flipH="0" flipV="0">
-                      <a:off x="0" y="0"/>
-                      <a:ext cx="2070108" cy="1381220"/>
-                    </a:xfrm>
-                    <a:prstGeom prst="rect">
-                      <a:avLst/>
-                    </a:prstGeom>
-                  </pic:spPr>
-                </pic:pic>
-              </a:graphicData>
-            </a:graphic>
-          </wp:inline>
-        </w:drawing>
-      </w:r>
-      <w:r>
-        <w:drawing>
-          <wp:inline wp14:editId="66BFD5A2" wp14:anchorId="7E044AB2">
-            <wp:extent cx="1580030" cy="1185680"/>
-            <wp:effectExtent l="0" t="0" r="0" b="0"/>
-            <wp:docPr id="1803671693" name="Imagen 1803671693" title=""/>
-            <wp:cNvGraphicFramePr>
-              <a:graphicFrameLocks noChangeAspect="1"/>
-            </wp:cNvGraphicFramePr>
-            <a:graphic>
-              <a:graphicData uri="http://schemas.openxmlformats.org/drawingml/2006/picture">
-                <pic:pic>
-                  <pic:nvPicPr>
-                    <pic:cNvPr id="0" name="Imagen 1803671693"/>
-                    <pic:cNvPicPr/>
-                  </pic:nvPicPr>
-                  <pic:blipFill>
-                    <a:blip r:embed="R126e3b6c2bc64270">
-                      <a:extLst xmlns:a="http://schemas.openxmlformats.org/drawingml/2006/main">
-                        <a:ext uri="{28A0092B-C50C-407E-A947-70E740481C1C}">
-                          <a14:useLocalDpi xmlns:a14="http://schemas.microsoft.com/office/drawing/2010/main" val="0"/>
-                        </a:ext>
-                      </a:extLst>
-                    </a:blip>
-                    <a:stretch>
-                      <a:fillRect/>
-                    </a:stretch>
-                  </pic:blipFill>
-                  <pic:spPr>
-                    <a:xfrm rot="0" flipH="0" flipV="0">
-                      <a:off x="0" y="0"/>
-                      <a:ext cx="1580030" cy="1185680"/>
-                    </a:xfrm>
-                    <a:prstGeom prst="rect">
-                      <a:avLst/>
-                    </a:prstGeom>
-                  </pic:spPr>
-                </pic:pic>
-              </a:graphicData>
-            </a:graphic>
-          </wp:inline>
-        </w:drawing>
-      </w:r>
-    </w:p>
-    <w:p>
-      <w:pPr>
-        <w:spacing w:before="240" w:after="240" w:line="360" w:lineRule="auto"/>
-        <w:rPr>
-          <w:rFonts w:ascii="Arial" w:hAnsi="Arial" w:eastAsia="Arial" w:cs="Arial"/>
-          <w:noProof w:val="0"/>
-          <w:lang w:val="es-ES"/>
-        </w:rPr>
-      </w:pPr>
-      <w:r>
-        <w:rPr>
-          <w:rFonts w:ascii="Arial" w:hAnsi="Arial" w:eastAsia="Arial" w:cs="Arial"/>
-          <w:noProof w:val="0"/>
-          <w:lang w:val="es-ES"/>
-        </w:rPr>
-        <w:t>Esta memoria</w:t>
-      </w:r>
-      <w:r>
-        <w:rPr>
-          <w:rFonts w:ascii="Arial" w:hAnsi="Arial" w:eastAsia="Arial" w:cs="Arial"/>
-          <w:noProof w:val="0"/>
-          <w:lang w:val="es-ES"/>
-        </w:rPr>
-        <w:t xml:space="preserve"> </w:t>
-      </w:r>
-      <w:r>
-        <w:rPr>
-          <w:rFonts w:ascii="Arial" w:hAnsi="Arial" w:eastAsia="Arial" w:cs="Arial"/>
-          <w:noProof w:val="0"/>
-          <w:lang w:val="es-ES"/>
-        </w:rPr>
-        <w:t>documenta el proceso co</w:t>
-      </w:r>
-      <w:r>
-        <w:rPr>
-          <w:rFonts w:ascii="Arial" w:hAnsi="Arial" w:eastAsia="Arial" w:cs="Arial"/>
-          <w:noProof w:val="0"/>
-          <w:lang w:val="es-ES"/>
-        </w:rPr>
-        <w:t>mple</w:t>
-      </w:r>
-      <w:r>
-        <w:rPr>
-          <w:rFonts w:ascii="Arial" w:hAnsi="Arial" w:eastAsia="Arial" w:cs="Arial"/>
-          <w:noProof w:val="0"/>
-          <w:lang w:val="es-ES"/>
-        </w:rPr>
-        <w:t>to: d</w:t>
-      </w:r>
-      <w:r>
-        <w:rPr>
-          <w:rFonts w:ascii="Arial" w:hAnsi="Arial" w:eastAsia="Arial" w:cs="Arial"/>
-          <w:noProof w:val="0"/>
-          <w:lang w:val="es-ES"/>
-        </w:rPr>
-        <w:t xml:space="preserve">esde </w:t>
-      </w:r>
-      <w:r>
-        <w:rPr>
-          <w:rFonts w:ascii="Arial" w:hAnsi="Arial" w:eastAsia="Arial" w:cs="Arial"/>
-          <w:noProof w:val="0"/>
-          <w:lang w:val="es-ES"/>
-        </w:rPr>
-        <w:t xml:space="preserve">la concepción de la idea, la planificación, el desarrollo, hasta la exposición y defensa del proyecto, destacando el uso de metodologías ágiles y la integración del sistema de </w:t>
-      </w:r>
-      <w:r>
-        <w:rPr>
-          <w:rFonts w:ascii="Arial" w:hAnsi="Arial" w:eastAsia="Arial" w:cs="Arial"/>
-          <w:noProof w:val="0"/>
-          <w:lang w:val="es-ES"/>
-        </w:rPr>
-        <w:t>login</w:t>
-      </w:r>
-      <w:r>
-        <w:rPr>
-          <w:rFonts w:ascii="Arial" w:hAnsi="Arial" w:eastAsia="Arial" w:cs="Arial"/>
-          <w:noProof w:val="0"/>
-          <w:lang w:val="es-ES"/>
-        </w:rPr>
-        <w:t>, que posibilita la interacción entre usuarios.</w:t>
-      </w:r>
-      <w:r>
-        <w:br/>
-      </w:r>
-      <w:r>
-        <w:rPr>
-          <w:rFonts w:ascii="Arial" w:hAnsi="Arial" w:eastAsia="Arial" w:cs="Arial"/>
-          <w:noProof w:val="0"/>
-          <w:lang w:val="es-ES"/>
-        </w:rPr>
-        <w:t xml:space="preserve"> El back</w:t>
+        <w:t xml:space="preserve">Me </w:t>
+      </w:r>
+      <w:r>
+        <w:rPr>
+          <w:rFonts w:ascii="Arial" w:hAnsi="Arial" w:eastAsia="Arial" w:cs="Arial"/>
+          <w:noProof w:val="0"/>
+          <w:lang w:val="es-ES"/>
+        </w:rPr>
+        <w:t>gustaría</w:t>
+      </w:r>
+      <w:r>
+        <w:rPr>
+          <w:rFonts w:ascii="Arial" w:hAnsi="Arial" w:eastAsia="Arial" w:cs="Arial"/>
+          <w:noProof w:val="0"/>
+          <w:lang w:val="es-ES"/>
+        </w:rPr>
+        <w:t xml:space="preserve"> destacar en esta introducción que las herramientas que he usado para e</w:t>
+      </w:r>
+      <w:r>
+        <w:rPr>
+          <w:rFonts w:ascii="Arial" w:hAnsi="Arial" w:eastAsia="Arial" w:cs="Arial"/>
+          <w:noProof w:val="0"/>
+          <w:lang w:val="es-ES"/>
+        </w:rPr>
+        <w:t>l back</w:t>
       </w:r>
       <w:r>
         <w:rPr>
@@ -1328,7 +1340,7 @@
       </w:pPr>
       <w:bookmarkStart w:name="_Toc666816660" w:id="758169283"/>
       <w:bookmarkStart w:name="_Toc809980335" w:id="470284243"/>
-      <w:bookmarkStart w:name="_Toc1599043941" w:id="1478971892"/>
+      <w:bookmarkStart w:name="_Toc2022130297" w:id="379556214"/>
       <w:r>
         <w:rPr>
           <w:b w:val="1"/>
@@ -1342,7 +1354,7 @@
       </w:r>
       <w:bookmarkEnd w:id="758169283"/>
       <w:bookmarkEnd w:id="470284243"/>
-      <w:bookmarkEnd w:id="1478971892"/>
+      <w:bookmarkEnd w:id="379556214"/>
     </w:p>
     <w:p>
       <w:pPr>
@@ -1359,7 +1371,7 @@
       </w:pPr>
       <w:bookmarkStart w:name="_Toc1985290745" w:id="51978929"/>
       <w:bookmarkStart w:name="_Toc1882550969" w:id="680471946"/>
-      <w:bookmarkStart w:name="_Toc851458667" w:id="1203654235"/>
+      <w:bookmarkStart w:name="_Toc1232236127" w:id="197651085"/>
       <w:r>
         <w:rPr>
           <w:b w:val="1"/>
@@ -1373,7 +1385,7 @@
       </w:r>
       <w:bookmarkEnd w:id="51978929"/>
       <w:bookmarkEnd w:id="680471946"/>
-      <w:bookmarkEnd w:id="1203654235"/>
+      <w:bookmarkEnd w:id="197651085"/>
     </w:p>
     <w:p>
       <w:pPr>
@@ -1413,49 +1425,6 @@
       <w:pPr>
         <w:spacing w:before="240" w:after="240"/>
       </w:pPr>
-      <w:r>
-        <w:drawing>
-          <wp:inline wp14:editId="70EEE544" wp14:anchorId="1FDB45D6">
-            <wp:extent cx="2200274" cy="2200274"/>
-            <wp:effectExtent l="0" t="0" r="0" b="0"/>
-            <wp:docPr id="1824454604" name="" title=""/>
-            <wp:cNvGraphicFramePr>
-              <a:graphicFrameLocks noChangeAspect="1"/>
-            </wp:cNvGraphicFramePr>
-            <a:graphic>
-              <a:graphicData uri="http://schemas.openxmlformats.org/drawingml/2006/picture">
-                <pic:pic>
-                  <pic:nvPicPr>
-                    <pic:cNvPr id="0" name=""/>
-                    <pic:cNvPicPr/>
-                  </pic:nvPicPr>
-                  <pic:blipFill>
-                    <a:blip r:embed="Rb40d776815464a9d">
-                      <a:extLst>
-                        <a:ext xmlns:a="http://schemas.openxmlformats.org/drawingml/2006/main" uri="{28A0092B-C50C-407E-A947-70E740481C1C}">
-                          <a14:useLocalDpi val="0"/>
-                        </a:ext>
-                      </a:extLst>
-                    </a:blip>
-                    <a:stretch>
-                      <a:fillRect/>
-                    </a:stretch>
-                  </pic:blipFill>
-                  <pic:spPr>
-                    <a:xfrm>
-                      <a:off x="0" y="0"/>
-                      <a:ext cx="2200274" cy="2200274"/>
-                    </a:xfrm>
-                    <a:prstGeom prst="rect">
-                      <a:avLst/>
-                    </a:prstGeom>
-                  </pic:spPr>
-                </pic:pic>
-              </a:graphicData>
-            </a:graphic>
-          </wp:inline>
-        </w:drawing>
-      </w:r>
     </w:p>
     <w:p w14:noSpellErr="1">
       <w:pPr>
@@ -1487,7 +1456,7 @@
       </w:pPr>
       <w:bookmarkStart w:name="_Toc993090717" w:id="516133198"/>
       <w:bookmarkStart w:name="_Toc1613394801" w:id="64521879"/>
-      <w:bookmarkStart w:name="_Toc1264533884" w:id="31321883"/>
+      <w:bookmarkStart w:name="_Toc1150375180" w:id="316430523"/>
       <w:r>
         <w:rPr>
           <w:b w:val="1"/>
@@ -1501,7 +1470,59 @@
       </w:r>
       <w:bookmarkEnd w:id="516133198"/>
       <w:bookmarkEnd w:id="64521879"/>
-      <w:bookmarkEnd w:id="31321883"/>
+      <w:bookmarkEnd w:id="316430523"/>
+    </w:p>
+    <w:p>
+      <w:pPr>
+        <w:spacing w:before="240" w:after="240" w:line="360" w:lineRule="auto"/>
+        <w:rPr>
+          <w:rFonts w:ascii="Arial" w:hAnsi="Arial" w:eastAsia="Arial" w:cs="Arial"/>
+          <w:b w:val="0"/>
+          <w:bCs w:val="0"/>
+          <w:noProof w:val="0"/>
+          <w:lang w:val="es-ES"/>
+        </w:rPr>
+      </w:pPr>
+      <w:r>
+        <w:rPr>
+          <w:rFonts w:ascii="Arial" w:hAnsi="Arial" w:eastAsia="Arial" w:cs="Arial"/>
+          <w:b w:val="0"/>
+          <w:bCs w:val="0"/>
+          <w:noProof w:val="0"/>
+          <w:lang w:val="es-ES"/>
+        </w:rPr>
+        <w:t>Los result</w:t>
+      </w:r>
+      <w:r>
+        <w:rPr>
+          <w:rFonts w:ascii="Arial" w:hAnsi="Arial" w:eastAsia="Arial" w:cs="Arial"/>
+          <w:b w:val="0"/>
+          <w:bCs w:val="0"/>
+          <w:noProof w:val="0"/>
+          <w:lang w:val="es-ES"/>
+        </w:rPr>
+        <w:t>ados</w:t>
+      </w:r>
+      <w:r>
+        <w:rPr>
+          <w:rFonts w:ascii="Arial" w:hAnsi="Arial" w:eastAsia="Arial" w:cs="Arial"/>
+          <w:b w:val="0"/>
+          <w:bCs w:val="0"/>
+          <w:noProof w:val="0"/>
+          <w:lang w:val="es-ES"/>
+        </w:rPr>
+        <w:t xml:space="preserve"> que he obtenido haciendo este proyecto</w:t>
+      </w:r>
+      <w:r>
+        <w:rPr>
+          <w:rFonts w:ascii="Arial" w:hAnsi="Arial" w:eastAsia="Arial" w:cs="Arial"/>
+          <w:b w:val="0"/>
+          <w:bCs w:val="0"/>
+          <w:noProof w:val="0"/>
+          <w:lang w:val="es-ES"/>
+        </w:rPr>
+        <w:t xml:space="preserve"> han sido los siguientes:</w:t>
+      </w:r>
     </w:p>
     <w:p>
       <w:pPr>
@@ -1658,19 +1679,9 @@
     </w:p>
     <w:p w14:noSpellErr="1">
       <w:pPr>
-        <w:pStyle w:val="Prrafodelista"/>
+        <w:pStyle w:val="Normal"/>
         <w:spacing w:before="240" w:after="240" w:line="360" w:lineRule="auto"/>
-        <w:rPr>
-          <w:rFonts w:ascii="Arial" w:hAnsi="Arial" w:eastAsia="Arial" w:cs="Arial"/>
-          <w:noProof w:val="0"/>
-          <w:lang w:val="es-ES"/>
-        </w:rPr>
-      </w:pPr>
-    </w:p>
-    <w:p w14:noSpellErr="1">
-      <w:pPr>
-        <w:spacing w:before="240" w:after="240" w:line="360" w:lineRule="auto"/>
-        <w:ind w:left="720"/>
+        <w:ind/>
         <w:rPr>
           <w:rFonts w:ascii="Arial" w:hAnsi="Arial" w:eastAsia="Arial" w:cs="Arial"/>
           <w:noProof w:val="0"/>
@@ -1784,7 +1795,7 @@
       </w:pPr>
       <w:bookmarkStart w:name="_Toc1555968242" w:id="18505607"/>
       <w:bookmarkStart w:name="_Toc1436462957" w:id="1700074342"/>
-      <w:bookmarkStart w:name="_Toc392156860" w:id="1328933555"/>
+      <w:bookmarkStart w:name="_Toc995539162" w:id="1207359453"/>
       <w:r>
         <w:rPr>
           <w:b w:val="1"/>
@@ -1820,7 +1831,7 @@
       </w:r>
       <w:bookmarkEnd w:id="18505607"/>
       <w:bookmarkEnd w:id="1700074342"/>
-      <w:bookmarkEnd w:id="1328933555"/>
+      <w:bookmarkEnd w:id="1207359453"/>
     </w:p>
     <w:p>
       <w:pPr>
@@ -2011,7 +2022,7 @@
       </w:pPr>
       <w:bookmarkStart w:name="_Toc1448538904" w:id="2014313566"/>
       <w:bookmarkStart w:name="_Toc517874012" w:id="1441005917"/>
-      <w:bookmarkStart w:name="_Toc1127277367" w:id="569498972"/>
+      <w:bookmarkStart w:name="_Toc1563584323" w:id="2071764675"/>
       <w:r>
         <w:rPr>
           <w:b w:val="1"/>
@@ -2025,7 +2036,7 @@
       </w:r>
       <w:bookmarkEnd w:id="2014313566"/>
       <w:bookmarkEnd w:id="1441005917"/>
-      <w:bookmarkEnd w:id="569498972"/>
+      <w:bookmarkEnd w:id="2071764675"/>
     </w:p>
     <w:p>
       <w:pPr>
@@ -2042,7 +2053,7 @@
       </w:pPr>
       <w:bookmarkStart w:name="_Toc1293603014" w:id="1652670383"/>
       <w:bookmarkStart w:name="_Toc1278348302" w:id="1159982522"/>
-      <w:bookmarkStart w:name="_Toc1798591508" w:id="2112766830"/>
+      <w:bookmarkStart w:name="_Toc1066197556" w:id="313764013"/>
       <w:r>
         <w:rPr>
           <w:b w:val="1"/>
@@ -2056,7 +2067,7 @@
       </w:r>
       <w:bookmarkEnd w:id="1652670383"/>
       <w:bookmarkEnd w:id="1159982522"/>
-      <w:bookmarkEnd w:id="2112766830"/>
+      <w:bookmarkEnd w:id="313764013"/>
     </w:p>
     <w:p>
       <w:pPr>
@@ -2115,7 +2126,7 @@
       </w:pPr>
       <w:bookmarkStart w:name="_Toc346669431" w:id="1071906708"/>
       <w:bookmarkStart w:name="_Toc1195431581" w:id="425688631"/>
-      <w:bookmarkStart w:name="_Toc2059764696" w:id="1206635649"/>
+      <w:bookmarkStart w:name="_Toc1966593712" w:id="1561459573"/>
       <w:r>
         <w:rPr>
           <w:b w:val="1"/>
@@ -2129,7 +2140,7 @@
       </w:r>
       <w:bookmarkEnd w:id="1071906708"/>
       <w:bookmarkEnd w:id="425688631"/>
-      <w:bookmarkEnd w:id="1206635649"/>
+      <w:bookmarkEnd w:id="1561459573"/>
     </w:p>
     <w:p>
       <w:pPr>
@@ -2257,7 +2268,7 @@
         </w:rPr>
       </w:pPr>
       <w:bookmarkStart w:name="_Toc1171044152" w:id="2067919695"/>
-      <w:bookmarkStart w:name="_Toc1115729919" w:id="546894668"/>
+      <w:bookmarkStart w:name="_Toc1392143094" w:id="1837721284"/>
       <w:r>
         <w:rPr>
           <w:b w:val="1"/>
@@ -2292,7 +2303,7 @@
         <w:t xml:space="preserve"> Descripción de los componentes</w:t>
       </w:r>
       <w:bookmarkEnd w:id="2067919695"/>
-      <w:bookmarkEnd w:id="546894668"/>
+      <w:bookmarkEnd w:id="1837721284"/>
     </w:p>
     <w:p>
       <w:pPr>
@@ -2867,8 +2878,54 @@
           <w:szCs w:val="24"/>
           <w:lang w:val="es-ES"/>
         </w:rPr>
-        <w:t xml:space="preserve"> orquesta el entorno con contenedores PHP/Apache y MariaDB.</w:t>
-      </w:r>
+        <w:t xml:space="preserve"> orquesta el entorno con contenedores PHP/Apache y </w:t>
+      </w:r>
+      <w:r>
+        <w:rPr>
+          <w:rFonts w:ascii="Arial" w:hAnsi="Arial" w:eastAsia="Arial" w:cs="Arial"/>
+          <w:noProof w:val="0"/>
+          <w:sz w:val="24"/>
+          <w:szCs w:val="24"/>
+          <w:lang w:val="es-ES"/>
+        </w:rPr>
+        <w:t>MariaDB</w:t>
+      </w:r>
+      <w:r>
+        <w:rPr>
+          <w:rFonts w:ascii="Arial" w:hAnsi="Arial" w:eastAsia="Arial" w:cs="Arial"/>
+          <w:noProof w:val="0"/>
+          <w:sz w:val="24"/>
+          <w:szCs w:val="24"/>
+          <w:lang w:val="es-ES"/>
+        </w:rPr>
+        <w:t>.</w:t>
+      </w:r>
+    </w:p>
+    <w:p>
+      <w:pPr>
+        <w:pStyle w:val="Normal"/>
+        <w:spacing w:before="240" w:beforeAutospacing="off" w:after="240" w:afterAutospacing="off"/>
+        <w:rPr>
+          <w:rFonts w:ascii="Arial" w:hAnsi="Arial" w:eastAsia="Arial" w:cs="Arial"/>
+          <w:noProof w:val="0"/>
+          <w:sz w:val="24"/>
+          <w:szCs w:val="24"/>
+          <w:lang w:val="es-ES"/>
+        </w:rPr>
+      </w:pPr>
+    </w:p>
+    <w:p>
+      <w:pPr>
+        <w:pStyle w:val="Normal"/>
+        <w:spacing w:before="240" w:beforeAutospacing="off" w:after="240" w:afterAutospacing="off"/>
+        <w:rPr>
+          <w:rFonts w:ascii="Arial" w:hAnsi="Arial" w:eastAsia="Arial" w:cs="Arial"/>
+          <w:noProof w:val="0"/>
+          <w:sz w:val="24"/>
+          <w:szCs w:val="24"/>
+          <w:lang w:val="es-ES"/>
+        </w:rPr>
+      </w:pPr>
     </w:p>
     <w:p>
       <w:pPr>
@@ -3549,7 +3606,7 @@
       </w:pPr>
       <w:bookmarkStart w:name="_Toc1586832620" w:id="624005001"/>
       <w:bookmarkStart w:name="_Toc1421150676" w:id="1751144335"/>
-      <w:bookmarkStart w:name="_Toc1136251715" w:id="986244532"/>
+      <w:bookmarkStart w:name="_Toc550647872" w:id="615625684"/>
       <w:r>
         <w:rPr>
           <w:b w:val="1"/>
@@ -3581,11 +3638,22 @@
           <w:szCs w:val="36"/>
           <w:lang w:val="es-ES"/>
         </w:rPr>
-        <w:t xml:space="preserve"> Fases y Cronograma de Trabajo</w:t>
+        <w:t xml:space="preserve"> Fases</w:t>
+      </w:r>
+      <w:r>
+        <w:rPr>
+          <w:b w:val="1"/>
+          <w:bCs w:val="1"/>
+          <w:noProof w:val="0"/>
+          <w:sz w:val="36"/>
+          <w:szCs w:val="36"/>
+          <w:lang w:val="es-ES"/>
+        </w:rPr>
+        <w:t xml:space="preserve"> del PFC</w:t>
       </w:r>
       <w:bookmarkEnd w:id="624005001"/>
       <w:bookmarkEnd w:id="1751144335"/>
-      <w:bookmarkEnd w:id="986244532"/>
+      <w:bookmarkEnd w:id="615625684"/>
     </w:p>
     <w:p>
       <w:pPr>
@@ -3627,7 +3695,27 @@
           <w:noProof w:val="0"/>
           <w:lang w:val="es-ES"/>
         </w:rPr>
-        <w:t>Fase 1 –</w:t>
+        <w:t>Fase 1</w:t>
+      </w:r>
+      <w:r>
+        <w:rPr>
+          <w:rFonts w:ascii="Arial" w:hAnsi="Arial" w:eastAsia="Arial" w:cs="Arial"/>
+          <w:b w:val="1"/>
+          <w:bCs w:val="1"/>
+          <w:noProof w:val="0"/>
+          <w:lang w:val="es-ES"/>
+        </w:rPr>
+        <w:t xml:space="preserve"> – 31/03/2025 </w:t>
+      </w:r>
+      <w:r>
+        <w:rPr>
+          <w:rFonts w:ascii="Arial" w:hAnsi="Arial" w:eastAsia="Arial" w:cs="Arial"/>
+          <w:b w:val="1"/>
+          <w:bCs w:val="1"/>
+          <w:noProof w:val="0"/>
+          <w:lang w:val="es-ES"/>
+        </w:rPr>
+        <w:t>–</w:t>
       </w:r>
       <w:r>
         <w:rPr>
@@ -3690,6 +3778,8 @@
         <w:rPr>
           <w:rFonts w:ascii="Arial" w:hAnsi="Arial" w:eastAsia="Arial" w:cs="Arial"/>
           <w:noProof w:val="0"/>
+          <w:sz w:val="24"/>
+          <w:szCs w:val="24"/>
           <w:lang w:val="es-ES"/>
         </w:rPr>
       </w:pPr>
@@ -3702,6 +3792,66 @@
           <w:lang w:val="es-ES"/>
         </w:rPr>
         <w:t xml:space="preserve">Fase 2 – </w:t>
+      </w:r>
+      <w:r>
+        <w:rPr>
+          <w:rFonts w:ascii="Arial" w:hAnsi="Arial" w:eastAsia="Arial" w:cs="Arial"/>
+          <w:b w:val="1"/>
+          <w:bCs w:val="1"/>
+          <w:noProof w:val="0"/>
+          <w:lang w:val="es-ES"/>
+        </w:rPr>
+        <w:t>16</w:t>
+      </w:r>
+      <w:r>
+        <w:rPr>
+          <w:rFonts w:ascii="Arial" w:hAnsi="Arial" w:eastAsia="Arial" w:cs="Arial"/>
+          <w:b w:val="1"/>
+          <w:bCs w:val="1"/>
+          <w:noProof w:val="0"/>
+          <w:lang w:val="es-ES"/>
+        </w:rPr>
+        <w:t>/0</w:t>
+      </w:r>
+      <w:r>
+        <w:rPr>
+          <w:rFonts w:ascii="Arial" w:hAnsi="Arial" w:eastAsia="Arial" w:cs="Arial"/>
+          <w:b w:val="1"/>
+          <w:bCs w:val="1"/>
+          <w:noProof w:val="0"/>
+          <w:lang w:val="es-ES"/>
+        </w:rPr>
+        <w:t>4</w:t>
+      </w:r>
+      <w:r>
+        <w:rPr>
+          <w:rFonts w:ascii="Arial" w:hAnsi="Arial" w:eastAsia="Arial" w:cs="Arial"/>
+          <w:b w:val="1"/>
+          <w:bCs w:val="1"/>
+          <w:noProof w:val="0"/>
+          <w:lang w:val="es-ES"/>
+        </w:rPr>
+        <w:t>/2025</w:t>
+      </w:r>
+      <w:r>
+        <w:rPr>
+          <w:rFonts w:ascii="Arial" w:hAnsi="Arial" w:eastAsia="Arial" w:cs="Arial"/>
+          <w:b w:val="1"/>
+          <w:bCs w:val="1"/>
+          <w:noProof w:val="0"/>
+          <w:lang w:val="es-ES"/>
+        </w:rPr>
+        <w:t xml:space="preserve"> –</w:t>
+      </w:r>
+      <w:r>
+        <w:rPr>
+          <w:rFonts w:ascii="Arial" w:hAnsi="Arial" w:eastAsia="Arial" w:cs="Arial"/>
+          <w:b w:val="1"/>
+          <w:bCs w:val="1"/>
+          <w:noProof w:val="0"/>
+          <w:lang w:val="es-ES"/>
+        </w:rPr>
+        <w:t xml:space="preserve"> </w:t>
       </w:r>
       <w:r>
         <w:rPr>
@@ -3917,6 +4067,8 @@
         <w:rPr>
           <w:rFonts w:ascii="Arial" w:hAnsi="Arial" w:eastAsia="Arial" w:cs="Arial"/>
           <w:noProof w:val="0"/>
+          <w:sz w:val="24"/>
+          <w:szCs w:val="24"/>
           <w:lang w:val="es-ES"/>
         </w:rPr>
       </w:pPr>
@@ -3929,6 +4081,16 @@
           <w:lang w:val="es-ES"/>
         </w:rPr>
         <w:t xml:space="preserve">Fase 3 – </w:t>
+      </w:r>
+      <w:r>
+        <w:rPr>
+          <w:rFonts w:ascii="Arial" w:hAnsi="Arial" w:eastAsia="Arial" w:cs="Arial"/>
+          <w:b w:val="1"/>
+          <w:bCs w:val="1"/>
+          <w:noProof w:val="0"/>
+          <w:lang w:val="es-ES"/>
+        </w:rPr>
+        <w:t xml:space="preserve">30/04/2025 – </w:t>
       </w:r>
       <w:r>
         <w:rPr>
@@ -4070,6 +4232,8 @@
         <w:rPr>
           <w:rFonts w:ascii="Arial" w:hAnsi="Arial" w:eastAsia="Arial" w:cs="Arial"/>
           <w:noProof w:val="0"/>
+          <w:sz w:val="24"/>
+          <w:szCs w:val="24"/>
           <w:lang w:val="es-ES"/>
         </w:rPr>
       </w:pPr>
@@ -4091,7 +4255,7 @@
           <w:noProof w:val="0"/>
           <w:lang w:val="es-ES"/>
         </w:rPr>
-        <w:t>Finalizar</w:t>
+        <w:t xml:space="preserve">16/05/2025 – </w:t>
       </w:r>
       <w:r>
         <w:rPr>
@@ -4101,6 +4265,16 @@
           <w:noProof w:val="0"/>
           <w:lang w:val="es-ES"/>
         </w:rPr>
+        <w:t>Finalizar</w:t>
+      </w:r>
+      <w:r>
+        <w:rPr>
+          <w:rFonts w:ascii="Arial" w:hAnsi="Arial" w:eastAsia="Arial" w:cs="Arial"/>
+          <w:b w:val="1"/>
+          <w:bCs w:val="1"/>
+          <w:noProof w:val="0"/>
+          <w:lang w:val="es-ES"/>
+        </w:rPr>
         <w:t>:</w:t>
       </w:r>
       <w:r>
@@ -4160,7 +4334,7 @@
         </w:rPr>
       </w:pPr>
       <w:bookmarkStart w:name="_Toc708421678" w:id="1848784984"/>
-      <w:bookmarkStart w:name="_Toc831663506" w:id="118004505"/>
+      <w:bookmarkStart w:name="_Toc1276029585" w:id="1369420658"/>
       <w:r>
         <w:rPr>
           <w:b w:val="1"/>
@@ -4203,10 +4377,32 @@
           <w:szCs w:val="36"/>
           <w:lang w:val="es-ES"/>
         </w:rPr>
-        <w:t>Problemas y dificultades en el PFC</w:t>
+        <w:t>Obstáculos</w:t>
+      </w:r>
+      <w:r>
+        <w:rPr>
+          <w:b w:val="1"/>
+          <w:bCs w:val="1"/>
+          <w:noProof w:val="0"/>
+          <w:sz w:val="36"/>
+          <w:szCs w:val="36"/>
+          <w:lang w:val="es-ES"/>
+        </w:rPr>
+        <w:t xml:space="preserve"> </w:t>
+      </w:r>
+      <w:r>
+        <w:rPr>
+          <w:b w:val="1"/>
+          <w:bCs w:val="1"/>
+          <w:noProof w:val="0"/>
+          <w:sz w:val="36"/>
+          <w:szCs w:val="36"/>
+          <w:lang w:val="es-ES"/>
+        </w:rPr>
+        <w:t>y dificultades en el PFC</w:t>
       </w:r>
       <w:bookmarkEnd w:id="1848784984"/>
-      <w:bookmarkEnd w:id="118004505"/>
+      <w:bookmarkEnd w:id="1369420658"/>
     </w:p>
     <w:p>
       <w:pPr>
@@ -4228,14 +4424,28 @@
           <w:noProof w:val="0"/>
           <w:lang w:val="es-ES"/>
         </w:rPr>
-        <w:t>problemas</w:t>
-      </w:r>
-      <w:r>
-        <w:rPr>
-          <w:noProof w:val="0"/>
-          <w:lang w:val="es-ES"/>
-        </w:rPr>
-        <w:t xml:space="preserve"> que he tenido n este PFC:</w:t>
+        <w:t xml:space="preserve">obstáculos </w:t>
+      </w:r>
+      <w:r>
+        <w:rPr>
+          <w:noProof w:val="0"/>
+          <w:lang w:val="es-ES"/>
+        </w:rPr>
+        <w:t xml:space="preserve">que he tenido </w:t>
+      </w:r>
+      <w:r>
+        <w:rPr>
+          <w:noProof w:val="0"/>
+          <w:lang w:val="es-ES"/>
+        </w:rPr>
+        <w:t>e</w:t>
+      </w:r>
+      <w:r>
+        <w:rPr>
+          <w:noProof w:val="0"/>
+          <w:lang w:val="es-ES"/>
+        </w:rPr>
+        <w:t>n este PFC:</w:t>
       </w:r>
     </w:p>
     <w:p>
@@ -4636,7 +4846,7 @@
       </w:pPr>
       <w:bookmarkStart w:name="_Toc631349948" w:id="46576645"/>
       <w:bookmarkStart w:name="_Toc1918951788" w:id="1507401355"/>
-      <w:bookmarkStart w:name="_Toc2101771927" w:id="1212333924"/>
+      <w:bookmarkStart w:name="_Toc1741738996" w:id="532608340"/>
       <w:r>
         <w:rPr>
           <w:b w:val="1"/>
@@ -4672,7 +4882,7 @@
       </w:r>
       <w:bookmarkEnd w:id="46576645"/>
       <w:bookmarkEnd w:id="1507401355"/>
-      <w:bookmarkEnd w:id="1212333924"/>
+      <w:bookmarkEnd w:id="532608340"/>
     </w:p>
     <w:p>
       <w:pPr>
@@ -4896,7 +5106,7 @@
       </w:pPr>
       <w:bookmarkStart w:name="_Toc1219888222" w:id="2037506094"/>
       <w:bookmarkStart w:name="_Toc995170338" w:id="1385338720"/>
-      <w:bookmarkStart w:name="_Toc1235108089" w:id="1015477115"/>
+      <w:bookmarkStart w:name="_Toc101919741" w:id="1421948571"/>
       <w:r>
         <w:rPr>
           <w:b w:val="1"/>
@@ -4921,7 +5131,7 @@
       </w:r>
       <w:bookmarkEnd w:id="2037506094"/>
       <w:bookmarkEnd w:id="1385338720"/>
-      <w:bookmarkEnd w:id="1015477115"/>
+      <w:bookmarkEnd w:id="1421948571"/>
     </w:p>
     <w:p>
       <w:pPr>
@@ -5103,7 +5313,7 @@
         </w:rPr>
       </w:pPr>
       <w:bookmarkStart w:name="_Toc274913012" w:id="1383140385"/>
-      <w:bookmarkStart w:name="_Toc519561432" w:id="1253384145"/>
+      <w:bookmarkStart w:name="_Toc866943427" w:id="1456880995"/>
       <w:r>
         <w:rPr>
           <w:b w:val="1"/>
@@ -5116,7 +5326,7 @@
         <w:t>5. Líneas Futuras de Trabajo</w:t>
       </w:r>
       <w:bookmarkEnd w:id="1383140385"/>
-      <w:bookmarkEnd w:id="1253384145"/>
+      <w:bookmarkEnd w:id="1456880995"/>
     </w:p>
     <w:p>
       <w:pPr>
@@ -5279,7 +5489,7 @@
       </w:pPr>
       <w:bookmarkStart w:name="_Toc1301290489" w:id="1541054430"/>
       <w:bookmarkStart w:name="_Toc1197910027" w:id="1951434946"/>
-      <w:bookmarkStart w:name="_Toc1271271231" w:id="1272514453"/>
+      <w:bookmarkStart w:name="_Toc874825635" w:id="1672785410"/>
       <w:r>
         <w:rPr>
           <w:b w:val="1"/>
@@ -5304,7 +5514,7 @@
       </w:r>
       <w:bookmarkEnd w:id="1541054430"/>
       <w:bookmarkEnd w:id="1951434946"/>
-      <w:bookmarkEnd w:id="1272514453"/>
+      <w:bookmarkEnd w:id="1672785410"/>
     </w:p>
     <w:p>
       <w:pPr>
@@ -5776,6 +5986,12 @@
 
 <file path=word/footer1.xml><?xml version="1.0" encoding="utf-8"?>
 <w:ftr xmlns:wpc="http://schemas.microsoft.com/office/word/2010/wordprocessingCanvas" xmlns:cx="http://schemas.microsoft.com/office/drawing/2014/chartex" xmlns:cx1="http://schemas.microsoft.com/office/drawing/2015/9/8/chartex" xmlns:cx2="http://schemas.microsoft.com/office/drawing/2015/10/21/chartex" xmlns:cx3="http://schemas.microsoft.com/office/drawing/2016/5/9/chartex" xmlns:cx4="http://schemas.microsoft.com/office/drawing/2016/5/10/chartex" xmlns:cx5="http://schemas.microsoft.com/office/drawing/2016/5/11/chartex" xmlns:cx6="http://schemas.microsoft.com/office/drawing/2016/5/12/chartex" xmlns:cx7="http://schemas.microsoft.com/office/drawing/2016/5/13/chartex" xmlns:cx8="http://schemas.microsoft.com/office/drawing/2016/5/14/chartex" xmlns:mc="http://schemas.openxmlformats.org/markup-compatibility/2006" xmlns:aink="http://schemas.microsoft.com/office/drawing/2016/ink" xmlns:am3d="http://schemas.microsoft.com/office/drawing/2017/model3d" xmlns:o="urn:schemas-microsoft-com:office:office" xmlns:oel="http://schemas.microsoft.com/office/2019/extlst" xmlns:r="http://schemas.openxmlformats.org/officeDocument/2006/relationships" xmlns:m="http://schemas.openxmlformats.org/officeDocument/2006/math" xmlns:v="urn:schemas-microsoft-com:vml" xmlns:wp14="http://schemas.microsoft.com/office/word/2010/wordprocessingDrawing" xmlns:wp="http://schemas.openxmlformats.org/drawingml/2006/wordprocessingDrawing" xmlns:w10="urn:schemas-microsoft-com:office:word" xmlns:w="http://schemas.openxmlformats.org/wordprocessingml/2006/main" xmlns:w14="http://schemas.microsoft.com/office/word/2010/wordml" xmlns:w15="http://schemas.microsoft.com/office/word/2012/wordml" xmlns:w16cex="http://schemas.microsoft.com/office/word/2018/wordml/cex" xmlns:w16cid="http://schemas.microsoft.com/office/word/2016/wordml/cid" xmlns:w16="http://schemas.microsoft.com/office/word/2018/wordml" xmlns:w16du="http://schemas.microsoft.com/office/word/2023/wordml/word16du" xmlns:w16sdtdh="http://schemas.microsoft.com/office/word/2020/wordml/sdtdatahash" xmlns:w16sdtfl="http://schemas.microsoft.com/office/word/2024/wordml/sdtformatlock" xmlns:w16se="http://schemas.microsoft.com/office/word/2015/wordml/symex" xmlns:wpg="http://schemas.microsoft.com/office/word/2010/wordprocessingGroup" xmlns:wpi="http://schemas.microsoft.com/office/word/2010/wordprocessingInk" xmlns:wne="http://schemas.microsoft.com/office/word/2006/wordml" xmlns:wps="http://schemas.microsoft.com/office/word/2010/wordprocessingShape" mc:Ignorable="w14 w15 w16se w16cid w16 w16cex w16sdtdh w16sdtfl w16du wp14">
+  <w:p>
+    <w:pPr>
+      <w:pStyle w:val="Piedepgina"/>
+      <w:jc w:val="right"/>
+    </w:pPr>
+  </w:p>
   <w:tbl>
     <w:tblPr>
       <w:tblW w:w="9016" w:type="dxa"/>
@@ -5837,25 +6053,10 @@
             <w:pStyle w:val="Encabezado"/>
             <w:ind w:right="-115"/>
             <w:jc w:val="right"/>
-          </w:pPr>
-          <w:r>
-            <w:fldChar w:fldCharType="begin"/>
-          </w:r>
-          <w:r>
-            <w:instrText>PAGE</w:instrText>
-          </w:r>
-          <w:r>
-            <w:fldChar w:fldCharType="separate"/>
-          </w:r>
-          <w:r>
             <w:rPr>
               <w:noProof/>
             </w:rPr>
-            <w:t>2</w:t>
-          </w:r>
-          <w:r>
-            <w:fldChar w:fldCharType="end"/>
-          </w:r>
+          </w:pPr>
         </w:p>
       </w:tc>
     </w:tr>
@@ -5888,6 +6089,7 @@
       <w:tc>
         <w:tcPr>
           <w:tcW w:w="3005" w:type="dxa"/>
+          <w:tcMar/>
         </w:tcPr>
         <w:p>
           <w:pPr>
@@ -5899,6 +6101,7 @@
       <w:tc>
         <w:tcPr>
           <w:tcW w:w="3005" w:type="dxa"/>
+          <w:tcMar/>
         </w:tcPr>
         <w:p>
           <w:pPr>
@@ -5910,6 +6113,7 @@
       <w:tc>
         <w:tcPr>
           <w:tcW w:w="3005" w:type="dxa"/>
+          <w:tcMar/>
         </w:tcPr>
         <w:p>
           <w:pPr>
@@ -5917,9 +6121,6 @@
             <w:ind w:right="-115"/>
             <w:jc w:val="right"/>
           </w:pPr>
-          <w:r>
-            <w:t>1</w:t>
-          </w:r>
         </w:p>
       </w:tc>
     </w:tr>
@@ -6038,6 +6239,7 @@
       <w:tc>
         <w:tcPr>
           <w:tcW w:w="3005" w:type="dxa"/>
+          <w:tcMar/>
         </w:tcPr>
         <w:p>
           <w:pPr>
@@ -6052,6 +6254,7 @@
       <w:tc>
         <w:tcPr>
           <w:tcW w:w="3005" w:type="dxa"/>
+          <w:tcMar/>
         </w:tcPr>
         <w:p>
           <w:pPr>
@@ -6059,13 +6262,15 @@
             <w:jc w:val="center"/>
           </w:pPr>
           <w:r>
-            <w:t>2º DAW</w:t>
+            <w:rPr/>
+            <w:t xml:space="preserve"> </w:t>
           </w:r>
         </w:p>
       </w:tc>
       <w:tc>
         <w:tcPr>
           <w:tcW w:w="3005" w:type="dxa"/>
+          <w:tcMar/>
         </w:tcPr>
         <w:p>
           <w:pPr>
@@ -6073,6 +6278,10 @@
             <w:ind w:right="-115"/>
             <w:jc w:val="right"/>
           </w:pPr>
+          <w:r>
+            <w:rPr/>
+            <w:t>19/05/2025</w:t>
+          </w:r>
         </w:p>
       </w:tc>
     </w:tr>

--- a/documentacion/MemoriaTFG.docx
+++ b/documentacion/MemoriaTFG.docx
@@ -8,7 +8,7 @@
       </w:pPr>
       <w:r>
         <w:drawing>
-          <wp:inline wp14:editId="6CC9905A" wp14:anchorId="7CA25FB6">
+          <wp:inline wp14:editId="03EE5A87" wp14:anchorId="7CA25FB6">
             <wp:extent cx="2243474" cy="1157200"/>
             <wp:effectExtent l="0" t="0" r="0" b="0"/>
             <wp:docPr id="1788560482" name="" title=""/>
@@ -23,7 +23,7 @@
                     <pic:cNvPicPr/>
                   </pic:nvPicPr>
                   <pic:blipFill>
-                    <a:blip r:embed="R15eb1ec6fcd944ca">
+                    <a:blip r:embed="R0b81435f58ac49f8">
                       <a:extLst>
                         <a:ext xmlns:a="http://schemas.openxmlformats.org/drawingml/2006/main" uri="{28A0092B-C50C-407E-A947-70E740481C1C}">
                           <a14:useLocalDpi val="0"/>
@@ -76,7 +76,7 @@
       </w:r>
       <w:r>
         <w:drawing>
-          <wp:inline wp14:editId="2951F04B" wp14:anchorId="64288152">
+          <wp:inline wp14:editId="011C4FB4" wp14:anchorId="64288152">
             <wp:extent cx="1763622" cy="833429"/>
             <wp:effectExtent l="0" t="0" r="0" b="0"/>
             <wp:docPr id="1852378461" name="" title=""/>
@@ -91,7 +91,7 @@
                     <pic:cNvPicPr/>
                   </pic:nvPicPr>
                   <pic:blipFill>
-                    <a:blip r:embed="R1468e07804df4c74">
+                    <a:blip r:embed="R14dcf581d43f4571">
                       <a:extLst>
                         <a:ext xmlns:a="http://schemas.openxmlformats.org/drawingml/2006/main" uri="{28A0092B-C50C-407E-A947-70E740481C1C}">
                           <a14:useLocalDpi val="0"/>
@@ -155,6 +155,22 @@
         <w:jc w:val="center"/>
         <w:rPr>
           <w:noProof w:val="0"/>
+          <w:sz w:val="52"/>
+          <w:szCs w:val="52"/>
+          <w:lang w:val="es-ES"/>
+        </w:rPr>
+      </w:pPr>
+    </w:p>
+    <w:p>
+      <w:pPr>
+        <w:pStyle w:val="Normal"/>
+        <w:suppressLineNumbers w:val="0"/>
+        <w:bidi w:val="0"/>
+        <w:spacing w:before="0" w:beforeAutospacing="off" w:after="160" w:afterAutospacing="off" w:line="279" w:lineRule="auto"/>
+        <w:ind w:left="0" w:right="0"/>
+        <w:jc w:val="center"/>
+        <w:rPr>
+          <w:noProof w:val="0"/>
           <w:sz w:val="56"/>
           <w:szCs w:val="56"/>
           <w:lang w:val="es-ES"/>
@@ -223,7 +239,7 @@
     </w:p>
     <w:sdt>
       <w:sdtPr>
-        <w:id w:val="1390212845"/>
+        <w:id w:val="526410723"/>
         <w:docPartObj>
           <w:docPartGallery w:val="Table of Contents"/>
           <w:docPartUnique/>
@@ -250,7 +266,7 @@
           <w:r>
             <w:fldChar w:fldCharType="separate"/>
           </w:r>
-          <w:hyperlink w:anchor="_Toc281811626">
+          <w:hyperlink w:anchor="_Toc631118810">
             <w:r>
               <w:rPr>
                 <w:rStyle w:val="Hipervnculo"/>
@@ -264,7 +280,7 @@
               <w:fldChar w:fldCharType="begin"/>
             </w:r>
             <w:r>
-              <w:instrText xml:space="preserve">PAGEREF _Toc281811626 \h</w:instrText>
+              <w:instrText xml:space="preserve">PAGEREF _Toc631118810 \h</w:instrText>
             </w:r>
             <w:r>
               <w:fldChar w:fldCharType="separate"/>
@@ -291,7 +307,7 @@
               <w:rStyle w:val="Hipervnculo"/>
             </w:rPr>
           </w:pPr>
-          <w:hyperlink w:anchor="_Toc2022130297">
+          <w:hyperlink w:anchor="_Toc1361389240">
             <w:r>
               <w:rPr>
                 <w:rStyle w:val="Hipervnculo"/>
@@ -305,7 +321,7 @@
               <w:fldChar w:fldCharType="begin"/>
             </w:r>
             <w:r>
-              <w:instrText xml:space="preserve">PAGEREF _Toc2022130297 \h</w:instrText>
+              <w:instrText xml:space="preserve">PAGEREF _Toc1361389240 \h</w:instrText>
             </w:r>
             <w:r>
               <w:fldChar w:fldCharType="separate"/>
@@ -332,7 +348,7 @@
               <w:rStyle w:val="Hipervnculo"/>
             </w:rPr>
           </w:pPr>
-          <w:hyperlink w:anchor="_Toc1232236127">
+          <w:hyperlink w:anchor="_Toc2054808131">
             <w:r>
               <w:rPr>
                 <w:rStyle w:val="Hipervnculo"/>
@@ -346,7 +362,7 @@
               <w:fldChar w:fldCharType="begin"/>
             </w:r>
             <w:r>
-              <w:instrText xml:space="preserve">PAGEREF _Toc1232236127 \h</w:instrText>
+              <w:instrText xml:space="preserve">PAGEREF _Toc2054808131 \h</w:instrText>
             </w:r>
             <w:r>
               <w:fldChar w:fldCharType="separate"/>
@@ -373,7 +389,7 @@
               <w:rStyle w:val="Hipervnculo"/>
             </w:rPr>
           </w:pPr>
-          <w:hyperlink w:anchor="_Toc1150375180">
+          <w:hyperlink w:anchor="_Toc1445404407">
             <w:r>
               <w:rPr>
                 <w:rStyle w:val="Hipervnculo"/>
@@ -387,7 +403,7 @@
               <w:fldChar w:fldCharType="begin"/>
             </w:r>
             <w:r>
-              <w:instrText xml:space="preserve">PAGEREF _Toc1150375180 \h</w:instrText>
+              <w:instrText xml:space="preserve">PAGEREF _Toc1445404407 \h</w:instrText>
             </w:r>
             <w:r>
               <w:fldChar w:fldCharType="separate"/>
@@ -414,7 +430,7 @@
               <w:rStyle w:val="Hipervnculo"/>
             </w:rPr>
           </w:pPr>
-          <w:hyperlink w:anchor="_Toc995539162">
+          <w:hyperlink w:anchor="_Toc375183719">
             <w:r>
               <w:rPr>
                 <w:rStyle w:val="Hipervnculo"/>
@@ -428,7 +444,7 @@
               <w:fldChar w:fldCharType="begin"/>
             </w:r>
             <w:r>
-              <w:instrText xml:space="preserve">PAGEREF _Toc995539162 \h</w:instrText>
+              <w:instrText xml:space="preserve">PAGEREF _Toc375183719 \h</w:instrText>
             </w:r>
             <w:r>
               <w:fldChar w:fldCharType="separate"/>
@@ -455,7 +471,7 @@
               <w:rStyle w:val="Hipervnculo"/>
             </w:rPr>
           </w:pPr>
-          <w:hyperlink w:anchor="_Toc1563584323">
+          <w:hyperlink w:anchor="_Toc1207054628">
             <w:r>
               <w:rPr>
                 <w:rStyle w:val="Hipervnculo"/>
@@ -469,7 +485,7 @@
               <w:fldChar w:fldCharType="begin"/>
             </w:r>
             <w:r>
-              <w:instrText xml:space="preserve">PAGEREF _Toc1563584323 \h</w:instrText>
+              <w:instrText xml:space="preserve">PAGEREF _Toc1207054628 \h</w:instrText>
             </w:r>
             <w:r>
               <w:fldChar w:fldCharType="separate"/>
@@ -496,7 +512,7 @@
               <w:rStyle w:val="Hipervnculo"/>
             </w:rPr>
           </w:pPr>
-          <w:hyperlink w:anchor="_Toc1066197556">
+          <w:hyperlink w:anchor="_Toc1783635212">
             <w:r>
               <w:rPr>
                 <w:rStyle w:val="Hipervnculo"/>
@@ -510,7 +526,7 @@
               <w:fldChar w:fldCharType="begin"/>
             </w:r>
             <w:r>
-              <w:instrText xml:space="preserve">PAGEREF _Toc1066197556 \h</w:instrText>
+              <w:instrText xml:space="preserve">PAGEREF _Toc1783635212 \h</w:instrText>
             </w:r>
             <w:r>
               <w:fldChar w:fldCharType="separate"/>
@@ -537,7 +553,7 @@
               <w:rStyle w:val="Hipervnculo"/>
             </w:rPr>
           </w:pPr>
-          <w:hyperlink w:anchor="_Toc1966593712">
+          <w:hyperlink w:anchor="_Toc980042000">
             <w:r>
               <w:rPr>
                 <w:rStyle w:val="Hipervnculo"/>
@@ -551,7 +567,7 @@
               <w:fldChar w:fldCharType="begin"/>
             </w:r>
             <w:r>
-              <w:instrText xml:space="preserve">PAGEREF _Toc1966593712 \h</w:instrText>
+              <w:instrText xml:space="preserve">PAGEREF _Toc980042000 \h</w:instrText>
             </w:r>
             <w:r>
               <w:fldChar w:fldCharType="separate"/>
@@ -578,7 +594,7 @@
               <w:rStyle w:val="Hipervnculo"/>
             </w:rPr>
           </w:pPr>
-          <w:hyperlink w:anchor="_Toc1392143094">
+          <w:hyperlink w:anchor="_Toc1352074725">
             <w:r>
               <w:rPr>
                 <w:rStyle w:val="Hipervnculo"/>
@@ -592,7 +608,7 @@
               <w:fldChar w:fldCharType="begin"/>
             </w:r>
             <w:r>
-              <w:instrText xml:space="preserve">PAGEREF _Toc1392143094 \h</w:instrText>
+              <w:instrText xml:space="preserve">PAGEREF _Toc1352074725 \h</w:instrText>
             </w:r>
             <w:r>
               <w:fldChar w:fldCharType="separate"/>
@@ -619,7 +635,7 @@
               <w:rStyle w:val="Hipervnculo"/>
             </w:rPr>
           </w:pPr>
-          <w:hyperlink w:anchor="_Toc550647872">
+          <w:hyperlink w:anchor="_Toc251267555">
             <w:r>
               <w:rPr>
                 <w:rStyle w:val="Hipervnculo"/>
@@ -633,7 +649,7 @@
               <w:fldChar w:fldCharType="begin"/>
             </w:r>
             <w:r>
-              <w:instrText xml:space="preserve">PAGEREF _Toc550647872 \h</w:instrText>
+              <w:instrText xml:space="preserve">PAGEREF _Toc251267555 \h</w:instrText>
             </w:r>
             <w:r>
               <w:fldChar w:fldCharType="separate"/>
@@ -660,7 +676,7 @@
               <w:rStyle w:val="Hipervnculo"/>
             </w:rPr>
           </w:pPr>
-          <w:hyperlink w:anchor="_Toc1276029585">
+          <w:hyperlink w:anchor="_Toc561379084">
             <w:r>
               <w:rPr>
                 <w:rStyle w:val="Hipervnculo"/>
@@ -674,7 +690,7 @@
               <w:fldChar w:fldCharType="begin"/>
             </w:r>
             <w:r>
-              <w:instrText xml:space="preserve">PAGEREF _Toc1276029585 \h</w:instrText>
+              <w:instrText xml:space="preserve">PAGEREF _Toc561379084 \h</w:instrText>
             </w:r>
             <w:r>
               <w:fldChar w:fldCharType="separate"/>
@@ -701,7 +717,7 @@
               <w:rStyle w:val="Hipervnculo"/>
             </w:rPr>
           </w:pPr>
-          <w:hyperlink w:anchor="_Toc1741738996">
+          <w:hyperlink w:anchor="_Toc1405617098">
             <w:r>
               <w:rPr>
                 <w:rStyle w:val="Hipervnculo"/>
@@ -715,7 +731,7 @@
               <w:fldChar w:fldCharType="begin"/>
             </w:r>
             <w:r>
-              <w:instrText xml:space="preserve">PAGEREF _Toc1741738996 \h</w:instrText>
+              <w:instrText xml:space="preserve">PAGEREF _Toc1405617098 \h</w:instrText>
             </w:r>
             <w:r>
               <w:fldChar w:fldCharType="separate"/>
@@ -742,7 +758,7 @@
               <w:rStyle w:val="Hipervnculo"/>
             </w:rPr>
           </w:pPr>
-          <w:hyperlink w:anchor="_Toc101919741">
+          <w:hyperlink w:anchor="_Toc920385169">
             <w:r>
               <w:rPr>
                 <w:rStyle w:val="Hipervnculo"/>
@@ -756,7 +772,7 @@
               <w:fldChar w:fldCharType="begin"/>
             </w:r>
             <w:r>
-              <w:instrText xml:space="preserve">PAGEREF _Toc101919741 \h</w:instrText>
+              <w:instrText xml:space="preserve">PAGEREF _Toc920385169 \h</w:instrText>
             </w:r>
             <w:r>
               <w:fldChar w:fldCharType="separate"/>
@@ -783,7 +799,7 @@
               <w:rStyle w:val="Hipervnculo"/>
             </w:rPr>
           </w:pPr>
-          <w:hyperlink w:anchor="_Toc866943427">
+          <w:hyperlink w:anchor="_Toc1653040715">
             <w:r>
               <w:rPr>
                 <w:rStyle w:val="Hipervnculo"/>
@@ -797,7 +813,7 @@
               <w:fldChar w:fldCharType="begin"/>
             </w:r>
             <w:r>
-              <w:instrText xml:space="preserve">PAGEREF _Toc866943427 \h</w:instrText>
+              <w:instrText xml:space="preserve">PAGEREF _Toc1653040715 \h</w:instrText>
             </w:r>
             <w:r>
               <w:fldChar w:fldCharType="separate"/>
@@ -824,7 +840,7 @@
               <w:rStyle w:val="Hipervnculo"/>
             </w:rPr>
           </w:pPr>
-          <w:hyperlink w:anchor="_Toc874825635">
+          <w:hyperlink w:anchor="_Toc820224152">
             <w:r>
               <w:rPr>
                 <w:rStyle w:val="Hipervnculo"/>
@@ -838,7 +854,7 @@
               <w:fldChar w:fldCharType="begin"/>
             </w:r>
             <w:r>
-              <w:instrText xml:space="preserve">PAGEREF _Toc874825635 \h</w:instrText>
+              <w:instrText xml:space="preserve">PAGEREF _Toc820224152 \h</w:instrText>
             </w:r>
             <w:r>
               <w:fldChar w:fldCharType="separate"/>
@@ -897,7 +913,7 @@
       </w:pPr>
       <w:bookmarkStart w:name="_Toc100021685" w:id="1807201153"/>
       <w:bookmarkStart w:name="_Toc580383778" w:id="1165055310"/>
-      <w:bookmarkStart w:name="_Toc281811626" w:id="1425910122"/>
+      <w:bookmarkStart w:name="_Toc631118810" w:id="682884704"/>
       <w:r>
         <w:rPr>
           <w:b w:val="1"/>
@@ -911,7 +927,7 @@
       </w:r>
       <w:bookmarkEnd w:id="1807201153"/>
       <w:bookmarkEnd w:id="1165055310"/>
-      <w:bookmarkEnd w:id="1425910122"/>
+      <w:bookmarkEnd w:id="682884704"/>
     </w:p>
     <w:p>
       <w:pPr>
@@ -920,7 +936,7 @@
         <w:bidi w:val="0"/>
         <w:spacing w:before="240" w:beforeAutospacing="off" w:after="240" w:afterAutospacing="off" w:line="360" w:lineRule="auto"/>
         <w:ind w:left="0" w:right="0"/>
-        <w:jc w:val="left"/>
+        <w:jc w:val="both"/>
         <w:rPr>
           <w:rFonts w:ascii="Arial" w:hAnsi="Arial" w:eastAsia="Arial" w:cs="Arial"/>
           <w:noProof w:val="0"/>
@@ -949,7 +965,7 @@
           <w:noProof w:val="0"/>
           <w:lang w:val="es-ES"/>
         </w:rPr>
-        <w:t xml:space="preserve"> Proyecto Final de Ciclo (PFC) </w:t>
+        <w:t xml:space="preserve"> Proyecto Final de Ciclo </w:t>
       </w:r>
       <w:r>
         <w:rPr>
@@ -999,7 +1015,7 @@
         <w:bidi w:val="0"/>
         <w:spacing w:before="240" w:beforeAutospacing="off" w:after="240" w:afterAutospacing="off" w:line="360" w:lineRule="auto"/>
         <w:ind w:left="0" w:right="0"/>
-        <w:jc w:val="left"/>
+        <w:jc w:val="both"/>
         <w:rPr>
           <w:rFonts w:ascii="Arial" w:hAnsi="Arial" w:eastAsia="Arial" w:cs="Arial"/>
           <w:noProof w:val="0"/>
@@ -1018,6 +1034,7 @@
     <w:p>
       <w:pPr>
         <w:spacing w:before="240" w:after="240" w:line="360" w:lineRule="auto"/>
+        <w:jc w:val="both"/>
         <w:rPr>
           <w:rFonts w:ascii="Arial" w:hAnsi="Arial" w:eastAsia="Arial" w:cs="Arial"/>
           <w:noProof w:val="0"/>
@@ -1340,7 +1357,7 @@
       </w:pPr>
       <w:bookmarkStart w:name="_Toc666816660" w:id="758169283"/>
       <w:bookmarkStart w:name="_Toc809980335" w:id="470284243"/>
-      <w:bookmarkStart w:name="_Toc2022130297" w:id="379556214"/>
+      <w:bookmarkStart w:name="_Toc1361389240" w:id="176249063"/>
       <w:r>
         <w:rPr>
           <w:b w:val="1"/>
@@ -1354,7 +1371,7 @@
       </w:r>
       <w:bookmarkEnd w:id="758169283"/>
       <w:bookmarkEnd w:id="470284243"/>
-      <w:bookmarkEnd w:id="379556214"/>
+      <w:bookmarkEnd w:id="176249063"/>
     </w:p>
     <w:p>
       <w:pPr>
@@ -1371,7 +1388,7 @@
       </w:pPr>
       <w:bookmarkStart w:name="_Toc1985290745" w:id="51978929"/>
       <w:bookmarkStart w:name="_Toc1882550969" w:id="680471946"/>
-      <w:bookmarkStart w:name="_Toc1232236127" w:id="197651085"/>
+      <w:bookmarkStart w:name="_Toc2054808131" w:id="1474323022"/>
       <w:r>
         <w:rPr>
           <w:b w:val="1"/>
@@ -1385,7 +1402,7 @@
       </w:r>
       <w:bookmarkEnd w:id="51978929"/>
       <w:bookmarkEnd w:id="680471946"/>
-      <w:bookmarkEnd w:id="197651085"/>
+      <w:bookmarkEnd w:id="1474323022"/>
     </w:p>
     <w:p>
       <w:pPr>
@@ -1402,7 +1419,7 @@
           <w:noProof w:val="0"/>
           <w:lang w:val="es-ES"/>
         </w:rPr>
-        <w:t xml:space="preserve">El módulo de Proyecto Final de Ciclo se centra en la elaboración de una aplicación integral que facilite la colaboración entre usuarios para el préstamo y alquiler de trajes, sin transacciones monetarias. La aplicación se orienta a gestionar el préstamo, destacarlo y, además, cuenta con un sistema de </w:t>
+        <w:t xml:space="preserve">El módulo de Proyecto Final de Ciclo se centra en la elaboración de una aplicación que facilite la colaboración entre usuarios para el préstamo y alquiler de trajes, sin transacciones monetarias. La aplicación se orienta a gestionar el préstamo, destacarlo y, además, cuenta con un sistema de </w:t>
       </w:r>
       <w:r>
         <w:rPr>
@@ -1456,7 +1473,7 @@
       </w:pPr>
       <w:bookmarkStart w:name="_Toc993090717" w:id="516133198"/>
       <w:bookmarkStart w:name="_Toc1613394801" w:id="64521879"/>
-      <w:bookmarkStart w:name="_Toc1150375180" w:id="316430523"/>
+      <w:bookmarkStart w:name="_Toc1445404407" w:id="1932788966"/>
       <w:r>
         <w:rPr>
           <w:b w:val="1"/>
@@ -1470,11 +1487,16 @@
       </w:r>
       <w:bookmarkEnd w:id="516133198"/>
       <w:bookmarkEnd w:id="64521879"/>
-      <w:bookmarkEnd w:id="316430523"/>
-    </w:p>
-    <w:p>
-      <w:pPr>
-        <w:spacing w:before="240" w:after="240" w:line="360" w:lineRule="auto"/>
+      <w:bookmarkEnd w:id="1932788966"/>
+    </w:p>
+    <w:p>
+      <w:pPr>
+        <w:pStyle w:val="Normal"/>
+        <w:suppressLineNumbers w:val="0"/>
+        <w:bidi w:val="0"/>
+        <w:spacing w:before="240" w:beforeAutospacing="off" w:after="240" w:afterAutospacing="off" w:line="360" w:lineRule="auto"/>
+        <w:ind w:left="0" w:right="0"/>
+        <w:jc w:val="left"/>
         <w:rPr>
           <w:rFonts w:ascii="Arial" w:hAnsi="Arial" w:eastAsia="Arial" w:cs="Arial"/>
           <w:b w:val="0"/>
@@ -1491,8 +1513,18 @@
           <w:noProof w:val="0"/>
           <w:lang w:val="es-ES"/>
         </w:rPr>
-        <w:t>Los result</w:t>
-      </w:r>
+        <w:t>En este proyecto me he enfrentado a retos tanto técnicos como organizativos, y cada paso he podido reforzar mis conocimientos y descubrir nuevas formas de resolver problemas.</w:t>
+      </w:r>
+    </w:p>
+    <w:p>
+      <w:pPr>
+        <w:pStyle w:val="Normal"/>
+        <w:suppressLineNumbers w:val="0"/>
+        <w:bidi w:val="0"/>
+        <w:spacing w:before="240" w:beforeAutospacing="off" w:after="240" w:afterAutospacing="off" w:line="360" w:lineRule="auto"/>
+        <w:ind w:left="0" w:right="0"/>
+        <w:jc w:val="left"/>
+      </w:pPr>
       <w:r>
         <w:rPr>
           <w:rFonts w:ascii="Arial" w:hAnsi="Arial" w:eastAsia="Arial" w:cs="Arial"/>
@@ -1501,27 +1533,7 @@
           <w:noProof w:val="0"/>
           <w:lang w:val="es-ES"/>
         </w:rPr>
-        <w:t>ados</w:t>
-      </w:r>
-      <w:r>
-        <w:rPr>
-          <w:rFonts w:ascii="Arial" w:hAnsi="Arial" w:eastAsia="Arial" w:cs="Arial"/>
-          <w:b w:val="0"/>
-          <w:bCs w:val="0"/>
-          <w:noProof w:val="0"/>
-          <w:lang w:val="es-ES"/>
-        </w:rPr>
-        <w:t xml:space="preserve"> que he obtenido haciendo este proyecto</w:t>
-      </w:r>
-      <w:r>
-        <w:rPr>
-          <w:rFonts w:ascii="Arial" w:hAnsi="Arial" w:eastAsia="Arial" w:cs="Arial"/>
-          <w:b w:val="0"/>
-          <w:bCs w:val="0"/>
-          <w:noProof w:val="0"/>
-          <w:lang w:val="es-ES"/>
-        </w:rPr>
-        <w:t xml:space="preserve"> han sido los siguientes:</w:t>
+        <w:t>Haciendo una pequeña lista, estos son los resultados que he aprendido:</w:t>
       </w:r>
     </w:p>
     <w:p>
@@ -1795,7 +1807,7 @@
       </w:pPr>
       <w:bookmarkStart w:name="_Toc1555968242" w:id="18505607"/>
       <w:bookmarkStart w:name="_Toc1436462957" w:id="1700074342"/>
-      <w:bookmarkStart w:name="_Toc995539162" w:id="1207359453"/>
+      <w:bookmarkStart w:name="_Toc375183719" w:id="1417374539"/>
       <w:r>
         <w:rPr>
           <w:b w:val="1"/>
@@ -1831,7 +1843,7 @@
       </w:r>
       <w:bookmarkEnd w:id="18505607"/>
       <w:bookmarkEnd w:id="1700074342"/>
-      <w:bookmarkEnd w:id="1207359453"/>
+      <w:bookmarkEnd w:id="1417374539"/>
     </w:p>
     <w:p>
       <w:pPr>
@@ -1848,7 +1860,83 @@
           <w:noProof w:val="0"/>
           <w:lang w:val="es-ES"/>
         </w:rPr>
-        <w:t>Se adopta la metodología ágil SCRUM para organizar el desarrollo del proyecto. Esto implica:</w:t>
+        <w:t>Se adopta la metodología ágil SCRUM para organizar el desarrollo del proyecto.</w:t>
+      </w:r>
+    </w:p>
+    <w:p>
+      <w:pPr>
+        <w:spacing w:before="240" w:after="240" w:line="360" w:lineRule="auto"/>
+        <w:rPr>
+          <w:rFonts w:ascii="Arial" w:hAnsi="Arial" w:eastAsia="Arial" w:cs="Arial"/>
+          <w:noProof w:val="0"/>
+          <w:lang w:val="es-ES"/>
+        </w:rPr>
+      </w:pPr>
+      <w:r>
+        <w:rPr>
+          <w:rFonts w:ascii="Arial" w:hAnsi="Arial" w:eastAsia="Arial" w:cs="Arial"/>
+          <w:noProof w:val="0"/>
+          <w:lang w:val="es-ES"/>
+        </w:rPr>
+        <w:t xml:space="preserve">Una metodología </w:t>
+      </w:r>
+      <w:r>
+        <w:rPr>
+          <w:rFonts w:ascii="Arial" w:hAnsi="Arial" w:eastAsia="Arial" w:cs="Arial"/>
+          <w:noProof w:val="0"/>
+          <w:lang w:val="es-ES"/>
+        </w:rPr>
+        <w:t xml:space="preserve">ágil se basa en </w:t>
+      </w:r>
+      <w:r>
+        <w:rPr>
+          <w:rFonts w:ascii="Arial" w:hAnsi="Arial" w:eastAsia="Arial" w:cs="Arial"/>
+          <w:noProof w:val="0"/>
+          <w:lang w:val="es-ES"/>
+        </w:rPr>
+        <w:t xml:space="preserve">organizar </w:t>
+      </w:r>
+      <w:r>
+        <w:rPr>
+          <w:rFonts w:ascii="Arial" w:hAnsi="Arial" w:eastAsia="Arial" w:cs="Arial"/>
+          <w:noProof w:val="0"/>
+          <w:lang w:val="es-ES"/>
+        </w:rPr>
+        <w:t>sprints</w:t>
+      </w:r>
+      <w:r>
+        <w:rPr>
+          <w:rFonts w:ascii="Arial" w:hAnsi="Arial" w:eastAsia="Arial" w:cs="Arial"/>
+          <w:noProof w:val="0"/>
+          <w:lang w:val="es-ES"/>
+        </w:rPr>
+        <w:t xml:space="preserve"> de entre 1 y 4 semanas</w:t>
+      </w:r>
+      <w:r>
+        <w:rPr>
+          <w:rFonts w:ascii="Arial" w:hAnsi="Arial" w:eastAsia="Arial" w:cs="Arial"/>
+          <w:noProof w:val="0"/>
+          <w:lang w:val="es-ES"/>
+        </w:rPr>
+        <w:t>, suele enfocarse a la flexibilidad, la colaboración y la adaptación.</w:t>
+      </w:r>
+    </w:p>
+    <w:p>
+      <w:pPr>
+        <w:spacing w:before="240" w:after="240" w:line="360" w:lineRule="auto"/>
+        <w:rPr>
+          <w:rFonts w:ascii="Arial" w:hAnsi="Arial" w:eastAsia="Arial" w:cs="Arial"/>
+          <w:noProof w:val="0"/>
+          <w:lang w:val="es-ES"/>
+        </w:rPr>
+      </w:pPr>
+      <w:r>
+        <w:rPr>
+          <w:rFonts w:ascii="Arial" w:hAnsi="Arial" w:eastAsia="Arial" w:cs="Arial"/>
+          <w:noProof w:val="0"/>
+          <w:lang w:val="es-ES"/>
+        </w:rPr>
+        <w:t>Esto implica:</w:t>
       </w:r>
     </w:p>
     <w:p>
@@ -2022,7 +2110,7 @@
       </w:pPr>
       <w:bookmarkStart w:name="_Toc1448538904" w:id="2014313566"/>
       <w:bookmarkStart w:name="_Toc517874012" w:id="1441005917"/>
-      <w:bookmarkStart w:name="_Toc1563584323" w:id="2071764675"/>
+      <w:bookmarkStart w:name="_Toc1207054628" w:id="732471408"/>
       <w:r>
         <w:rPr>
           <w:b w:val="1"/>
@@ -2036,7 +2124,7 @@
       </w:r>
       <w:bookmarkEnd w:id="2014313566"/>
       <w:bookmarkEnd w:id="1441005917"/>
-      <w:bookmarkEnd w:id="2071764675"/>
+      <w:bookmarkEnd w:id="732471408"/>
     </w:p>
     <w:p>
       <w:pPr>
@@ -2053,7 +2141,7 @@
       </w:pPr>
       <w:bookmarkStart w:name="_Toc1293603014" w:id="1652670383"/>
       <w:bookmarkStart w:name="_Toc1278348302" w:id="1159982522"/>
-      <w:bookmarkStart w:name="_Toc1066197556" w:id="313764013"/>
+      <w:bookmarkStart w:name="_Toc1783635212" w:id="1474556204"/>
       <w:r>
         <w:rPr>
           <w:b w:val="1"/>
@@ -2067,7 +2155,7 @@
       </w:r>
       <w:bookmarkEnd w:id="1652670383"/>
       <w:bookmarkEnd w:id="1159982522"/>
-      <w:bookmarkEnd w:id="313764013"/>
+      <w:bookmarkEnd w:id="1474556204"/>
     </w:p>
     <w:p>
       <w:pPr>
@@ -2087,7 +2175,7 @@
         <w:t>El proyecto surge de la necesidad de optimizar el uso de trajes para comparsas, evitando la inversión económica en nuevos trajes. Se busca promover un sistema colaborativo en el que los trajes se alquilan o se prestan de forma gratuita entre los miembros de la comparsa. La iniciativa no pretende generar beneficios económicos, sino facilitar la sostenibilidad y la continuidad de las tradiciones culturales.</w:t>
       </w:r>
     </w:p>
-    <w:p w14:noSpellErr="1">
+    <w:p>
       <w:pPr>
         <w:spacing w:before="240" w:after="240"/>
         <w:rPr>
@@ -2126,7 +2214,7 @@
       </w:pPr>
       <w:bookmarkStart w:name="_Toc346669431" w:id="1071906708"/>
       <w:bookmarkStart w:name="_Toc1195431581" w:id="425688631"/>
-      <w:bookmarkStart w:name="_Toc1966593712" w:id="1561459573"/>
+      <w:bookmarkStart w:name="_Toc980042000" w:id="411184106"/>
       <w:r>
         <w:rPr>
           <w:b w:val="1"/>
@@ -2140,7 +2228,7 @@
       </w:r>
       <w:bookmarkEnd w:id="1071906708"/>
       <w:bookmarkEnd w:id="425688631"/>
-      <w:bookmarkEnd w:id="1561459573"/>
+      <w:bookmarkEnd w:id="411184106"/>
     </w:p>
     <w:p>
       <w:pPr>
@@ -2148,16 +2236,110 @@
         <w:rPr>
           <w:rFonts w:ascii="Arial" w:hAnsi="Arial" w:eastAsia="Arial" w:cs="Arial"/>
           <w:noProof w:val="0"/>
-          <w:lang w:val="es-ES"/>
-        </w:rPr>
-      </w:pPr>
-      <w:r>
-        <w:rPr>
-          <w:rFonts w:ascii="Arial" w:hAnsi="Arial" w:eastAsia="Arial" w:cs="Arial"/>
-          <w:noProof w:val="0"/>
-          <w:lang w:val="es-ES"/>
-        </w:rPr>
-        <w:t>La planificación del proyecto ha incluido:</w:t>
+          <w:sz w:val="24"/>
+          <w:szCs w:val="24"/>
+          <w:lang w:val="es-ES"/>
+        </w:rPr>
+      </w:pPr>
+      <w:r>
+        <w:rPr>
+          <w:rFonts w:ascii="Arial" w:hAnsi="Arial" w:eastAsia="Arial" w:cs="Arial"/>
+          <w:noProof w:val="0"/>
+          <w:sz w:val="24"/>
+          <w:szCs w:val="24"/>
+          <w:lang w:val="es-ES"/>
+        </w:rPr>
+        <w:t xml:space="preserve">Antes de empezar a desarrollar planteé la estructura </w:t>
+      </w:r>
+      <w:r>
+        <w:rPr>
+          <w:rFonts w:ascii="Arial" w:hAnsi="Arial" w:eastAsia="Arial" w:cs="Arial"/>
+          <w:noProof w:val="0"/>
+          <w:sz w:val="24"/>
+          <w:szCs w:val="24"/>
+          <w:lang w:val="es-ES"/>
+        </w:rPr>
+        <w:t xml:space="preserve">general del proyecto </w:t>
+      </w:r>
+      <w:r>
+        <w:rPr>
+          <w:rFonts w:ascii="Arial" w:hAnsi="Arial" w:eastAsia="Arial" w:cs="Arial"/>
+          <w:noProof w:val="0"/>
+          <w:sz w:val="24"/>
+          <w:szCs w:val="24"/>
+          <w:lang w:val="es-ES"/>
+        </w:rPr>
+        <w:t xml:space="preserve">e hice un pequeño diagrama para organizarme. </w:t>
+      </w:r>
+      <w:r>
+        <w:rPr>
+          <w:rFonts w:ascii="Arial" w:hAnsi="Arial" w:eastAsia="Arial" w:cs="Arial"/>
+          <w:noProof w:val="0"/>
+          <w:sz w:val="24"/>
+          <w:szCs w:val="24"/>
+          <w:lang w:val="es-ES"/>
+        </w:rPr>
+        <w:t>Estas son las</w:t>
+      </w:r>
+      <w:r>
+        <w:rPr>
+          <w:rFonts w:ascii="Arial" w:hAnsi="Arial" w:eastAsia="Arial" w:cs="Arial"/>
+          <w:noProof w:val="0"/>
+          <w:sz w:val="24"/>
+          <w:szCs w:val="24"/>
+          <w:lang w:val="es-ES"/>
+        </w:rPr>
+        <w:t xml:space="preserve"> tres grandes </w:t>
+      </w:r>
+      <w:r>
+        <w:rPr>
+          <w:rFonts w:ascii="Arial" w:hAnsi="Arial" w:eastAsia="Arial" w:cs="Arial"/>
+          <w:noProof w:val="0"/>
+          <w:sz w:val="24"/>
+          <w:szCs w:val="24"/>
+          <w:lang w:val="es-ES"/>
+        </w:rPr>
+        <w:t>marc</w:t>
+      </w:r>
+      <w:r>
+        <w:rPr>
+          <w:rFonts w:ascii="Arial" w:hAnsi="Arial" w:eastAsia="Arial" w:cs="Arial"/>
+          <w:noProof w:val="0"/>
+          <w:sz w:val="24"/>
+          <w:szCs w:val="24"/>
+          <w:lang w:val="es-ES"/>
+        </w:rPr>
+        <w:t xml:space="preserve">as </w:t>
+      </w:r>
+      <w:r>
+        <w:rPr>
+          <w:rFonts w:ascii="Arial" w:hAnsi="Arial" w:eastAsia="Arial" w:cs="Arial"/>
+          <w:noProof w:val="0"/>
+          <w:sz w:val="24"/>
+          <w:szCs w:val="24"/>
+          <w:lang w:val="es-ES"/>
+        </w:rPr>
+        <w:t xml:space="preserve">que definí en </w:t>
+      </w:r>
+      <w:r>
+        <w:rPr>
+          <w:rFonts w:ascii="Arial" w:hAnsi="Arial" w:eastAsia="Arial" w:cs="Arial"/>
+          <w:noProof w:val="0"/>
+          <w:sz w:val="24"/>
+          <w:szCs w:val="24"/>
+          <w:lang w:val="es-ES"/>
+        </w:rPr>
+        <w:t>mi proyecto</w:t>
+      </w:r>
+      <w:r>
+        <w:rPr>
+          <w:rFonts w:ascii="Arial" w:hAnsi="Arial" w:eastAsia="Arial" w:cs="Arial"/>
+          <w:noProof w:val="0"/>
+          <w:sz w:val="24"/>
+          <w:szCs w:val="24"/>
+          <w:lang w:val="es-ES"/>
+        </w:rPr>
+        <w:t>:</w:t>
       </w:r>
     </w:p>
     <w:p>
@@ -2180,15 +2362,39 @@
           <w:noProof w:val="0"/>
           <w:lang w:val="es-ES"/>
         </w:rPr>
-        <w:t xml:space="preserve">La elaboración de un cronograma de actividades basado en </w:t>
-      </w:r>
-      <w:r>
-        <w:rPr>
-          <w:rFonts w:ascii="Arial" w:hAnsi="Arial" w:eastAsia="Arial" w:cs="Arial"/>
-          <w:noProof w:val="0"/>
-          <w:lang w:val="es-ES"/>
-        </w:rPr>
-        <w:t>sprints</w:t>
+        <w:t xml:space="preserve">La elaboración de un </w:t>
+      </w:r>
+      <w:r>
+        <w:rPr>
+          <w:rFonts w:ascii="Arial" w:hAnsi="Arial" w:eastAsia="Arial" w:cs="Arial"/>
+          <w:noProof w:val="0"/>
+          <w:lang w:val="es-ES"/>
+        </w:rPr>
+        <w:t xml:space="preserve">plan </w:t>
+      </w:r>
+      <w:r>
+        <w:rPr>
+          <w:rFonts w:ascii="Arial" w:hAnsi="Arial" w:eastAsia="Arial" w:cs="Arial"/>
+          <w:noProof w:val="0"/>
+          <w:lang w:val="es-ES"/>
+        </w:rPr>
+        <w:t xml:space="preserve">de actividades basado en </w:t>
+      </w:r>
+      <w:r>
+        <w:rPr>
+          <w:rFonts w:ascii="Arial" w:hAnsi="Arial" w:eastAsia="Arial" w:cs="Arial"/>
+          <w:noProof w:val="0"/>
+          <w:lang w:val="es-ES"/>
+        </w:rPr>
+        <w:t>s</w:t>
+      </w:r>
+      <w:r>
+        <w:rPr>
+          <w:rFonts w:ascii="Arial" w:hAnsi="Arial" w:eastAsia="Arial" w:cs="Arial"/>
+          <w:noProof w:val="0"/>
+          <w:lang w:val="es-ES"/>
+        </w:rPr>
+        <w:t>prints</w:t>
       </w:r>
       <w:r>
         <w:rPr>
@@ -2197,6 +2403,29 @@
           <w:lang w:val="es-ES"/>
         </w:rPr>
         <w:t>.</w:t>
+      </w:r>
+    </w:p>
+    <w:p>
+      <w:pPr>
+        <w:pStyle w:val="Prrafodelista"/>
+        <w:numPr>
+          <w:ilvl w:val="1"/>
+          <w:numId w:val="9"/>
+        </w:numPr>
+        <w:spacing w:before="240" w:after="240" w:line="360" w:lineRule="auto"/>
+        <w:rPr>
+          <w:rFonts w:ascii="Arial" w:hAnsi="Arial" w:eastAsia="Arial" w:cs="Arial"/>
+          <w:noProof w:val="0"/>
+          <w:lang w:val="es-ES"/>
+        </w:rPr>
+      </w:pPr>
+      <w:r>
+        <w:rPr>
+          <w:rFonts w:ascii="Arial" w:hAnsi="Arial" w:eastAsia="Arial" w:cs="Arial"/>
+          <w:noProof w:val="0"/>
+          <w:lang w:val="es-ES"/>
+        </w:rPr>
+        <w:t>Un sprint cada dos semanas y un objetivo en cada uno</w:t>
       </w:r>
     </w:p>
     <w:p>
@@ -2226,6 +2455,29 @@
       <w:pPr>
         <w:pStyle w:val="Prrafodelista"/>
         <w:numPr>
+          <w:ilvl w:val="1"/>
+          <w:numId w:val="9"/>
+        </w:numPr>
+        <w:spacing w:before="240" w:after="240" w:line="360" w:lineRule="auto"/>
+        <w:rPr>
+          <w:rFonts w:ascii="Arial" w:hAnsi="Arial" w:eastAsia="Arial" w:cs="Arial"/>
+          <w:noProof w:val="0"/>
+          <w:lang w:val="es-ES"/>
+        </w:rPr>
+      </w:pPr>
+      <w:r>
+        <w:rPr>
+          <w:rFonts w:ascii="Arial" w:hAnsi="Arial" w:eastAsia="Arial" w:cs="Arial"/>
+          <w:noProof w:val="0"/>
+          <w:lang w:val="es-ES"/>
+        </w:rPr>
+        <w:t>La selección de lenguajes, arquitectura, etc.</w:t>
+      </w:r>
+    </w:p>
+    <w:p>
+      <w:pPr>
+        <w:pStyle w:val="Prrafodelista"/>
+        <w:numPr>
           <w:ilvl w:val="0"/>
           <w:numId w:val="9"/>
         </w:numPr>
@@ -2268,7 +2520,7 @@
         </w:rPr>
       </w:pPr>
       <w:bookmarkStart w:name="_Toc1171044152" w:id="2067919695"/>
-      <w:bookmarkStart w:name="_Toc1392143094" w:id="1837721284"/>
+      <w:bookmarkStart w:name="_Toc1352074725" w:id="789970382"/>
       <w:r>
         <w:rPr>
           <w:b w:val="1"/>
@@ -2303,7 +2555,7 @@
         <w:t xml:space="preserve"> Descripción de los componentes</w:t>
       </w:r>
       <w:bookmarkEnd w:id="2067919695"/>
-      <w:bookmarkEnd w:id="1837721284"/>
+      <w:bookmarkEnd w:id="789970382"/>
     </w:p>
     <w:p>
       <w:pPr>
@@ -2329,24 +2581,48 @@
           <w:ilvl w:val="0"/>
           <w:numId w:val="43"/>
         </w:numPr>
-        <w:spacing w:before="240" w:beforeAutospacing="off" w:after="240" w:afterAutospacing="off"/>
-        <w:rPr>
-          <w:rFonts w:ascii="Arial" w:hAnsi="Arial" w:eastAsia="Arial" w:cs="Arial"/>
-          <w:noProof w:val="0"/>
-          <w:sz w:val="24"/>
-          <w:szCs w:val="24"/>
-          <w:lang w:val="es-ES"/>
-        </w:rPr>
-      </w:pPr>
-      <w:r>
-        <w:rPr>
-          <w:rFonts w:ascii="Arial" w:hAnsi="Arial" w:eastAsia="Arial" w:cs="Arial"/>
-          <w:noProof w:val="0"/>
-          <w:sz w:val="24"/>
-          <w:szCs w:val="24"/>
-          <w:lang w:val="es-ES"/>
-        </w:rPr>
-        <w:t>Bocetos de interfaz para cada vista principal (login, listado de trajes, detalle de traje, perfil).</w:t>
+        <w:suppressLineNumbers w:val="0"/>
+        <w:bidi w:val="0"/>
+        <w:spacing w:before="240" w:beforeAutospacing="off" w:after="240" w:afterAutospacing="off" w:line="279" w:lineRule="auto"/>
+        <w:ind w:left="720" w:right="0" w:hanging="360"/>
+        <w:jc w:val="left"/>
+        <w:rPr>
+          <w:rFonts w:ascii="Arial" w:hAnsi="Arial" w:eastAsia="Arial" w:cs="Arial"/>
+          <w:noProof w:val="0"/>
+          <w:sz w:val="24"/>
+          <w:szCs w:val="24"/>
+          <w:lang w:val="es-ES"/>
+        </w:rPr>
+      </w:pPr>
+      <w:r>
+        <w:rPr>
+          <w:rFonts w:ascii="Arial" w:hAnsi="Arial" w:eastAsia="Arial" w:cs="Arial"/>
+          <w:noProof w:val="0"/>
+          <w:sz w:val="24"/>
+          <w:szCs w:val="24"/>
+          <w:lang w:val="es-ES"/>
+        </w:rPr>
+        <w:t>Bocetos de interfaz para cada vista principal (</w:t>
+      </w:r>
+      <w:r>
+        <w:rPr>
+          <w:rFonts w:ascii="Arial" w:hAnsi="Arial" w:eastAsia="Arial" w:cs="Arial"/>
+          <w:noProof w:val="0"/>
+          <w:sz w:val="24"/>
+          <w:szCs w:val="24"/>
+          <w:lang w:val="es-ES"/>
+        </w:rPr>
+        <w:t>login</w:t>
+      </w:r>
+      <w:r>
+        <w:rPr>
+          <w:rFonts w:ascii="Arial" w:hAnsi="Arial" w:eastAsia="Arial" w:cs="Arial"/>
+          <w:noProof w:val="0"/>
+          <w:sz w:val="24"/>
+          <w:szCs w:val="24"/>
+          <w:lang w:val="es-ES"/>
+        </w:rPr>
+        <w:t>, listado de trajes, detalle de traje, perfil).</w:t>
       </w:r>
     </w:p>
     <w:p>
@@ -2731,35 +3007,49 @@
           <w:szCs w:val="24"/>
           <w:lang w:val="es-ES"/>
         </w:rPr>
-        <w:t xml:space="preserve"> para exponer recursos de </w:t>
-      </w:r>
-      <w:r>
-        <w:rPr>
-          <w:rFonts w:ascii="Consolas" w:hAnsi="Consolas" w:eastAsia="Consolas" w:cs="Consolas"/>
-          <w:noProof w:val="0"/>
-          <w:sz w:val="24"/>
-          <w:szCs w:val="24"/>
-          <w:lang w:val="es-ES"/>
+        <w:t xml:space="preserve"> para exponer recur</w:t>
+      </w:r>
+      <w:r>
+        <w:rPr>
+          <w:rFonts w:ascii="Arial" w:hAnsi="Arial" w:eastAsia="Arial" w:cs="Arial" w:asciiTheme="minorAscii" w:hAnsiTheme="minorAscii" w:eastAsiaTheme="minorAscii" w:cstheme="minorBidi"/>
+          <w:noProof w:val="0"/>
+          <w:color w:val="auto"/>
+          <w:sz w:val="24"/>
+          <w:szCs w:val="24"/>
+          <w:lang w:val="es-ES" w:eastAsia="en-US" w:bidi="ar-SA"/>
+        </w:rPr>
+        <w:t xml:space="preserve">sos de </w:t>
+      </w:r>
+      <w:r>
+        <w:rPr>
+          <w:rFonts w:ascii="Arial" w:hAnsi="Arial" w:eastAsia="Arial" w:cs="Arial" w:asciiTheme="minorAscii" w:hAnsiTheme="minorAscii" w:eastAsiaTheme="minorAscii" w:cstheme="minorBidi"/>
+          <w:noProof w:val="0"/>
+          <w:color w:val="auto"/>
+          <w:sz w:val="24"/>
+          <w:szCs w:val="24"/>
+          <w:lang w:val="es-ES" w:eastAsia="en-US" w:bidi="ar-SA"/>
         </w:rPr>
         <w:t>Trajes, Padres</w:t>
       </w:r>
       <w:r>
         <w:rPr>
-          <w:rFonts w:ascii="Consolas" w:hAnsi="Consolas" w:eastAsia="Consolas" w:cs="Consolas"/>
-          <w:noProof w:val="0"/>
-          <w:sz w:val="24"/>
-          <w:szCs w:val="24"/>
-          <w:lang w:val="es-ES"/>
+          <w:rFonts w:ascii="Arial" w:hAnsi="Arial" w:eastAsia="Arial" w:cs="Arial" w:asciiTheme="minorAscii" w:hAnsiTheme="minorAscii" w:eastAsiaTheme="minorAscii" w:cstheme="minorBidi"/>
+          <w:noProof w:val="0"/>
+          <w:color w:val="auto"/>
+          <w:sz w:val="24"/>
+          <w:szCs w:val="24"/>
+          <w:lang w:val="es-ES" w:eastAsia="en-US" w:bidi="ar-SA"/>
         </w:rPr>
         <w:t xml:space="preserve"> y Usuarios</w:t>
       </w:r>
       <w:r>
         <w:rPr>
-          <w:rFonts w:ascii="Arial" w:hAnsi="Arial" w:eastAsia="Arial" w:cs="Arial"/>
-          <w:noProof w:val="0"/>
-          <w:sz w:val="24"/>
-          <w:szCs w:val="24"/>
-          <w:lang w:val="es-ES"/>
+          <w:rFonts w:ascii="Arial" w:hAnsi="Arial" w:eastAsia="Arial" w:cs="Arial" w:asciiTheme="minorAscii" w:hAnsiTheme="minorAscii" w:eastAsiaTheme="minorAscii" w:cstheme="minorBidi"/>
+          <w:noProof w:val="0"/>
+          <w:color w:val="auto"/>
+          <w:sz w:val="24"/>
+          <w:szCs w:val="24"/>
+          <w:lang w:val="es-ES" w:eastAsia="en-US" w:bidi="ar-SA"/>
         </w:rPr>
         <w:t>.</w:t>
       </w:r>
@@ -2984,61 +3274,67 @@
       </w:r>
       <w:r>
         <w:rPr>
-          <w:rFonts w:ascii="Consolas" w:hAnsi="Consolas" w:eastAsia="Consolas" w:cs="Consolas"/>
-          <w:noProof w:val="0"/>
-          <w:sz w:val="24"/>
-          <w:szCs w:val="24"/>
-          <w:lang w:val="es-ES"/>
+          <w:rFonts w:ascii="Arial" w:hAnsi="Arial" w:eastAsia="Arial" w:cs="Arial" w:asciiTheme="minorAscii" w:hAnsiTheme="minorAscii" w:eastAsiaTheme="minorAscii" w:cstheme="minorBidi"/>
+          <w:noProof w:val="0"/>
+          <w:color w:val="auto"/>
+          <w:sz w:val="24"/>
+          <w:szCs w:val="24"/>
+          <w:lang w:val="es-ES" w:eastAsia="en-US" w:bidi="ar-SA"/>
         </w:rPr>
         <w:t>TrajesComponent</w:t>
       </w:r>
       <w:r>
         <w:rPr>
-          <w:rFonts w:ascii="Arial" w:hAnsi="Arial" w:eastAsia="Arial" w:cs="Arial"/>
-          <w:noProof w:val="0"/>
-          <w:sz w:val="24"/>
-          <w:szCs w:val="24"/>
-          <w:lang w:val="es-ES"/>
+          <w:rFonts w:ascii="Arial" w:hAnsi="Arial" w:eastAsia="Arial" w:cs="Arial" w:asciiTheme="minorAscii" w:hAnsiTheme="minorAscii" w:eastAsiaTheme="minorAscii" w:cstheme="minorBidi"/>
+          <w:noProof w:val="0"/>
+          <w:color w:val="auto"/>
+          <w:sz w:val="24"/>
+          <w:szCs w:val="24"/>
+          <w:lang w:val="es-ES" w:eastAsia="en-US" w:bidi="ar-SA"/>
         </w:rPr>
         <w:t xml:space="preserve">, </w:t>
       </w:r>
       <w:r>
         <w:rPr>
-          <w:rFonts w:ascii="Consolas" w:hAnsi="Consolas" w:eastAsia="Consolas" w:cs="Consolas"/>
-          <w:noProof w:val="0"/>
-          <w:sz w:val="24"/>
-          <w:szCs w:val="24"/>
-          <w:lang w:val="es-ES"/>
+          <w:rFonts w:ascii="Arial" w:hAnsi="Arial" w:eastAsia="Arial" w:cs="Arial" w:asciiTheme="minorAscii" w:hAnsiTheme="minorAscii" w:eastAsiaTheme="minorAscii" w:cstheme="minorBidi"/>
+          <w:noProof w:val="0"/>
+          <w:color w:val="auto"/>
+          <w:sz w:val="24"/>
+          <w:szCs w:val="24"/>
+          <w:lang w:val="es-ES" w:eastAsia="en-US" w:bidi="ar-SA"/>
         </w:rPr>
         <w:t>MiPerfilComponent</w:t>
       </w:r>
       <w:r>
         <w:rPr>
-          <w:rFonts w:ascii="Arial" w:hAnsi="Arial" w:eastAsia="Arial" w:cs="Arial"/>
-          <w:noProof w:val="0"/>
-          <w:sz w:val="24"/>
-          <w:szCs w:val="24"/>
-          <w:lang w:val="es-ES"/>
+          <w:rFonts w:ascii="Arial" w:hAnsi="Arial" w:eastAsia="Arial" w:cs="Arial" w:asciiTheme="minorAscii" w:hAnsiTheme="minorAscii" w:eastAsiaTheme="minorAscii" w:cstheme="minorBidi"/>
+          <w:noProof w:val="0"/>
+          <w:color w:val="auto"/>
+          <w:sz w:val="24"/>
+          <w:szCs w:val="24"/>
+          <w:lang w:val="es-ES" w:eastAsia="en-US" w:bidi="ar-SA"/>
         </w:rPr>
         <w:t xml:space="preserve">, </w:t>
       </w:r>
       <w:r>
         <w:rPr>
-          <w:rFonts w:ascii="Consolas" w:hAnsi="Consolas" w:eastAsia="Consolas" w:cs="Consolas"/>
-          <w:noProof w:val="0"/>
-          <w:sz w:val="24"/>
-          <w:szCs w:val="24"/>
-          <w:lang w:val="es-ES"/>
+          <w:rFonts w:ascii="Arial" w:hAnsi="Arial" w:eastAsia="Arial" w:cs="Arial" w:asciiTheme="minorAscii" w:hAnsiTheme="minorAscii" w:eastAsiaTheme="minorAscii" w:cstheme="minorBidi"/>
+          <w:noProof w:val="0"/>
+          <w:color w:val="auto"/>
+          <w:sz w:val="24"/>
+          <w:szCs w:val="24"/>
+          <w:lang w:val="es-ES" w:eastAsia="en-US" w:bidi="ar-SA"/>
         </w:rPr>
         <w:t>ReservasComponent</w:t>
       </w:r>
       <w:r>
         <w:rPr>
-          <w:rFonts w:ascii="Arial" w:hAnsi="Arial" w:eastAsia="Arial" w:cs="Arial"/>
-          <w:noProof w:val="0"/>
-          <w:sz w:val="24"/>
-          <w:szCs w:val="24"/>
-          <w:lang w:val="es-ES"/>
+          <w:rFonts w:ascii="Arial" w:hAnsi="Arial" w:eastAsia="Arial" w:cs="Arial" w:asciiTheme="minorAscii" w:hAnsiTheme="minorAscii" w:eastAsiaTheme="minorAscii" w:cstheme="minorBidi"/>
+          <w:noProof w:val="0"/>
+          <w:color w:val="auto"/>
+          <w:sz w:val="24"/>
+          <w:szCs w:val="24"/>
+          <w:lang w:val="es-ES" w:eastAsia="en-US" w:bidi="ar-SA"/>
         </w:rPr>
         <w:t>).</w:t>
       </w:r>
@@ -3119,85 +3415,6 @@
           <w:lang w:val="es-ES"/>
         </w:rPr>
         <w:t xml:space="preserve"> para diseño responsivo y estilos base.</w:t>
-      </w:r>
-    </w:p>
-    <w:p>
-      <w:pPr>
-        <w:pStyle w:val="Prrafodelista"/>
-        <w:numPr>
-          <w:ilvl w:val="0"/>
-          <w:numId w:val="46"/>
-        </w:numPr>
-        <w:spacing w:before="240" w:beforeAutospacing="off" w:after="240" w:afterAutospacing="off"/>
-        <w:rPr>
-          <w:rFonts w:ascii="Arial" w:hAnsi="Arial" w:eastAsia="Arial" w:cs="Arial"/>
-          <w:noProof w:val="0"/>
-          <w:sz w:val="24"/>
-          <w:szCs w:val="24"/>
-          <w:lang w:val="es-ES"/>
-        </w:rPr>
-      </w:pPr>
-      <w:r>
-        <w:rPr>
-          <w:rFonts w:ascii="Arial" w:hAnsi="Arial" w:eastAsia="Arial" w:cs="Arial"/>
-          <w:b w:val="1"/>
-          <w:bCs w:val="1"/>
-          <w:noProof w:val="0"/>
-          <w:sz w:val="24"/>
-          <w:szCs w:val="24"/>
-          <w:lang w:val="es-ES"/>
-        </w:rPr>
-        <w:t>Proxy-Config</w:t>
-      </w:r>
-      <w:r>
-        <w:rPr>
-          <w:rFonts w:ascii="Arial" w:hAnsi="Arial" w:eastAsia="Arial" w:cs="Arial"/>
-          <w:noProof w:val="0"/>
-          <w:sz w:val="24"/>
-          <w:szCs w:val="24"/>
-          <w:lang w:val="es-ES"/>
-        </w:rPr>
-        <w:t xml:space="preserve"> para redirigir </w:t>
-      </w:r>
-      <w:r>
-        <w:rPr>
-          <w:rFonts w:ascii="Consolas" w:hAnsi="Consolas" w:eastAsia="Consolas" w:cs="Consolas"/>
-          <w:noProof w:val="0"/>
-          <w:sz w:val="24"/>
-          <w:szCs w:val="24"/>
-          <w:lang w:val="es-ES"/>
-        </w:rPr>
-        <w:t>/api</w:t>
-      </w:r>
-      <w:r>
-        <w:rPr>
-          <w:rFonts w:ascii="Arial" w:hAnsi="Arial" w:eastAsia="Arial" w:cs="Arial"/>
-          <w:noProof w:val="0"/>
-          <w:sz w:val="24"/>
-          <w:szCs w:val="24"/>
-          <w:lang w:val="es-ES"/>
-        </w:rPr>
-        <w:t xml:space="preserve"> y </w:t>
-      </w:r>
-      <w:r>
-        <w:rPr>
-          <w:rFonts w:ascii="Consolas" w:hAnsi="Consolas" w:eastAsia="Consolas" w:cs="Consolas"/>
-          <w:noProof w:val="0"/>
-          <w:sz w:val="24"/>
-          <w:szCs w:val="24"/>
-          <w:lang w:val="es-ES"/>
-        </w:rPr>
-        <w:t>/auth</w:t>
-      </w:r>
-      <w:r>
-        <w:rPr>
-          <w:rFonts w:ascii="Arial" w:hAnsi="Arial" w:eastAsia="Arial" w:cs="Arial"/>
-          <w:noProof w:val="0"/>
-          <w:sz w:val="24"/>
-          <w:szCs w:val="24"/>
-          <w:lang w:val="es-ES"/>
-        </w:rPr>
-        <w:t xml:space="preserve"> localmente al backend.</w:t>
       </w:r>
     </w:p>
     <w:p>
@@ -3606,7 +3823,7 @@
       </w:pPr>
       <w:bookmarkStart w:name="_Toc1586832620" w:id="624005001"/>
       <w:bookmarkStart w:name="_Toc1421150676" w:id="1751144335"/>
-      <w:bookmarkStart w:name="_Toc550647872" w:id="615625684"/>
+      <w:bookmarkStart w:name="_Toc251267555" w:id="712854039"/>
       <w:r>
         <w:rPr>
           <w:b w:val="1"/>
@@ -3653,7 +3870,7 @@
       </w:r>
       <w:bookmarkEnd w:id="624005001"/>
       <w:bookmarkEnd w:id="1751144335"/>
-      <w:bookmarkEnd w:id="615625684"/>
+      <w:bookmarkEnd w:id="712854039"/>
     </w:p>
     <w:p>
       <w:pPr>
@@ -3670,7 +3887,15 @@
           <w:noProof w:val="0"/>
           <w:lang w:val="es-ES"/>
         </w:rPr>
-        <w:t>El proyecto se ha dividido en las siguientes fases:</w:t>
+        <w:t>El proyecto se ha dividido en las siguientes fases</w:t>
+      </w:r>
+      <w:r>
+        <w:rPr>
+          <w:rFonts w:ascii="Arial" w:hAnsi="Arial" w:eastAsia="Arial" w:cs="Arial"/>
+          <w:noProof w:val="0"/>
+          <w:lang w:val="es-ES"/>
+        </w:rPr>
+        <w:t>:</w:t>
       </w:r>
     </w:p>
     <w:p>
@@ -4121,14 +4346,6 @@
           <w:noProof w:val="0"/>
           <w:lang w:val="es-ES"/>
         </w:rPr>
-        <w:t xml:space="preserve"> </w:t>
-      </w:r>
-      <w:r>
-        <w:rPr>
-          <w:rFonts w:ascii="Arial" w:hAnsi="Arial" w:eastAsia="Arial" w:cs="Arial"/>
-          <w:noProof w:val="0"/>
-          <w:lang w:val="es-ES"/>
-        </w:rPr>
         <w:t xml:space="preserve">Empezar a hacer la parte del proyecto de la documentación, memoria, guía de estilos y </w:t>
       </w:r>
       <w:r>
@@ -4166,23 +4383,26 @@
         </w:rPr>
         <w:t>código</w:t>
       </w:r>
-    </w:p>
-    <w:p w14:noSpellErr="1">
-      <w:pPr>
-        <w:pStyle w:val="Prrafodelista"/>
+      <w:r>
+        <w:rPr>
+          <w:rFonts w:ascii="Arial" w:hAnsi="Arial" w:eastAsia="Arial" w:cs="Arial"/>
+          <w:noProof w:val="0"/>
+          <w:lang w:val="es-ES"/>
+        </w:rPr>
+        <w:t>.</w:t>
+      </w:r>
+    </w:p>
+    <w:p>
+      <w:pPr>
         <w:spacing w:before="240" w:after="240" w:line="360" w:lineRule="auto"/>
-        <w:rPr>
-          <w:rFonts w:ascii="Arial" w:hAnsi="Arial" w:eastAsia="Arial" w:cs="Arial"/>
-          <w:noProof w:val="0"/>
-          <w:lang w:val="es-ES"/>
-        </w:rPr>
+        <w:ind w:firstLine="708"/>
       </w:pPr>
       <w:r>
         <w:drawing>
-          <wp:inline wp14:editId="393B8369" wp14:anchorId="3BF0E5FB">
-            <wp:extent cx="2600688" cy="1009791"/>
-            <wp:effectExtent l="0" t="0" r="9525" b="0"/>
-            <wp:docPr id="699715810" name="Imagen 1" descr="Texto&#10;&#10;El contenido generado por IA puede ser incorrecto." title=""/>
+          <wp:inline wp14:editId="19AE664A" wp14:anchorId="455939C4">
+            <wp:extent cx="1962424" cy="866896"/>
+            <wp:effectExtent l="0" t="0" r="0" b="0"/>
+            <wp:docPr id="937248716" name="" title=""/>
             <wp:cNvGraphicFramePr>
               <a:graphicFrameLocks noChangeAspect="1"/>
             </wp:cNvGraphicFramePr>
@@ -4190,11 +4410,11 @@
               <a:graphicData uri="http://schemas.openxmlformats.org/drawingml/2006/picture">
                 <pic:pic>
                   <pic:nvPicPr>
-                    <pic:cNvPr id="0" name="Imagen 1"/>
+                    <pic:cNvPr id="0" name=""/>
                     <pic:cNvPicPr/>
                   </pic:nvPicPr>
                   <pic:blipFill>
-                    <a:blip r:embed="Rf236327836bd4829">
+                    <a:blip r:embed="Rc733f012c51642b8">
                       <a:extLst>
                         <a:ext xmlns:a="http://schemas.openxmlformats.org/drawingml/2006/main" uri="{28A0092B-C50C-407E-A947-70E740481C1C}">
                           <a14:useLocalDpi val="0"/>
@@ -4206,9 +4426,9 @@
                     </a:stretch>
                   </pic:blipFill>
                   <pic:spPr>
-                    <a:xfrm rot="0" flipH="0" flipV="0">
+                    <a:xfrm>
                       <a:off x="0" y="0"/>
-                      <a:ext cx="2600688" cy="1009791"/>
+                      <a:ext cx="1962424" cy="866896"/>
                     </a:xfrm>
                     <a:prstGeom prst="rect">
                       <a:avLst/>
@@ -4305,6 +4525,13 @@
         <w:t>cto.</w:t>
       </w:r>
     </w:p>
+    <w:p w14:noSpellErr="1">
+      <w:pPr>
+        <w:pStyle w:val="Prrafodelista"/>
+        <w:spacing w:before="240" w:after="240" w:line="360" w:lineRule="auto"/>
+        <w:ind w:left="720"/>
+      </w:pPr>
+    </w:p>
     <w:p>
       <w:pPr>
         <w:rPr>
@@ -4334,7 +4561,7 @@
         </w:rPr>
       </w:pPr>
       <w:bookmarkStart w:name="_Toc708421678" w:id="1848784984"/>
-      <w:bookmarkStart w:name="_Toc1276029585" w:id="1369420658"/>
+      <w:bookmarkStart w:name="_Toc561379084" w:id="398273082"/>
       <w:r>
         <w:rPr>
           <w:b w:val="1"/>
@@ -4402,7 +4629,7 @@
         <w:t>y dificultades en el PFC</w:t>
       </w:r>
       <w:bookmarkEnd w:id="1848784984"/>
-      <w:bookmarkEnd w:id="1369420658"/>
+      <w:bookmarkEnd w:id="398273082"/>
     </w:p>
     <w:p>
       <w:pPr>
@@ -4417,35 +4644,14 @@
           <w:noProof w:val="0"/>
           <w:lang w:val="es-ES"/>
         </w:rPr>
-        <w:t xml:space="preserve">Estos han sido los siguientes </w:t>
-      </w:r>
-      <w:r>
-        <w:rPr>
-          <w:noProof w:val="0"/>
-          <w:lang w:val="es-ES"/>
-        </w:rPr>
-        <w:t xml:space="preserve">obstáculos </w:t>
-      </w:r>
-      <w:r>
-        <w:rPr>
-          <w:noProof w:val="0"/>
-          <w:lang w:val="es-ES"/>
-        </w:rPr>
-        <w:t xml:space="preserve">que he tenido </w:t>
-      </w:r>
-      <w:r>
-        <w:rPr>
-          <w:noProof w:val="0"/>
-          <w:lang w:val="es-ES"/>
-        </w:rPr>
-        <w:t>e</w:t>
-      </w:r>
-      <w:r>
-        <w:rPr>
-          <w:noProof w:val="0"/>
-          <w:lang w:val="es-ES"/>
-        </w:rPr>
-        <w:t>n este PFC:</w:t>
+        <w:t>En este Proyecto Final de Curso he tenido algunos obstáculos y dificultades que han dificultado el proyecto, como por ejemplo lo</w:t>
+      </w:r>
+      <w:r>
+        <w:rPr>
+          <w:noProof w:val="0"/>
+          <w:lang w:val="es-ES"/>
+        </w:rPr>
+        <w:t>s siguientes listados:</w:t>
       </w:r>
     </w:p>
     <w:p>
@@ -4846,7 +5052,7 @@
       </w:pPr>
       <w:bookmarkStart w:name="_Toc631349948" w:id="46576645"/>
       <w:bookmarkStart w:name="_Toc1918951788" w:id="1507401355"/>
-      <w:bookmarkStart w:name="_Toc1741738996" w:id="532608340"/>
+      <w:bookmarkStart w:name="_Toc1405617098" w:id="765946836"/>
       <w:r>
         <w:rPr>
           <w:b w:val="1"/>
@@ -4882,24 +5088,77 @@
       </w:r>
       <w:bookmarkEnd w:id="46576645"/>
       <w:bookmarkEnd w:id="1507401355"/>
-      <w:bookmarkEnd w:id="532608340"/>
-    </w:p>
-    <w:p>
-      <w:pPr>
-        <w:spacing w:before="240" w:after="240" w:line="360" w:lineRule="auto"/>
-        <w:rPr>
-          <w:rFonts w:ascii="Arial" w:hAnsi="Arial" w:eastAsia="Arial" w:cs="Arial"/>
-          <w:noProof w:val="0"/>
-          <w:lang w:val="es-ES"/>
-        </w:rPr>
-      </w:pPr>
-      <w:r>
-        <w:rPr>
-          <w:rFonts w:ascii="Arial" w:hAnsi="Arial" w:eastAsia="Arial" w:cs="Arial"/>
-          <w:noProof w:val="0"/>
-          <w:lang w:val="es-ES"/>
-        </w:rPr>
-        <w:t>Los resultados del proyecto incluyen:</w:t>
+      <w:bookmarkEnd w:id="765946836"/>
+    </w:p>
+    <w:p>
+      <w:pPr>
+        <w:pStyle w:val="Normal"/>
+        <w:suppressLineNumbers w:val="0"/>
+        <w:bidi w:val="0"/>
+        <w:spacing w:before="240" w:beforeAutospacing="off" w:after="240" w:afterAutospacing="off" w:line="360" w:lineRule="auto"/>
+        <w:ind w:left="0" w:right="0"/>
+        <w:jc w:val="left"/>
+        <w:rPr>
+          <w:rFonts w:ascii="Arial" w:hAnsi="Arial" w:eastAsia="Arial" w:cs="Arial"/>
+          <w:noProof w:val="0"/>
+          <w:lang w:val="es-ES"/>
+        </w:rPr>
+      </w:pPr>
+      <w:r>
+        <w:rPr>
+          <w:rFonts w:ascii="Arial" w:hAnsi="Arial" w:eastAsia="Arial" w:cs="Arial"/>
+          <w:noProof w:val="0"/>
+          <w:lang w:val="es-ES"/>
+        </w:rPr>
+        <w:t xml:space="preserve">Al cabo de este proyecto he obtenido una serie de resultados muy </w:t>
+      </w:r>
+      <w:r>
+        <w:rPr>
+          <w:rFonts w:ascii="Arial" w:hAnsi="Arial" w:eastAsia="Arial" w:cs="Arial"/>
+          <w:noProof w:val="0"/>
+          <w:lang w:val="es-ES"/>
+        </w:rPr>
+        <w:t>prácticos</w:t>
+      </w:r>
+      <w:r>
+        <w:rPr>
+          <w:rFonts w:ascii="Arial" w:hAnsi="Arial" w:eastAsia="Arial" w:cs="Arial"/>
+          <w:noProof w:val="0"/>
+          <w:lang w:val="es-ES"/>
+        </w:rPr>
+        <w:t xml:space="preserve"> y </w:t>
+      </w:r>
+      <w:r>
+        <w:rPr>
+          <w:rFonts w:ascii="Arial" w:hAnsi="Arial" w:eastAsia="Arial" w:cs="Arial"/>
+          <w:noProof w:val="0"/>
+          <w:lang w:val="es-ES"/>
+        </w:rPr>
+        <w:t>útiles</w:t>
+      </w:r>
+      <w:r>
+        <w:rPr>
+          <w:rFonts w:ascii="Arial" w:hAnsi="Arial" w:eastAsia="Arial" w:cs="Arial"/>
+          <w:noProof w:val="0"/>
+          <w:lang w:val="es-ES"/>
+        </w:rPr>
+        <w:t xml:space="preserve"> en la vida labora</w:t>
+      </w:r>
+      <w:r>
+        <w:rPr>
+          <w:rFonts w:ascii="Arial" w:hAnsi="Arial" w:eastAsia="Arial" w:cs="Arial"/>
+          <w:noProof w:val="0"/>
+          <w:lang w:val="es-ES"/>
+        </w:rPr>
+        <w:t>l</w:t>
+      </w:r>
+      <w:r>
+        <w:rPr>
+          <w:rFonts w:ascii="Arial" w:hAnsi="Arial" w:eastAsia="Arial" w:cs="Arial"/>
+          <w:noProof w:val="0"/>
+          <w:lang w:val="es-ES"/>
+        </w:rPr>
+        <w:t>, se pueden apreciar en la siguiente lista:</w:t>
       </w:r>
     </w:p>
     <w:p>
@@ -5106,7 +5365,7 @@
       </w:pPr>
       <w:bookmarkStart w:name="_Toc1219888222" w:id="2037506094"/>
       <w:bookmarkStart w:name="_Toc995170338" w:id="1385338720"/>
-      <w:bookmarkStart w:name="_Toc101919741" w:id="1421948571"/>
+      <w:bookmarkStart w:name="_Toc920385169" w:id="1908978645"/>
       <w:r>
         <w:rPr>
           <w:b w:val="1"/>
@@ -5131,7 +5390,7 @@
       </w:r>
       <w:bookmarkEnd w:id="2037506094"/>
       <w:bookmarkEnd w:id="1385338720"/>
-      <w:bookmarkEnd w:id="1421948571"/>
+      <w:bookmarkEnd w:id="1908978645"/>
     </w:p>
     <w:p>
       <w:pPr>
@@ -5148,7 +5407,81 @@
           <w:noProof w:val="0"/>
           <w:lang w:val="es-ES"/>
         </w:rPr>
-        <w:t>Las conclusiones se extraen de la experiencia adquirida a lo largo del proyecto. Entre las conclusiones destacan:</w:t>
+        <w:t xml:space="preserve">Gracias a poder haber visto como se trabaja en una empresa informática y trabajar junto a gente </w:t>
+      </w:r>
+      <w:r>
+        <w:rPr>
+          <w:rFonts w:ascii="Arial" w:hAnsi="Arial" w:eastAsia="Arial" w:cs="Arial"/>
+          <w:noProof w:val="0"/>
+          <w:lang w:val="es-ES"/>
+        </w:rPr>
+        <w:t xml:space="preserve">de mucha calidad he podido aprender a trabajar adecuadamente y a entender las costumbres y la </w:t>
+      </w:r>
+      <w:r>
+        <w:rPr>
+          <w:rFonts w:ascii="Arial" w:hAnsi="Arial" w:eastAsia="Arial" w:cs="Arial"/>
+          <w:noProof w:val="0"/>
+          <w:lang w:val="es-ES"/>
+        </w:rPr>
+        <w:t>organización</w:t>
+      </w:r>
+      <w:r>
+        <w:rPr>
+          <w:rFonts w:ascii="Arial" w:hAnsi="Arial" w:eastAsia="Arial" w:cs="Arial"/>
+          <w:noProof w:val="0"/>
+          <w:lang w:val="es-ES"/>
+        </w:rPr>
+        <w:t xml:space="preserve"> de la empresa</w:t>
+      </w:r>
+      <w:r>
+        <w:rPr>
+          <w:rFonts w:ascii="Arial" w:hAnsi="Arial" w:eastAsia="Arial" w:cs="Arial"/>
+          <w:noProof w:val="0"/>
+          <w:lang w:val="es-ES"/>
+        </w:rPr>
+        <w:t>.</w:t>
+      </w:r>
+      <w:r>
+        <w:rPr>
+          <w:rFonts w:ascii="Arial" w:hAnsi="Arial" w:eastAsia="Arial" w:cs="Arial"/>
+          <w:noProof w:val="0"/>
+          <w:lang w:val="es-ES"/>
+        </w:rPr>
+        <w:t xml:space="preserve"> </w:t>
+      </w:r>
+    </w:p>
+    <w:p>
+      <w:pPr>
+        <w:spacing w:before="240" w:after="240" w:line="360" w:lineRule="auto"/>
+        <w:rPr>
+          <w:rFonts w:ascii="Arial" w:hAnsi="Arial" w:eastAsia="Arial" w:cs="Arial"/>
+          <w:noProof w:val="0"/>
+          <w:lang w:val="es-ES"/>
+        </w:rPr>
+      </w:pPr>
+      <w:r>
+        <w:rPr>
+          <w:rFonts w:ascii="Arial" w:hAnsi="Arial" w:eastAsia="Arial" w:cs="Arial"/>
+          <w:noProof w:val="0"/>
+          <w:lang w:val="es-ES"/>
+        </w:rPr>
+        <w:t>Entre las conclusiones desta</w:t>
+      </w:r>
+      <w:r>
+        <w:rPr>
+          <w:rFonts w:ascii="Arial" w:hAnsi="Arial" w:eastAsia="Arial" w:cs="Arial"/>
+          <w:noProof w:val="0"/>
+          <w:lang w:val="es-ES"/>
+        </w:rPr>
+        <w:t>co</w:t>
+      </w:r>
+      <w:r>
+        <w:rPr>
+          <w:rFonts w:ascii="Arial" w:hAnsi="Arial" w:eastAsia="Arial" w:cs="Arial"/>
+          <w:noProof w:val="0"/>
+          <w:lang w:val="es-ES"/>
+        </w:rPr>
+        <w:t>:</w:t>
       </w:r>
     </w:p>
     <w:p>
@@ -5313,7 +5646,7 @@
         </w:rPr>
       </w:pPr>
       <w:bookmarkStart w:name="_Toc274913012" w:id="1383140385"/>
-      <w:bookmarkStart w:name="_Toc866943427" w:id="1456880995"/>
+      <w:bookmarkStart w:name="_Toc1653040715" w:id="433249046"/>
       <w:r>
         <w:rPr>
           <w:b w:val="1"/>
@@ -5326,7 +5659,29 @@
         <w:t>5. Líneas Futuras de Trabajo</w:t>
       </w:r>
       <w:bookmarkEnd w:id="1383140385"/>
-      <w:bookmarkEnd w:id="1456880995"/>
+      <w:bookmarkEnd w:id="433249046"/>
+    </w:p>
+    <w:p>
+      <w:pPr>
+        <w:spacing w:before="240" w:after="240" w:line="360" w:lineRule="auto"/>
+        <w:rPr>
+          <w:rFonts w:ascii="Arial" w:hAnsi="Arial" w:eastAsia="Arial" w:cs="Arial"/>
+          <w:b w:val="0"/>
+          <w:bCs w:val="0"/>
+          <w:noProof w:val="0"/>
+          <w:lang w:val="es-ES"/>
+        </w:rPr>
+      </w:pPr>
+      <w:r>
+        <w:rPr>
+          <w:rFonts w:ascii="Arial" w:hAnsi="Arial" w:eastAsia="Arial" w:cs="Arial"/>
+          <w:b w:val="0"/>
+          <w:bCs w:val="0"/>
+          <w:noProof w:val="0"/>
+          <w:lang w:val="es-ES"/>
+        </w:rPr>
+        <w:t>Ha habido un buen resultado en mi proyecto, pero aun así la aplicación no está terminada y podría haber mucha mejora y mucho detalle de más.</w:t>
+      </w:r>
     </w:p>
     <w:p>
       <w:pPr>
@@ -5489,7 +5844,7 @@
       </w:pPr>
       <w:bookmarkStart w:name="_Toc1301290489" w:id="1541054430"/>
       <w:bookmarkStart w:name="_Toc1197910027" w:id="1951434946"/>
-      <w:bookmarkStart w:name="_Toc874825635" w:id="1672785410"/>
+      <w:bookmarkStart w:name="_Toc820224152" w:id="1492195811"/>
       <w:r>
         <w:rPr>
           <w:b w:val="1"/>
@@ -5514,7 +5869,7 @@
       </w:r>
       <w:bookmarkEnd w:id="1541054430"/>
       <w:bookmarkEnd w:id="1951434946"/>
-      <w:bookmarkEnd w:id="1672785410"/>
+      <w:bookmarkEnd w:id="1492195811"/>
     </w:p>
     <w:p>
       <w:pPr>

--- a/documentacion/MemoriaTFG.docx
+++ b/documentacion/MemoriaTFG.docx
@@ -239,7 +239,7 @@
     </w:p>
     <w:sdt>
       <w:sdtPr>
-        <w:id w:val="526410723"/>
+        <w:id w:val="1957190646"/>
         <w:docPartObj>
           <w:docPartGallery w:val="Table of Contents"/>
           <w:docPartUnique/>
@@ -266,7 +266,7 @@
           <w:r>
             <w:fldChar w:fldCharType="separate"/>
           </w:r>
-          <w:hyperlink w:anchor="_Toc631118810">
+          <w:hyperlink w:anchor="_Toc315016643">
             <w:r>
               <w:rPr>
                 <w:rStyle w:val="Hipervnculo"/>
@@ -280,7 +280,7 @@
               <w:fldChar w:fldCharType="begin"/>
             </w:r>
             <w:r>
-              <w:instrText xml:space="preserve">PAGEREF _Toc631118810 \h</w:instrText>
+              <w:instrText xml:space="preserve">PAGEREF _Toc315016643 \h</w:instrText>
             </w:r>
             <w:r>
               <w:fldChar w:fldCharType="separate"/>
@@ -307,7 +307,7 @@
               <w:rStyle w:val="Hipervnculo"/>
             </w:rPr>
           </w:pPr>
-          <w:hyperlink w:anchor="_Toc1361389240">
+          <w:hyperlink w:anchor="_Toc199659885">
             <w:r>
               <w:rPr>
                 <w:rStyle w:val="Hipervnculo"/>
@@ -321,7 +321,7 @@
               <w:fldChar w:fldCharType="begin"/>
             </w:r>
             <w:r>
-              <w:instrText xml:space="preserve">PAGEREF _Toc1361389240 \h</w:instrText>
+              <w:instrText xml:space="preserve">PAGEREF _Toc199659885 \h</w:instrText>
             </w:r>
             <w:r>
               <w:fldChar w:fldCharType="separate"/>
@@ -339,7 +339,7 @@
         </w:p>
         <w:p>
           <w:pPr>
-            <w:pStyle w:val="TOC2"/>
+            <w:pStyle w:val="TOC1"/>
             <w:tabs>
               <w:tab w:val="right" w:leader="none" w:pos="9015"/>
             </w:tabs>
@@ -348,12 +348,12 @@
               <w:rStyle w:val="Hipervnculo"/>
             </w:rPr>
           </w:pPr>
-          <w:hyperlink w:anchor="_Toc2054808131">
+          <w:hyperlink w:anchor="_Toc255384198">
             <w:r>
               <w:rPr>
                 <w:rStyle w:val="Hipervnculo"/>
               </w:rPr>
-              <w:t>2.1 Descripción</w:t>
+              <w:t>3. Planteamiento y Justificación del Proyecto</w:t>
             </w:r>
             <w:r>
               <w:tab/>
@@ -362,7 +362,7 @@
               <w:fldChar w:fldCharType="begin"/>
             </w:r>
             <w:r>
-              <w:instrText xml:space="preserve">PAGEREF _Toc2054808131 \h</w:instrText>
+              <w:instrText xml:space="preserve">PAGEREF _Toc255384198 \h</w:instrText>
             </w:r>
             <w:r>
               <w:fldChar w:fldCharType="separate"/>
@@ -380,7 +380,7 @@
         </w:p>
         <w:p>
           <w:pPr>
-            <w:pStyle w:val="TOC2"/>
+            <w:pStyle w:val="TOC1"/>
             <w:tabs>
               <w:tab w:val="right" w:leader="none" w:pos="9015"/>
             </w:tabs>
@@ -389,12 +389,12 @@
               <w:rStyle w:val="Hipervnculo"/>
             </w:rPr>
           </w:pPr>
-          <w:hyperlink w:anchor="_Toc1445404407">
+          <w:hyperlink w:anchor="_Toc1755329082">
             <w:r>
               <w:rPr>
                 <w:rStyle w:val="Hipervnculo"/>
               </w:rPr>
-              <w:t>2.2 Resultados de Aprendizaje Específicos y Generales</w:t>
+              <w:t>4. Desarrollo del Proyecto</w:t>
             </w:r>
             <w:r>
               <w:tab/>
@@ -403,7 +403,7 @@
               <w:fldChar w:fldCharType="begin"/>
             </w:r>
             <w:r>
-              <w:instrText xml:space="preserve">PAGEREF _Toc1445404407 \h</w:instrText>
+              <w:instrText xml:space="preserve">PAGEREF _Toc1755329082 \h</w:instrText>
             </w:r>
             <w:r>
               <w:fldChar w:fldCharType="separate"/>
@@ -412,7 +412,7 @@
               <w:rPr>
                 <w:rStyle w:val="Hipervnculo"/>
               </w:rPr>
-              <w:t>4</w:t>
+              <w:t>5</w:t>
             </w:r>
             <w:r>
               <w:fldChar w:fldCharType="end"/>
@@ -430,12 +430,12 @@
               <w:rStyle w:val="Hipervnculo"/>
             </w:rPr>
           </w:pPr>
-          <w:hyperlink w:anchor="_Toc375183719">
+          <w:hyperlink w:anchor="_Toc1270185136">
             <w:r>
               <w:rPr>
                 <w:rStyle w:val="Hipervnculo"/>
               </w:rPr>
-              <w:t>2.3 Metodología</w:t>
+              <w:t>4.1 Análisis de mercado</w:t>
             </w:r>
             <w:r>
               <w:tab/>
@@ -444,48 +444,7 @@
               <w:fldChar w:fldCharType="begin"/>
             </w:r>
             <w:r>
-              <w:instrText xml:space="preserve">PAGEREF _Toc375183719 \h</w:instrText>
-            </w:r>
-            <w:r>
-              <w:fldChar w:fldCharType="separate"/>
-            </w:r>
-            <w:r>
-              <w:rPr>
-                <w:rStyle w:val="Hipervnculo"/>
-              </w:rPr>
-              <w:t>5</w:t>
-            </w:r>
-            <w:r>
-              <w:fldChar w:fldCharType="end"/>
-            </w:r>
-          </w:hyperlink>
-        </w:p>
-        <w:p>
-          <w:pPr>
-            <w:pStyle w:val="TOC1"/>
-            <w:tabs>
-              <w:tab w:val="right" w:leader="none" w:pos="9015"/>
-            </w:tabs>
-            <w:bidi w:val="0"/>
-            <w:rPr>
-              <w:rStyle w:val="Hipervnculo"/>
-            </w:rPr>
-          </w:pPr>
-          <w:hyperlink w:anchor="_Toc1207054628">
-            <w:r>
-              <w:rPr>
-                <w:rStyle w:val="Hipervnculo"/>
-              </w:rPr>
-              <w:t>3. Desarrollo del Proyecto</w:t>
-            </w:r>
-            <w:r>
-              <w:tab/>
-            </w:r>
-            <w:r>
-              <w:fldChar w:fldCharType="begin"/>
-            </w:r>
-            <w:r>
-              <w:instrText xml:space="preserve">PAGEREF _Toc1207054628 \h</w:instrText>
+              <w:instrText xml:space="preserve">PAGEREF _Toc1270185136 \h</w:instrText>
             </w:r>
             <w:r>
               <w:fldChar w:fldCharType="separate"/>
@@ -512,12 +471,12 @@
               <w:rStyle w:val="Hipervnculo"/>
             </w:rPr>
           </w:pPr>
-          <w:hyperlink w:anchor="_Toc1783635212">
+          <w:hyperlink w:anchor="_Toc1727119425">
             <w:r>
               <w:rPr>
                 <w:rStyle w:val="Hipervnculo"/>
               </w:rPr>
-              <w:t>3.1 Planteamiento y Justificación del Proyecto</w:t>
+              <w:t>4.2 Metodología</w:t>
             </w:r>
             <w:r>
               <w:tab/>
@@ -526,7 +485,48 @@
               <w:fldChar w:fldCharType="begin"/>
             </w:r>
             <w:r>
-              <w:instrText xml:space="preserve">PAGEREF _Toc1783635212 \h</w:instrText>
+              <w:instrText xml:space="preserve">PAGEREF _Toc1727119425 \h</w:instrText>
+            </w:r>
+            <w:r>
+              <w:fldChar w:fldCharType="separate"/>
+            </w:r>
+            <w:r>
+              <w:rPr>
+                <w:rStyle w:val="Hipervnculo"/>
+              </w:rPr>
+              <w:t>6</w:t>
+            </w:r>
+            <w:r>
+              <w:fldChar w:fldCharType="end"/>
+            </w:r>
+          </w:hyperlink>
+        </w:p>
+        <w:p>
+          <w:pPr>
+            <w:pStyle w:val="TOC2"/>
+            <w:tabs>
+              <w:tab w:val="right" w:leader="none" w:pos="9015"/>
+            </w:tabs>
+            <w:bidi w:val="0"/>
+            <w:rPr>
+              <w:rStyle w:val="Hipervnculo"/>
+            </w:rPr>
+          </w:pPr>
+          <w:hyperlink w:anchor="_Toc1573697403">
+            <w:r>
+              <w:rPr>
+                <w:rStyle w:val="Hipervnculo"/>
+              </w:rPr>
+              <w:t>4.3 Planificación y Organización</w:t>
+            </w:r>
+            <w:r>
+              <w:tab/>
+            </w:r>
+            <w:r>
+              <w:fldChar w:fldCharType="begin"/>
+            </w:r>
+            <w:r>
+              <w:instrText xml:space="preserve">PAGEREF _Toc1573697403 \h</w:instrText>
             </w:r>
             <w:r>
               <w:fldChar w:fldCharType="separate"/>
@@ -553,12 +553,12 @@
               <w:rStyle w:val="Hipervnculo"/>
             </w:rPr>
           </w:pPr>
-          <w:hyperlink w:anchor="_Toc980042000">
+          <w:hyperlink w:anchor="_Toc1111154841">
             <w:r>
               <w:rPr>
                 <w:rStyle w:val="Hipervnculo"/>
               </w:rPr>
-              <w:t>3.2 Planificación y Organización</w:t>
+              <w:t>4.4 Descripción de los componentes</w:t>
             </w:r>
             <w:r>
               <w:tab/>
@@ -567,48 +567,7 @@
               <w:fldChar w:fldCharType="begin"/>
             </w:r>
             <w:r>
-              <w:instrText xml:space="preserve">PAGEREF _Toc980042000 \h</w:instrText>
-            </w:r>
-            <w:r>
-              <w:fldChar w:fldCharType="separate"/>
-            </w:r>
-            <w:r>
-              <w:rPr>
-                <w:rStyle w:val="Hipervnculo"/>
-              </w:rPr>
-              <w:t>7</w:t>
-            </w:r>
-            <w:r>
-              <w:fldChar w:fldCharType="end"/>
-            </w:r>
-          </w:hyperlink>
-        </w:p>
-        <w:p>
-          <w:pPr>
-            <w:pStyle w:val="TOC2"/>
-            <w:tabs>
-              <w:tab w:val="right" w:leader="none" w:pos="9015"/>
-            </w:tabs>
-            <w:bidi w:val="0"/>
-            <w:rPr>
-              <w:rStyle w:val="Hipervnculo"/>
-            </w:rPr>
-          </w:pPr>
-          <w:hyperlink w:anchor="_Toc1352074725">
-            <w:r>
-              <w:rPr>
-                <w:rStyle w:val="Hipervnculo"/>
-              </w:rPr>
-              <w:t>3.3 Descripción de los componentes</w:t>
-            </w:r>
-            <w:r>
-              <w:tab/>
-            </w:r>
-            <w:r>
-              <w:fldChar w:fldCharType="begin"/>
-            </w:r>
-            <w:r>
-              <w:instrText xml:space="preserve">PAGEREF _Toc1352074725 \h</w:instrText>
+              <w:instrText xml:space="preserve">PAGEREF _Toc1111154841 \h</w:instrText>
             </w:r>
             <w:r>
               <w:fldChar w:fldCharType="separate"/>
@@ -635,12 +594,12 @@
               <w:rStyle w:val="Hipervnculo"/>
             </w:rPr>
           </w:pPr>
-          <w:hyperlink w:anchor="_Toc251267555">
+          <w:hyperlink w:anchor="_Toc996682725">
             <w:r>
               <w:rPr>
                 <w:rStyle w:val="Hipervnculo"/>
               </w:rPr>
-              <w:t>3.4 Fases del PFC</w:t>
+              <w:t>4.5 Fases del PFC</w:t>
             </w:r>
             <w:r>
               <w:tab/>
@@ -649,7 +608,7 @@
               <w:fldChar w:fldCharType="begin"/>
             </w:r>
             <w:r>
-              <w:instrText xml:space="preserve">PAGEREF _Toc251267555 \h</w:instrText>
+              <w:instrText xml:space="preserve">PAGEREF _Toc996682725 \h</w:instrText>
             </w:r>
             <w:r>
               <w:fldChar w:fldCharType="separate"/>
@@ -676,12 +635,12 @@
               <w:rStyle w:val="Hipervnculo"/>
             </w:rPr>
           </w:pPr>
-          <w:hyperlink w:anchor="_Toc561379084">
+          <w:hyperlink w:anchor="_Toc148194001">
             <w:r>
               <w:rPr>
                 <w:rStyle w:val="Hipervnculo"/>
               </w:rPr>
-              <w:t>3.5 Obstáculos y dificultades en el PFC</w:t>
+              <w:t>4.6 Obstáculos y dificultades en el PFC</w:t>
             </w:r>
             <w:r>
               <w:tab/>
@@ -690,7 +649,7 @@
               <w:fldChar w:fldCharType="begin"/>
             </w:r>
             <w:r>
-              <w:instrText xml:space="preserve">PAGEREF _Toc561379084 \h</w:instrText>
+              <w:instrText xml:space="preserve">PAGEREF _Toc148194001 \h</w:instrText>
             </w:r>
             <w:r>
               <w:fldChar w:fldCharType="separate"/>
@@ -717,12 +676,12 @@
               <w:rStyle w:val="Hipervnculo"/>
             </w:rPr>
           </w:pPr>
-          <w:hyperlink w:anchor="_Toc1405617098">
+          <w:hyperlink w:anchor="_Toc532258623">
             <w:r>
               <w:rPr>
                 <w:rStyle w:val="Hipervnculo"/>
               </w:rPr>
-              <w:t>3.6 Resultados Obtenidos</w:t>
+              <w:t>4.7 Resultados de Aprendizaje Específicos y Generales</w:t>
             </w:r>
             <w:r>
               <w:tab/>
@@ -731,7 +690,7 @@
               <w:fldChar w:fldCharType="begin"/>
             </w:r>
             <w:r>
-              <w:instrText xml:space="preserve">PAGEREF _Toc1405617098 \h</w:instrText>
+              <w:instrText xml:space="preserve">PAGEREF _Toc532258623 \h</w:instrText>
             </w:r>
             <w:r>
               <w:fldChar w:fldCharType="separate"/>
@@ -749,7 +708,7 @@
         </w:p>
         <w:p>
           <w:pPr>
-            <w:pStyle w:val="TOC1"/>
+            <w:pStyle w:val="TOC2"/>
             <w:tabs>
               <w:tab w:val="right" w:leader="none" w:pos="9015"/>
             </w:tabs>
@@ -758,12 +717,12 @@
               <w:rStyle w:val="Hipervnculo"/>
             </w:rPr>
           </w:pPr>
-          <w:hyperlink w:anchor="_Toc920385169">
+          <w:hyperlink w:anchor="_Toc1977306292">
             <w:r>
               <w:rPr>
                 <w:rStyle w:val="Hipervnculo"/>
               </w:rPr>
-              <w:t>4. Conclusiones</w:t>
+              <w:t>4.8 Resultados Obtenidos</w:t>
             </w:r>
             <w:r>
               <w:tab/>
@@ -772,7 +731,7 @@
               <w:fldChar w:fldCharType="begin"/>
             </w:r>
             <w:r>
-              <w:instrText xml:space="preserve">PAGEREF _Toc920385169 \h</w:instrText>
+              <w:instrText xml:space="preserve">PAGEREF _Toc1977306292 \h</w:instrText>
             </w:r>
             <w:r>
               <w:fldChar w:fldCharType="separate"/>
@@ -799,12 +758,12 @@
               <w:rStyle w:val="Hipervnculo"/>
             </w:rPr>
           </w:pPr>
-          <w:hyperlink w:anchor="_Toc1653040715">
+          <w:hyperlink w:anchor="_Toc2045507412">
             <w:r>
               <w:rPr>
                 <w:rStyle w:val="Hipervnculo"/>
               </w:rPr>
-              <w:t>5. Líneas Futuras de Trabajo</w:t>
+              <w:t>5. Conclusiones</w:t>
             </w:r>
             <w:r>
               <w:tab/>
@@ -813,7 +772,7 @@
               <w:fldChar w:fldCharType="begin"/>
             </w:r>
             <w:r>
-              <w:instrText xml:space="preserve">PAGEREF _Toc1653040715 \h</w:instrText>
+              <w:instrText xml:space="preserve">PAGEREF _Toc2045507412 \h</w:instrText>
             </w:r>
             <w:r>
               <w:fldChar w:fldCharType="separate"/>
@@ -840,12 +799,12 @@
               <w:rStyle w:val="Hipervnculo"/>
             </w:rPr>
           </w:pPr>
-          <w:hyperlink w:anchor="_Toc820224152">
+          <w:hyperlink w:anchor="_Toc1178819738">
             <w:r>
               <w:rPr>
                 <w:rStyle w:val="Hipervnculo"/>
               </w:rPr>
-              <w:t>6. Bibliografía</w:t>
+              <w:t>6. Líneas Futuras de Trabajo</w:t>
             </w:r>
             <w:r>
               <w:tab/>
@@ -854,7 +813,7 @@
               <w:fldChar w:fldCharType="begin"/>
             </w:r>
             <w:r>
-              <w:instrText xml:space="preserve">PAGEREF _Toc820224152 \h</w:instrText>
+              <w:instrText xml:space="preserve">PAGEREF _Toc1178819738 \h</w:instrText>
             </w:r>
             <w:r>
               <w:fldChar w:fldCharType="separate"/>
@@ -869,6 +828,47 @@
               <w:fldChar w:fldCharType="end"/>
             </w:r>
           </w:hyperlink>
+        </w:p>
+        <w:p>
+          <w:pPr>
+            <w:pStyle w:val="TOC1"/>
+            <w:tabs>
+              <w:tab w:val="right" w:leader="none" w:pos="9015"/>
+            </w:tabs>
+            <w:bidi w:val="0"/>
+            <w:rPr>
+              <w:rStyle w:val="Hipervnculo"/>
+            </w:rPr>
+          </w:pPr>
+          <w:hyperlink w:anchor="_Toc98508020">
+            <w:r>
+              <w:rPr>
+                <w:rStyle w:val="Hipervnculo"/>
+              </w:rPr>
+              <w:t>7. Bibliografía</w:t>
+            </w:r>
+            <w:r>
+              <w:tab/>
+            </w:r>
+            <w:r>
+              <w:fldChar w:fldCharType="begin"/>
+            </w:r>
+            <w:r>
+              <w:instrText xml:space="preserve">PAGEREF _Toc98508020 \h</w:instrText>
+            </w:r>
+            <w:r>
+              <w:fldChar w:fldCharType="separate"/>
+            </w:r>
+            <w:r>
+              <w:rPr>
+                <w:rStyle w:val="Hipervnculo"/>
+              </w:rPr>
+              <w:t>17</w:t>
+            </w:r>
+            <w:r>
+              <w:fldChar w:fldCharType="end"/>
+            </w:r>
+          </w:hyperlink>
           <w:r>
             <w:fldChar w:fldCharType="end"/>
           </w:r>
@@ -913,7 +913,7 @@
       </w:pPr>
       <w:bookmarkStart w:name="_Toc100021685" w:id="1807201153"/>
       <w:bookmarkStart w:name="_Toc580383778" w:id="1165055310"/>
-      <w:bookmarkStart w:name="_Toc631118810" w:id="682884704"/>
+      <w:bookmarkStart w:name="_Toc315016643" w:id="793829046"/>
       <w:r>
         <w:rPr>
           <w:b w:val="1"/>
@@ -927,7 +927,7 @@
       </w:r>
       <w:bookmarkEnd w:id="1807201153"/>
       <w:bookmarkEnd w:id="1165055310"/>
-      <w:bookmarkEnd w:id="682884704"/>
+      <w:bookmarkEnd w:id="793829046"/>
     </w:p>
     <w:p>
       <w:pPr>
@@ -1345,7 +1345,11 @@
     <w:p>
       <w:pPr>
         <w:pStyle w:val="Ttulo1"/>
-        <w:spacing w:before="322" w:after="322"/>
+        <w:suppressLineNumbers w:val="0"/>
+        <w:bidi w:val="0"/>
+        <w:spacing w:before="322" w:beforeAutospacing="off" w:after="322" w:afterAutospacing="off" w:line="279" w:lineRule="auto"/>
+        <w:ind w:left="0" w:right="0"/>
+        <w:jc w:val="left"/>
         <w:rPr>
           <w:b w:val="1"/>
           <w:bCs w:val="1"/>
@@ -1357,7 +1361,7 @@
       </w:pPr>
       <w:bookmarkStart w:name="_Toc666816660" w:id="758169283"/>
       <w:bookmarkStart w:name="_Toc809980335" w:id="470284243"/>
-      <w:bookmarkStart w:name="_Toc1361389240" w:id="176249063"/>
+      <w:bookmarkStart w:name="_Toc199659885" w:id="1181604294"/>
       <w:r>
         <w:rPr>
           <w:b w:val="1"/>
@@ -1367,28 +1371,419 @@
           <w:szCs w:val="48"/>
           <w:lang w:val="es-ES"/>
         </w:rPr>
-        <w:t>2. Información del Módulo</w:t>
+        <w:t xml:space="preserve">2. </w:t>
+      </w:r>
+      <w:r>
+        <w:rPr>
+          <w:b w:val="1"/>
+          <w:bCs w:val="1"/>
+          <w:noProof w:val="0"/>
+          <w:sz w:val="48"/>
+          <w:szCs w:val="48"/>
+          <w:lang w:val="es-ES"/>
+        </w:rPr>
+        <w:t>Info</w:t>
+      </w:r>
+      <w:r>
+        <w:rPr>
+          <w:b w:val="1"/>
+          <w:bCs w:val="1"/>
+          <w:noProof w:val="0"/>
+          <w:sz w:val="48"/>
+          <w:szCs w:val="48"/>
+          <w:lang w:val="es-ES"/>
+        </w:rPr>
+        <w:t>rmación</w:t>
+      </w:r>
+      <w:r>
+        <w:rPr>
+          <w:b w:val="1"/>
+          <w:bCs w:val="1"/>
+          <w:noProof w:val="0"/>
+          <w:sz w:val="48"/>
+          <w:szCs w:val="48"/>
+          <w:lang w:val="es-ES"/>
+        </w:rPr>
+        <w:t xml:space="preserve"> del Módulo</w:t>
       </w:r>
       <w:bookmarkEnd w:id="758169283"/>
       <w:bookmarkEnd w:id="470284243"/>
-      <w:bookmarkEnd w:id="176249063"/>
-    </w:p>
-    <w:p>
-      <w:pPr>
-        <w:pStyle w:val="Ttulo2"/>
-        <w:spacing w:before="299" w:after="299"/>
+      <w:bookmarkEnd w:id="1181604294"/>
+    </w:p>
+    <w:p>
+      <w:pPr>
+        <w:spacing w:before="240" w:after="240" w:line="360" w:lineRule="auto"/>
+        <w:rPr>
+          <w:rFonts w:ascii="Arial" w:hAnsi="Arial" w:eastAsia="Arial" w:cs="Arial"/>
+          <w:noProof w:val="0"/>
+          <w:lang w:val="es-ES"/>
+        </w:rPr>
+      </w:pPr>
+      <w:r>
+        <w:rPr>
+          <w:rFonts w:ascii="Arial" w:hAnsi="Arial" w:eastAsia="Arial" w:cs="Arial"/>
+          <w:noProof w:val="0"/>
+          <w:lang w:val="es-ES"/>
+        </w:rPr>
+        <w:t xml:space="preserve">El módulo de Proyecto Final de Ciclo se centra en la elaboración de una aplicación que facilite la colaboración entre usuarios para el préstamo y alquiler de trajes, sin transacciones monetarias. La aplicación se orienta a gestionar el préstamo, destacarlo y, además, cuenta con un sistema de </w:t>
+      </w:r>
+      <w:r>
+        <w:rPr>
+          <w:rFonts w:ascii="Arial" w:hAnsi="Arial" w:eastAsia="Arial" w:cs="Arial"/>
+          <w:noProof w:val="0"/>
+          <w:lang w:val="es-ES"/>
+        </w:rPr>
+        <w:t>login</w:t>
+      </w:r>
+      <w:r>
+        <w:rPr>
+          <w:rFonts w:ascii="Arial" w:hAnsi="Arial" w:eastAsia="Arial" w:cs="Arial"/>
+          <w:noProof w:val="0"/>
+          <w:lang w:val="es-ES"/>
+        </w:rPr>
+        <w:t xml:space="preserve"> que garantiza el acceso a funcionalidades avanzadas de la plataforma. Se proporciona también información sobre la comparsa, resaltando su valor cultural y la importancia de preservar sus tradiciones.</w:t>
+      </w:r>
+    </w:p>
+    <w:p>
+      <w:r>
+        <w:br w:type="page"/>
+      </w:r>
+    </w:p>
+    <w:p>
+      <w:pPr>
+        <w:pStyle w:val="Ttulo1"/>
+        <w:suppressLineNumbers w:val="0"/>
+        <w:bidi w:val="0"/>
+        <w:spacing w:before="322" w:beforeAutospacing="off" w:after="322" w:afterAutospacing="off" w:line="279" w:lineRule="auto"/>
+        <w:ind w:left="0" w:right="0"/>
+        <w:jc w:val="left"/>
         <w:rPr>
           <w:b w:val="1"/>
           <w:bCs w:val="1"/>
           <w:noProof w:val="0"/>
+          <w:sz w:val="48"/>
+          <w:szCs w:val="48"/>
+          <w:lang w:val="es-ES"/>
+        </w:rPr>
+      </w:pPr>
+      <w:bookmarkStart w:name="_Toc255384198" w:id="2061309543"/>
+      <w:r>
+        <w:rPr>
+          <w:b w:val="1"/>
+          <w:bCs w:val="1"/>
+          <w:noProof w:val="0"/>
+          <w:sz w:val="48"/>
+          <w:szCs w:val="48"/>
+          <w:lang w:val="es-ES"/>
+        </w:rPr>
+        <w:t>3</w:t>
+      </w:r>
+      <w:r>
+        <w:rPr>
+          <w:b w:val="1"/>
+          <w:bCs w:val="1"/>
+          <w:noProof w:val="0"/>
+          <w:sz w:val="48"/>
+          <w:szCs w:val="48"/>
+          <w:lang w:val="es-ES"/>
+        </w:rPr>
+        <w:t>.</w:t>
+      </w:r>
+      <w:r>
+        <w:rPr>
+          <w:b w:val="1"/>
+          <w:bCs w:val="1"/>
+          <w:noProof w:val="0"/>
+          <w:sz w:val="48"/>
+          <w:szCs w:val="48"/>
+          <w:lang w:val="es-ES"/>
+        </w:rPr>
+        <w:t xml:space="preserve"> </w:t>
+      </w:r>
+      <w:r>
+        <w:rPr>
+          <w:b w:val="1"/>
+          <w:bCs w:val="1"/>
+          <w:noProof w:val="0"/>
+          <w:sz w:val="48"/>
+          <w:szCs w:val="48"/>
+          <w:lang w:val="es-ES"/>
+        </w:rPr>
+        <w:t>P</w:t>
+      </w:r>
+      <w:r>
+        <w:rPr>
+          <w:b w:val="1"/>
+          <w:bCs w:val="1"/>
+          <w:noProof w:val="0"/>
+          <w:sz w:val="48"/>
+          <w:szCs w:val="48"/>
+          <w:lang w:val="es-ES"/>
+        </w:rPr>
+        <w:t>lanteamiento y Justificación del Proyecto</w:t>
+      </w:r>
+      <w:bookmarkEnd w:id="2061309543"/>
+    </w:p>
+    <w:p>
+      <w:pPr>
+        <w:pStyle w:val="Normal"/>
+        <w:suppressLineNumbers w:val="0"/>
+        <w:bidi w:val="0"/>
+        <w:spacing w:before="240" w:beforeAutospacing="off" w:after="240" w:afterAutospacing="off" w:line="360" w:lineRule="auto"/>
+        <w:ind w:left="0" w:right="0"/>
+        <w:jc w:val="both"/>
+        <w:rPr>
+          <w:rFonts w:ascii="Arial" w:hAnsi="Arial" w:eastAsia="Arial" w:cs="Arial"/>
+          <w:noProof w:val="0"/>
+          <w:lang w:val="es-ES"/>
+        </w:rPr>
+      </w:pPr>
+      <w:r>
+        <w:rPr>
+          <w:rFonts w:ascii="Arial" w:hAnsi="Arial" w:eastAsia="Arial" w:cs="Arial"/>
+          <w:noProof w:val="0"/>
+          <w:lang w:val="es-ES"/>
+        </w:rPr>
+        <w:t>El proyecto nace para la gente que está incluida en una comparsa y le gusta usar sus debidos trajes, de lo que trata la aplicación es de facilitar lo máximo posible el intercambio de trajes entre la g</w:t>
+      </w:r>
+      <w:r>
+        <w:rPr>
+          <w:rFonts w:ascii="Arial" w:hAnsi="Arial" w:eastAsia="Arial" w:cs="Arial"/>
+          <w:noProof w:val="0"/>
+          <w:lang w:val="es-ES"/>
+        </w:rPr>
+        <w:t xml:space="preserve">ente de dicha comparsa, funciona con un sistema de créditos para nada monetarios, si pones un traje para quien le haga falta te suma +1 </w:t>
+      </w:r>
+      <w:r>
+        <w:rPr>
+          <w:rFonts w:ascii="Arial" w:hAnsi="Arial" w:eastAsia="Arial" w:cs="Arial"/>
+          <w:noProof w:val="0"/>
+          <w:lang w:val="es-ES"/>
+        </w:rPr>
+        <w:t>crédito</w:t>
+      </w:r>
+      <w:r>
+        <w:rPr>
+          <w:rFonts w:ascii="Arial" w:hAnsi="Arial" w:eastAsia="Arial" w:cs="Arial"/>
+          <w:noProof w:val="0"/>
+          <w:lang w:val="es-ES"/>
+        </w:rPr>
+        <w:t xml:space="preserve">, y si lo coges </w:t>
+      </w:r>
+      <w:r>
+        <w:rPr>
+          <w:rFonts w:ascii="Arial" w:hAnsi="Arial" w:eastAsia="Arial" w:cs="Arial"/>
+          <w:noProof w:val="0"/>
+          <w:lang w:val="es-ES"/>
+        </w:rPr>
+        <w:t xml:space="preserve">uno </w:t>
+      </w:r>
+      <w:r>
+        <w:rPr>
+          <w:rFonts w:ascii="Arial" w:hAnsi="Arial" w:eastAsia="Arial" w:cs="Arial"/>
+          <w:noProof w:val="0"/>
+          <w:lang w:val="es-ES"/>
+        </w:rPr>
+        <w:t>prestado te resta</w:t>
+      </w:r>
+      <w:r>
+        <w:rPr>
+          <w:rFonts w:ascii="Arial" w:hAnsi="Arial" w:eastAsia="Arial" w:cs="Arial"/>
+          <w:noProof w:val="0"/>
+          <w:lang w:val="es-ES"/>
+        </w:rPr>
+        <w:t xml:space="preserve"> –</w:t>
+      </w:r>
+      <w:r>
+        <w:rPr>
+          <w:rFonts w:ascii="Arial" w:hAnsi="Arial" w:eastAsia="Arial" w:cs="Arial"/>
+          <w:noProof w:val="0"/>
+          <w:lang w:val="es-ES"/>
+        </w:rPr>
+        <w:t>1</w:t>
+      </w:r>
+      <w:r>
+        <w:rPr>
+          <w:rFonts w:ascii="Arial" w:hAnsi="Arial" w:eastAsia="Arial" w:cs="Arial"/>
+          <w:noProof w:val="0"/>
+          <w:lang w:val="es-ES"/>
+        </w:rPr>
+        <w:t xml:space="preserve">, esta aplicación pretende alcanzar una total funcionalidad sin errores y poder facilitar </w:t>
+      </w:r>
+      <w:r>
+        <w:rPr>
+          <w:rFonts w:ascii="Arial" w:hAnsi="Arial" w:eastAsia="Arial" w:cs="Arial"/>
+          <w:noProof w:val="0"/>
+          <w:lang w:val="es-ES"/>
+        </w:rPr>
+        <w:t>ínfimamente</w:t>
+      </w:r>
+      <w:r>
+        <w:rPr>
+          <w:rFonts w:ascii="Arial" w:hAnsi="Arial" w:eastAsia="Arial" w:cs="Arial"/>
+          <w:noProof w:val="0"/>
+          <w:lang w:val="es-ES"/>
+        </w:rPr>
+        <w:t xml:space="preserve"> el intercambio de trajes,</w:t>
+      </w:r>
+      <w:r>
+        <w:rPr>
+          <w:rFonts w:ascii="Arial" w:hAnsi="Arial" w:eastAsia="Arial" w:cs="Arial"/>
+          <w:noProof w:val="0"/>
+          <w:lang w:val="es-ES"/>
+        </w:rPr>
+        <w:t xml:space="preserve"> así </w:t>
+      </w:r>
+      <w:r>
+        <w:rPr>
+          <w:rFonts w:ascii="Arial" w:hAnsi="Arial" w:eastAsia="Arial" w:cs="Arial"/>
+          <w:noProof w:val="0"/>
+          <w:lang w:val="es-ES"/>
+        </w:rPr>
+        <w:t>ahorr</w:t>
+      </w:r>
+      <w:r>
+        <w:rPr>
+          <w:rFonts w:ascii="Arial" w:hAnsi="Arial" w:eastAsia="Arial" w:cs="Arial"/>
+          <w:noProof w:val="0"/>
+          <w:lang w:val="es-ES"/>
+        </w:rPr>
+        <w:t>ar la compra de trajes que vayan a tener poco uso</w:t>
+      </w:r>
+      <w:r>
+        <w:rPr>
+          <w:rFonts w:ascii="Arial" w:hAnsi="Arial" w:eastAsia="Arial" w:cs="Arial"/>
+          <w:noProof w:val="0"/>
+          <w:lang w:val="es-ES"/>
+        </w:rPr>
+        <w:t>, por temas de edad, gustos, etc.</w:t>
+      </w:r>
+    </w:p>
+    <w:p>
+      <w:pPr>
+        <w:pStyle w:val="Normal"/>
+        <w:spacing w:before="240" w:after="240" w:line="360" w:lineRule="auto"/>
+        <w:rPr>
+          <w:rFonts w:ascii="Arial" w:hAnsi="Arial" w:eastAsia="Arial" w:cs="Arial"/>
+          <w:noProof w:val="0"/>
+          <w:lang w:val="es-ES"/>
+        </w:rPr>
+      </w:pPr>
+    </w:p>
+    <w:p>
+      <w:pPr>
+        <w:spacing w:before="240" w:after="240"/>
+      </w:pPr>
+    </w:p>
+    <w:p w14:noSpellErr="1">
+      <w:pPr>
+        <w:pStyle w:val="Normal"/>
+        <w:spacing w:before="240" w:after="240"/>
+        <w:rPr>
+          <w:noProof w:val="0"/>
+          <w:lang w:val="es-ES"/>
+        </w:rPr>
+      </w:pPr>
+    </w:p>
+    <w:p w14:noSpellErr="1">
+      <w:pPr>
+        <w:pStyle w:val="Normal"/>
+        <w:spacing w:before="240" w:after="240"/>
+        <w:rPr>
+          <w:noProof w:val="0"/>
+          <w:lang w:val="es-ES"/>
+        </w:rPr>
+      </w:pPr>
+    </w:p>
+    <w:p w14:noSpellErr="1">
+      <w:pPr>
+        <w:rPr>
+          <w:noProof w:val="0"/>
+          <w:lang w:val="es-ES"/>
+        </w:rPr>
+      </w:pPr>
+    </w:p>
+    <w:p w14:noSpellErr="1">
+      <w:pPr>
+        <w:rPr>
+          <w:noProof w:val="0"/>
+          <w:lang w:val="es-ES"/>
+        </w:rPr>
+      </w:pPr>
+      <w:r>
+        <w:rPr>
+          <w:noProof w:val="0"/>
+          <w:lang w:val="es-ES"/>
+        </w:rPr>
+        <w:br w:type="page"/>
+      </w:r>
+    </w:p>
+    <w:p>
+      <w:pPr>
+        <w:pStyle w:val="Ttulo1"/>
+        <w:spacing w:before="322" w:after="322"/>
+        <w:rPr>
+          <w:b w:val="1"/>
+          <w:bCs w:val="1"/>
+          <w:noProof w:val="0"/>
+          <w:sz w:val="48"/>
+          <w:szCs w:val="48"/>
+          <w:lang w:val="es-ES"/>
+        </w:rPr>
+      </w:pPr>
+      <w:bookmarkStart w:name="_Toc1448538904" w:id="2014313566"/>
+      <w:bookmarkStart w:name="_Toc517874012" w:id="1441005917"/>
+      <w:bookmarkStart w:name="_Toc1755329082" w:id="1962590413"/>
+      <w:r>
+        <w:rPr>
+          <w:b w:val="1"/>
+          <w:bCs w:val="1"/>
+          <w:noProof w:val="0"/>
+          <w:sz w:val="48"/>
+          <w:szCs w:val="48"/>
+          <w:lang w:val="es-ES"/>
+        </w:rPr>
+        <w:t>4</w:t>
+      </w:r>
+      <w:r>
+        <w:rPr>
+          <w:b w:val="1"/>
+          <w:bCs w:val="1"/>
+          <w:noProof w:val="0"/>
+          <w:sz w:val="48"/>
+          <w:szCs w:val="48"/>
+          <w:lang w:val="es-ES"/>
+        </w:rPr>
+        <w:t>. De</w:t>
+      </w:r>
+      <w:r>
+        <w:rPr>
+          <w:b w:val="1"/>
+          <w:bCs w:val="1"/>
+          <w:noProof w:val="0"/>
+          <w:sz w:val="48"/>
+          <w:szCs w:val="48"/>
+          <w:lang w:val="es-ES"/>
+        </w:rPr>
+        <w:t>sarrollo del Proyecto</w:t>
+      </w:r>
+      <w:bookmarkEnd w:id="2014313566"/>
+      <w:bookmarkEnd w:id="1441005917"/>
+      <w:bookmarkEnd w:id="1962590413"/>
+    </w:p>
+    <w:p>
+      <w:pPr>
+        <w:pStyle w:val="Ttulo2"/>
+        <w:rPr>
+          <w:b w:val="1"/>
+          <w:bCs w:val="1"/>
+          <w:noProof w:val="0"/>
           <w:sz w:val="36"/>
           <w:szCs w:val="36"/>
           <w:lang w:val="es-ES"/>
         </w:rPr>
       </w:pPr>
-      <w:bookmarkStart w:name="_Toc1985290745" w:id="51978929"/>
-      <w:bookmarkStart w:name="_Toc1882550969" w:id="680471946"/>
-      <w:bookmarkStart w:name="_Toc2054808131" w:id="1474323022"/>
+      <w:bookmarkStart w:name="_Toc1270185136" w:id="231806054"/>
       <w:r>
         <w:rPr>
           <w:b w:val="1"/>
@@ -1398,70 +1793,9 @@
           <w:szCs w:val="36"/>
           <w:lang w:val="es-ES"/>
         </w:rPr>
-        <w:t>2.1 Descripción</w:t>
-      </w:r>
-      <w:bookmarkEnd w:id="51978929"/>
-      <w:bookmarkEnd w:id="680471946"/>
-      <w:bookmarkEnd w:id="1474323022"/>
-    </w:p>
-    <w:p>
-      <w:pPr>
-        <w:spacing w:before="240" w:after="240" w:line="360" w:lineRule="auto"/>
-        <w:rPr>
-          <w:rFonts w:ascii="Arial" w:hAnsi="Arial" w:eastAsia="Arial" w:cs="Arial"/>
-          <w:noProof w:val="0"/>
-          <w:lang w:val="es-ES"/>
-        </w:rPr>
-      </w:pPr>
-      <w:r>
-        <w:rPr>
-          <w:rFonts w:ascii="Arial" w:hAnsi="Arial" w:eastAsia="Arial" w:cs="Arial"/>
-          <w:noProof w:val="0"/>
-          <w:lang w:val="es-ES"/>
-        </w:rPr>
-        <w:t xml:space="preserve">El módulo de Proyecto Final de Ciclo se centra en la elaboración de una aplicación que facilite la colaboración entre usuarios para el préstamo y alquiler de trajes, sin transacciones monetarias. La aplicación se orienta a gestionar el préstamo, destacarlo y, además, cuenta con un sistema de </w:t>
-      </w:r>
-      <w:r>
-        <w:rPr>
-          <w:rFonts w:ascii="Arial" w:hAnsi="Arial" w:eastAsia="Arial" w:cs="Arial"/>
-          <w:noProof w:val="0"/>
-          <w:lang w:val="es-ES"/>
-        </w:rPr>
-        <w:t>login</w:t>
-      </w:r>
-      <w:r>
-        <w:rPr>
-          <w:rFonts w:ascii="Arial" w:hAnsi="Arial" w:eastAsia="Arial" w:cs="Arial"/>
-          <w:noProof w:val="0"/>
-          <w:lang w:val="es-ES"/>
-        </w:rPr>
-        <w:t xml:space="preserve"> que garantiza el acceso a funcionalidades avanzadas de la plataforma. Se proporciona también información sobre la comparsa, resaltando su valor cultural y la importancia de preservar sus tradiciones.</w:t>
-      </w:r>
-    </w:p>
-    <w:p>
-      <w:pPr>
-        <w:spacing w:before="240" w:after="240"/>
-      </w:pPr>
-    </w:p>
-    <w:p w14:noSpellErr="1">
-      <w:pPr>
-        <w:rPr>
-          <w:noProof w:val="0"/>
-          <w:lang w:val="es-ES"/>
-        </w:rPr>
-      </w:pPr>
-      <w:r>
-        <w:rPr>
-          <w:noProof w:val="0"/>
-          <w:lang w:val="es-ES"/>
-        </w:rPr>
-        <w:br w:type="page"/>
-      </w:r>
-    </w:p>
-    <w:p>
-      <w:pPr>
-        <w:pStyle w:val="Ttulo2"/>
-        <w:spacing w:before="299" w:after="299"/>
+        <w:t xml:space="preserve">4.1 </w:t>
+      </w:r>
+      <w:r>
         <w:rPr>
           <w:b w:val="1"/>
           <w:bCs w:val="1"/>
@@ -1470,10 +1804,8 @@
           <w:szCs w:val="36"/>
           <w:lang w:val="es-ES"/>
         </w:rPr>
-      </w:pPr>
-      <w:bookmarkStart w:name="_Toc993090717" w:id="516133198"/>
-      <w:bookmarkStart w:name="_Toc1613394801" w:id="64521879"/>
-      <w:bookmarkStart w:name="_Toc1445404407" w:id="1932788966"/>
+        <w:t>Análisis</w:t>
+      </w:r>
       <w:r>
         <w:rPr>
           <w:b w:val="1"/>
@@ -1483,11 +1815,9 @@
           <w:szCs w:val="36"/>
           <w:lang w:val="es-ES"/>
         </w:rPr>
-        <w:t>2.2 Resultados de Aprendizaje Específicos y Generales</w:t>
-      </w:r>
-      <w:bookmarkEnd w:id="516133198"/>
-      <w:bookmarkEnd w:id="64521879"/>
-      <w:bookmarkEnd w:id="1932788966"/>
+        <w:t xml:space="preserve"> de mercado</w:t>
+      </w:r>
+      <w:bookmarkEnd w:id="231806054"/>
     </w:p>
     <w:p>
       <w:pPr>
@@ -1499,21 +1829,25 @@
         <w:jc w:val="left"/>
         <w:rPr>
           <w:rFonts w:ascii="Arial" w:hAnsi="Arial" w:eastAsia="Arial" w:cs="Arial"/>
-          <w:b w:val="0"/>
-          <w:bCs w:val="0"/>
-          <w:noProof w:val="0"/>
-          <w:lang w:val="es-ES"/>
-        </w:rPr>
-      </w:pPr>
-      <w:r>
-        <w:rPr>
-          <w:rFonts w:ascii="Arial" w:hAnsi="Arial" w:eastAsia="Arial" w:cs="Arial"/>
-          <w:b w:val="0"/>
-          <w:bCs w:val="0"/>
-          <w:noProof w:val="0"/>
-          <w:lang w:val="es-ES"/>
-        </w:rPr>
-        <w:t>En este proyecto me he enfrentado a retos tanto técnicos como organizativos, y cada paso he podido reforzar mis conocimientos y descubrir nuevas formas de resolver problemas.</w:t>
+          <w:noProof w:val="0"/>
+          <w:lang w:val="es-ES"/>
+        </w:rPr>
+      </w:pPr>
+      <w:r>
+        <w:rPr>
+          <w:rFonts w:ascii="Arial" w:hAnsi="Arial" w:eastAsia="Arial" w:cs="Arial"/>
+          <w:noProof w:val="0"/>
+          <w:lang w:val="es-ES"/>
+        </w:rPr>
+        <w:t>Este proyecto es una propuesta de mercado para las comparsas, fallas y otros eventos culturales que utilicen vestimenta para sus debidas fiestas</w:t>
+      </w:r>
+      <w:r>
+        <w:rPr>
+          <w:rFonts w:ascii="Arial" w:hAnsi="Arial" w:eastAsia="Arial" w:cs="Arial"/>
+          <w:noProof w:val="0"/>
+          <w:lang w:val="es-ES"/>
+        </w:rPr>
+        <w:t>.</w:t>
       </w:r>
     </w:p>
     <w:p>
@@ -1524,278 +1858,211 @@
         <w:spacing w:before="240" w:beforeAutospacing="off" w:after="240" w:afterAutospacing="off" w:line="360" w:lineRule="auto"/>
         <w:ind w:left="0" w:right="0"/>
         <w:jc w:val="left"/>
-      </w:pPr>
-      <w:r>
-        <w:rPr>
-          <w:rFonts w:ascii="Arial" w:hAnsi="Arial" w:eastAsia="Arial" w:cs="Arial"/>
-          <w:b w:val="0"/>
-          <w:bCs w:val="0"/>
-          <w:noProof w:val="0"/>
-          <w:lang w:val="es-ES"/>
-        </w:rPr>
-        <w:t>Haciendo una pequeña lista, estos son los resultados que he aprendido:</w:t>
-      </w:r>
-    </w:p>
-    <w:p>
-      <w:pPr>
-        <w:spacing w:before="240" w:after="240" w:line="360" w:lineRule="auto"/>
-        <w:rPr>
-          <w:rFonts w:ascii="Arial" w:hAnsi="Arial" w:eastAsia="Arial" w:cs="Arial"/>
-          <w:noProof w:val="0"/>
-          <w:lang w:val="es-ES"/>
-        </w:rPr>
-      </w:pPr>
-      <w:r>
-        <w:rPr>
-          <w:rFonts w:ascii="Arial" w:hAnsi="Arial" w:eastAsia="Arial" w:cs="Arial"/>
+        <w:rPr>
+          <w:rFonts w:ascii="Arial" w:hAnsi="Arial" w:eastAsia="Arial" w:cs="Arial"/>
+          <w:noProof w:val="0"/>
+          <w:lang w:val="es-ES"/>
+        </w:rPr>
+      </w:pPr>
+      <w:r>
+        <w:rPr>
+          <w:rFonts w:ascii="Arial" w:hAnsi="Arial" w:eastAsia="Arial" w:cs="Arial"/>
+          <w:noProof w:val="0"/>
+          <w:lang w:val="es-ES"/>
+        </w:rPr>
+        <w:t xml:space="preserve">Hay distintas propuestas similares, principalmente cualquier tienda física dedicada a los trajes festivos, o la venta de segunda mano por aplicaciones como </w:t>
+      </w:r>
+      <w:r>
+        <w:rPr>
+          <w:rFonts w:ascii="Arial" w:hAnsi="Arial" w:eastAsia="Arial" w:cs="Arial"/>
+          <w:noProof w:val="0"/>
+          <w:lang w:val="es-ES"/>
+        </w:rPr>
+        <w:t xml:space="preserve">Wallapop o </w:t>
+      </w:r>
+      <w:r>
+        <w:rPr>
+          <w:rFonts w:ascii="Arial" w:hAnsi="Arial" w:eastAsia="Arial" w:cs="Arial"/>
+          <w:noProof w:val="0"/>
+          <w:lang w:val="es-ES"/>
+        </w:rPr>
+        <w:t>Vinted</w:t>
+      </w:r>
+      <w:r>
+        <w:rPr>
+          <w:rFonts w:ascii="Arial" w:hAnsi="Arial" w:eastAsia="Arial" w:cs="Arial"/>
+          <w:noProof w:val="0"/>
+          <w:lang w:val="es-ES"/>
+        </w:rPr>
+        <w:t>.</w:t>
+      </w:r>
+    </w:p>
+    <w:p>
+      <w:pPr>
+        <w:pStyle w:val="Normal"/>
+        <w:suppressLineNumbers w:val="0"/>
+        <w:bidi w:val="0"/>
+        <w:spacing w:before="240" w:beforeAutospacing="off" w:after="240" w:afterAutospacing="off" w:line="360" w:lineRule="auto"/>
+        <w:ind w:left="0" w:right="0"/>
+        <w:jc w:val="left"/>
+        <w:rPr>
+          <w:rFonts w:ascii="Arial" w:hAnsi="Arial" w:eastAsia="Arial" w:cs="Arial"/>
+          <w:noProof w:val="0"/>
+          <w:lang w:val="es-ES"/>
+        </w:rPr>
+      </w:pPr>
+      <w:r>
+        <w:rPr>
+          <w:rFonts w:ascii="Arial" w:hAnsi="Arial" w:eastAsia="Arial" w:cs="Arial"/>
+          <w:noProof w:val="0"/>
+          <w:lang w:val="es-ES"/>
+        </w:rPr>
+        <w:t>El valor añadido a mi proyecto es el apartado de que no es lucrativo, es un intercambio “gratuito”</w:t>
+      </w:r>
+      <w:r>
+        <w:rPr>
+          <w:rFonts w:ascii="Arial" w:hAnsi="Arial" w:eastAsia="Arial" w:cs="Arial"/>
+          <w:noProof w:val="0"/>
+          <w:lang w:val="es-ES"/>
+        </w:rPr>
+        <w:t>, tiene un enfoque cultural ya que es dedicado a las festividades locales y tradiciones.</w:t>
+      </w:r>
+    </w:p>
+    <w:p>
+      <w:pPr>
+        <w:pStyle w:val="Normal"/>
+        <w:suppressLineNumbers w:val="0"/>
+        <w:bidi w:val="0"/>
+        <w:spacing w:before="240" w:beforeAutospacing="off" w:after="240" w:afterAutospacing="off" w:line="360" w:lineRule="auto"/>
+        <w:ind w:left="0" w:right="0"/>
+        <w:jc w:val="left"/>
+        <w:rPr>
+          <w:rFonts w:ascii="Arial" w:hAnsi="Arial" w:eastAsia="Arial" w:cs="Arial"/>
+          <w:noProof w:val="0"/>
+          <w:lang w:val="es-ES"/>
+        </w:rPr>
+      </w:pPr>
+      <w:r>
+        <w:rPr>
+          <w:rFonts w:ascii="Arial" w:hAnsi="Arial" w:eastAsia="Arial" w:cs="Arial"/>
+          <w:noProof w:val="0"/>
+          <w:lang w:val="es-ES"/>
+        </w:rPr>
+        <w:t xml:space="preserve">Se </w:t>
+      </w:r>
+      <w:r>
+        <w:rPr>
+          <w:rFonts w:ascii="Arial" w:hAnsi="Arial" w:eastAsia="Arial" w:cs="Arial"/>
+          <w:noProof w:val="0"/>
+          <w:lang w:val="es-ES"/>
+        </w:rPr>
+        <w:t>podría</w:t>
+      </w:r>
+      <w:r>
+        <w:rPr>
+          <w:rFonts w:ascii="Arial" w:hAnsi="Arial" w:eastAsia="Arial" w:cs="Arial"/>
+          <w:noProof w:val="0"/>
+          <w:lang w:val="es-ES"/>
+        </w:rPr>
+        <w:t xml:space="preserve"> explotar metiendo un sistema monetario “barato”, se </w:t>
+      </w:r>
+      <w:r>
+        <w:rPr>
+          <w:rFonts w:ascii="Arial" w:hAnsi="Arial" w:eastAsia="Arial" w:cs="Arial"/>
+          <w:noProof w:val="0"/>
+          <w:lang w:val="es-ES"/>
+        </w:rPr>
+        <w:t>podría</w:t>
+      </w:r>
+      <w:r>
+        <w:rPr>
+          <w:rFonts w:ascii="Arial" w:hAnsi="Arial" w:eastAsia="Arial" w:cs="Arial"/>
+          <w:noProof w:val="0"/>
+          <w:lang w:val="es-ES"/>
+        </w:rPr>
+        <w:t xml:space="preserve"> buscar patrocinadores locales y empresas textiles, se </w:t>
+      </w:r>
+      <w:r>
+        <w:rPr>
+          <w:rFonts w:ascii="Arial" w:hAnsi="Arial" w:eastAsia="Arial" w:cs="Arial"/>
+          <w:noProof w:val="0"/>
+          <w:lang w:val="es-ES"/>
+        </w:rPr>
+        <w:t>podría</w:t>
+      </w:r>
+      <w:r>
+        <w:rPr>
+          <w:rFonts w:ascii="Arial" w:hAnsi="Arial" w:eastAsia="Arial" w:cs="Arial"/>
+          <w:noProof w:val="0"/>
+          <w:lang w:val="es-ES"/>
+        </w:rPr>
+        <w:t xml:space="preserve"> ampliar </w:t>
+      </w:r>
+      <w:r>
+        <w:rPr>
+          <w:rFonts w:ascii="Arial" w:hAnsi="Arial" w:eastAsia="Arial" w:cs="Arial"/>
+          <w:noProof w:val="0"/>
+          <w:lang w:val="es-ES"/>
+        </w:rPr>
+        <w:t>el producto a cosas distintas como manteles, cortinas, etc.</w:t>
+      </w:r>
+    </w:p>
+    <w:p>
+      <w:pPr>
+        <w:pStyle w:val="Normal"/>
+        <w:suppressLineNumbers w:val="0"/>
+        <w:bidi w:val="0"/>
+        <w:spacing w:before="240" w:beforeAutospacing="off" w:after="240" w:afterAutospacing="off" w:line="360" w:lineRule="auto"/>
+        <w:ind w:left="0" w:right="0"/>
+        <w:jc w:val="left"/>
+        <w:rPr>
+          <w:rFonts w:ascii="Arial" w:hAnsi="Arial" w:eastAsia="Arial" w:cs="Arial"/>
+          <w:noProof w:val="0"/>
+          <w:lang w:val="es-ES"/>
+        </w:rPr>
+      </w:pPr>
+    </w:p>
+    <w:p>
+      <w:r>
+        <w:br w:type="page"/>
+      </w:r>
+    </w:p>
+    <w:p>
+      <w:pPr>
+        <w:pStyle w:val="Ttulo2"/>
+        <w:rPr>
           <w:b w:val="1"/>
           <w:bCs w:val="1"/>
           <w:noProof w:val="0"/>
-          <w:lang w:val="es-ES"/>
-        </w:rPr>
-        <w:t>Resultados Específicos:</w:t>
-      </w:r>
-    </w:p>
-    <w:p>
-      <w:pPr>
-        <w:pStyle w:val="Prrafodelista"/>
-        <w:numPr>
-          <w:ilvl w:val="0"/>
-          <w:numId w:val="26"/>
-        </w:numPr>
-        <w:spacing w:before="240" w:after="240" w:line="360" w:lineRule="auto"/>
-        <w:rPr>
-          <w:rFonts w:ascii="Arial" w:hAnsi="Arial" w:eastAsia="Arial" w:cs="Arial"/>
-          <w:noProof w:val="0"/>
-          <w:lang w:val="es-ES"/>
-        </w:rPr>
-      </w:pPr>
-      <w:r>
-        <w:rPr>
-          <w:rFonts w:ascii="Arial" w:hAnsi="Arial" w:eastAsia="Arial" w:cs="Arial"/>
-          <w:noProof w:val="0"/>
-          <w:lang w:val="es-ES"/>
-        </w:rPr>
-        <w:t>Diseñar una aplicación que facilite el intercambio de trajes sin fines comerciales.</w:t>
-      </w:r>
-    </w:p>
-    <w:p>
-      <w:pPr>
-        <w:pStyle w:val="Prrafodelista"/>
-        <w:numPr>
-          <w:ilvl w:val="0"/>
-          <w:numId w:val="26"/>
-        </w:numPr>
-        <w:spacing w:before="240" w:after="240" w:line="360" w:lineRule="auto"/>
-        <w:rPr>
-          <w:rFonts w:ascii="Arial" w:hAnsi="Arial" w:eastAsia="Arial" w:cs="Arial"/>
-          <w:noProof w:val="0"/>
-          <w:lang w:val="es-ES"/>
-        </w:rPr>
-      </w:pPr>
-      <w:r>
-        <w:rPr>
-          <w:rFonts w:ascii="Arial" w:hAnsi="Arial" w:eastAsia="Arial" w:cs="Arial"/>
-          <w:noProof w:val="0"/>
-          <w:lang w:val="es-ES"/>
-        </w:rPr>
-        <w:t xml:space="preserve">Implementar un sistema de </w:t>
-      </w:r>
-      <w:r>
-        <w:rPr>
-          <w:rFonts w:ascii="Arial" w:hAnsi="Arial" w:eastAsia="Arial" w:cs="Arial"/>
-          <w:noProof w:val="0"/>
-          <w:lang w:val="es-ES"/>
-        </w:rPr>
-        <w:t>login</w:t>
-      </w:r>
-      <w:r>
-        <w:rPr>
-          <w:rFonts w:ascii="Arial" w:hAnsi="Arial" w:eastAsia="Arial" w:cs="Arial"/>
-          <w:noProof w:val="0"/>
-          <w:lang w:val="es-ES"/>
-        </w:rPr>
-        <w:t xml:space="preserve"> que permita diferenciar entre usuarios anónimos, registrados y administradores.</w:t>
-      </w:r>
-    </w:p>
-    <w:p>
-      <w:pPr>
-        <w:pStyle w:val="Prrafodelista"/>
-        <w:numPr>
-          <w:ilvl w:val="0"/>
-          <w:numId w:val="26"/>
-        </w:numPr>
-        <w:spacing w:before="240" w:after="240" w:line="360" w:lineRule="auto"/>
-        <w:rPr>
-          <w:rFonts w:ascii="Arial" w:hAnsi="Arial" w:eastAsia="Arial" w:cs="Arial"/>
-          <w:noProof w:val="0"/>
-          <w:lang w:val="es-ES"/>
-        </w:rPr>
-      </w:pPr>
-      <w:r>
-        <w:rPr>
-          <w:rFonts w:ascii="Arial" w:hAnsi="Arial" w:eastAsia="Arial" w:cs="Arial"/>
-          <w:noProof w:val="0"/>
-          <w:lang w:val="es-ES"/>
-        </w:rPr>
-        <w:t>Integrar el back‑</w:t>
-      </w:r>
-      <w:r>
-        <w:rPr>
-          <w:rFonts w:ascii="Arial" w:hAnsi="Arial" w:eastAsia="Arial" w:cs="Arial"/>
-          <w:noProof w:val="0"/>
-          <w:lang w:val="es-ES"/>
-        </w:rPr>
-        <w:t>end</w:t>
-      </w:r>
-      <w:r>
-        <w:rPr>
-          <w:rFonts w:ascii="Arial" w:hAnsi="Arial" w:eastAsia="Arial" w:cs="Arial"/>
-          <w:noProof w:val="0"/>
-          <w:lang w:val="es-ES"/>
-        </w:rPr>
-        <w:t xml:space="preserve"> en </w:t>
-      </w:r>
-      <w:r>
-        <w:rPr>
-          <w:rFonts w:ascii="Arial" w:hAnsi="Arial" w:eastAsia="Arial" w:cs="Arial"/>
-          <w:noProof w:val="0"/>
-          <w:lang w:val="es-ES"/>
-        </w:rPr>
-        <w:t>Symfony</w:t>
-      </w:r>
-      <w:r>
-        <w:rPr>
-          <w:rFonts w:ascii="Arial" w:hAnsi="Arial" w:eastAsia="Arial" w:cs="Arial"/>
-          <w:noProof w:val="0"/>
-          <w:lang w:val="es-ES"/>
-        </w:rPr>
-        <w:t xml:space="preserve"> con el </w:t>
-      </w:r>
-      <w:r>
-        <w:rPr>
-          <w:rFonts w:ascii="Arial" w:hAnsi="Arial" w:eastAsia="Arial" w:cs="Arial"/>
-          <w:noProof w:val="0"/>
-          <w:lang w:val="es-ES"/>
-        </w:rPr>
-        <w:t>front‑end</w:t>
-      </w:r>
-      <w:r>
-        <w:rPr>
-          <w:rFonts w:ascii="Arial" w:hAnsi="Arial" w:eastAsia="Arial" w:cs="Arial"/>
-          <w:noProof w:val="0"/>
-          <w:lang w:val="es-ES"/>
-        </w:rPr>
-        <w:t xml:space="preserve"> en Angular para gestionar la información de trajes y usuarios.</w:t>
-      </w:r>
-    </w:p>
-    <w:p w14:noSpellErr="1">
-      <w:pPr>
-        <w:pStyle w:val="Normal"/>
-        <w:spacing w:before="240" w:after="240" w:line="360" w:lineRule="auto"/>
-        <w:ind/>
-        <w:rPr>
-          <w:rFonts w:ascii="Arial" w:hAnsi="Arial" w:eastAsia="Arial" w:cs="Arial"/>
-          <w:noProof w:val="0"/>
-          <w:lang w:val="es-ES"/>
-        </w:rPr>
-      </w:pPr>
-    </w:p>
-    <w:p>
-      <w:pPr>
-        <w:spacing w:before="240" w:after="240" w:line="360" w:lineRule="auto"/>
-        <w:rPr>
-          <w:rFonts w:ascii="Arial" w:hAnsi="Arial" w:eastAsia="Arial" w:cs="Arial"/>
+          <w:sz w:val="36"/>
+          <w:szCs w:val="36"/>
+          <w:lang w:val="es-ES"/>
+        </w:rPr>
+      </w:pPr>
+      <w:bookmarkStart w:name="_Toc1727119425" w:id="111152859"/>
+      <w:r>
+        <w:rPr>
           <w:b w:val="1"/>
           <w:bCs w:val="1"/>
           <w:noProof w:val="0"/>
-          <w:lang w:val="es-ES"/>
-        </w:rPr>
-      </w:pPr>
-      <w:r>
-        <w:rPr>
-          <w:rFonts w:ascii="Arial" w:hAnsi="Arial" w:eastAsia="Arial" w:cs="Arial"/>
+          <w:sz w:val="36"/>
+          <w:szCs w:val="36"/>
+          <w:lang w:val="es-ES"/>
+        </w:rPr>
+        <w:t>4</w:t>
+      </w:r>
+      <w:r>
+        <w:rPr>
           <w:b w:val="1"/>
           <w:bCs w:val="1"/>
           <w:noProof w:val="0"/>
-          <w:lang w:val="es-ES"/>
-        </w:rPr>
-        <w:t>Resultados Generales:</w:t>
-      </w:r>
-    </w:p>
-    <w:p>
-      <w:pPr>
-        <w:numPr>
-          <w:ilvl w:val="0"/>
-          <w:numId w:val="26"/>
-        </w:numPr>
-        <w:spacing w:before="240" w:after="240" w:line="360" w:lineRule="auto"/>
-        <w:rPr>
-          <w:rFonts w:ascii="Arial" w:hAnsi="Arial" w:eastAsia="Arial" w:cs="Arial"/>
-          <w:noProof w:val="0"/>
-          <w:lang w:val="es-ES"/>
-        </w:rPr>
-      </w:pPr>
-      <w:r>
-        <w:rPr>
-          <w:rFonts w:ascii="Arial" w:hAnsi="Arial" w:eastAsia="Arial" w:cs="Arial"/>
-          <w:noProof w:val="0"/>
-          <w:lang w:val="es-ES"/>
-        </w:rPr>
-        <w:t>Integrar conocimientos teóricos y prácticos en la solución de problemas reales.</w:t>
-      </w:r>
-    </w:p>
-    <w:p>
-      <w:pPr>
-        <w:numPr>
-          <w:ilvl w:val="0"/>
-          <w:numId w:val="26"/>
-        </w:numPr>
-        <w:spacing w:before="240" w:after="240" w:line="360" w:lineRule="auto"/>
-        <w:rPr>
-          <w:rFonts w:ascii="Arial" w:hAnsi="Arial" w:eastAsia="Arial" w:cs="Arial"/>
-          <w:noProof w:val="0"/>
-          <w:lang w:val="es-ES"/>
-        </w:rPr>
-      </w:pPr>
-      <w:r>
-        <w:rPr>
-          <w:rFonts w:ascii="Arial" w:hAnsi="Arial" w:eastAsia="Arial" w:cs="Arial"/>
-          <w:noProof w:val="0"/>
-          <w:lang w:val="es-ES"/>
-        </w:rPr>
-        <w:t>Desarrollar competencias en gestión de proyectos y metodologías ágiles (SCRUM).</w:t>
-      </w:r>
-    </w:p>
-    <w:p w14:noSpellErr="1">
-      <w:pPr>
-        <w:pStyle w:val="Prrafodelista"/>
-        <w:spacing w:before="240" w:after="240"/>
-        <w:rPr>
-          <w:noProof w:val="0"/>
-          <w:lang w:val="es-ES"/>
-        </w:rPr>
-      </w:pPr>
-    </w:p>
-    <w:p w14:noSpellErr="1">
-      <w:pPr>
-        <w:rPr>
-          <w:noProof w:val="0"/>
-          <w:lang w:val="es-ES"/>
-        </w:rPr>
-      </w:pPr>
-      <w:r>
-        <w:rPr>
-          <w:noProof w:val="0"/>
-          <w:lang w:val="es-ES"/>
-        </w:rPr>
-        <w:br w:type="page"/>
-      </w:r>
-    </w:p>
-    <w:p>
-      <w:pPr>
-        <w:pStyle w:val="Ttulo2"/>
-        <w:spacing w:before="299" w:after="299"/>
+          <w:sz w:val="36"/>
+          <w:szCs w:val="36"/>
+          <w:lang w:val="es-ES"/>
+        </w:rPr>
+        <w:t>.</w:t>
+      </w:r>
+      <w:r>
         <w:rPr>
           <w:b w:val="1"/>
           <w:bCs w:val="1"/>
@@ -1804,10 +2071,8 @@
           <w:szCs w:val="36"/>
           <w:lang w:val="es-ES"/>
         </w:rPr>
-      </w:pPr>
-      <w:bookmarkStart w:name="_Toc1555968242" w:id="18505607"/>
-      <w:bookmarkStart w:name="_Toc1436462957" w:id="1700074342"/>
-      <w:bookmarkStart w:name="_Toc375183719" w:id="1417374539"/>
+        <w:t>2</w:t>
+      </w:r>
       <w:r>
         <w:rPr>
           <w:b w:val="1"/>
@@ -1817,33 +2082,9 @@
           <w:szCs w:val="36"/>
           <w:lang w:val="es-ES"/>
         </w:rPr>
-        <w:t>2.</w:t>
-      </w:r>
-      <w:r>
-        <w:rPr>
-          <w:b w:val="1"/>
-          <w:bCs w:val="1"/>
-          <w:noProof w:val="0"/>
-          <w:sz w:val="36"/>
-          <w:szCs w:val="36"/>
-          <w:lang w:val="es-ES"/>
-        </w:rPr>
-        <w:t>3</w:t>
-      </w:r>
-      <w:r>
-        <w:rPr>
-          <w:b w:val="1"/>
-          <w:bCs w:val="1"/>
-          <w:noProof w:val="0"/>
-          <w:sz w:val="36"/>
-          <w:szCs w:val="36"/>
-          <w:lang w:val="es-ES"/>
-        </w:rPr>
         <w:t xml:space="preserve"> Metodología</w:t>
       </w:r>
-      <w:bookmarkEnd w:id="18505607"/>
-      <w:bookmarkEnd w:id="1700074342"/>
-      <w:bookmarkEnd w:id="1417374539"/>
+      <w:bookmarkEnd w:id="111152859"/>
     </w:p>
     <w:p>
       <w:pPr>
@@ -1878,47 +2119,7 @@
           <w:noProof w:val="0"/>
           <w:lang w:val="es-ES"/>
         </w:rPr>
-        <w:t xml:space="preserve">Una metodología </w:t>
-      </w:r>
-      <w:r>
-        <w:rPr>
-          <w:rFonts w:ascii="Arial" w:hAnsi="Arial" w:eastAsia="Arial" w:cs="Arial"/>
-          <w:noProof w:val="0"/>
-          <w:lang w:val="es-ES"/>
-        </w:rPr>
-        <w:t xml:space="preserve">ágil se basa en </w:t>
-      </w:r>
-      <w:r>
-        <w:rPr>
-          <w:rFonts w:ascii="Arial" w:hAnsi="Arial" w:eastAsia="Arial" w:cs="Arial"/>
-          <w:noProof w:val="0"/>
-          <w:lang w:val="es-ES"/>
-        </w:rPr>
-        <w:t xml:space="preserve">organizar </w:t>
-      </w:r>
-      <w:r>
-        <w:rPr>
-          <w:rFonts w:ascii="Arial" w:hAnsi="Arial" w:eastAsia="Arial" w:cs="Arial"/>
-          <w:noProof w:val="0"/>
-          <w:lang w:val="es-ES"/>
-        </w:rPr>
-        <w:t>sprints</w:t>
-      </w:r>
-      <w:r>
-        <w:rPr>
-          <w:rFonts w:ascii="Arial" w:hAnsi="Arial" w:eastAsia="Arial" w:cs="Arial"/>
-          <w:noProof w:val="0"/>
-          <w:lang w:val="es-ES"/>
-        </w:rPr>
-        <w:t xml:space="preserve"> de entre 1 y 4 semanas</w:t>
-      </w:r>
-      <w:r>
-        <w:rPr>
-          <w:rFonts w:ascii="Arial" w:hAnsi="Arial" w:eastAsia="Arial" w:cs="Arial"/>
-          <w:noProof w:val="0"/>
-          <w:lang w:val="es-ES"/>
-        </w:rPr>
-        <w:t>, suele enfocarse a la flexibilidad, la colaboración y la adaptación.</w:t>
+        <w:t>Una metodología ágil se basa en organizar sprints de entre 1 y 4 semanas, suele enfocarse a la flexibilidad, la colaboración y la adaptación.</w:t>
       </w:r>
     </w:p>
     <w:p>
@@ -1959,23 +2160,7 @@
           <w:noProof w:val="0"/>
           <w:lang w:val="es-ES"/>
         </w:rPr>
-        <w:t xml:space="preserve">Planificar y organizar el trabajo mediante </w:t>
-      </w:r>
-      <w:r>
-        <w:rPr>
-          <w:rFonts w:ascii="Arial" w:hAnsi="Arial" w:eastAsia="Arial" w:cs="Arial"/>
-          <w:noProof w:val="0"/>
-          <w:lang w:val="es-ES"/>
-        </w:rPr>
-        <w:t>sprints</w:t>
-      </w:r>
-      <w:r>
-        <w:rPr>
-          <w:rFonts w:ascii="Arial" w:hAnsi="Arial" w:eastAsia="Arial" w:cs="Arial"/>
-          <w:noProof w:val="0"/>
-          <w:lang w:val="es-ES"/>
-        </w:rPr>
-        <w:t>.</w:t>
+        <w:t>Planificar y organizar el trabajo mediante sprints.</w:t>
       </w:r>
     </w:p>
     <w:p>
@@ -2044,44 +2229,32 @@
           <w:noProof w:val="0"/>
           <w:lang w:val="es-ES"/>
         </w:rPr>
-        <w:t xml:space="preserve">Mantener una comunicación fluida y un </w:t>
-      </w:r>
-      <w:r>
-        <w:rPr>
-          <w:rFonts w:ascii="Arial" w:hAnsi="Arial" w:eastAsia="Arial" w:cs="Arial"/>
-          <w:noProof w:val="0"/>
-          <w:lang w:val="es-ES"/>
-        </w:rPr>
-        <w:t>feedback</w:t>
-      </w:r>
-      <w:r>
-        <w:rPr>
-          <w:rFonts w:ascii="Arial" w:hAnsi="Arial" w:eastAsia="Arial" w:cs="Arial"/>
-          <w:noProof w:val="0"/>
-          <w:lang w:val="es-ES"/>
-        </w:rPr>
-        <w:t xml:space="preserve"> constante entre el alumnado y los tutores.</w:t>
-      </w:r>
+        <w:t>Mantener una comunicación fluida y un feedback constante entre el alumnado y los tutores.</w:t>
+      </w:r>
+    </w:p>
+    <w:p>
+      <w:pPr>
+        <w:pStyle w:val="Normal"/>
+        <w:spacing w:before="240" w:after="240" w:line="360" w:lineRule="auto"/>
+        <w:jc w:val="both"/>
+        <w:rPr>
+          <w:rFonts w:ascii="Arial" w:hAnsi="Arial" w:eastAsia="Arial" w:cs="Arial"/>
+          <w:noProof w:val="0"/>
+          <w:lang w:val="es-ES"/>
+        </w:rPr>
+      </w:pPr>
+    </w:p>
+    <w:p>
+      <w:pPr>
+        <w:spacing w:before="240" w:after="240"/>
+        <w:rPr>
+          <w:noProof w:val="0"/>
+          <w:lang w:val="es-ES"/>
+        </w:rPr>
+      </w:pPr>
     </w:p>
     <w:p w14:noSpellErr="1">
       <w:pPr>
-        <w:spacing w:before="240" w:after="240"/>
-        <w:rPr>
-          <w:noProof w:val="0"/>
-          <w:lang w:val="es-ES"/>
-        </w:rPr>
-      </w:pPr>
-    </w:p>
-    <w:p w14:noSpellErr="1">
-      <w:pPr>
-        <w:rPr>
-          <w:noProof w:val="0"/>
-          <w:lang w:val="es-ES"/>
-        </w:rPr>
-      </w:pPr>
-    </w:p>
-    <w:p w14:noSpellErr="1">
-      <w:pPr>
         <w:rPr>
           <w:noProof w:val="0"/>
           <w:lang w:val="es-ES"/>
@@ -2097,39 +2270,33 @@
     </w:p>
     <w:p>
       <w:pPr>
-        <w:pStyle w:val="Ttulo1"/>
-        <w:spacing w:before="322" w:after="322"/>
+        <w:pStyle w:val="Ttulo2"/>
+        <w:spacing w:before="299" w:after="299"/>
+        <w:jc w:val="both"/>
         <w:rPr>
           <w:b w:val="1"/>
           <w:bCs w:val="1"/>
           <w:noProof w:val="0"/>
-          <w:sz w:val="48"/>
-          <w:szCs w:val="48"/>
-          <w:lang w:val="es-ES"/>
-        </w:rPr>
-      </w:pPr>
-      <w:bookmarkStart w:name="_Toc1448538904" w:id="2014313566"/>
-      <w:bookmarkStart w:name="_Toc517874012" w:id="1441005917"/>
-      <w:bookmarkStart w:name="_Toc1207054628" w:id="732471408"/>
+          <w:sz w:val="36"/>
+          <w:szCs w:val="36"/>
+          <w:lang w:val="es-ES"/>
+        </w:rPr>
+      </w:pPr>
+      <w:bookmarkStart w:name="_Toc346669431" w:id="1071906708"/>
+      <w:bookmarkStart w:name="_Toc1195431581" w:id="425688631"/>
+      <w:bookmarkStart w:name="_Toc1573697403" w:id="1398539280"/>
       <w:r>
         <w:rPr>
           <w:b w:val="1"/>
           <w:bCs w:val="1"/>
           <w:noProof w:val="0"/>
-          <w:sz w:val="48"/>
-          <w:szCs w:val="48"/>
-          <w:lang w:val="es-ES"/>
-        </w:rPr>
-        <w:t>3. Desarrollo del Proyecto</w:t>
-      </w:r>
-      <w:bookmarkEnd w:id="2014313566"/>
-      <w:bookmarkEnd w:id="1441005917"/>
-      <w:bookmarkEnd w:id="732471408"/>
-    </w:p>
-    <w:p>
-      <w:pPr>
-        <w:pStyle w:val="Ttulo2"/>
-        <w:spacing w:before="299" w:after="299"/>
+          <w:sz w:val="36"/>
+          <w:szCs w:val="36"/>
+          <w:lang w:val="es-ES"/>
+        </w:rPr>
+        <w:t>4</w:t>
+      </w:r>
+      <w:r>
         <w:rPr>
           <w:b w:val="1"/>
           <w:bCs w:val="1"/>
@@ -2138,10 +2305,8 @@
           <w:szCs w:val="36"/>
           <w:lang w:val="es-ES"/>
         </w:rPr>
-      </w:pPr>
-      <w:bookmarkStart w:name="_Toc1293603014" w:id="1652670383"/>
-      <w:bookmarkStart w:name="_Toc1278348302" w:id="1159982522"/>
-      <w:bookmarkStart w:name="_Toc1783635212" w:id="1474556204"/>
+        <w:t>.</w:t>
+      </w:r>
       <w:r>
         <w:rPr>
           <w:b w:val="1"/>
@@ -2151,58 +2316,9 @@
           <w:szCs w:val="36"/>
           <w:lang w:val="es-ES"/>
         </w:rPr>
-        <w:t>3.1 Planteamiento y Justificación del Proyecto</w:t>
-      </w:r>
-      <w:bookmarkEnd w:id="1652670383"/>
-      <w:bookmarkEnd w:id="1159982522"/>
-      <w:bookmarkEnd w:id="1474556204"/>
-    </w:p>
-    <w:p>
-      <w:pPr>
-        <w:spacing w:before="240" w:after="240" w:line="360" w:lineRule="auto"/>
-        <w:rPr>
-          <w:rFonts w:ascii="Arial" w:hAnsi="Arial" w:eastAsia="Arial" w:cs="Arial"/>
-          <w:noProof w:val="0"/>
-          <w:lang w:val="es-ES"/>
-        </w:rPr>
-      </w:pPr>
-      <w:r>
-        <w:rPr>
-          <w:rFonts w:ascii="Arial" w:hAnsi="Arial" w:eastAsia="Arial" w:cs="Arial"/>
-          <w:noProof w:val="0"/>
-          <w:lang w:val="es-ES"/>
-        </w:rPr>
-        <w:t>El proyecto surge de la necesidad de optimizar el uso de trajes para comparsas, evitando la inversión económica en nuevos trajes. Se busca promover un sistema colaborativo en el que los trajes se alquilan o se prestan de forma gratuita entre los miembros de la comparsa. La iniciativa no pretende generar beneficios económicos, sino facilitar la sostenibilidad y la continuidad de las tradiciones culturales.</w:t>
-      </w:r>
-    </w:p>
-    <w:p>
-      <w:pPr>
-        <w:spacing w:before="240" w:after="240"/>
-        <w:rPr>
-          <w:noProof w:val="0"/>
-          <w:lang w:val="es-ES"/>
-        </w:rPr>
-      </w:pPr>
-    </w:p>
-    <w:p w14:noSpellErr="1">
-      <w:pPr>
-        <w:rPr>
-          <w:noProof w:val="0"/>
-          <w:lang w:val="es-ES"/>
-        </w:rPr>
-      </w:pPr>
-      <w:r>
-        <w:rPr>
-          <w:noProof w:val="0"/>
-          <w:lang w:val="es-ES"/>
-        </w:rPr>
-        <w:br w:type="page"/>
-      </w:r>
-    </w:p>
-    <w:p>
-      <w:pPr>
-        <w:pStyle w:val="Ttulo2"/>
-        <w:spacing w:before="299" w:after="299"/>
+        <w:t>3</w:t>
+      </w:r>
+      <w:r>
         <w:rPr>
           <w:b w:val="1"/>
           <w:bCs w:val="1"/>
@@ -2211,24 +2327,11 @@
           <w:szCs w:val="36"/>
           <w:lang w:val="es-ES"/>
         </w:rPr>
-      </w:pPr>
-      <w:bookmarkStart w:name="_Toc346669431" w:id="1071906708"/>
-      <w:bookmarkStart w:name="_Toc1195431581" w:id="425688631"/>
-      <w:bookmarkStart w:name="_Toc980042000" w:id="411184106"/>
-      <w:r>
-        <w:rPr>
-          <w:b w:val="1"/>
-          <w:bCs w:val="1"/>
-          <w:noProof w:val="0"/>
-          <w:sz w:val="36"/>
-          <w:szCs w:val="36"/>
-          <w:lang w:val="es-ES"/>
-        </w:rPr>
-        <w:t>3.2 Planificación y Organización</w:t>
+        <w:t xml:space="preserve"> Planificación y Organización</w:t>
       </w:r>
       <w:bookmarkEnd w:id="1071906708"/>
       <w:bookmarkEnd w:id="425688631"/>
-      <w:bookmarkEnd w:id="411184106"/>
+      <w:bookmarkEnd w:id="1398539280"/>
     </w:p>
     <w:p>
       <w:pPr>
@@ -2236,108 +2339,116 @@
         <w:rPr>
           <w:rFonts w:ascii="Arial" w:hAnsi="Arial" w:eastAsia="Arial" w:cs="Arial"/>
           <w:noProof w:val="0"/>
-          <w:sz w:val="24"/>
-          <w:szCs w:val="24"/>
-          <w:lang w:val="es-ES"/>
-        </w:rPr>
-      </w:pPr>
-      <w:r>
-        <w:rPr>
-          <w:rFonts w:ascii="Arial" w:hAnsi="Arial" w:eastAsia="Arial" w:cs="Arial"/>
-          <w:noProof w:val="0"/>
-          <w:sz w:val="24"/>
-          <w:szCs w:val="24"/>
-          <w:lang w:val="es-ES"/>
+          <w:lang w:val="es-ES"/>
+        </w:rPr>
+      </w:pPr>
+      <w:r>
+        <w:rPr>
+          <w:rFonts w:ascii="Arial" w:hAnsi="Arial" w:eastAsia="Arial" w:cs="Arial" w:asciiTheme="minorAscii" w:hAnsiTheme="minorAscii" w:eastAsiaTheme="minorAscii" w:cstheme="minorBidi"/>
+          <w:noProof w:val="0"/>
+          <w:color w:val="auto"/>
+          <w:sz w:val="24"/>
+          <w:szCs w:val="24"/>
+          <w:lang w:val="es-ES" w:eastAsia="en-US" w:bidi="ar-SA"/>
         </w:rPr>
         <w:t xml:space="preserve">Antes de empezar a desarrollar planteé la estructura </w:t>
       </w:r>
       <w:r>
         <w:rPr>
-          <w:rFonts w:ascii="Arial" w:hAnsi="Arial" w:eastAsia="Arial" w:cs="Arial"/>
-          <w:noProof w:val="0"/>
-          <w:sz w:val="24"/>
-          <w:szCs w:val="24"/>
-          <w:lang w:val="es-ES"/>
+          <w:rFonts w:ascii="Arial" w:hAnsi="Arial" w:eastAsia="Arial" w:cs="Arial" w:asciiTheme="minorAscii" w:hAnsiTheme="minorAscii" w:eastAsiaTheme="minorAscii" w:cstheme="minorBidi"/>
+          <w:noProof w:val="0"/>
+          <w:color w:val="auto"/>
+          <w:sz w:val="24"/>
+          <w:szCs w:val="24"/>
+          <w:lang w:val="es-ES" w:eastAsia="en-US" w:bidi="ar-SA"/>
         </w:rPr>
         <w:t xml:space="preserve">general del proyecto </w:t>
       </w:r>
       <w:r>
         <w:rPr>
-          <w:rFonts w:ascii="Arial" w:hAnsi="Arial" w:eastAsia="Arial" w:cs="Arial"/>
-          <w:noProof w:val="0"/>
-          <w:sz w:val="24"/>
-          <w:szCs w:val="24"/>
-          <w:lang w:val="es-ES"/>
+          <w:rFonts w:ascii="Arial" w:hAnsi="Arial" w:eastAsia="Arial" w:cs="Arial" w:asciiTheme="minorAscii" w:hAnsiTheme="minorAscii" w:eastAsiaTheme="minorAscii" w:cstheme="minorBidi"/>
+          <w:noProof w:val="0"/>
+          <w:color w:val="auto"/>
+          <w:sz w:val="24"/>
+          <w:szCs w:val="24"/>
+          <w:lang w:val="es-ES" w:eastAsia="en-US" w:bidi="ar-SA"/>
         </w:rPr>
         <w:t xml:space="preserve">e hice un pequeño diagrama para organizarme. </w:t>
       </w:r>
       <w:r>
         <w:rPr>
-          <w:rFonts w:ascii="Arial" w:hAnsi="Arial" w:eastAsia="Arial" w:cs="Arial"/>
-          <w:noProof w:val="0"/>
-          <w:sz w:val="24"/>
-          <w:szCs w:val="24"/>
-          <w:lang w:val="es-ES"/>
+          <w:rFonts w:ascii="Arial" w:hAnsi="Arial" w:eastAsia="Arial" w:cs="Arial" w:asciiTheme="minorAscii" w:hAnsiTheme="minorAscii" w:eastAsiaTheme="minorAscii" w:cstheme="minorBidi"/>
+          <w:noProof w:val="0"/>
+          <w:color w:val="auto"/>
+          <w:sz w:val="24"/>
+          <w:szCs w:val="24"/>
+          <w:lang w:val="es-ES" w:eastAsia="en-US" w:bidi="ar-SA"/>
         </w:rPr>
         <w:t>Estas son las</w:t>
       </w:r>
       <w:r>
         <w:rPr>
-          <w:rFonts w:ascii="Arial" w:hAnsi="Arial" w:eastAsia="Arial" w:cs="Arial"/>
-          <w:noProof w:val="0"/>
-          <w:sz w:val="24"/>
-          <w:szCs w:val="24"/>
-          <w:lang w:val="es-ES"/>
+          <w:rFonts w:ascii="Arial" w:hAnsi="Arial" w:eastAsia="Arial" w:cs="Arial" w:asciiTheme="minorAscii" w:hAnsiTheme="minorAscii" w:eastAsiaTheme="minorAscii" w:cstheme="minorBidi"/>
+          <w:noProof w:val="0"/>
+          <w:color w:val="auto"/>
+          <w:sz w:val="24"/>
+          <w:szCs w:val="24"/>
+          <w:lang w:val="es-ES" w:eastAsia="en-US" w:bidi="ar-SA"/>
         </w:rPr>
         <w:t xml:space="preserve"> tres grandes </w:t>
       </w:r>
       <w:r>
         <w:rPr>
-          <w:rFonts w:ascii="Arial" w:hAnsi="Arial" w:eastAsia="Arial" w:cs="Arial"/>
-          <w:noProof w:val="0"/>
-          <w:sz w:val="24"/>
-          <w:szCs w:val="24"/>
-          <w:lang w:val="es-ES"/>
+          <w:rFonts w:ascii="Arial" w:hAnsi="Arial" w:eastAsia="Arial" w:cs="Arial" w:asciiTheme="minorAscii" w:hAnsiTheme="minorAscii" w:eastAsiaTheme="minorAscii" w:cstheme="minorBidi"/>
+          <w:noProof w:val="0"/>
+          <w:color w:val="auto"/>
+          <w:sz w:val="24"/>
+          <w:szCs w:val="24"/>
+          <w:lang w:val="es-ES" w:eastAsia="en-US" w:bidi="ar-SA"/>
         </w:rPr>
         <w:t>marc</w:t>
       </w:r>
       <w:r>
         <w:rPr>
-          <w:rFonts w:ascii="Arial" w:hAnsi="Arial" w:eastAsia="Arial" w:cs="Arial"/>
-          <w:noProof w:val="0"/>
-          <w:sz w:val="24"/>
-          <w:szCs w:val="24"/>
-          <w:lang w:val="es-ES"/>
+          <w:rFonts w:ascii="Arial" w:hAnsi="Arial" w:eastAsia="Arial" w:cs="Arial" w:asciiTheme="minorAscii" w:hAnsiTheme="minorAscii" w:eastAsiaTheme="minorAscii" w:cstheme="minorBidi"/>
+          <w:noProof w:val="0"/>
+          <w:color w:val="auto"/>
+          <w:sz w:val="24"/>
+          <w:szCs w:val="24"/>
+          <w:lang w:val="es-ES" w:eastAsia="en-US" w:bidi="ar-SA"/>
         </w:rPr>
         <w:t xml:space="preserve">as </w:t>
       </w:r>
       <w:r>
         <w:rPr>
-          <w:rFonts w:ascii="Arial" w:hAnsi="Arial" w:eastAsia="Arial" w:cs="Arial"/>
-          <w:noProof w:val="0"/>
-          <w:sz w:val="24"/>
-          <w:szCs w:val="24"/>
-          <w:lang w:val="es-ES"/>
+          <w:rFonts w:ascii="Arial" w:hAnsi="Arial" w:eastAsia="Arial" w:cs="Arial" w:asciiTheme="minorAscii" w:hAnsiTheme="minorAscii" w:eastAsiaTheme="minorAscii" w:cstheme="minorBidi"/>
+          <w:noProof w:val="0"/>
+          <w:color w:val="auto"/>
+          <w:sz w:val="24"/>
+          <w:szCs w:val="24"/>
+          <w:lang w:val="es-ES" w:eastAsia="en-US" w:bidi="ar-SA"/>
         </w:rPr>
         <w:t xml:space="preserve">que definí en </w:t>
       </w:r>
       <w:r>
         <w:rPr>
-          <w:rFonts w:ascii="Arial" w:hAnsi="Arial" w:eastAsia="Arial" w:cs="Arial"/>
-          <w:noProof w:val="0"/>
-          <w:sz w:val="24"/>
-          <w:szCs w:val="24"/>
-          <w:lang w:val="es-ES"/>
+          <w:rFonts w:ascii="Arial" w:hAnsi="Arial" w:eastAsia="Arial" w:cs="Arial" w:asciiTheme="minorAscii" w:hAnsiTheme="minorAscii" w:eastAsiaTheme="minorAscii" w:cstheme="minorBidi"/>
+          <w:noProof w:val="0"/>
+          <w:color w:val="auto"/>
+          <w:sz w:val="24"/>
+          <w:szCs w:val="24"/>
+          <w:lang w:val="es-ES" w:eastAsia="en-US" w:bidi="ar-SA"/>
         </w:rPr>
         <w:t>mi proyecto</w:t>
       </w:r>
       <w:r>
         <w:rPr>
-          <w:rFonts w:ascii="Arial" w:hAnsi="Arial" w:eastAsia="Arial" w:cs="Arial"/>
-          <w:noProof w:val="0"/>
-          <w:sz w:val="24"/>
-          <w:szCs w:val="24"/>
-          <w:lang w:val="es-ES"/>
+          <w:rFonts w:ascii="Arial" w:hAnsi="Arial" w:eastAsia="Arial" w:cs="Arial" w:asciiTheme="minorAscii" w:hAnsiTheme="minorAscii" w:eastAsiaTheme="minorAscii" w:cstheme="minorBidi"/>
+          <w:noProof w:val="0"/>
+          <w:color w:val="auto"/>
+          <w:sz w:val="24"/>
+          <w:szCs w:val="24"/>
+          <w:lang w:val="es-ES" w:eastAsia="en-US" w:bidi="ar-SA"/>
         </w:rPr>
         <w:t>:</w:t>
       </w:r>
@@ -2358,49 +2469,67 @@
       </w:pPr>
       <w:r>
         <w:rPr>
-          <w:rFonts w:ascii="Arial" w:hAnsi="Arial" w:eastAsia="Arial" w:cs="Arial"/>
-          <w:noProof w:val="0"/>
-          <w:lang w:val="es-ES"/>
+          <w:rFonts w:ascii="Arial" w:hAnsi="Arial" w:eastAsia="Arial" w:cs="Arial" w:asciiTheme="minorAscii" w:hAnsiTheme="minorAscii" w:eastAsiaTheme="minorAscii" w:cstheme="minorBidi"/>
+          <w:noProof w:val="0"/>
+          <w:color w:val="auto"/>
+          <w:sz w:val="24"/>
+          <w:szCs w:val="24"/>
+          <w:lang w:val="es-ES" w:eastAsia="en-US" w:bidi="ar-SA"/>
         </w:rPr>
         <w:t xml:space="preserve">La elaboración de un </w:t>
       </w:r>
       <w:r>
         <w:rPr>
-          <w:rFonts w:ascii="Arial" w:hAnsi="Arial" w:eastAsia="Arial" w:cs="Arial"/>
-          <w:noProof w:val="0"/>
-          <w:lang w:val="es-ES"/>
+          <w:rFonts w:ascii="Arial" w:hAnsi="Arial" w:eastAsia="Arial" w:cs="Arial" w:asciiTheme="minorAscii" w:hAnsiTheme="minorAscii" w:eastAsiaTheme="minorAscii" w:cstheme="minorBidi"/>
+          <w:noProof w:val="0"/>
+          <w:color w:val="auto"/>
+          <w:sz w:val="24"/>
+          <w:szCs w:val="24"/>
+          <w:lang w:val="es-ES" w:eastAsia="en-US" w:bidi="ar-SA"/>
         </w:rPr>
         <w:t xml:space="preserve">plan </w:t>
       </w:r>
       <w:r>
         <w:rPr>
-          <w:rFonts w:ascii="Arial" w:hAnsi="Arial" w:eastAsia="Arial" w:cs="Arial"/>
-          <w:noProof w:val="0"/>
-          <w:lang w:val="es-ES"/>
+          <w:rFonts w:ascii="Arial" w:hAnsi="Arial" w:eastAsia="Arial" w:cs="Arial" w:asciiTheme="minorAscii" w:hAnsiTheme="minorAscii" w:eastAsiaTheme="minorAscii" w:cstheme="minorBidi"/>
+          <w:noProof w:val="0"/>
+          <w:color w:val="auto"/>
+          <w:sz w:val="24"/>
+          <w:szCs w:val="24"/>
+          <w:lang w:val="es-ES" w:eastAsia="en-US" w:bidi="ar-SA"/>
         </w:rPr>
         <w:t xml:space="preserve">de actividades basado en </w:t>
       </w:r>
       <w:r>
         <w:rPr>
-          <w:rFonts w:ascii="Arial" w:hAnsi="Arial" w:eastAsia="Arial" w:cs="Arial"/>
-          <w:noProof w:val="0"/>
-          <w:lang w:val="es-ES"/>
+          <w:rFonts w:ascii="Arial" w:hAnsi="Arial" w:eastAsia="Arial" w:cs="Arial" w:asciiTheme="minorAscii" w:hAnsiTheme="minorAscii" w:eastAsiaTheme="minorAscii" w:cstheme="minorBidi"/>
+          <w:noProof w:val="0"/>
+          <w:color w:val="auto"/>
+          <w:sz w:val="24"/>
+          <w:szCs w:val="24"/>
+          <w:lang w:val="es-ES" w:eastAsia="en-US" w:bidi="ar-SA"/>
         </w:rPr>
         <w:t>s</w:t>
       </w:r>
       <w:r>
         <w:rPr>
-          <w:rFonts w:ascii="Arial" w:hAnsi="Arial" w:eastAsia="Arial" w:cs="Arial"/>
-          <w:noProof w:val="0"/>
-          <w:lang w:val="es-ES"/>
+          <w:rFonts w:ascii="Arial" w:hAnsi="Arial" w:eastAsia="Arial" w:cs="Arial" w:asciiTheme="minorAscii" w:hAnsiTheme="minorAscii" w:eastAsiaTheme="minorAscii" w:cstheme="minorBidi"/>
+          <w:noProof w:val="0"/>
+          <w:color w:val="auto"/>
+          <w:sz w:val="24"/>
+          <w:szCs w:val="24"/>
+          <w:lang w:val="es-ES" w:eastAsia="en-US" w:bidi="ar-SA"/>
         </w:rPr>
         <w:t>prints</w:t>
       </w:r>
       <w:r>
         <w:rPr>
-          <w:rFonts w:ascii="Arial" w:hAnsi="Arial" w:eastAsia="Arial" w:cs="Arial"/>
-          <w:noProof w:val="0"/>
-          <w:lang w:val="es-ES"/>
+          <w:rFonts w:ascii="Arial" w:hAnsi="Arial" w:eastAsia="Arial" w:cs="Arial" w:asciiTheme="minorAscii" w:hAnsiTheme="minorAscii" w:eastAsiaTheme="minorAscii" w:cstheme="minorBidi"/>
+          <w:noProof w:val="0"/>
+          <w:color w:val="auto"/>
+          <w:sz w:val="24"/>
+          <w:szCs w:val="24"/>
+          <w:lang w:val="es-ES" w:eastAsia="en-US" w:bidi="ar-SA"/>
         </w:rPr>
         <w:t>.</w:t>
       </w:r>
@@ -2421,9 +2550,12 @@
       </w:pPr>
       <w:r>
         <w:rPr>
-          <w:rFonts w:ascii="Arial" w:hAnsi="Arial" w:eastAsia="Arial" w:cs="Arial"/>
-          <w:noProof w:val="0"/>
-          <w:lang w:val="es-ES"/>
+          <w:rFonts w:ascii="Arial" w:hAnsi="Arial" w:eastAsia="Arial" w:cs="Arial" w:asciiTheme="minorAscii" w:hAnsiTheme="minorAscii" w:eastAsiaTheme="minorAscii" w:cstheme="minorBidi"/>
+          <w:noProof w:val="0"/>
+          <w:color w:val="auto"/>
+          <w:sz w:val="24"/>
+          <w:szCs w:val="24"/>
+          <w:lang w:val="es-ES" w:eastAsia="en-US" w:bidi="ar-SA"/>
         </w:rPr>
         <w:t>Un sprint cada dos semanas y un objetivo en cada uno</w:t>
       </w:r>
@@ -2444,9 +2576,12 @@
       </w:pPr>
       <w:r>
         <w:rPr>
-          <w:rFonts w:ascii="Arial" w:hAnsi="Arial" w:eastAsia="Arial" w:cs="Arial"/>
-          <w:noProof w:val="0"/>
-          <w:lang w:val="es-ES"/>
+          <w:rFonts w:ascii="Arial" w:hAnsi="Arial" w:eastAsia="Arial" w:cs="Arial" w:asciiTheme="minorAscii" w:hAnsiTheme="minorAscii" w:eastAsiaTheme="minorAscii" w:cstheme="minorBidi"/>
+          <w:noProof w:val="0"/>
+          <w:color w:val="auto"/>
+          <w:sz w:val="24"/>
+          <w:szCs w:val="24"/>
+          <w:lang w:val="es-ES" w:eastAsia="en-US" w:bidi="ar-SA"/>
         </w:rPr>
         <w:t>La identificación de recursos técnicos (servidor, hosting, herramientas de desarrollo) y humanos (equipo de desarrollo y tutores).</w:t>
       </w:r>
@@ -2467,9 +2602,12 @@
       </w:pPr>
       <w:r>
         <w:rPr>
-          <w:rFonts w:ascii="Arial" w:hAnsi="Arial" w:eastAsia="Arial" w:cs="Arial"/>
-          <w:noProof w:val="0"/>
-          <w:lang w:val="es-ES"/>
+          <w:rFonts w:ascii="Arial" w:hAnsi="Arial" w:eastAsia="Arial" w:cs="Arial" w:asciiTheme="minorAscii" w:hAnsiTheme="minorAscii" w:eastAsiaTheme="minorAscii" w:cstheme="minorBidi"/>
+          <w:noProof w:val="0"/>
+          <w:color w:val="auto"/>
+          <w:sz w:val="24"/>
+          <w:szCs w:val="24"/>
+          <w:lang w:val="es-ES" w:eastAsia="en-US" w:bidi="ar-SA"/>
         </w:rPr>
         <w:t>La selección de lenguajes, arquitectura, etc.</w:t>
       </w:r>
@@ -2490,9 +2628,12 @@
       </w:pPr>
       <w:r>
         <w:rPr>
-          <w:rFonts w:ascii="Arial" w:hAnsi="Arial" w:eastAsia="Arial" w:cs="Arial"/>
-          <w:noProof w:val="0"/>
-          <w:lang w:val="es-ES"/>
+          <w:rFonts w:ascii="Arial" w:hAnsi="Arial" w:eastAsia="Arial" w:cs="Arial" w:asciiTheme="minorAscii" w:hAnsiTheme="minorAscii" w:eastAsiaTheme="minorAscii" w:cstheme="minorBidi"/>
+          <w:noProof w:val="0"/>
+          <w:color w:val="auto"/>
+          <w:sz w:val="24"/>
+          <w:szCs w:val="24"/>
+          <w:lang w:val="es-ES" w:eastAsia="en-US" w:bidi="ar-SA"/>
         </w:rPr>
         <w:t>La definición de un plan de trabajo detallado en fases, que permite el seguimiento y la correcta ejecución del proyecto.</w:t>
       </w:r>
@@ -2520,7 +2661,7 @@
         </w:rPr>
       </w:pPr>
       <w:bookmarkStart w:name="_Toc1171044152" w:id="2067919695"/>
-      <w:bookmarkStart w:name="_Toc1352074725" w:id="789970382"/>
+      <w:bookmarkStart w:name="_Toc1111154841" w:id="197205558"/>
       <w:r>
         <w:rPr>
           <w:b w:val="1"/>
@@ -2530,7 +2671,7 @@
           <w:szCs w:val="36"/>
           <w:lang w:val="es-ES"/>
         </w:rPr>
-        <w:t>3.</w:t>
+        <w:t>4</w:t>
       </w:r>
       <w:r>
         <w:rPr>
@@ -2541,7 +2682,7 @@
           <w:szCs w:val="36"/>
           <w:lang w:val="es-ES"/>
         </w:rPr>
-        <w:t>3</w:t>
+        <w:t>.</w:t>
       </w:r>
       <w:r>
         <w:rPr>
@@ -2552,10 +2693,21 @@
           <w:szCs w:val="36"/>
           <w:lang w:val="es-ES"/>
         </w:rPr>
+        <w:t>4</w:t>
+      </w:r>
+      <w:r>
+        <w:rPr>
+          <w:b w:val="1"/>
+          <w:bCs w:val="1"/>
+          <w:noProof w:val="0"/>
+          <w:sz w:val="36"/>
+          <w:szCs w:val="36"/>
+          <w:lang w:val="es-ES"/>
+        </w:rPr>
         <w:t xml:space="preserve"> Descripción de los componentes</w:t>
       </w:r>
       <w:bookmarkEnd w:id="2067919695"/>
-      <w:bookmarkEnd w:id="789970382"/>
+      <w:bookmarkEnd w:id="197205558"/>
     </w:p>
     <w:p>
       <w:pPr>
@@ -3823,7 +3975,7 @@
       </w:pPr>
       <w:bookmarkStart w:name="_Toc1586832620" w:id="624005001"/>
       <w:bookmarkStart w:name="_Toc1421150676" w:id="1751144335"/>
-      <w:bookmarkStart w:name="_Toc251267555" w:id="712854039"/>
+      <w:bookmarkStart w:name="_Toc996682725" w:id="1537321430"/>
       <w:r>
         <w:rPr>
           <w:b w:val="1"/>
@@ -3833,7 +3985,7 @@
           <w:szCs w:val="36"/>
           <w:lang w:val="es-ES"/>
         </w:rPr>
-        <w:t>3.</w:t>
+        <w:t>4</w:t>
       </w:r>
       <w:r>
         <w:rPr>
@@ -3844,7 +3996,7 @@
           <w:szCs w:val="36"/>
           <w:lang w:val="es-ES"/>
         </w:rPr>
-        <w:t>4</w:t>
+        <w:t>.</w:t>
       </w:r>
       <w:r>
         <w:rPr>
@@ -3855,7 +4007,7 @@
           <w:szCs w:val="36"/>
           <w:lang w:val="es-ES"/>
         </w:rPr>
-        <w:t xml:space="preserve"> Fases</w:t>
+        <w:t>5</w:t>
       </w:r>
       <w:r>
         <w:rPr>
@@ -3866,11 +4018,22 @@
           <w:szCs w:val="36"/>
           <w:lang w:val="es-ES"/>
         </w:rPr>
+        <w:t xml:space="preserve"> Fases</w:t>
+      </w:r>
+      <w:r>
+        <w:rPr>
+          <w:b w:val="1"/>
+          <w:bCs w:val="1"/>
+          <w:noProof w:val="0"/>
+          <w:sz w:val="36"/>
+          <w:szCs w:val="36"/>
+          <w:lang w:val="es-ES"/>
+        </w:rPr>
         <w:t xml:space="preserve"> del PFC</w:t>
       </w:r>
       <w:bookmarkEnd w:id="624005001"/>
       <w:bookmarkEnd w:id="1751144335"/>
-      <w:bookmarkEnd w:id="712854039"/>
+      <w:bookmarkEnd w:id="1537321430"/>
     </w:p>
     <w:p>
       <w:pPr>
@@ -4399,7 +4562,7 @@
       </w:pPr>
       <w:r>
         <w:drawing>
-          <wp:inline wp14:editId="19AE664A" wp14:anchorId="455939C4">
+          <wp:inline wp14:editId="7AB3FA43" wp14:anchorId="455939C4">
             <wp:extent cx="1962424" cy="866896"/>
             <wp:effectExtent l="0" t="0" r="0" b="0"/>
             <wp:docPr id="937248716" name="" title=""/>
@@ -4414,7 +4577,7 @@
                     <pic:cNvPicPr/>
                   </pic:nvPicPr>
                   <pic:blipFill>
-                    <a:blip r:embed="Rc733f012c51642b8">
+                    <a:blip r:embed="Rbbd08e348af8420b">
                       <a:extLst>
                         <a:ext xmlns:a="http://schemas.openxmlformats.org/drawingml/2006/main" uri="{28A0092B-C50C-407E-A947-70E740481C1C}">
                           <a14:useLocalDpi val="0"/>
@@ -4561,7 +4724,7 @@
         </w:rPr>
       </w:pPr>
       <w:bookmarkStart w:name="_Toc708421678" w:id="1848784984"/>
-      <w:bookmarkStart w:name="_Toc561379084" w:id="398273082"/>
+      <w:bookmarkStart w:name="_Toc148194001" w:id="139473335"/>
       <w:r>
         <w:rPr>
           <w:b w:val="1"/>
@@ -4571,7 +4734,7 @@
           <w:szCs w:val="36"/>
           <w:lang w:val="es-ES"/>
         </w:rPr>
-        <w:t>3.</w:t>
+        <w:t>4</w:t>
       </w:r>
       <w:r>
         <w:rPr>
@@ -4582,7 +4745,7 @@
           <w:szCs w:val="36"/>
           <w:lang w:val="es-ES"/>
         </w:rPr>
-        <w:t>5</w:t>
+        <w:t>.</w:t>
       </w:r>
       <w:r>
         <w:rPr>
@@ -4593,7 +4756,7 @@
           <w:szCs w:val="36"/>
           <w:lang w:val="es-ES"/>
         </w:rPr>
-        <w:t xml:space="preserve"> </w:t>
+        <w:t>6</w:t>
       </w:r>
       <w:r>
         <w:rPr>
@@ -4604,7 +4767,7 @@
           <w:szCs w:val="36"/>
           <w:lang w:val="es-ES"/>
         </w:rPr>
-        <w:t>Obstáculos</w:t>
+        <w:t xml:space="preserve"> </w:t>
       </w:r>
       <w:r>
         <w:rPr>
@@ -4615,7 +4778,7 @@
           <w:szCs w:val="36"/>
           <w:lang w:val="es-ES"/>
         </w:rPr>
-        <w:t xml:space="preserve"> </w:t>
+        <w:t>Obstáculos</w:t>
       </w:r>
       <w:r>
         <w:rPr>
@@ -4626,10 +4789,21 @@
           <w:szCs w:val="36"/>
           <w:lang w:val="es-ES"/>
         </w:rPr>
+        <w:t xml:space="preserve"> </w:t>
+      </w:r>
+      <w:r>
+        <w:rPr>
+          <w:b w:val="1"/>
+          <w:bCs w:val="1"/>
+          <w:noProof w:val="0"/>
+          <w:sz w:val="36"/>
+          <w:szCs w:val="36"/>
+          <w:lang w:val="es-ES"/>
+        </w:rPr>
         <w:t>y dificultades en el PFC</w:t>
       </w:r>
       <w:bookmarkEnd w:id="1848784984"/>
-      <w:bookmarkEnd w:id="398273082"/>
+      <w:bookmarkEnd w:id="139473335"/>
     </w:p>
     <w:p>
       <w:pPr>
@@ -5001,46 +5175,18 @@
     </w:p>
     <w:p>
       <w:pPr>
-        <w:pStyle w:val="Normal"/>
         <w:spacing w:before="240" w:after="240" w:line="360" w:lineRule="auto"/>
-        <w:ind w:left="0"/>
-        <w:rPr>
-          <w:rFonts w:ascii="Arial" w:hAnsi="Arial" w:eastAsia="Arial" w:cs="Arial"/>
-          <w:noProof w:val="0"/>
-          <w:sz w:val="24"/>
-          <w:szCs w:val="24"/>
-          <w:lang w:val="es-ES"/>
-        </w:rPr>
-      </w:pPr>
-    </w:p>
-    <w:p w14:noSpellErr="1">
-      <w:pPr>
-        <w:spacing w:before="240" w:after="240"/>
-        <w:rPr>
-          <w:noProof w:val="0"/>
-          <w:lang w:val="es-ES"/>
-        </w:rPr>
-      </w:pPr>
-    </w:p>
-    <w:p w14:noSpellErr="1">
-      <w:pPr>
-        <w:rPr>
-          <w:noProof w:val="0"/>
-          <w:lang w:val="es-ES"/>
-        </w:rPr>
-      </w:pPr>
-      <w:r>
-        <w:rPr>
-          <w:noProof w:val="0"/>
-          <w:lang w:val="es-ES"/>
-        </w:rPr>
+        <w:ind/>
+      </w:pPr>
+      <w:r>
         <w:br w:type="page"/>
       </w:r>
     </w:p>
     <w:p>
       <w:pPr>
         <w:pStyle w:val="Ttulo2"/>
-        <w:spacing w:before="299" w:after="299"/>
+        <w:spacing w:before="299" w:after="299" w:line="360" w:lineRule="auto"/>
+        <w:ind/>
         <w:rPr>
           <w:b w:val="1"/>
           <w:bCs w:val="1"/>
@@ -5050,9 +5196,7 @@
           <w:lang w:val="es-ES"/>
         </w:rPr>
       </w:pPr>
-      <w:bookmarkStart w:name="_Toc631349948" w:id="46576645"/>
-      <w:bookmarkStart w:name="_Toc1918951788" w:id="1507401355"/>
-      <w:bookmarkStart w:name="_Toc1405617098" w:id="765946836"/>
+      <w:bookmarkStart w:name="_Toc532258623" w:id="811366224"/>
       <w:r>
         <w:rPr>
           <w:b w:val="1"/>
@@ -5062,7 +5206,7 @@
           <w:szCs w:val="36"/>
           <w:lang w:val="es-ES"/>
         </w:rPr>
-        <w:t>3.</w:t>
+        <w:t>4</w:t>
       </w:r>
       <w:r>
         <w:rPr>
@@ -5073,7 +5217,7 @@
           <w:szCs w:val="36"/>
           <w:lang w:val="es-ES"/>
         </w:rPr>
-        <w:t>6</w:t>
+        <w:t>.</w:t>
       </w:r>
       <w:r>
         <w:rPr>
@@ -5084,11 +5228,20 @@
           <w:szCs w:val="36"/>
           <w:lang w:val="es-ES"/>
         </w:rPr>
-        <w:t xml:space="preserve"> Resultados Obtenidos</w:t>
-      </w:r>
-      <w:bookmarkEnd w:id="46576645"/>
-      <w:bookmarkEnd w:id="1507401355"/>
-      <w:bookmarkEnd w:id="765946836"/>
+        <w:t>7</w:t>
+      </w:r>
+      <w:r>
+        <w:rPr>
+          <w:b w:val="1"/>
+          <w:bCs w:val="1"/>
+          <w:noProof w:val="0"/>
+          <w:sz w:val="36"/>
+          <w:szCs w:val="36"/>
+          <w:lang w:val="es-ES"/>
+        </w:rPr>
+        <w:t xml:space="preserve"> Resultados de Aprendizaje Específicos y Generales</w:t>
+      </w:r>
+      <w:bookmarkEnd w:id="811366224"/>
     </w:p>
     <w:p>
       <w:pPr>
@@ -5100,6 +5253,329 @@
         <w:jc w:val="left"/>
         <w:rPr>
           <w:rFonts w:ascii="Arial" w:hAnsi="Arial" w:eastAsia="Arial" w:cs="Arial"/>
+          <w:b w:val="0"/>
+          <w:bCs w:val="0"/>
+          <w:noProof w:val="0"/>
+          <w:lang w:val="es-ES"/>
+        </w:rPr>
+      </w:pPr>
+      <w:r>
+        <w:rPr>
+          <w:rFonts w:ascii="Arial" w:hAnsi="Arial" w:eastAsia="Arial" w:cs="Arial"/>
+          <w:b w:val="0"/>
+          <w:bCs w:val="0"/>
+          <w:noProof w:val="0"/>
+          <w:lang w:val="es-ES"/>
+        </w:rPr>
+        <w:t>En este proyecto me he enfrentado a retos tanto técnicos como organizativos, y cada paso he podido reforzar mis conocimientos y descubrir nuevas formas de resolver problemas.</w:t>
+      </w:r>
+    </w:p>
+    <w:p>
+      <w:pPr>
+        <w:pStyle w:val="Normal"/>
+        <w:suppressLineNumbers w:val="0"/>
+        <w:bidi w:val="0"/>
+        <w:spacing w:before="240" w:beforeAutospacing="off" w:after="240" w:afterAutospacing="off" w:line="360" w:lineRule="auto"/>
+        <w:ind w:left="0" w:right="0"/>
+        <w:jc w:val="left"/>
+      </w:pPr>
+      <w:r>
+        <w:rPr>
+          <w:rFonts w:ascii="Arial" w:hAnsi="Arial" w:eastAsia="Arial" w:cs="Arial"/>
+          <w:b w:val="0"/>
+          <w:bCs w:val="0"/>
+          <w:noProof w:val="0"/>
+          <w:lang w:val="es-ES"/>
+        </w:rPr>
+        <w:t>Haciendo una pequeña lista, estos son los resultados que he aprendido:</w:t>
+      </w:r>
+    </w:p>
+    <w:p>
+      <w:pPr>
+        <w:spacing w:before="240" w:after="240" w:line="360" w:lineRule="auto"/>
+        <w:ind/>
+        <w:rPr>
+          <w:rFonts w:ascii="Arial" w:hAnsi="Arial" w:eastAsia="Arial" w:cs="Arial"/>
+          <w:noProof w:val="0"/>
+          <w:lang w:val="es-ES"/>
+        </w:rPr>
+      </w:pPr>
+      <w:r>
+        <w:rPr>
+          <w:rFonts w:ascii="Arial" w:hAnsi="Arial" w:eastAsia="Arial" w:cs="Arial"/>
+          <w:b w:val="1"/>
+          <w:bCs w:val="1"/>
+          <w:noProof w:val="0"/>
+          <w:lang w:val="es-ES"/>
+        </w:rPr>
+        <w:t>Resultados Específicos:</w:t>
+      </w:r>
+    </w:p>
+    <w:p>
+      <w:pPr>
+        <w:pStyle w:val="Prrafodelista"/>
+        <w:numPr>
+          <w:ilvl w:val="0"/>
+          <w:numId w:val="26"/>
+        </w:numPr>
+        <w:spacing w:before="240" w:after="240" w:line="360" w:lineRule="auto"/>
+        <w:ind/>
+        <w:rPr>
+          <w:rFonts w:ascii="Arial" w:hAnsi="Arial" w:eastAsia="Arial" w:cs="Arial"/>
+          <w:noProof w:val="0"/>
+          <w:lang w:val="es-ES"/>
+        </w:rPr>
+      </w:pPr>
+      <w:r>
+        <w:rPr>
+          <w:rFonts w:ascii="Arial" w:hAnsi="Arial" w:eastAsia="Arial" w:cs="Arial"/>
+          <w:noProof w:val="0"/>
+          <w:lang w:val="es-ES"/>
+        </w:rPr>
+        <w:t>Diseñar una aplicación que facilite el intercambio de trajes sin fines comerciales.</w:t>
+      </w:r>
+    </w:p>
+    <w:p>
+      <w:pPr>
+        <w:pStyle w:val="Prrafodelista"/>
+        <w:numPr>
+          <w:ilvl w:val="0"/>
+          <w:numId w:val="26"/>
+        </w:numPr>
+        <w:spacing w:before="240" w:after="240" w:line="360" w:lineRule="auto"/>
+        <w:ind/>
+        <w:rPr>
+          <w:rFonts w:ascii="Arial" w:hAnsi="Arial" w:eastAsia="Arial" w:cs="Arial"/>
+          <w:noProof w:val="0"/>
+          <w:lang w:val="es-ES"/>
+        </w:rPr>
+      </w:pPr>
+      <w:r>
+        <w:rPr>
+          <w:rFonts w:ascii="Arial" w:hAnsi="Arial" w:eastAsia="Arial" w:cs="Arial"/>
+          <w:noProof w:val="0"/>
+          <w:lang w:val="es-ES"/>
+        </w:rPr>
+        <w:t>Implementar un sistema de login que permita diferenciar entre usuarios anónimos, registrados y administradores.</w:t>
+      </w:r>
+    </w:p>
+    <w:p>
+      <w:pPr>
+        <w:pStyle w:val="Prrafodelista"/>
+        <w:numPr>
+          <w:ilvl w:val="0"/>
+          <w:numId w:val="26"/>
+        </w:numPr>
+        <w:spacing w:before="240" w:after="240" w:line="360" w:lineRule="auto"/>
+        <w:ind/>
+        <w:rPr>
+          <w:rFonts w:ascii="Arial" w:hAnsi="Arial" w:eastAsia="Arial" w:cs="Arial"/>
+          <w:noProof w:val="0"/>
+          <w:lang w:val="es-ES"/>
+        </w:rPr>
+      </w:pPr>
+      <w:r>
+        <w:rPr>
+          <w:rFonts w:ascii="Arial" w:hAnsi="Arial" w:eastAsia="Arial" w:cs="Arial"/>
+          <w:noProof w:val="0"/>
+          <w:lang w:val="es-ES"/>
+        </w:rPr>
+        <w:t>Integrar el back‑end en Symfony con el front‑end en Angular para gestionar la información de trajes y usuarios.</w:t>
+      </w:r>
+    </w:p>
+    <w:p w14:noSpellErr="1">
+      <w:pPr>
+        <w:pStyle w:val="Normal"/>
+        <w:spacing w:before="240" w:after="240" w:line="360" w:lineRule="auto"/>
+        <w:ind/>
+        <w:rPr>
+          <w:rFonts w:ascii="Arial" w:hAnsi="Arial" w:eastAsia="Arial" w:cs="Arial"/>
+          <w:noProof w:val="0"/>
+          <w:lang w:val="es-ES"/>
+        </w:rPr>
+      </w:pPr>
+    </w:p>
+    <w:p>
+      <w:pPr>
+        <w:spacing w:before="240" w:after="240" w:line="360" w:lineRule="auto"/>
+        <w:ind/>
+        <w:rPr>
+          <w:rFonts w:ascii="Arial" w:hAnsi="Arial" w:eastAsia="Arial" w:cs="Arial"/>
+          <w:b w:val="1"/>
+          <w:bCs w:val="1"/>
+          <w:noProof w:val="0"/>
+          <w:lang w:val="es-ES"/>
+        </w:rPr>
+      </w:pPr>
+      <w:r>
+        <w:rPr>
+          <w:rFonts w:ascii="Arial" w:hAnsi="Arial" w:eastAsia="Arial" w:cs="Arial"/>
+          <w:b w:val="1"/>
+          <w:bCs w:val="1"/>
+          <w:noProof w:val="0"/>
+          <w:lang w:val="es-ES"/>
+        </w:rPr>
+        <w:t>Resultados Generales:</w:t>
+      </w:r>
+    </w:p>
+    <w:p>
+      <w:pPr>
+        <w:numPr>
+          <w:ilvl w:val="0"/>
+          <w:numId w:val="26"/>
+        </w:numPr>
+        <w:spacing w:before="240" w:after="240" w:line="360" w:lineRule="auto"/>
+        <w:ind/>
+        <w:rPr>
+          <w:rFonts w:ascii="Arial" w:hAnsi="Arial" w:eastAsia="Arial" w:cs="Arial"/>
+          <w:noProof w:val="0"/>
+          <w:lang w:val="es-ES"/>
+        </w:rPr>
+      </w:pPr>
+      <w:r>
+        <w:rPr>
+          <w:rFonts w:ascii="Arial" w:hAnsi="Arial" w:eastAsia="Arial" w:cs="Arial"/>
+          <w:noProof w:val="0"/>
+          <w:lang w:val="es-ES"/>
+        </w:rPr>
+        <w:t>Integrar conocimientos teóricos y prácticos en la solución de problemas reales.</w:t>
+      </w:r>
+    </w:p>
+    <w:p>
+      <w:pPr>
+        <w:numPr>
+          <w:ilvl w:val="0"/>
+          <w:numId w:val="26"/>
+        </w:numPr>
+        <w:spacing w:before="240" w:after="240" w:line="360" w:lineRule="auto"/>
+        <w:ind/>
+        <w:rPr>
+          <w:rFonts w:ascii="Arial" w:hAnsi="Arial" w:eastAsia="Arial" w:cs="Arial"/>
+          <w:noProof w:val="0"/>
+          <w:lang w:val="es-ES"/>
+        </w:rPr>
+      </w:pPr>
+      <w:r>
+        <w:rPr>
+          <w:rFonts w:ascii="Arial" w:hAnsi="Arial" w:eastAsia="Arial" w:cs="Arial"/>
+          <w:noProof w:val="0"/>
+          <w:lang w:val="es-ES"/>
+        </w:rPr>
+        <w:t>Desarrollar competencias en gestión de proyectos y metodologías ágiles (SCRUM).</w:t>
+      </w:r>
+    </w:p>
+    <w:p>
+      <w:pPr>
+        <w:pStyle w:val="Normal"/>
+        <w:spacing w:before="240" w:after="240" w:line="360" w:lineRule="auto"/>
+        <w:ind w:left="0"/>
+        <w:rPr>
+          <w:rFonts w:ascii="Arial" w:hAnsi="Arial" w:eastAsia="Arial" w:cs="Arial"/>
+          <w:noProof w:val="0"/>
+          <w:sz w:val="24"/>
+          <w:szCs w:val="24"/>
+          <w:lang w:val="es-ES"/>
+        </w:rPr>
+      </w:pPr>
+    </w:p>
+    <w:p w14:noSpellErr="1">
+      <w:pPr>
+        <w:spacing w:before="240" w:after="240"/>
+        <w:rPr>
+          <w:noProof w:val="0"/>
+          <w:lang w:val="es-ES"/>
+        </w:rPr>
+      </w:pPr>
+    </w:p>
+    <w:p w14:noSpellErr="1">
+      <w:pPr>
+        <w:rPr>
+          <w:noProof w:val="0"/>
+          <w:lang w:val="es-ES"/>
+        </w:rPr>
+      </w:pPr>
+      <w:r>
+        <w:rPr>
+          <w:noProof w:val="0"/>
+          <w:lang w:val="es-ES"/>
+        </w:rPr>
+        <w:br w:type="page"/>
+      </w:r>
+    </w:p>
+    <w:p>
+      <w:pPr>
+        <w:pStyle w:val="Ttulo2"/>
+        <w:spacing w:before="299" w:after="299"/>
+        <w:rPr>
+          <w:b w:val="1"/>
+          <w:bCs w:val="1"/>
+          <w:noProof w:val="0"/>
+          <w:sz w:val="36"/>
+          <w:szCs w:val="36"/>
+          <w:lang w:val="es-ES"/>
+        </w:rPr>
+      </w:pPr>
+      <w:bookmarkStart w:name="_Toc631349948" w:id="46576645"/>
+      <w:bookmarkStart w:name="_Toc1918951788" w:id="1507401355"/>
+      <w:bookmarkStart w:name="_Toc1977306292" w:id="643217608"/>
+      <w:r>
+        <w:rPr>
+          <w:b w:val="1"/>
+          <w:bCs w:val="1"/>
+          <w:noProof w:val="0"/>
+          <w:sz w:val="36"/>
+          <w:szCs w:val="36"/>
+          <w:lang w:val="es-ES"/>
+        </w:rPr>
+        <w:t>4</w:t>
+      </w:r>
+      <w:r>
+        <w:rPr>
+          <w:b w:val="1"/>
+          <w:bCs w:val="1"/>
+          <w:noProof w:val="0"/>
+          <w:sz w:val="36"/>
+          <w:szCs w:val="36"/>
+          <w:lang w:val="es-ES"/>
+        </w:rPr>
+        <w:t>.</w:t>
+      </w:r>
+      <w:r>
+        <w:rPr>
+          <w:b w:val="1"/>
+          <w:bCs w:val="1"/>
+          <w:noProof w:val="0"/>
+          <w:sz w:val="36"/>
+          <w:szCs w:val="36"/>
+          <w:lang w:val="es-ES"/>
+        </w:rPr>
+        <w:t>8</w:t>
+      </w:r>
+      <w:r>
+        <w:rPr>
+          <w:b w:val="1"/>
+          <w:bCs w:val="1"/>
+          <w:noProof w:val="0"/>
+          <w:sz w:val="36"/>
+          <w:szCs w:val="36"/>
+          <w:lang w:val="es-ES"/>
+        </w:rPr>
+        <w:t xml:space="preserve"> Resultados Obtenidos</w:t>
+      </w:r>
+      <w:bookmarkEnd w:id="46576645"/>
+      <w:bookmarkEnd w:id="1507401355"/>
+      <w:bookmarkEnd w:id="643217608"/>
+    </w:p>
+    <w:p>
+      <w:pPr>
+        <w:pStyle w:val="Normal"/>
+        <w:suppressLineNumbers w:val="0"/>
+        <w:bidi w:val="0"/>
+        <w:spacing w:before="240" w:beforeAutospacing="off" w:after="240" w:afterAutospacing="off" w:line="360" w:lineRule="auto"/>
+        <w:ind w:left="0" w:right="0"/>
+        <w:jc w:val="left"/>
+        <w:rPr>
+          <w:rFonts w:ascii="Arial" w:hAnsi="Arial" w:eastAsia="Arial" w:cs="Arial"/>
           <w:noProof w:val="0"/>
           <w:lang w:val="es-ES"/>
         </w:rPr>
@@ -5365,7 +5841,7 @@
       </w:pPr>
       <w:bookmarkStart w:name="_Toc1219888222" w:id="2037506094"/>
       <w:bookmarkStart w:name="_Toc995170338" w:id="1385338720"/>
-      <w:bookmarkStart w:name="_Toc920385169" w:id="1908978645"/>
+      <w:bookmarkStart w:name="_Toc2045507412" w:id="1921540442"/>
       <w:r>
         <w:rPr>
           <w:b w:val="1"/>
@@ -5375,7 +5851,7 @@
           <w:szCs w:val="48"/>
           <w:lang w:val="es-ES"/>
         </w:rPr>
-        <w:t>4</w:t>
+        <w:t>5</w:t>
       </w:r>
       <w:r>
         <w:rPr>
@@ -5390,7 +5866,7 @@
       </w:r>
       <w:bookmarkEnd w:id="2037506094"/>
       <w:bookmarkEnd w:id="1385338720"/>
-      <w:bookmarkEnd w:id="1908978645"/>
+      <w:bookmarkEnd w:id="1921540442"/>
     </w:p>
     <w:p>
       <w:pPr>
@@ -5646,7 +6122,7 @@
         </w:rPr>
       </w:pPr>
       <w:bookmarkStart w:name="_Toc274913012" w:id="1383140385"/>
-      <w:bookmarkStart w:name="_Toc1653040715" w:id="433249046"/>
+      <w:bookmarkStart w:name="_Toc1178819738" w:id="977841949"/>
       <w:r>
         <w:rPr>
           <w:b w:val="1"/>
@@ -5656,10 +6132,21 @@
           <w:szCs w:val="48"/>
           <w:lang w:val="es-ES"/>
         </w:rPr>
-        <w:t>5. Líneas Futuras de Trabajo</w:t>
+        <w:t>6</w:t>
+      </w:r>
+      <w:r>
+        <w:rPr>
+          <w:b w:val="1"/>
+          <w:bCs w:val="1"/>
+          <w:noProof w:val="0"/>
+          <w:sz w:val="48"/>
+          <w:szCs w:val="48"/>
+          <w:lang w:val="es-ES"/>
+        </w:rPr>
+        <w:t>. Líneas Futuras de Trabajo</w:t>
       </w:r>
       <w:bookmarkEnd w:id="1383140385"/>
-      <w:bookmarkEnd w:id="433249046"/>
+      <w:bookmarkEnd w:id="977841949"/>
     </w:p>
     <w:p>
       <w:pPr>
@@ -5844,7 +6331,7 @@
       </w:pPr>
       <w:bookmarkStart w:name="_Toc1301290489" w:id="1541054430"/>
       <w:bookmarkStart w:name="_Toc1197910027" w:id="1951434946"/>
-      <w:bookmarkStart w:name="_Toc820224152" w:id="1492195811"/>
+      <w:bookmarkStart w:name="_Toc98508020" w:id="1653340414"/>
       <w:r>
         <w:rPr>
           <w:b w:val="1"/>
@@ -5854,7 +6341,7 @@
           <w:szCs w:val="48"/>
           <w:lang w:val="es-ES"/>
         </w:rPr>
-        <w:t>6</w:t>
+        <w:t>7</w:t>
       </w:r>
       <w:r>
         <w:rPr>
@@ -5869,7 +6356,7 @@
       </w:r>
       <w:bookmarkEnd w:id="1541054430"/>
       <w:bookmarkEnd w:id="1951434946"/>
-      <w:bookmarkEnd w:id="1492195811"/>
+      <w:bookmarkEnd w:id="1653340414"/>
     </w:p>
     <w:p>
       <w:pPr>

--- a/documentacion/MemoriaTFG.docx
+++ b/documentacion/MemoriaTFG.docx
@@ -239,7 +239,7 @@
     </w:p>
     <w:sdt>
       <w:sdtPr>
-        <w:id w:val="1957190646"/>
+        <w:id w:val="870059759"/>
         <w:docPartObj>
           <w:docPartGallery w:val="Table of Contents"/>
           <w:docPartUnique/>
@@ -266,7 +266,7 @@
           <w:r>
             <w:fldChar w:fldCharType="separate"/>
           </w:r>
-          <w:hyperlink w:anchor="_Toc315016643">
+          <w:hyperlink w:anchor="_Toc727011232">
             <w:r>
               <w:rPr>
                 <w:rStyle w:val="Hipervnculo"/>
@@ -280,7 +280,7 @@
               <w:fldChar w:fldCharType="begin"/>
             </w:r>
             <w:r>
-              <w:instrText xml:space="preserve">PAGEREF _Toc315016643 \h</w:instrText>
+              <w:instrText xml:space="preserve">PAGEREF _Toc727011232 \h</w:instrText>
             </w:r>
             <w:r>
               <w:fldChar w:fldCharType="separate"/>
@@ -307,7 +307,7 @@
               <w:rStyle w:val="Hipervnculo"/>
             </w:rPr>
           </w:pPr>
-          <w:hyperlink w:anchor="_Toc199659885">
+          <w:hyperlink w:anchor="_Toc1718865648">
             <w:r>
               <w:rPr>
                 <w:rStyle w:val="Hipervnculo"/>
@@ -321,7 +321,7 @@
               <w:fldChar w:fldCharType="begin"/>
             </w:r>
             <w:r>
-              <w:instrText xml:space="preserve">PAGEREF _Toc199659885 \h</w:instrText>
+              <w:instrText xml:space="preserve">PAGEREF _Toc1718865648 \h</w:instrText>
             </w:r>
             <w:r>
               <w:fldChar w:fldCharType="separate"/>
@@ -348,7 +348,7 @@
               <w:rStyle w:val="Hipervnculo"/>
             </w:rPr>
           </w:pPr>
-          <w:hyperlink w:anchor="_Toc255384198">
+          <w:hyperlink w:anchor="_Toc1248376985">
             <w:r>
               <w:rPr>
                 <w:rStyle w:val="Hipervnculo"/>
@@ -362,7 +362,7 @@
               <w:fldChar w:fldCharType="begin"/>
             </w:r>
             <w:r>
-              <w:instrText xml:space="preserve">PAGEREF _Toc255384198 \h</w:instrText>
+              <w:instrText xml:space="preserve">PAGEREF _Toc1248376985 \h</w:instrText>
             </w:r>
             <w:r>
               <w:fldChar w:fldCharType="separate"/>
@@ -389,7 +389,7 @@
               <w:rStyle w:val="Hipervnculo"/>
             </w:rPr>
           </w:pPr>
-          <w:hyperlink w:anchor="_Toc1755329082">
+          <w:hyperlink w:anchor="_Toc114377803">
             <w:r>
               <w:rPr>
                 <w:rStyle w:val="Hipervnculo"/>
@@ -403,7 +403,7 @@
               <w:fldChar w:fldCharType="begin"/>
             </w:r>
             <w:r>
-              <w:instrText xml:space="preserve">PAGEREF _Toc1755329082 \h</w:instrText>
+              <w:instrText xml:space="preserve">PAGEREF _Toc114377803 \h</w:instrText>
             </w:r>
             <w:r>
               <w:fldChar w:fldCharType="separate"/>
@@ -430,7 +430,7 @@
               <w:rStyle w:val="Hipervnculo"/>
             </w:rPr>
           </w:pPr>
-          <w:hyperlink w:anchor="_Toc1270185136">
+          <w:hyperlink w:anchor="_Toc1657483636">
             <w:r>
               <w:rPr>
                 <w:rStyle w:val="Hipervnculo"/>
@@ -444,7 +444,7 @@
               <w:fldChar w:fldCharType="begin"/>
             </w:r>
             <w:r>
-              <w:instrText xml:space="preserve">PAGEREF _Toc1270185136 \h</w:instrText>
+              <w:instrText xml:space="preserve">PAGEREF _Toc1657483636 \h</w:instrText>
             </w:r>
             <w:r>
               <w:fldChar w:fldCharType="separate"/>
@@ -471,7 +471,7 @@
               <w:rStyle w:val="Hipervnculo"/>
             </w:rPr>
           </w:pPr>
-          <w:hyperlink w:anchor="_Toc1727119425">
+          <w:hyperlink w:anchor="_Toc1244644632">
             <w:r>
               <w:rPr>
                 <w:rStyle w:val="Hipervnculo"/>
@@ -485,7 +485,7 @@
               <w:fldChar w:fldCharType="begin"/>
             </w:r>
             <w:r>
-              <w:instrText xml:space="preserve">PAGEREF _Toc1727119425 \h</w:instrText>
+              <w:instrText xml:space="preserve">PAGEREF _Toc1244644632 \h</w:instrText>
             </w:r>
             <w:r>
               <w:fldChar w:fldCharType="separate"/>
@@ -512,7 +512,7 @@
               <w:rStyle w:val="Hipervnculo"/>
             </w:rPr>
           </w:pPr>
-          <w:hyperlink w:anchor="_Toc1573697403">
+          <w:hyperlink w:anchor="_Toc100468173">
             <w:r>
               <w:rPr>
                 <w:rStyle w:val="Hipervnculo"/>
@@ -526,7 +526,7 @@
               <w:fldChar w:fldCharType="begin"/>
             </w:r>
             <w:r>
-              <w:instrText xml:space="preserve">PAGEREF _Toc1573697403 \h</w:instrText>
+              <w:instrText xml:space="preserve">PAGEREF _Toc100468173 \h</w:instrText>
             </w:r>
             <w:r>
               <w:fldChar w:fldCharType="separate"/>
@@ -553,7 +553,7 @@
               <w:rStyle w:val="Hipervnculo"/>
             </w:rPr>
           </w:pPr>
-          <w:hyperlink w:anchor="_Toc1111154841">
+          <w:hyperlink w:anchor="_Toc1093378506">
             <w:r>
               <w:rPr>
                 <w:rStyle w:val="Hipervnculo"/>
@@ -567,7 +567,7 @@
               <w:fldChar w:fldCharType="begin"/>
             </w:r>
             <w:r>
-              <w:instrText xml:space="preserve">PAGEREF _Toc1111154841 \h</w:instrText>
+              <w:instrText xml:space="preserve">PAGEREF _Toc1093378506 \h</w:instrText>
             </w:r>
             <w:r>
               <w:fldChar w:fldCharType="separate"/>
@@ -594,7 +594,7 @@
               <w:rStyle w:val="Hipervnculo"/>
             </w:rPr>
           </w:pPr>
-          <w:hyperlink w:anchor="_Toc996682725">
+          <w:hyperlink w:anchor="_Toc1915807788">
             <w:r>
               <w:rPr>
                 <w:rStyle w:val="Hipervnculo"/>
@@ -608,7 +608,7 @@
               <w:fldChar w:fldCharType="begin"/>
             </w:r>
             <w:r>
-              <w:instrText xml:space="preserve">PAGEREF _Toc996682725 \h</w:instrText>
+              <w:instrText xml:space="preserve">PAGEREF _Toc1915807788 \h</w:instrText>
             </w:r>
             <w:r>
               <w:fldChar w:fldCharType="separate"/>
@@ -635,7 +635,7 @@
               <w:rStyle w:val="Hipervnculo"/>
             </w:rPr>
           </w:pPr>
-          <w:hyperlink w:anchor="_Toc148194001">
+          <w:hyperlink w:anchor="_Toc1848859670">
             <w:r>
               <w:rPr>
                 <w:rStyle w:val="Hipervnculo"/>
@@ -649,7 +649,7 @@
               <w:fldChar w:fldCharType="begin"/>
             </w:r>
             <w:r>
-              <w:instrText xml:space="preserve">PAGEREF _Toc148194001 \h</w:instrText>
+              <w:instrText xml:space="preserve">PAGEREF _Toc1848859670 \h</w:instrText>
             </w:r>
             <w:r>
               <w:fldChar w:fldCharType="separate"/>
@@ -676,7 +676,7 @@
               <w:rStyle w:val="Hipervnculo"/>
             </w:rPr>
           </w:pPr>
-          <w:hyperlink w:anchor="_Toc532258623">
+          <w:hyperlink w:anchor="_Toc1785990947">
             <w:r>
               <w:rPr>
                 <w:rStyle w:val="Hipervnculo"/>
@@ -690,7 +690,7 @@
               <w:fldChar w:fldCharType="begin"/>
             </w:r>
             <w:r>
-              <w:instrText xml:space="preserve">PAGEREF _Toc532258623 \h</w:instrText>
+              <w:instrText xml:space="preserve">PAGEREF _Toc1785990947 \h</w:instrText>
             </w:r>
             <w:r>
               <w:fldChar w:fldCharType="separate"/>
@@ -708,47 +708,6 @@
         </w:p>
         <w:p>
           <w:pPr>
-            <w:pStyle w:val="TOC2"/>
-            <w:tabs>
-              <w:tab w:val="right" w:leader="none" w:pos="9015"/>
-            </w:tabs>
-            <w:bidi w:val="0"/>
-            <w:rPr>
-              <w:rStyle w:val="Hipervnculo"/>
-            </w:rPr>
-          </w:pPr>
-          <w:hyperlink w:anchor="_Toc1977306292">
-            <w:r>
-              <w:rPr>
-                <w:rStyle w:val="Hipervnculo"/>
-              </w:rPr>
-              <w:t>4.8 Resultados Obtenidos</w:t>
-            </w:r>
-            <w:r>
-              <w:tab/>
-            </w:r>
-            <w:r>
-              <w:fldChar w:fldCharType="begin"/>
-            </w:r>
-            <w:r>
-              <w:instrText xml:space="preserve">PAGEREF _Toc1977306292 \h</w:instrText>
-            </w:r>
-            <w:r>
-              <w:fldChar w:fldCharType="separate"/>
-            </w:r>
-            <w:r>
-              <w:rPr>
-                <w:rStyle w:val="Hipervnculo"/>
-              </w:rPr>
-              <w:t>14</w:t>
-            </w:r>
-            <w:r>
-              <w:fldChar w:fldCharType="end"/>
-            </w:r>
-          </w:hyperlink>
-        </w:p>
-        <w:p>
-          <w:pPr>
             <w:pStyle w:val="TOC1"/>
             <w:tabs>
               <w:tab w:val="right" w:leader="none" w:pos="9015"/>
@@ -758,7 +717,7 @@
               <w:rStyle w:val="Hipervnculo"/>
             </w:rPr>
           </w:pPr>
-          <w:hyperlink w:anchor="_Toc2045507412">
+          <w:hyperlink w:anchor="_Toc367896629">
             <w:r>
               <w:rPr>
                 <w:rStyle w:val="Hipervnculo"/>
@@ -772,7 +731,7 @@
               <w:fldChar w:fldCharType="begin"/>
             </w:r>
             <w:r>
-              <w:instrText xml:space="preserve">PAGEREF _Toc2045507412 \h</w:instrText>
+              <w:instrText xml:space="preserve">PAGEREF _Toc367896629 \h</w:instrText>
             </w:r>
             <w:r>
               <w:fldChar w:fldCharType="separate"/>
@@ -799,7 +758,7 @@
               <w:rStyle w:val="Hipervnculo"/>
             </w:rPr>
           </w:pPr>
-          <w:hyperlink w:anchor="_Toc1178819738">
+          <w:hyperlink w:anchor="_Toc1909265465">
             <w:r>
               <w:rPr>
                 <w:rStyle w:val="Hipervnculo"/>
@@ -813,7 +772,7 @@
               <w:fldChar w:fldCharType="begin"/>
             </w:r>
             <w:r>
-              <w:instrText xml:space="preserve">PAGEREF _Toc1178819738 \h</w:instrText>
+              <w:instrText xml:space="preserve">PAGEREF _Toc1909265465 \h</w:instrText>
             </w:r>
             <w:r>
               <w:fldChar w:fldCharType="separate"/>
@@ -840,7 +799,7 @@
               <w:rStyle w:val="Hipervnculo"/>
             </w:rPr>
           </w:pPr>
-          <w:hyperlink w:anchor="_Toc98508020">
+          <w:hyperlink w:anchor="_Toc1313945190">
             <w:r>
               <w:rPr>
                 <w:rStyle w:val="Hipervnculo"/>
@@ -854,7 +813,7 @@
               <w:fldChar w:fldCharType="begin"/>
             </w:r>
             <w:r>
-              <w:instrText xml:space="preserve">PAGEREF _Toc98508020 \h</w:instrText>
+              <w:instrText xml:space="preserve">PAGEREF _Toc1313945190 \h</w:instrText>
             </w:r>
             <w:r>
               <w:fldChar w:fldCharType="separate"/>
@@ -913,7 +872,7 @@
       </w:pPr>
       <w:bookmarkStart w:name="_Toc100021685" w:id="1807201153"/>
       <w:bookmarkStart w:name="_Toc580383778" w:id="1165055310"/>
-      <w:bookmarkStart w:name="_Toc315016643" w:id="793829046"/>
+      <w:bookmarkStart w:name="_Toc727011232" w:id="890783447"/>
       <w:r>
         <w:rPr>
           <w:b w:val="1"/>
@@ -927,7 +886,7 @@
       </w:r>
       <w:bookmarkEnd w:id="1807201153"/>
       <w:bookmarkEnd w:id="1165055310"/>
-      <w:bookmarkEnd w:id="793829046"/>
+      <w:bookmarkEnd w:id="890783447"/>
     </w:p>
     <w:p>
       <w:pPr>
@@ -1361,7 +1320,7 @@
       </w:pPr>
       <w:bookmarkStart w:name="_Toc666816660" w:id="758169283"/>
       <w:bookmarkStart w:name="_Toc809980335" w:id="470284243"/>
-      <w:bookmarkStart w:name="_Toc199659885" w:id="1181604294"/>
+      <w:bookmarkStart w:name="_Toc1718865648" w:id="1621370983"/>
       <w:r>
         <w:rPr>
           <w:b w:val="1"/>
@@ -1408,11 +1367,12 @@
       </w:r>
       <w:bookmarkEnd w:id="758169283"/>
       <w:bookmarkEnd w:id="470284243"/>
-      <w:bookmarkEnd w:id="1181604294"/>
+      <w:bookmarkEnd w:id="1621370983"/>
     </w:p>
     <w:p>
       <w:pPr>
         <w:spacing w:before="240" w:after="240" w:line="360" w:lineRule="auto"/>
+        <w:jc w:val="both"/>
         <w:rPr>
           <w:rFonts w:ascii="Arial" w:hAnsi="Arial" w:eastAsia="Arial" w:cs="Arial"/>
           <w:noProof w:val="0"/>
@@ -1466,7 +1426,7 @@
           <w:lang w:val="es-ES"/>
         </w:rPr>
       </w:pPr>
-      <w:bookmarkStart w:name="_Toc255384198" w:id="2061309543"/>
+      <w:bookmarkStart w:name="_Toc1248376985" w:id="1772708998"/>
       <w:r>
         <w:rPr>
           <w:b w:val="1"/>
@@ -1522,7 +1482,7 @@
         </w:rPr>
         <w:t>lanteamiento y Justificación del Proyecto</w:t>
       </w:r>
-      <w:bookmarkEnd w:id="2061309543"/>
+      <w:bookmarkEnd w:id="1772708998"/>
     </w:p>
     <w:p>
       <w:pPr>
@@ -1540,121 +1500,166 @@
       </w:pPr>
       <w:r>
         <w:rPr>
-          <w:rFonts w:ascii="Arial" w:hAnsi="Arial" w:eastAsia="Arial" w:cs="Arial"/>
-          <w:noProof w:val="0"/>
-          <w:lang w:val="es-ES"/>
+          <w:rFonts w:ascii="Arial" w:hAnsi="Arial" w:eastAsia="Arial" w:cs="Arial" w:asciiTheme="minorAscii" w:hAnsiTheme="minorAscii" w:eastAsiaTheme="minorAscii" w:cstheme="minorBidi"/>
+          <w:noProof w:val="0"/>
+          <w:color w:val="auto"/>
+          <w:sz w:val="24"/>
+          <w:szCs w:val="24"/>
+          <w:lang w:val="es-ES" w:eastAsia="en-US" w:bidi="ar-SA"/>
         </w:rPr>
         <w:t>El proyecto nace para la gente que está incluida en una comparsa y le gusta usar sus debidos trajes, de lo que trata la aplicación es de facilitar lo máximo posible el intercambio de trajes entre la g</w:t>
       </w:r>
       <w:r>
         <w:rPr>
-          <w:rFonts w:ascii="Arial" w:hAnsi="Arial" w:eastAsia="Arial" w:cs="Arial"/>
-          <w:noProof w:val="0"/>
-          <w:lang w:val="es-ES"/>
+          <w:rFonts w:ascii="Arial" w:hAnsi="Arial" w:eastAsia="Arial" w:cs="Arial" w:asciiTheme="minorAscii" w:hAnsiTheme="minorAscii" w:eastAsiaTheme="minorAscii" w:cstheme="minorBidi"/>
+          <w:noProof w:val="0"/>
+          <w:color w:val="auto"/>
+          <w:sz w:val="24"/>
+          <w:szCs w:val="24"/>
+          <w:lang w:val="es-ES" w:eastAsia="en-US" w:bidi="ar-SA"/>
         </w:rPr>
         <w:t xml:space="preserve">ente de dicha comparsa, funciona con un sistema de créditos para nada monetarios, si pones un traje para quien le haga falta te suma +1 </w:t>
       </w:r>
       <w:r>
         <w:rPr>
-          <w:rFonts w:ascii="Arial" w:hAnsi="Arial" w:eastAsia="Arial" w:cs="Arial"/>
-          <w:noProof w:val="0"/>
-          <w:lang w:val="es-ES"/>
+          <w:rFonts w:ascii="Arial" w:hAnsi="Arial" w:eastAsia="Arial" w:cs="Arial" w:asciiTheme="minorAscii" w:hAnsiTheme="minorAscii" w:eastAsiaTheme="minorAscii" w:cstheme="minorBidi"/>
+          <w:noProof w:val="0"/>
+          <w:color w:val="auto"/>
+          <w:sz w:val="24"/>
+          <w:szCs w:val="24"/>
+          <w:lang w:val="es-ES" w:eastAsia="en-US" w:bidi="ar-SA"/>
         </w:rPr>
         <w:t>crédito</w:t>
       </w:r>
       <w:r>
         <w:rPr>
-          <w:rFonts w:ascii="Arial" w:hAnsi="Arial" w:eastAsia="Arial" w:cs="Arial"/>
-          <w:noProof w:val="0"/>
-          <w:lang w:val="es-ES"/>
+          <w:rFonts w:ascii="Arial" w:hAnsi="Arial" w:eastAsia="Arial" w:cs="Arial" w:asciiTheme="minorAscii" w:hAnsiTheme="minorAscii" w:eastAsiaTheme="minorAscii" w:cstheme="minorBidi"/>
+          <w:noProof w:val="0"/>
+          <w:color w:val="auto"/>
+          <w:sz w:val="24"/>
+          <w:szCs w:val="24"/>
+          <w:lang w:val="es-ES" w:eastAsia="en-US" w:bidi="ar-SA"/>
         </w:rPr>
         <w:t xml:space="preserve">, y si lo coges </w:t>
       </w:r>
       <w:r>
         <w:rPr>
-          <w:rFonts w:ascii="Arial" w:hAnsi="Arial" w:eastAsia="Arial" w:cs="Arial"/>
-          <w:noProof w:val="0"/>
-          <w:lang w:val="es-ES"/>
+          <w:rFonts w:ascii="Arial" w:hAnsi="Arial" w:eastAsia="Arial" w:cs="Arial" w:asciiTheme="minorAscii" w:hAnsiTheme="minorAscii" w:eastAsiaTheme="minorAscii" w:cstheme="minorBidi"/>
+          <w:noProof w:val="0"/>
+          <w:color w:val="auto"/>
+          <w:sz w:val="24"/>
+          <w:szCs w:val="24"/>
+          <w:lang w:val="es-ES" w:eastAsia="en-US" w:bidi="ar-SA"/>
         </w:rPr>
         <w:t xml:space="preserve">uno </w:t>
       </w:r>
       <w:r>
         <w:rPr>
-          <w:rFonts w:ascii="Arial" w:hAnsi="Arial" w:eastAsia="Arial" w:cs="Arial"/>
-          <w:noProof w:val="0"/>
-          <w:lang w:val="es-ES"/>
+          <w:rFonts w:ascii="Arial" w:hAnsi="Arial" w:eastAsia="Arial" w:cs="Arial" w:asciiTheme="minorAscii" w:hAnsiTheme="minorAscii" w:eastAsiaTheme="minorAscii" w:cstheme="minorBidi"/>
+          <w:noProof w:val="0"/>
+          <w:color w:val="auto"/>
+          <w:sz w:val="24"/>
+          <w:szCs w:val="24"/>
+          <w:lang w:val="es-ES" w:eastAsia="en-US" w:bidi="ar-SA"/>
         </w:rPr>
         <w:t>prestado te resta</w:t>
       </w:r>
       <w:r>
         <w:rPr>
-          <w:rFonts w:ascii="Arial" w:hAnsi="Arial" w:eastAsia="Arial" w:cs="Arial"/>
-          <w:noProof w:val="0"/>
-          <w:lang w:val="es-ES"/>
+          <w:rFonts w:ascii="Arial" w:hAnsi="Arial" w:eastAsia="Arial" w:cs="Arial" w:asciiTheme="minorAscii" w:hAnsiTheme="minorAscii" w:eastAsiaTheme="minorAscii" w:cstheme="minorBidi"/>
+          <w:noProof w:val="0"/>
+          <w:color w:val="auto"/>
+          <w:sz w:val="24"/>
+          <w:szCs w:val="24"/>
+          <w:lang w:val="es-ES" w:eastAsia="en-US" w:bidi="ar-SA"/>
         </w:rPr>
         <w:t xml:space="preserve"> –</w:t>
       </w:r>
       <w:r>
         <w:rPr>
-          <w:rFonts w:ascii="Arial" w:hAnsi="Arial" w:eastAsia="Arial" w:cs="Arial"/>
-          <w:noProof w:val="0"/>
-          <w:lang w:val="es-ES"/>
+          <w:rFonts w:ascii="Arial" w:hAnsi="Arial" w:eastAsia="Arial" w:cs="Arial" w:asciiTheme="minorAscii" w:hAnsiTheme="minorAscii" w:eastAsiaTheme="minorAscii" w:cstheme="minorBidi"/>
+          <w:noProof w:val="0"/>
+          <w:color w:val="auto"/>
+          <w:sz w:val="24"/>
+          <w:szCs w:val="24"/>
+          <w:lang w:val="es-ES" w:eastAsia="en-US" w:bidi="ar-SA"/>
         </w:rPr>
         <w:t>1</w:t>
       </w:r>
       <w:r>
         <w:rPr>
-          <w:rFonts w:ascii="Arial" w:hAnsi="Arial" w:eastAsia="Arial" w:cs="Arial"/>
-          <w:noProof w:val="0"/>
-          <w:lang w:val="es-ES"/>
+          <w:rFonts w:ascii="Arial" w:hAnsi="Arial" w:eastAsia="Arial" w:cs="Arial" w:asciiTheme="minorAscii" w:hAnsiTheme="minorAscii" w:eastAsiaTheme="minorAscii" w:cstheme="minorBidi"/>
+          <w:noProof w:val="0"/>
+          <w:color w:val="auto"/>
+          <w:sz w:val="24"/>
+          <w:szCs w:val="24"/>
+          <w:lang w:val="es-ES" w:eastAsia="en-US" w:bidi="ar-SA"/>
         </w:rPr>
         <w:t xml:space="preserve">, esta aplicación pretende alcanzar una total funcionalidad sin errores y poder facilitar </w:t>
       </w:r>
       <w:r>
         <w:rPr>
-          <w:rFonts w:ascii="Arial" w:hAnsi="Arial" w:eastAsia="Arial" w:cs="Arial"/>
-          <w:noProof w:val="0"/>
-          <w:lang w:val="es-ES"/>
+          <w:rFonts w:ascii="Arial" w:hAnsi="Arial" w:eastAsia="Arial" w:cs="Arial" w:asciiTheme="minorAscii" w:hAnsiTheme="minorAscii" w:eastAsiaTheme="minorAscii" w:cstheme="minorBidi"/>
+          <w:noProof w:val="0"/>
+          <w:color w:val="auto"/>
+          <w:sz w:val="24"/>
+          <w:szCs w:val="24"/>
+          <w:lang w:val="es-ES" w:eastAsia="en-US" w:bidi="ar-SA"/>
         </w:rPr>
         <w:t>ínfimamente</w:t>
       </w:r>
       <w:r>
         <w:rPr>
-          <w:rFonts w:ascii="Arial" w:hAnsi="Arial" w:eastAsia="Arial" w:cs="Arial"/>
-          <w:noProof w:val="0"/>
-          <w:lang w:val="es-ES"/>
+          <w:rFonts w:ascii="Arial" w:hAnsi="Arial" w:eastAsia="Arial" w:cs="Arial" w:asciiTheme="minorAscii" w:hAnsiTheme="minorAscii" w:eastAsiaTheme="minorAscii" w:cstheme="minorBidi"/>
+          <w:noProof w:val="0"/>
+          <w:color w:val="auto"/>
+          <w:sz w:val="24"/>
+          <w:szCs w:val="24"/>
+          <w:lang w:val="es-ES" w:eastAsia="en-US" w:bidi="ar-SA"/>
         </w:rPr>
         <w:t xml:space="preserve"> el intercambio de trajes,</w:t>
       </w:r>
       <w:r>
         <w:rPr>
-          <w:rFonts w:ascii="Arial" w:hAnsi="Arial" w:eastAsia="Arial" w:cs="Arial"/>
-          <w:noProof w:val="0"/>
-          <w:lang w:val="es-ES"/>
+          <w:rFonts w:ascii="Arial" w:hAnsi="Arial" w:eastAsia="Arial" w:cs="Arial" w:asciiTheme="minorAscii" w:hAnsiTheme="minorAscii" w:eastAsiaTheme="minorAscii" w:cstheme="minorBidi"/>
+          <w:noProof w:val="0"/>
+          <w:color w:val="auto"/>
+          <w:sz w:val="24"/>
+          <w:szCs w:val="24"/>
+          <w:lang w:val="es-ES" w:eastAsia="en-US" w:bidi="ar-SA"/>
         </w:rPr>
         <w:t xml:space="preserve"> así </w:t>
       </w:r>
       <w:r>
         <w:rPr>
-          <w:rFonts w:ascii="Arial" w:hAnsi="Arial" w:eastAsia="Arial" w:cs="Arial"/>
-          <w:noProof w:val="0"/>
-          <w:lang w:val="es-ES"/>
+          <w:rFonts w:ascii="Arial" w:hAnsi="Arial" w:eastAsia="Arial" w:cs="Arial" w:asciiTheme="minorAscii" w:hAnsiTheme="minorAscii" w:eastAsiaTheme="minorAscii" w:cstheme="minorBidi"/>
+          <w:noProof w:val="0"/>
+          <w:color w:val="auto"/>
+          <w:sz w:val="24"/>
+          <w:szCs w:val="24"/>
+          <w:lang w:val="es-ES" w:eastAsia="en-US" w:bidi="ar-SA"/>
         </w:rPr>
         <w:t>ahorr</w:t>
       </w:r>
       <w:r>
         <w:rPr>
-          <w:rFonts w:ascii="Arial" w:hAnsi="Arial" w:eastAsia="Arial" w:cs="Arial"/>
-          <w:noProof w:val="0"/>
-          <w:lang w:val="es-ES"/>
+          <w:rFonts w:ascii="Arial" w:hAnsi="Arial" w:eastAsia="Arial" w:cs="Arial" w:asciiTheme="minorAscii" w:hAnsiTheme="minorAscii" w:eastAsiaTheme="minorAscii" w:cstheme="minorBidi"/>
+          <w:noProof w:val="0"/>
+          <w:color w:val="auto"/>
+          <w:sz w:val="24"/>
+          <w:szCs w:val="24"/>
+          <w:lang w:val="es-ES" w:eastAsia="en-US" w:bidi="ar-SA"/>
         </w:rPr>
         <w:t>ar la compra de trajes que vayan a tener poco uso</w:t>
       </w:r>
       <w:r>
         <w:rPr>
-          <w:rFonts w:ascii="Arial" w:hAnsi="Arial" w:eastAsia="Arial" w:cs="Arial"/>
-          <w:noProof w:val="0"/>
-          <w:lang w:val="es-ES"/>
+          <w:rFonts w:ascii="Arial" w:hAnsi="Arial" w:eastAsia="Arial" w:cs="Arial" w:asciiTheme="minorAscii" w:hAnsiTheme="minorAscii" w:eastAsiaTheme="minorAscii" w:cstheme="minorBidi"/>
+          <w:noProof w:val="0"/>
+          <w:color w:val="auto"/>
+          <w:sz w:val="24"/>
+          <w:szCs w:val="24"/>
+          <w:lang w:val="es-ES" w:eastAsia="en-US" w:bidi="ar-SA"/>
         </w:rPr>
         <w:t>, por temas de edad, gustos, etc.</w:t>
       </w:r>
@@ -1733,7 +1738,7 @@
       </w:pPr>
       <w:bookmarkStart w:name="_Toc1448538904" w:id="2014313566"/>
       <w:bookmarkStart w:name="_Toc517874012" w:id="1441005917"/>
-      <w:bookmarkStart w:name="_Toc1755329082" w:id="1962590413"/>
+      <w:bookmarkStart w:name="_Toc114377803" w:id="1747102478"/>
       <w:r>
         <w:rPr>
           <w:b w:val="1"/>
@@ -1769,7 +1774,7 @@
       </w:r>
       <w:bookmarkEnd w:id="2014313566"/>
       <w:bookmarkEnd w:id="1441005917"/>
-      <w:bookmarkEnd w:id="1962590413"/>
+      <w:bookmarkEnd w:id="1747102478"/>
     </w:p>
     <w:p>
       <w:pPr>
@@ -1783,7 +1788,7 @@
           <w:lang w:val="es-ES"/>
         </w:rPr>
       </w:pPr>
-      <w:bookmarkStart w:name="_Toc1270185136" w:id="231806054"/>
+      <w:bookmarkStart w:name="_Toc1657483636" w:id="617399337"/>
       <w:r>
         <w:rPr>
           <w:b w:val="1"/>
@@ -1817,7 +1822,195 @@
         </w:rPr>
         <w:t xml:space="preserve"> de mercado</w:t>
       </w:r>
-      <w:bookmarkEnd w:id="231806054"/>
+      <w:bookmarkEnd w:id="617399337"/>
+    </w:p>
+    <w:p>
+      <w:pPr>
+        <w:pStyle w:val="Normal"/>
+        <w:suppressLineNumbers w:val="0"/>
+        <w:bidi w:val="0"/>
+        <w:spacing w:before="240" w:beforeAutospacing="off" w:after="240" w:afterAutospacing="off" w:line="360" w:lineRule="auto"/>
+        <w:ind w:left="0" w:right="0"/>
+        <w:jc w:val="both"/>
+        <w:rPr>
+          <w:rFonts w:ascii="Arial" w:hAnsi="Arial" w:eastAsia="Arial" w:cs="Arial"/>
+          <w:noProof w:val="0"/>
+          <w:lang w:val="es-ES"/>
+        </w:rPr>
+      </w:pPr>
+      <w:r>
+        <w:rPr>
+          <w:rFonts w:ascii="Arial" w:hAnsi="Arial" w:eastAsia="Arial" w:cs="Arial"/>
+          <w:noProof w:val="0"/>
+          <w:lang w:val="es-ES"/>
+        </w:rPr>
+        <w:t>Este proyecto es una propuesta de mercado para las comparsas, fallas y otros eventos culturales que utilicen vestimenta para sus debidas fiestas</w:t>
+      </w:r>
+      <w:r>
+        <w:rPr>
+          <w:rFonts w:ascii="Arial" w:hAnsi="Arial" w:eastAsia="Arial" w:cs="Arial"/>
+          <w:noProof w:val="0"/>
+          <w:lang w:val="es-ES"/>
+        </w:rPr>
+        <w:t>.</w:t>
+      </w:r>
+    </w:p>
+    <w:p>
+      <w:pPr>
+        <w:pStyle w:val="Normal"/>
+        <w:suppressLineNumbers w:val="0"/>
+        <w:bidi w:val="0"/>
+        <w:spacing w:before="240" w:beforeAutospacing="off" w:after="240" w:afterAutospacing="off" w:line="360" w:lineRule="auto"/>
+        <w:ind w:left="0" w:right="0"/>
+        <w:jc w:val="both"/>
+        <w:rPr>
+          <w:rFonts w:ascii="Arial" w:hAnsi="Arial" w:eastAsia="Arial" w:cs="Arial"/>
+          <w:noProof w:val="0"/>
+          <w:lang w:val="es-ES"/>
+        </w:rPr>
+      </w:pPr>
+      <w:r>
+        <w:rPr>
+          <w:rFonts w:ascii="Arial" w:hAnsi="Arial" w:eastAsia="Arial" w:cs="Arial"/>
+          <w:noProof w:val="0"/>
+          <w:lang w:val="es-ES"/>
+        </w:rPr>
+        <w:t xml:space="preserve">Hay distintas propuestas similares, principalmente cualquier tienda física dedicada a los trajes festivos, o la venta de segunda mano por aplicaciones como </w:t>
+      </w:r>
+      <w:r>
+        <w:rPr>
+          <w:rFonts w:ascii="Arial" w:hAnsi="Arial" w:eastAsia="Arial" w:cs="Arial"/>
+          <w:noProof w:val="0"/>
+          <w:lang w:val="es-ES"/>
+        </w:rPr>
+        <w:t xml:space="preserve">Wallapop o </w:t>
+      </w:r>
+      <w:r>
+        <w:rPr>
+          <w:rFonts w:ascii="Arial" w:hAnsi="Arial" w:eastAsia="Arial" w:cs="Arial"/>
+          <w:noProof w:val="0"/>
+          <w:lang w:val="es-ES"/>
+        </w:rPr>
+        <w:t>Vinted</w:t>
+      </w:r>
+      <w:r>
+        <w:rPr>
+          <w:rFonts w:ascii="Arial" w:hAnsi="Arial" w:eastAsia="Arial" w:cs="Arial"/>
+          <w:noProof w:val="0"/>
+          <w:lang w:val="es-ES"/>
+        </w:rPr>
+        <w:t>.</w:t>
+      </w:r>
+    </w:p>
+    <w:p>
+      <w:pPr>
+        <w:pStyle w:val="Normal"/>
+        <w:suppressLineNumbers w:val="0"/>
+        <w:bidi w:val="0"/>
+        <w:spacing w:before="240" w:beforeAutospacing="off" w:after="240" w:afterAutospacing="off" w:line="360" w:lineRule="auto"/>
+        <w:ind w:left="0" w:right="0"/>
+        <w:jc w:val="both"/>
+        <w:rPr>
+          <w:rFonts w:ascii="Arial" w:hAnsi="Arial" w:eastAsia="Arial" w:cs="Arial"/>
+          <w:noProof w:val="0"/>
+          <w:lang w:val="es-ES"/>
+        </w:rPr>
+      </w:pPr>
+      <w:r>
+        <w:rPr>
+          <w:rFonts w:ascii="Arial" w:hAnsi="Arial" w:eastAsia="Arial" w:cs="Arial"/>
+          <w:noProof w:val="0"/>
+          <w:lang w:val="es-ES"/>
+        </w:rPr>
+        <w:t>El valor añadido a mi proyecto es el apartado de que no es lucrativo, es un intercambio “gratuito”</w:t>
+      </w:r>
+      <w:r>
+        <w:rPr>
+          <w:rFonts w:ascii="Arial" w:hAnsi="Arial" w:eastAsia="Arial" w:cs="Arial"/>
+          <w:noProof w:val="0"/>
+          <w:lang w:val="es-ES"/>
+        </w:rPr>
+        <w:t>, tiene un enfoque cultural ya que es dedicado a las festividades locales y tradiciones.</w:t>
+      </w:r>
+    </w:p>
+    <w:p>
+      <w:pPr>
+        <w:pStyle w:val="Normal"/>
+        <w:suppressLineNumbers w:val="0"/>
+        <w:bidi w:val="0"/>
+        <w:spacing w:before="240" w:beforeAutospacing="off" w:after="240" w:afterAutospacing="off" w:line="360" w:lineRule="auto"/>
+        <w:ind w:left="0" w:right="0"/>
+        <w:jc w:val="both"/>
+        <w:rPr>
+          <w:rFonts w:ascii="Arial" w:hAnsi="Arial" w:eastAsia="Arial" w:cs="Arial"/>
+          <w:noProof w:val="0"/>
+          <w:lang w:val="es-ES"/>
+        </w:rPr>
+      </w:pPr>
+      <w:r>
+        <w:rPr>
+          <w:rFonts w:ascii="Arial" w:hAnsi="Arial" w:eastAsia="Arial" w:cs="Arial"/>
+          <w:noProof w:val="0"/>
+          <w:lang w:val="es-ES"/>
+        </w:rPr>
+        <w:t xml:space="preserve">Se </w:t>
+      </w:r>
+      <w:r>
+        <w:rPr>
+          <w:rFonts w:ascii="Arial" w:hAnsi="Arial" w:eastAsia="Arial" w:cs="Arial"/>
+          <w:noProof w:val="0"/>
+          <w:lang w:val="es-ES"/>
+        </w:rPr>
+        <w:t>podría</w:t>
+      </w:r>
+      <w:r>
+        <w:rPr>
+          <w:rFonts w:ascii="Arial" w:hAnsi="Arial" w:eastAsia="Arial" w:cs="Arial"/>
+          <w:noProof w:val="0"/>
+          <w:lang w:val="es-ES"/>
+        </w:rPr>
+        <w:t xml:space="preserve"> explotar metiendo un sistema monetario “barato”, se </w:t>
+      </w:r>
+      <w:r>
+        <w:rPr>
+          <w:rFonts w:ascii="Arial" w:hAnsi="Arial" w:eastAsia="Arial" w:cs="Arial"/>
+          <w:noProof w:val="0"/>
+          <w:lang w:val="es-ES"/>
+        </w:rPr>
+        <w:t>podría</w:t>
+      </w:r>
+      <w:r>
+        <w:rPr>
+          <w:rFonts w:ascii="Arial" w:hAnsi="Arial" w:eastAsia="Arial" w:cs="Arial"/>
+          <w:noProof w:val="0"/>
+          <w:lang w:val="es-ES"/>
+        </w:rPr>
+        <w:t xml:space="preserve"> buscar patrocinadores locales y empresas textiles, se </w:t>
+      </w:r>
+      <w:r>
+        <w:rPr>
+          <w:rFonts w:ascii="Arial" w:hAnsi="Arial" w:eastAsia="Arial" w:cs="Arial"/>
+          <w:noProof w:val="0"/>
+          <w:lang w:val="es-ES"/>
+        </w:rPr>
+        <w:t>podría</w:t>
+      </w:r>
+      <w:r>
+        <w:rPr>
+          <w:rFonts w:ascii="Arial" w:hAnsi="Arial" w:eastAsia="Arial" w:cs="Arial"/>
+          <w:noProof w:val="0"/>
+          <w:lang w:val="es-ES"/>
+        </w:rPr>
+        <w:t xml:space="preserve"> ampliar </w:t>
+      </w:r>
+      <w:r>
+        <w:rPr>
+          <w:rFonts w:ascii="Arial" w:hAnsi="Arial" w:eastAsia="Arial" w:cs="Arial"/>
+          <w:noProof w:val="0"/>
+          <w:lang w:val="es-ES"/>
+        </w:rPr>
+        <w:t>el producto a cosas distintas como manteles, cortinas, etc.</w:t>
+      </w:r>
     </w:p>
     <w:p>
       <w:pPr>
@@ -1833,194 +2026,6 @@
           <w:lang w:val="es-ES"/>
         </w:rPr>
       </w:pPr>
-      <w:r>
-        <w:rPr>
-          <w:rFonts w:ascii="Arial" w:hAnsi="Arial" w:eastAsia="Arial" w:cs="Arial"/>
-          <w:noProof w:val="0"/>
-          <w:lang w:val="es-ES"/>
-        </w:rPr>
-        <w:t>Este proyecto es una propuesta de mercado para las comparsas, fallas y otros eventos culturales que utilicen vestimenta para sus debidas fiestas</w:t>
-      </w:r>
-      <w:r>
-        <w:rPr>
-          <w:rFonts w:ascii="Arial" w:hAnsi="Arial" w:eastAsia="Arial" w:cs="Arial"/>
-          <w:noProof w:val="0"/>
-          <w:lang w:val="es-ES"/>
-        </w:rPr>
-        <w:t>.</w:t>
-      </w:r>
-    </w:p>
-    <w:p>
-      <w:pPr>
-        <w:pStyle w:val="Normal"/>
-        <w:suppressLineNumbers w:val="0"/>
-        <w:bidi w:val="0"/>
-        <w:spacing w:before="240" w:beforeAutospacing="off" w:after="240" w:afterAutospacing="off" w:line="360" w:lineRule="auto"/>
-        <w:ind w:left="0" w:right="0"/>
-        <w:jc w:val="left"/>
-        <w:rPr>
-          <w:rFonts w:ascii="Arial" w:hAnsi="Arial" w:eastAsia="Arial" w:cs="Arial"/>
-          <w:noProof w:val="0"/>
-          <w:lang w:val="es-ES"/>
-        </w:rPr>
-      </w:pPr>
-      <w:r>
-        <w:rPr>
-          <w:rFonts w:ascii="Arial" w:hAnsi="Arial" w:eastAsia="Arial" w:cs="Arial"/>
-          <w:noProof w:val="0"/>
-          <w:lang w:val="es-ES"/>
-        </w:rPr>
-        <w:t xml:space="preserve">Hay distintas propuestas similares, principalmente cualquier tienda física dedicada a los trajes festivos, o la venta de segunda mano por aplicaciones como </w:t>
-      </w:r>
-      <w:r>
-        <w:rPr>
-          <w:rFonts w:ascii="Arial" w:hAnsi="Arial" w:eastAsia="Arial" w:cs="Arial"/>
-          <w:noProof w:val="0"/>
-          <w:lang w:val="es-ES"/>
-        </w:rPr>
-        <w:t xml:space="preserve">Wallapop o </w:t>
-      </w:r>
-      <w:r>
-        <w:rPr>
-          <w:rFonts w:ascii="Arial" w:hAnsi="Arial" w:eastAsia="Arial" w:cs="Arial"/>
-          <w:noProof w:val="0"/>
-          <w:lang w:val="es-ES"/>
-        </w:rPr>
-        <w:t>Vinted</w:t>
-      </w:r>
-      <w:r>
-        <w:rPr>
-          <w:rFonts w:ascii="Arial" w:hAnsi="Arial" w:eastAsia="Arial" w:cs="Arial"/>
-          <w:noProof w:val="0"/>
-          <w:lang w:val="es-ES"/>
-        </w:rPr>
-        <w:t>.</w:t>
-      </w:r>
-    </w:p>
-    <w:p>
-      <w:pPr>
-        <w:pStyle w:val="Normal"/>
-        <w:suppressLineNumbers w:val="0"/>
-        <w:bidi w:val="0"/>
-        <w:spacing w:before="240" w:beforeAutospacing="off" w:after="240" w:afterAutospacing="off" w:line="360" w:lineRule="auto"/>
-        <w:ind w:left="0" w:right="0"/>
-        <w:jc w:val="left"/>
-        <w:rPr>
-          <w:rFonts w:ascii="Arial" w:hAnsi="Arial" w:eastAsia="Arial" w:cs="Arial"/>
-          <w:noProof w:val="0"/>
-          <w:lang w:val="es-ES"/>
-        </w:rPr>
-      </w:pPr>
-      <w:r>
-        <w:rPr>
-          <w:rFonts w:ascii="Arial" w:hAnsi="Arial" w:eastAsia="Arial" w:cs="Arial"/>
-          <w:noProof w:val="0"/>
-          <w:lang w:val="es-ES"/>
-        </w:rPr>
-        <w:t>El valor añadido a mi proyecto es el apartado de que no es lucrativo, es un intercambio “gratuito”</w:t>
-      </w:r>
-      <w:r>
-        <w:rPr>
-          <w:rFonts w:ascii="Arial" w:hAnsi="Arial" w:eastAsia="Arial" w:cs="Arial"/>
-          <w:noProof w:val="0"/>
-          <w:lang w:val="es-ES"/>
-        </w:rPr>
-        <w:t>, tiene un enfoque cultural ya que es dedicado a las festividades locales y tradiciones.</w:t>
-      </w:r>
-    </w:p>
-    <w:p>
-      <w:pPr>
-        <w:pStyle w:val="Normal"/>
-        <w:suppressLineNumbers w:val="0"/>
-        <w:bidi w:val="0"/>
-        <w:spacing w:before="240" w:beforeAutospacing="off" w:after="240" w:afterAutospacing="off" w:line="360" w:lineRule="auto"/>
-        <w:ind w:left="0" w:right="0"/>
-        <w:jc w:val="left"/>
-        <w:rPr>
-          <w:rFonts w:ascii="Arial" w:hAnsi="Arial" w:eastAsia="Arial" w:cs="Arial"/>
-          <w:noProof w:val="0"/>
-          <w:lang w:val="es-ES"/>
-        </w:rPr>
-      </w:pPr>
-      <w:r>
-        <w:rPr>
-          <w:rFonts w:ascii="Arial" w:hAnsi="Arial" w:eastAsia="Arial" w:cs="Arial"/>
-          <w:noProof w:val="0"/>
-          <w:lang w:val="es-ES"/>
-        </w:rPr>
-        <w:t xml:space="preserve">Se </w:t>
-      </w:r>
-      <w:r>
-        <w:rPr>
-          <w:rFonts w:ascii="Arial" w:hAnsi="Arial" w:eastAsia="Arial" w:cs="Arial"/>
-          <w:noProof w:val="0"/>
-          <w:lang w:val="es-ES"/>
-        </w:rPr>
-        <w:t>podría</w:t>
-      </w:r>
-      <w:r>
-        <w:rPr>
-          <w:rFonts w:ascii="Arial" w:hAnsi="Arial" w:eastAsia="Arial" w:cs="Arial"/>
-          <w:noProof w:val="0"/>
-          <w:lang w:val="es-ES"/>
-        </w:rPr>
-        <w:t xml:space="preserve"> explotar metiendo un sistema monetario “barato”, se </w:t>
-      </w:r>
-      <w:r>
-        <w:rPr>
-          <w:rFonts w:ascii="Arial" w:hAnsi="Arial" w:eastAsia="Arial" w:cs="Arial"/>
-          <w:noProof w:val="0"/>
-          <w:lang w:val="es-ES"/>
-        </w:rPr>
-        <w:t>podría</w:t>
-      </w:r>
-      <w:r>
-        <w:rPr>
-          <w:rFonts w:ascii="Arial" w:hAnsi="Arial" w:eastAsia="Arial" w:cs="Arial"/>
-          <w:noProof w:val="0"/>
-          <w:lang w:val="es-ES"/>
-        </w:rPr>
-        <w:t xml:space="preserve"> buscar patrocinadores locales y empresas textiles, se </w:t>
-      </w:r>
-      <w:r>
-        <w:rPr>
-          <w:rFonts w:ascii="Arial" w:hAnsi="Arial" w:eastAsia="Arial" w:cs="Arial"/>
-          <w:noProof w:val="0"/>
-          <w:lang w:val="es-ES"/>
-        </w:rPr>
-        <w:t>podría</w:t>
-      </w:r>
-      <w:r>
-        <w:rPr>
-          <w:rFonts w:ascii="Arial" w:hAnsi="Arial" w:eastAsia="Arial" w:cs="Arial"/>
-          <w:noProof w:val="0"/>
-          <w:lang w:val="es-ES"/>
-        </w:rPr>
-        <w:t xml:space="preserve"> ampliar </w:t>
-      </w:r>
-      <w:r>
-        <w:rPr>
-          <w:rFonts w:ascii="Arial" w:hAnsi="Arial" w:eastAsia="Arial" w:cs="Arial"/>
-          <w:noProof w:val="0"/>
-          <w:lang w:val="es-ES"/>
-        </w:rPr>
-        <w:t>el producto a cosas distintas como manteles, cortinas, etc.</w:t>
-      </w:r>
-    </w:p>
-    <w:p>
-      <w:pPr>
-        <w:pStyle w:val="Normal"/>
-        <w:suppressLineNumbers w:val="0"/>
-        <w:bidi w:val="0"/>
-        <w:spacing w:before="240" w:beforeAutospacing="off" w:after="240" w:afterAutospacing="off" w:line="360" w:lineRule="auto"/>
-        <w:ind w:left="0" w:right="0"/>
-        <w:jc w:val="left"/>
-        <w:rPr>
-          <w:rFonts w:ascii="Arial" w:hAnsi="Arial" w:eastAsia="Arial" w:cs="Arial"/>
-          <w:noProof w:val="0"/>
-          <w:lang w:val="es-ES"/>
-        </w:rPr>
-      </w:pPr>
     </w:p>
     <w:p>
       <w:r>
@@ -2039,7 +2044,7 @@
           <w:lang w:val="es-ES"/>
         </w:rPr>
       </w:pPr>
-      <w:bookmarkStart w:name="_Toc1727119425" w:id="111152859"/>
+      <w:bookmarkStart w:name="_Toc1244644632" w:id="699341199"/>
       <w:r>
         <w:rPr>
           <w:b w:val="1"/>
@@ -2084,11 +2089,12 @@
         </w:rPr>
         <w:t xml:space="preserve"> Metodología</w:t>
       </w:r>
-      <w:bookmarkEnd w:id="111152859"/>
+      <w:bookmarkEnd w:id="699341199"/>
     </w:p>
     <w:p>
       <w:pPr>
         <w:spacing w:before="240" w:after="240" w:line="360" w:lineRule="auto"/>
+        <w:jc w:val="both"/>
         <w:rPr>
           <w:rFonts w:ascii="Arial" w:hAnsi="Arial" w:eastAsia="Arial" w:cs="Arial"/>
           <w:noProof w:val="0"/>
@@ -2107,24 +2113,42 @@
     <w:p>
       <w:pPr>
         <w:spacing w:before="240" w:after="240" w:line="360" w:lineRule="auto"/>
-        <w:rPr>
-          <w:rFonts w:ascii="Arial" w:hAnsi="Arial" w:eastAsia="Arial" w:cs="Arial"/>
-          <w:noProof w:val="0"/>
-          <w:lang w:val="es-ES"/>
-        </w:rPr>
-      </w:pPr>
-      <w:r>
-        <w:rPr>
-          <w:rFonts w:ascii="Arial" w:hAnsi="Arial" w:eastAsia="Arial" w:cs="Arial"/>
-          <w:noProof w:val="0"/>
-          <w:lang w:val="es-ES"/>
-        </w:rPr>
-        <w:t>Una metodología ágil se basa en organizar sprints de entre 1 y 4 semanas, suele enfocarse a la flexibilidad, la colaboración y la adaptación.</w:t>
+        <w:jc w:val="both"/>
+        <w:rPr>
+          <w:rFonts w:ascii="Arial" w:hAnsi="Arial" w:eastAsia="Arial" w:cs="Arial"/>
+          <w:noProof w:val="0"/>
+          <w:lang w:val="es-ES"/>
+        </w:rPr>
+      </w:pPr>
+      <w:r>
+        <w:rPr>
+          <w:rFonts w:ascii="Arial" w:hAnsi="Arial" w:eastAsia="Arial" w:cs="Arial"/>
+          <w:noProof w:val="0"/>
+          <w:lang w:val="es-ES"/>
+        </w:rPr>
+        <w:t xml:space="preserve">Una metodología ágil se basa en organizar </w:t>
+      </w:r>
+      <w:r>
+        <w:rPr>
+          <w:rFonts w:ascii="Arial" w:hAnsi="Arial" w:eastAsia="Arial" w:cs="Arial"/>
+          <w:noProof w:val="0"/>
+          <w:lang w:val="es-ES"/>
+        </w:rPr>
+        <w:t>sprints</w:t>
+      </w:r>
+      <w:r>
+        <w:rPr>
+          <w:rFonts w:ascii="Arial" w:hAnsi="Arial" w:eastAsia="Arial" w:cs="Arial"/>
+          <w:noProof w:val="0"/>
+          <w:lang w:val="es-ES"/>
+        </w:rPr>
+        <w:t xml:space="preserve"> de entre 1 y 4 semanas, suele enfocarse a la flexibilidad, la colaboración y la adaptación.</w:t>
       </w:r>
     </w:p>
     <w:p>
       <w:pPr>
         <w:spacing w:before="240" w:after="240" w:line="360" w:lineRule="auto"/>
+        <w:jc w:val="both"/>
         <w:rPr>
           <w:rFonts w:ascii="Arial" w:hAnsi="Arial" w:eastAsia="Arial" w:cs="Arial"/>
           <w:noProof w:val="0"/>
@@ -2148,19 +2172,36 @@
           <w:numId w:val="11"/>
         </w:numPr>
         <w:spacing w:before="240" w:after="240" w:line="360" w:lineRule="auto"/>
-        <w:rPr>
-          <w:rFonts w:ascii="Arial" w:hAnsi="Arial" w:eastAsia="Arial" w:cs="Arial"/>
-          <w:noProof w:val="0"/>
-          <w:lang w:val="es-ES"/>
-        </w:rPr>
-      </w:pPr>
-      <w:r>
-        <w:rPr>
-          <w:rFonts w:ascii="Arial" w:hAnsi="Arial" w:eastAsia="Arial" w:cs="Arial"/>
-          <w:noProof w:val="0"/>
-          <w:lang w:val="es-ES"/>
-        </w:rPr>
-        <w:t>Planificar y organizar el trabajo mediante sprints.</w:t>
+        <w:jc w:val="both"/>
+        <w:rPr>
+          <w:rFonts w:ascii="Arial" w:hAnsi="Arial" w:eastAsia="Arial" w:cs="Arial"/>
+          <w:noProof w:val="0"/>
+          <w:lang w:val="es-ES"/>
+        </w:rPr>
+      </w:pPr>
+      <w:r>
+        <w:rPr>
+          <w:rFonts w:ascii="Arial" w:hAnsi="Arial" w:eastAsia="Arial" w:cs="Arial"/>
+          <w:noProof w:val="0"/>
+          <w:lang w:val="es-ES"/>
+        </w:rPr>
+        <w:t xml:space="preserve">Planificar y organizar el trabajo mediante </w:t>
+      </w:r>
+      <w:r>
+        <w:rPr>
+          <w:rFonts w:ascii="Arial" w:hAnsi="Arial" w:eastAsia="Arial" w:cs="Arial"/>
+          <w:noProof w:val="0"/>
+          <w:lang w:val="es-ES"/>
+        </w:rPr>
+        <w:t>sprints</w:t>
+      </w:r>
+      <w:r>
+        <w:rPr>
+          <w:rFonts w:ascii="Arial" w:hAnsi="Arial" w:eastAsia="Arial" w:cs="Arial"/>
+          <w:noProof w:val="0"/>
+          <w:lang w:val="es-ES"/>
+        </w:rPr>
+        <w:t>.</w:t>
       </w:r>
     </w:p>
     <w:p>
@@ -2171,6 +2212,7 @@
           <w:numId w:val="11"/>
         </w:numPr>
         <w:spacing w:before="240" w:after="240" w:line="360" w:lineRule="auto"/>
+        <w:jc w:val="both"/>
         <w:rPr>
           <w:rFonts w:ascii="Arial" w:hAnsi="Arial" w:eastAsia="Arial" w:cs="Arial"/>
           <w:noProof w:val="0"/>
@@ -2194,6 +2236,7 @@
           <w:numId w:val="11"/>
         </w:numPr>
         <w:spacing w:before="240" w:after="240" w:line="360" w:lineRule="auto"/>
+        <w:jc w:val="both"/>
         <w:rPr>
           <w:rFonts w:ascii="Arial" w:hAnsi="Arial" w:eastAsia="Arial" w:cs="Arial"/>
           <w:noProof w:val="0"/>
@@ -2217,19 +2260,36 @@
           <w:numId w:val="11"/>
         </w:numPr>
         <w:spacing w:before="240" w:after="240" w:line="360" w:lineRule="auto"/>
-        <w:rPr>
-          <w:rFonts w:ascii="Arial" w:hAnsi="Arial" w:eastAsia="Arial" w:cs="Arial"/>
-          <w:noProof w:val="0"/>
-          <w:lang w:val="es-ES"/>
-        </w:rPr>
-      </w:pPr>
-      <w:r>
-        <w:rPr>
-          <w:rFonts w:ascii="Arial" w:hAnsi="Arial" w:eastAsia="Arial" w:cs="Arial"/>
-          <w:noProof w:val="0"/>
-          <w:lang w:val="es-ES"/>
-        </w:rPr>
-        <w:t>Mantener una comunicación fluida y un feedback constante entre el alumnado y los tutores.</w:t>
+        <w:jc w:val="both"/>
+        <w:rPr>
+          <w:rFonts w:ascii="Arial" w:hAnsi="Arial" w:eastAsia="Arial" w:cs="Arial"/>
+          <w:noProof w:val="0"/>
+          <w:lang w:val="es-ES"/>
+        </w:rPr>
+      </w:pPr>
+      <w:r>
+        <w:rPr>
+          <w:rFonts w:ascii="Arial" w:hAnsi="Arial" w:eastAsia="Arial" w:cs="Arial"/>
+          <w:noProof w:val="0"/>
+          <w:lang w:val="es-ES"/>
+        </w:rPr>
+        <w:t xml:space="preserve">Mantener una comunicación fluida y un </w:t>
+      </w:r>
+      <w:r>
+        <w:rPr>
+          <w:rFonts w:ascii="Arial" w:hAnsi="Arial" w:eastAsia="Arial" w:cs="Arial"/>
+          <w:noProof w:val="0"/>
+          <w:lang w:val="es-ES"/>
+        </w:rPr>
+        <w:t>feedback</w:t>
+      </w:r>
+      <w:r>
+        <w:rPr>
+          <w:rFonts w:ascii="Arial" w:hAnsi="Arial" w:eastAsia="Arial" w:cs="Arial"/>
+          <w:noProof w:val="0"/>
+          <w:lang w:val="es-ES"/>
+        </w:rPr>
+        <w:t xml:space="preserve"> constante entre el alumnado y los tutores.</w:t>
       </w:r>
     </w:p>
     <w:p>
@@ -2284,7 +2344,7 @@
       </w:pPr>
       <w:bookmarkStart w:name="_Toc346669431" w:id="1071906708"/>
       <w:bookmarkStart w:name="_Toc1195431581" w:id="425688631"/>
-      <w:bookmarkStart w:name="_Toc1573697403" w:id="1398539280"/>
+      <w:bookmarkStart w:name="_Toc100468173" w:id="538113817"/>
       <w:r>
         <w:rPr>
           <w:b w:val="1"/>
@@ -2331,20 +2391,21 @@
       </w:r>
       <w:bookmarkEnd w:id="1071906708"/>
       <w:bookmarkEnd w:id="425688631"/>
-      <w:bookmarkEnd w:id="1398539280"/>
+      <w:bookmarkEnd w:id="538113817"/>
     </w:p>
     <w:p>
       <w:pPr>
         <w:spacing w:before="240" w:after="240" w:line="360" w:lineRule="auto"/>
-        <w:rPr>
-          <w:rFonts w:ascii="Arial" w:hAnsi="Arial" w:eastAsia="Arial" w:cs="Arial"/>
-          <w:noProof w:val="0"/>
-          <w:lang w:val="es-ES"/>
-        </w:rPr>
-      </w:pPr>
-      <w:r>
-        <w:rPr>
-          <w:rFonts w:ascii="Arial" w:hAnsi="Arial" w:eastAsia="Arial" w:cs="Arial" w:asciiTheme="minorAscii" w:hAnsiTheme="minorAscii" w:eastAsiaTheme="minorAscii" w:cstheme="minorBidi"/>
+        <w:jc w:val="both"/>
+        <w:rPr>
+          <w:rFonts w:ascii="Arial" w:hAnsi="Arial" w:eastAsia="Arial" w:cs="Arial"/>
+          <w:noProof w:val="0"/>
+          <w:lang w:val="es-ES"/>
+        </w:rPr>
+      </w:pPr>
+      <w:r>
+        <w:rPr>
+          <w:rFonts w:ascii="Aptos" w:hAnsi="Aptos" w:eastAsia="Aptos" w:cs="" w:asciiTheme="minorAscii" w:hAnsiTheme="minorAscii" w:eastAsiaTheme="minorAscii" w:cstheme="minorBidi"/>
           <w:noProof w:val="0"/>
           <w:color w:val="auto"/>
           <w:sz w:val="24"/>
@@ -2355,7 +2416,7 @@
       </w:r>
       <w:r>
         <w:rPr>
-          <w:rFonts w:ascii="Arial" w:hAnsi="Arial" w:eastAsia="Arial" w:cs="Arial" w:asciiTheme="minorAscii" w:hAnsiTheme="minorAscii" w:eastAsiaTheme="minorAscii" w:cstheme="minorBidi"/>
+          <w:rFonts w:ascii="Aptos" w:hAnsi="Aptos" w:eastAsia="Aptos" w:cs="" w:asciiTheme="minorAscii" w:hAnsiTheme="minorAscii" w:eastAsiaTheme="minorAscii" w:cstheme="minorBidi"/>
           <w:noProof w:val="0"/>
           <w:color w:val="auto"/>
           <w:sz w:val="24"/>
@@ -2366,7 +2427,7 @@
       </w:r>
       <w:r>
         <w:rPr>
-          <w:rFonts w:ascii="Arial" w:hAnsi="Arial" w:eastAsia="Arial" w:cs="Arial" w:asciiTheme="minorAscii" w:hAnsiTheme="minorAscii" w:eastAsiaTheme="minorAscii" w:cstheme="minorBidi"/>
+          <w:rFonts w:ascii="Aptos" w:hAnsi="Aptos" w:eastAsia="Aptos" w:cs="" w:asciiTheme="minorAscii" w:hAnsiTheme="minorAscii" w:eastAsiaTheme="minorAscii" w:cstheme="minorBidi"/>
           <w:noProof w:val="0"/>
           <w:color w:val="auto"/>
           <w:sz w:val="24"/>
@@ -2377,7 +2438,7 @@
       </w:r>
       <w:r>
         <w:rPr>
-          <w:rFonts w:ascii="Arial" w:hAnsi="Arial" w:eastAsia="Arial" w:cs="Arial" w:asciiTheme="minorAscii" w:hAnsiTheme="minorAscii" w:eastAsiaTheme="minorAscii" w:cstheme="minorBidi"/>
+          <w:rFonts w:ascii="Aptos" w:hAnsi="Aptos" w:eastAsia="Aptos" w:cs="" w:asciiTheme="minorAscii" w:hAnsiTheme="minorAscii" w:eastAsiaTheme="minorAscii" w:cstheme="minorBidi"/>
           <w:noProof w:val="0"/>
           <w:color w:val="auto"/>
           <w:sz w:val="24"/>
@@ -2388,7 +2449,7 @@
       </w:r>
       <w:r>
         <w:rPr>
-          <w:rFonts w:ascii="Arial" w:hAnsi="Arial" w:eastAsia="Arial" w:cs="Arial" w:asciiTheme="minorAscii" w:hAnsiTheme="minorAscii" w:eastAsiaTheme="minorAscii" w:cstheme="minorBidi"/>
+          <w:rFonts w:ascii="Aptos" w:hAnsi="Aptos" w:eastAsia="Aptos" w:cs="" w:asciiTheme="minorAscii" w:hAnsiTheme="minorAscii" w:eastAsiaTheme="minorAscii" w:cstheme="minorBidi"/>
           <w:noProof w:val="0"/>
           <w:color w:val="auto"/>
           <w:sz w:val="24"/>
@@ -2399,7 +2460,7 @@
       </w:r>
       <w:r>
         <w:rPr>
-          <w:rFonts w:ascii="Arial" w:hAnsi="Arial" w:eastAsia="Arial" w:cs="Arial" w:asciiTheme="minorAscii" w:hAnsiTheme="minorAscii" w:eastAsiaTheme="minorAscii" w:cstheme="minorBidi"/>
+          <w:rFonts w:ascii="Aptos" w:hAnsi="Aptos" w:eastAsia="Aptos" w:cs="" w:asciiTheme="minorAscii" w:hAnsiTheme="minorAscii" w:eastAsiaTheme="minorAscii" w:cstheme="minorBidi"/>
           <w:noProof w:val="0"/>
           <w:color w:val="auto"/>
           <w:sz w:val="24"/>
@@ -2410,7 +2471,7 @@
       </w:r>
       <w:r>
         <w:rPr>
-          <w:rFonts w:ascii="Arial" w:hAnsi="Arial" w:eastAsia="Arial" w:cs="Arial" w:asciiTheme="minorAscii" w:hAnsiTheme="minorAscii" w:eastAsiaTheme="minorAscii" w:cstheme="minorBidi"/>
+          <w:rFonts w:ascii="Aptos" w:hAnsi="Aptos" w:eastAsia="Aptos" w:cs="" w:asciiTheme="minorAscii" w:hAnsiTheme="minorAscii" w:eastAsiaTheme="minorAscii" w:cstheme="minorBidi"/>
           <w:noProof w:val="0"/>
           <w:color w:val="auto"/>
           <w:sz w:val="24"/>
@@ -2421,7 +2482,7 @@
       </w:r>
       <w:r>
         <w:rPr>
-          <w:rFonts w:ascii="Arial" w:hAnsi="Arial" w:eastAsia="Arial" w:cs="Arial" w:asciiTheme="minorAscii" w:hAnsiTheme="minorAscii" w:eastAsiaTheme="minorAscii" w:cstheme="minorBidi"/>
+          <w:rFonts w:ascii="Aptos" w:hAnsi="Aptos" w:eastAsia="Aptos" w:cs="" w:asciiTheme="minorAscii" w:hAnsiTheme="minorAscii" w:eastAsiaTheme="minorAscii" w:cstheme="minorBidi"/>
           <w:noProof w:val="0"/>
           <w:color w:val="auto"/>
           <w:sz w:val="24"/>
@@ -2432,7 +2493,7 @@
       </w:r>
       <w:r>
         <w:rPr>
-          <w:rFonts w:ascii="Arial" w:hAnsi="Arial" w:eastAsia="Arial" w:cs="Arial" w:asciiTheme="minorAscii" w:hAnsiTheme="minorAscii" w:eastAsiaTheme="minorAscii" w:cstheme="minorBidi"/>
+          <w:rFonts w:ascii="Aptos" w:hAnsi="Aptos" w:eastAsia="Aptos" w:cs="" w:asciiTheme="minorAscii" w:hAnsiTheme="minorAscii" w:eastAsiaTheme="minorAscii" w:cstheme="minorBidi"/>
           <w:noProof w:val="0"/>
           <w:color w:val="auto"/>
           <w:sz w:val="24"/>
@@ -2443,7 +2504,7 @@
       </w:r>
       <w:r>
         <w:rPr>
-          <w:rFonts w:ascii="Arial" w:hAnsi="Arial" w:eastAsia="Arial" w:cs="Arial" w:asciiTheme="minorAscii" w:hAnsiTheme="minorAscii" w:eastAsiaTheme="minorAscii" w:cstheme="minorBidi"/>
+          <w:rFonts w:ascii="Aptos" w:hAnsi="Aptos" w:eastAsia="Aptos" w:cs="" w:asciiTheme="minorAscii" w:hAnsiTheme="minorAscii" w:eastAsiaTheme="minorAscii" w:cstheme="minorBidi"/>
           <w:noProof w:val="0"/>
           <w:color w:val="auto"/>
           <w:sz w:val="24"/>
@@ -2461,15 +2522,16 @@
           <w:numId w:val="9"/>
         </w:numPr>
         <w:spacing w:before="240" w:after="240" w:line="360" w:lineRule="auto"/>
-        <w:rPr>
-          <w:rFonts w:ascii="Arial" w:hAnsi="Arial" w:eastAsia="Arial" w:cs="Arial"/>
-          <w:noProof w:val="0"/>
-          <w:lang w:val="es-ES"/>
-        </w:rPr>
-      </w:pPr>
-      <w:r>
-        <w:rPr>
-          <w:rFonts w:ascii="Arial" w:hAnsi="Arial" w:eastAsia="Arial" w:cs="Arial" w:asciiTheme="minorAscii" w:hAnsiTheme="minorAscii" w:eastAsiaTheme="minorAscii" w:cstheme="minorBidi"/>
+        <w:jc w:val="both"/>
+        <w:rPr>
+          <w:rFonts w:ascii="Arial" w:hAnsi="Arial" w:eastAsia="Arial" w:cs="Arial"/>
+          <w:noProof w:val="0"/>
+          <w:lang w:val="es-ES"/>
+        </w:rPr>
+      </w:pPr>
+      <w:r>
+        <w:rPr>
+          <w:rFonts w:ascii="Aptos" w:hAnsi="Aptos" w:eastAsia="Aptos" w:cs="" w:asciiTheme="minorAscii" w:hAnsiTheme="minorAscii" w:eastAsiaTheme="minorAscii" w:cstheme="minorBidi"/>
           <w:noProof w:val="0"/>
           <w:color w:val="auto"/>
           <w:sz w:val="24"/>
@@ -2480,7 +2542,7 @@
       </w:r>
       <w:r>
         <w:rPr>
-          <w:rFonts w:ascii="Arial" w:hAnsi="Arial" w:eastAsia="Arial" w:cs="Arial" w:asciiTheme="minorAscii" w:hAnsiTheme="minorAscii" w:eastAsiaTheme="minorAscii" w:cstheme="minorBidi"/>
+          <w:rFonts w:ascii="Aptos" w:hAnsi="Aptos" w:eastAsia="Aptos" w:cs="" w:asciiTheme="minorAscii" w:hAnsiTheme="minorAscii" w:eastAsiaTheme="minorAscii" w:cstheme="minorBidi"/>
           <w:noProof w:val="0"/>
           <w:color w:val="auto"/>
           <w:sz w:val="24"/>
@@ -2491,7 +2553,7 @@
       </w:r>
       <w:r>
         <w:rPr>
-          <w:rFonts w:ascii="Arial" w:hAnsi="Arial" w:eastAsia="Arial" w:cs="Arial" w:asciiTheme="minorAscii" w:hAnsiTheme="minorAscii" w:eastAsiaTheme="minorAscii" w:cstheme="minorBidi"/>
+          <w:rFonts w:ascii="Aptos" w:hAnsi="Aptos" w:eastAsia="Aptos" w:cs="" w:asciiTheme="minorAscii" w:hAnsiTheme="minorAscii" w:eastAsiaTheme="minorAscii" w:cstheme="minorBidi"/>
           <w:noProof w:val="0"/>
           <w:color w:val="auto"/>
           <w:sz w:val="24"/>
@@ -2502,7 +2564,7 @@
       </w:r>
       <w:r>
         <w:rPr>
-          <w:rFonts w:ascii="Arial" w:hAnsi="Arial" w:eastAsia="Arial" w:cs="Arial" w:asciiTheme="minorAscii" w:hAnsiTheme="minorAscii" w:eastAsiaTheme="minorAscii" w:cstheme="minorBidi"/>
+          <w:rFonts w:ascii="Aptos" w:hAnsi="Aptos" w:eastAsia="Aptos" w:cs="" w:asciiTheme="minorAscii" w:hAnsiTheme="minorAscii" w:eastAsiaTheme="minorAscii" w:cstheme="minorBidi"/>
           <w:noProof w:val="0"/>
           <w:color w:val="auto"/>
           <w:sz w:val="24"/>
@@ -2513,7 +2575,7 @@
       </w:r>
       <w:r>
         <w:rPr>
-          <w:rFonts w:ascii="Arial" w:hAnsi="Arial" w:eastAsia="Arial" w:cs="Arial" w:asciiTheme="minorAscii" w:hAnsiTheme="minorAscii" w:eastAsiaTheme="minorAscii" w:cstheme="minorBidi"/>
+          <w:rFonts w:ascii="Aptos" w:hAnsi="Aptos" w:eastAsia="Aptos" w:cs="" w:asciiTheme="minorAscii" w:hAnsiTheme="minorAscii" w:eastAsiaTheme="minorAscii" w:cstheme="minorBidi"/>
           <w:noProof w:val="0"/>
           <w:color w:val="auto"/>
           <w:sz w:val="24"/>
@@ -2524,7 +2586,7 @@
       </w:r>
       <w:r>
         <w:rPr>
-          <w:rFonts w:ascii="Arial" w:hAnsi="Arial" w:eastAsia="Arial" w:cs="Arial" w:asciiTheme="minorAscii" w:hAnsiTheme="minorAscii" w:eastAsiaTheme="minorAscii" w:cstheme="minorBidi"/>
+          <w:rFonts w:ascii="Aptos" w:hAnsi="Aptos" w:eastAsia="Aptos" w:cs="" w:asciiTheme="minorAscii" w:hAnsiTheme="minorAscii" w:eastAsiaTheme="minorAscii" w:cstheme="minorBidi"/>
           <w:noProof w:val="0"/>
           <w:color w:val="auto"/>
           <w:sz w:val="24"/>
@@ -2542,15 +2604,16 @@
           <w:numId w:val="9"/>
         </w:numPr>
         <w:spacing w:before="240" w:after="240" w:line="360" w:lineRule="auto"/>
-        <w:rPr>
-          <w:rFonts w:ascii="Arial" w:hAnsi="Arial" w:eastAsia="Arial" w:cs="Arial"/>
-          <w:noProof w:val="0"/>
-          <w:lang w:val="es-ES"/>
-        </w:rPr>
-      </w:pPr>
-      <w:r>
-        <w:rPr>
-          <w:rFonts w:ascii="Arial" w:hAnsi="Arial" w:eastAsia="Arial" w:cs="Arial" w:asciiTheme="minorAscii" w:hAnsiTheme="minorAscii" w:eastAsiaTheme="minorAscii" w:cstheme="minorBidi"/>
+        <w:jc w:val="both"/>
+        <w:rPr>
+          <w:rFonts w:ascii="Arial" w:hAnsi="Arial" w:eastAsia="Arial" w:cs="Arial"/>
+          <w:noProof w:val="0"/>
+          <w:lang w:val="es-ES"/>
+        </w:rPr>
+      </w:pPr>
+      <w:r>
+        <w:rPr>
+          <w:rFonts w:ascii="Aptos" w:hAnsi="Aptos" w:eastAsia="Aptos" w:cs="" w:asciiTheme="minorAscii" w:hAnsiTheme="minorAscii" w:eastAsiaTheme="minorAscii" w:cstheme="minorBidi"/>
           <w:noProof w:val="0"/>
           <w:color w:val="auto"/>
           <w:sz w:val="24"/>
@@ -2568,15 +2631,16 @@
           <w:numId w:val="9"/>
         </w:numPr>
         <w:spacing w:before="240" w:after="240" w:line="360" w:lineRule="auto"/>
-        <w:rPr>
-          <w:rFonts w:ascii="Arial" w:hAnsi="Arial" w:eastAsia="Arial" w:cs="Arial"/>
-          <w:noProof w:val="0"/>
-          <w:lang w:val="es-ES"/>
-        </w:rPr>
-      </w:pPr>
-      <w:r>
-        <w:rPr>
-          <w:rFonts w:ascii="Arial" w:hAnsi="Arial" w:eastAsia="Arial" w:cs="Arial" w:asciiTheme="minorAscii" w:hAnsiTheme="minorAscii" w:eastAsiaTheme="minorAscii" w:cstheme="minorBidi"/>
+        <w:jc w:val="both"/>
+        <w:rPr>
+          <w:rFonts w:ascii="Arial" w:hAnsi="Arial" w:eastAsia="Arial" w:cs="Arial"/>
+          <w:noProof w:val="0"/>
+          <w:lang w:val="es-ES"/>
+        </w:rPr>
+      </w:pPr>
+      <w:r>
+        <w:rPr>
+          <w:rFonts w:ascii="Aptos" w:hAnsi="Aptos" w:eastAsia="Aptos" w:cs="" w:asciiTheme="minorAscii" w:hAnsiTheme="minorAscii" w:eastAsiaTheme="minorAscii" w:cstheme="minorBidi"/>
           <w:noProof w:val="0"/>
           <w:color w:val="auto"/>
           <w:sz w:val="24"/>
@@ -2594,15 +2658,16 @@
           <w:numId w:val="9"/>
         </w:numPr>
         <w:spacing w:before="240" w:after="240" w:line="360" w:lineRule="auto"/>
-        <w:rPr>
-          <w:rFonts w:ascii="Arial" w:hAnsi="Arial" w:eastAsia="Arial" w:cs="Arial"/>
-          <w:noProof w:val="0"/>
-          <w:lang w:val="es-ES"/>
-        </w:rPr>
-      </w:pPr>
-      <w:r>
-        <w:rPr>
-          <w:rFonts w:ascii="Arial" w:hAnsi="Arial" w:eastAsia="Arial" w:cs="Arial" w:asciiTheme="minorAscii" w:hAnsiTheme="minorAscii" w:eastAsiaTheme="minorAscii" w:cstheme="minorBidi"/>
+        <w:jc w:val="both"/>
+        <w:rPr>
+          <w:rFonts w:ascii="Arial" w:hAnsi="Arial" w:eastAsia="Arial" w:cs="Arial"/>
+          <w:noProof w:val="0"/>
+          <w:lang w:val="es-ES"/>
+        </w:rPr>
+      </w:pPr>
+      <w:r>
+        <w:rPr>
+          <w:rFonts w:ascii="Aptos" w:hAnsi="Aptos" w:eastAsia="Aptos" w:cs="" w:asciiTheme="minorAscii" w:hAnsiTheme="minorAscii" w:eastAsiaTheme="minorAscii" w:cstheme="minorBidi"/>
           <w:noProof w:val="0"/>
           <w:color w:val="auto"/>
           <w:sz w:val="24"/>
@@ -2620,15 +2685,16 @@
           <w:numId w:val="9"/>
         </w:numPr>
         <w:spacing w:before="240" w:after="240" w:line="360" w:lineRule="auto"/>
-        <w:rPr>
-          <w:rFonts w:ascii="Arial" w:hAnsi="Arial" w:eastAsia="Arial" w:cs="Arial"/>
-          <w:noProof w:val="0"/>
-          <w:lang w:val="es-ES"/>
-        </w:rPr>
-      </w:pPr>
-      <w:r>
-        <w:rPr>
-          <w:rFonts w:ascii="Arial" w:hAnsi="Arial" w:eastAsia="Arial" w:cs="Arial" w:asciiTheme="minorAscii" w:hAnsiTheme="minorAscii" w:eastAsiaTheme="minorAscii" w:cstheme="minorBidi"/>
+        <w:jc w:val="both"/>
+        <w:rPr>
+          <w:rFonts w:ascii="Arial" w:hAnsi="Arial" w:eastAsia="Arial" w:cs="Arial"/>
+          <w:noProof w:val="0"/>
+          <w:lang w:val="es-ES"/>
+        </w:rPr>
+      </w:pPr>
+      <w:r>
+        <w:rPr>
+          <w:rFonts w:ascii="Aptos" w:hAnsi="Aptos" w:eastAsia="Aptos" w:cs="" w:asciiTheme="minorAscii" w:hAnsiTheme="minorAscii" w:eastAsiaTheme="minorAscii" w:cstheme="minorBidi"/>
           <w:noProof w:val="0"/>
           <w:color w:val="auto"/>
           <w:sz w:val="24"/>
@@ -2661,7 +2727,7 @@
         </w:rPr>
       </w:pPr>
       <w:bookmarkStart w:name="_Toc1171044152" w:id="2067919695"/>
-      <w:bookmarkStart w:name="_Toc1111154841" w:id="197205558"/>
+      <w:bookmarkStart w:name="_Toc1093378506" w:id="620845449"/>
       <w:r>
         <w:rPr>
           <w:b w:val="1"/>
@@ -2707,11 +2773,109 @@
         <w:t xml:space="preserve"> Descripción de los componentes</w:t>
       </w:r>
       <w:bookmarkEnd w:id="2067919695"/>
-      <w:bookmarkEnd w:id="197205558"/>
+      <w:bookmarkEnd w:id="620845449"/>
+    </w:p>
+    <w:p>
+      <w:pPr>
+        <w:pStyle w:val="Normal"/>
+        <w:suppressLineNumbers w:val="0"/>
+        <w:bidi w:val="0"/>
+        <w:spacing w:before="240" w:beforeAutospacing="off" w:after="240" w:afterAutospacing="off" w:line="279" w:lineRule="auto"/>
+        <w:ind w:left="0" w:right="0"/>
+        <w:jc w:val="both"/>
+        <w:rPr>
+          <w:rFonts w:ascii="Arial" w:hAnsi="Arial" w:eastAsia="Arial" w:cs="Arial"/>
+          <w:noProof w:val="0"/>
+          <w:sz w:val="24"/>
+          <w:szCs w:val="24"/>
+          <w:lang w:val="es-ES"/>
+        </w:rPr>
+      </w:pPr>
+      <w:r>
+        <w:rPr>
+          <w:rFonts w:ascii="Arial" w:hAnsi="Arial" w:eastAsia="Arial" w:cs="Arial"/>
+          <w:noProof w:val="0"/>
+          <w:sz w:val="24"/>
+          <w:szCs w:val="24"/>
+          <w:lang w:val="es-ES"/>
+        </w:rPr>
+        <w:t xml:space="preserve">A continuación, voy a numerar todos los componentes </w:t>
+      </w:r>
+      <w:r>
+        <w:rPr>
+          <w:rFonts w:ascii="Arial" w:hAnsi="Arial" w:eastAsia="Arial" w:cs="Arial"/>
+          <w:noProof w:val="0"/>
+          <w:sz w:val="24"/>
+          <w:szCs w:val="24"/>
+          <w:lang w:val="es-ES"/>
+        </w:rPr>
+        <w:t>que h</w:t>
+      </w:r>
+      <w:r>
+        <w:rPr>
+          <w:rFonts w:ascii="Arial" w:hAnsi="Arial" w:eastAsia="Arial" w:cs="Arial"/>
+          <w:noProof w:val="0"/>
+          <w:sz w:val="24"/>
+          <w:szCs w:val="24"/>
+          <w:lang w:val="es-ES"/>
+        </w:rPr>
+        <w:t xml:space="preserve">e </w:t>
+      </w:r>
+      <w:r>
+        <w:rPr>
+          <w:rFonts w:ascii="Arial" w:hAnsi="Arial" w:eastAsia="Arial" w:cs="Arial"/>
+          <w:noProof w:val="0"/>
+          <w:sz w:val="24"/>
+          <w:szCs w:val="24"/>
+          <w:lang w:val="es-ES"/>
+        </w:rPr>
+        <w:t xml:space="preserve">utilizado en </w:t>
+      </w:r>
+      <w:r>
+        <w:rPr>
+          <w:rFonts w:ascii="Arial" w:hAnsi="Arial" w:eastAsia="Arial" w:cs="Arial"/>
+          <w:noProof w:val="0"/>
+          <w:sz w:val="24"/>
+          <w:szCs w:val="24"/>
+          <w:lang w:val="es-ES"/>
+        </w:rPr>
+        <w:t xml:space="preserve">este proyecto junto a sus </w:t>
+      </w:r>
+      <w:r>
+        <w:rPr>
+          <w:rFonts w:ascii="Arial" w:hAnsi="Arial" w:eastAsia="Arial" w:cs="Arial"/>
+          <w:noProof w:val="0"/>
+          <w:sz w:val="24"/>
+          <w:szCs w:val="24"/>
+          <w:lang w:val="es-ES"/>
+        </w:rPr>
+        <w:t xml:space="preserve">debidas </w:t>
+      </w:r>
+      <w:r>
+        <w:rPr>
+          <w:rFonts w:ascii="Arial" w:hAnsi="Arial" w:eastAsia="Arial" w:cs="Arial"/>
+          <w:noProof w:val="0"/>
+          <w:sz w:val="24"/>
+          <w:szCs w:val="24"/>
+          <w:lang w:val="es-ES"/>
+        </w:rPr>
+        <w:t>herramienta</w:t>
+      </w:r>
+      <w:r>
+        <w:rPr>
+          <w:rFonts w:ascii="Arial" w:hAnsi="Arial" w:eastAsia="Arial" w:cs="Arial"/>
+          <w:noProof w:val="0"/>
+          <w:sz w:val="24"/>
+          <w:szCs w:val="24"/>
+          <w:lang w:val="es-ES"/>
+        </w:rPr>
+        <w:t>s.</w:t>
+      </w:r>
     </w:p>
     <w:p>
       <w:pPr>
         <w:spacing w:before="240" w:beforeAutospacing="off" w:after="240" w:afterAutospacing="off"/>
+        <w:jc w:val="both"/>
       </w:pPr>
       <w:r>
         <w:rPr>
@@ -2737,7 +2901,7 @@
         <w:bidi w:val="0"/>
         <w:spacing w:before="240" w:beforeAutospacing="off" w:after="240" w:afterAutospacing="off" w:line="279" w:lineRule="auto"/>
         <w:ind w:left="720" w:right="0" w:hanging="360"/>
-        <w:jc w:val="left"/>
+        <w:jc w:val="both"/>
         <w:rPr>
           <w:rFonts w:ascii="Arial" w:hAnsi="Arial" w:eastAsia="Arial" w:cs="Arial"/>
           <w:noProof w:val="0"/>
@@ -2785,23 +2949,44 @@
           <w:numId w:val="43"/>
         </w:numPr>
         <w:spacing w:before="240" w:beforeAutospacing="off" w:after="240" w:afterAutospacing="off"/>
-        <w:rPr>
-          <w:rFonts w:ascii="Arial" w:hAnsi="Arial" w:eastAsia="Arial" w:cs="Arial"/>
-          <w:noProof w:val="0"/>
-          <w:sz w:val="24"/>
-          <w:szCs w:val="24"/>
-          <w:lang w:val="es-ES"/>
-        </w:rPr>
-      </w:pPr>
-      <w:r>
-        <w:rPr>
-          <w:rFonts w:ascii="Arial" w:hAnsi="Arial" w:eastAsia="Arial" w:cs="Arial"/>
-          <w:noProof w:val="0"/>
-          <w:sz w:val="24"/>
-          <w:szCs w:val="24"/>
-          <w:lang w:val="es-ES"/>
-        </w:rPr>
-        <w:t>Herramienta utilizada: Figma.</w:t>
+        <w:jc w:val="both"/>
+        <w:rPr>
+          <w:rFonts w:ascii="Arial" w:hAnsi="Arial" w:eastAsia="Arial" w:cs="Arial"/>
+          <w:noProof w:val="0"/>
+          <w:sz w:val="24"/>
+          <w:szCs w:val="24"/>
+          <w:lang w:val="es-ES"/>
+        </w:rPr>
+      </w:pPr>
+      <w:r>
+        <w:rPr>
+          <w:rFonts w:ascii="Arial" w:hAnsi="Arial" w:eastAsia="Arial" w:cs="Arial"/>
+          <w:noProof w:val="0"/>
+          <w:sz w:val="24"/>
+          <w:szCs w:val="24"/>
+          <w:lang w:val="es-ES"/>
+        </w:rPr>
+        <w:t xml:space="preserve">Herramienta utilizada: </w:t>
+      </w:r>
+      <w:r>
+        <w:rPr>
+          <w:rFonts w:ascii="Arial" w:hAnsi="Arial" w:eastAsia="Arial" w:cs="Arial"/>
+          <w:noProof w:val="0"/>
+          <w:sz w:val="24"/>
+          <w:szCs w:val="24"/>
+          <w:lang w:val="es-ES"/>
+        </w:rPr>
+        <w:t>Figma</w:t>
+      </w:r>
+      <w:r>
+        <w:rPr>
+          <w:rFonts w:ascii="Arial" w:hAnsi="Arial" w:eastAsia="Arial" w:cs="Arial"/>
+          <w:noProof w:val="0"/>
+          <w:sz w:val="24"/>
+          <w:szCs w:val="24"/>
+          <w:lang w:val="es-ES"/>
+        </w:rPr>
+        <w:t>.</w:t>
       </w:r>
     </w:p>
     <w:p>
@@ -2812,6 +2997,7 @@
           <w:numId w:val="43"/>
         </w:numPr>
         <w:spacing w:before="240" w:beforeAutospacing="off" w:after="240" w:afterAutospacing="off"/>
+        <w:jc w:val="both"/>
         <w:rPr>
           <w:rFonts w:ascii="Arial" w:hAnsi="Arial" w:eastAsia="Arial" w:cs="Arial"/>
           <w:noProof w:val="0"/>
@@ -2999,6 +3185,7 @@
     <w:p>
       <w:pPr>
         <w:spacing w:before="240" w:beforeAutospacing="off" w:after="240" w:afterAutospacing="off"/>
+        <w:jc w:val="both"/>
       </w:pPr>
       <w:r>
         <w:rPr>
@@ -3021,23 +3208,84 @@
           <w:numId w:val="44"/>
         </w:numPr>
         <w:spacing w:before="240" w:beforeAutospacing="off" w:after="240" w:afterAutospacing="off"/>
-        <w:rPr>
-          <w:rFonts w:ascii="Arial" w:hAnsi="Arial" w:eastAsia="Arial" w:cs="Arial"/>
-          <w:noProof w:val="0"/>
-          <w:sz w:val="24"/>
-          <w:szCs w:val="24"/>
-          <w:lang w:val="es-ES"/>
-        </w:rPr>
-      </w:pPr>
-      <w:r>
-        <w:rPr>
-          <w:rFonts w:ascii="Arial" w:hAnsi="Arial" w:eastAsia="Arial" w:cs="Arial"/>
-          <w:noProof w:val="0"/>
-          <w:sz w:val="24"/>
-          <w:szCs w:val="24"/>
-          <w:lang w:val="es-ES"/>
-        </w:rPr>
-        <w:t>Cliente–Servidor: Angular en el frontend, Symfony en el backend.</w:t>
+        <w:jc w:val="both"/>
+        <w:rPr>
+          <w:rFonts w:ascii="Arial" w:hAnsi="Arial" w:eastAsia="Arial" w:cs="Arial"/>
+          <w:noProof w:val="0"/>
+          <w:sz w:val="24"/>
+          <w:szCs w:val="24"/>
+          <w:lang w:val="es-ES"/>
+        </w:rPr>
+      </w:pPr>
+      <w:r>
+        <w:rPr>
+          <w:rFonts w:ascii="Arial" w:hAnsi="Arial" w:eastAsia="Arial" w:cs="Arial"/>
+          <w:noProof w:val="0"/>
+          <w:sz w:val="24"/>
+          <w:szCs w:val="24"/>
+          <w:lang w:val="es-ES"/>
+        </w:rPr>
+        <w:t xml:space="preserve">Cliente–Servidor: Angular en el </w:t>
+      </w:r>
+      <w:r>
+        <w:rPr>
+          <w:rFonts w:ascii="Arial" w:hAnsi="Arial" w:eastAsia="Arial" w:cs="Arial"/>
+          <w:noProof w:val="0"/>
+          <w:sz w:val="24"/>
+          <w:szCs w:val="24"/>
+          <w:lang w:val="es-ES"/>
+        </w:rPr>
+        <w:t>frontend</w:t>
+      </w:r>
+      <w:r>
+        <w:rPr>
+          <w:rFonts w:ascii="Arial" w:hAnsi="Arial" w:eastAsia="Arial" w:cs="Arial"/>
+          <w:noProof w:val="0"/>
+          <w:sz w:val="24"/>
+          <w:szCs w:val="24"/>
+          <w:lang w:val="es-ES"/>
+        </w:rPr>
+        <w:t xml:space="preserve">, </w:t>
+      </w:r>
+      <w:r>
+        <w:rPr>
+          <w:rFonts w:ascii="Arial" w:hAnsi="Arial" w:eastAsia="Arial" w:cs="Arial"/>
+          <w:noProof w:val="0"/>
+          <w:sz w:val="24"/>
+          <w:szCs w:val="24"/>
+          <w:lang w:val="es-ES"/>
+        </w:rPr>
+        <w:t>Symfony</w:t>
+      </w:r>
+      <w:r>
+        <w:rPr>
+          <w:rFonts w:ascii="Arial" w:hAnsi="Arial" w:eastAsia="Arial" w:cs="Arial"/>
+          <w:noProof w:val="0"/>
+          <w:sz w:val="24"/>
+          <w:szCs w:val="24"/>
+          <w:lang w:val="es-ES"/>
+        </w:rPr>
+        <w:t xml:space="preserve"> en el </w:t>
+      </w:r>
+      <w:r>
+        <w:rPr>
+          <w:rFonts w:ascii="Arial" w:hAnsi="Arial" w:eastAsia="Arial" w:cs="Arial"/>
+          <w:noProof w:val="0"/>
+          <w:sz w:val="24"/>
+          <w:szCs w:val="24"/>
+          <w:lang w:val="es-ES"/>
+        </w:rPr>
+        <w:t>backend</w:t>
+      </w:r>
+      <w:r>
+        <w:rPr>
+          <w:rFonts w:ascii="Arial" w:hAnsi="Arial" w:eastAsia="Arial" w:cs="Arial"/>
+          <w:noProof w:val="0"/>
+          <w:sz w:val="24"/>
+          <w:szCs w:val="24"/>
+          <w:lang w:val="es-ES"/>
+        </w:rPr>
+        <w:t>.</w:t>
       </w:r>
     </w:p>
     <w:p>
@@ -3048,23 +3296,84 @@
           <w:numId w:val="44"/>
         </w:numPr>
         <w:spacing w:before="240" w:beforeAutospacing="off" w:after="240" w:afterAutospacing="off"/>
-        <w:rPr>
-          <w:rFonts w:ascii="Arial" w:hAnsi="Arial" w:eastAsia="Arial" w:cs="Arial"/>
-          <w:noProof w:val="0"/>
-          <w:sz w:val="24"/>
-          <w:szCs w:val="24"/>
-          <w:lang w:val="es-ES"/>
-        </w:rPr>
-      </w:pPr>
-      <w:r>
-        <w:rPr>
-          <w:rFonts w:ascii="Arial" w:hAnsi="Arial" w:eastAsia="Arial" w:cs="Arial"/>
-          <w:noProof w:val="0"/>
-          <w:sz w:val="24"/>
-          <w:szCs w:val="24"/>
-          <w:lang w:val="es-ES"/>
-        </w:rPr>
-        <w:t>Patrón MVC en Symfony para separar Controladores, Entidades y Vistas (API Platform expone los endpoints REST).</w:t>
+        <w:jc w:val="both"/>
+        <w:rPr>
+          <w:rFonts w:ascii="Arial" w:hAnsi="Arial" w:eastAsia="Arial" w:cs="Arial"/>
+          <w:noProof w:val="0"/>
+          <w:sz w:val="24"/>
+          <w:szCs w:val="24"/>
+          <w:lang w:val="es-ES"/>
+        </w:rPr>
+      </w:pPr>
+      <w:r>
+        <w:rPr>
+          <w:rFonts w:ascii="Arial" w:hAnsi="Arial" w:eastAsia="Arial" w:cs="Arial"/>
+          <w:noProof w:val="0"/>
+          <w:sz w:val="24"/>
+          <w:szCs w:val="24"/>
+          <w:lang w:val="es-ES"/>
+        </w:rPr>
+        <w:t xml:space="preserve">Patrón MVC en </w:t>
+      </w:r>
+      <w:r>
+        <w:rPr>
+          <w:rFonts w:ascii="Arial" w:hAnsi="Arial" w:eastAsia="Arial" w:cs="Arial"/>
+          <w:noProof w:val="0"/>
+          <w:sz w:val="24"/>
+          <w:szCs w:val="24"/>
+          <w:lang w:val="es-ES"/>
+        </w:rPr>
+        <w:t>Symfony</w:t>
+      </w:r>
+      <w:r>
+        <w:rPr>
+          <w:rFonts w:ascii="Arial" w:hAnsi="Arial" w:eastAsia="Arial" w:cs="Arial"/>
+          <w:noProof w:val="0"/>
+          <w:sz w:val="24"/>
+          <w:szCs w:val="24"/>
+          <w:lang w:val="es-ES"/>
+        </w:rPr>
+        <w:t xml:space="preserve"> para separar Controladores, Entidades y Vistas (API </w:t>
+      </w:r>
+      <w:r>
+        <w:rPr>
+          <w:rFonts w:ascii="Arial" w:hAnsi="Arial" w:eastAsia="Arial" w:cs="Arial"/>
+          <w:noProof w:val="0"/>
+          <w:sz w:val="24"/>
+          <w:szCs w:val="24"/>
+          <w:lang w:val="es-ES"/>
+        </w:rPr>
+        <w:t>Platform</w:t>
+      </w:r>
+      <w:r>
+        <w:rPr>
+          <w:rFonts w:ascii="Arial" w:hAnsi="Arial" w:eastAsia="Arial" w:cs="Arial"/>
+          <w:noProof w:val="0"/>
+          <w:sz w:val="24"/>
+          <w:szCs w:val="24"/>
+          <w:lang w:val="es-ES"/>
+        </w:rPr>
+        <w:t xml:space="preserve"> expone los </w:t>
+      </w:r>
+      <w:r>
+        <w:rPr>
+          <w:rFonts w:ascii="Arial" w:hAnsi="Arial" w:eastAsia="Arial" w:cs="Arial"/>
+          <w:noProof w:val="0"/>
+          <w:sz w:val="24"/>
+          <w:szCs w:val="24"/>
+          <w:lang w:val="es-ES"/>
+        </w:rPr>
+        <w:t>endpoints</w:t>
+      </w:r>
+      <w:r>
+        <w:rPr>
+          <w:rFonts w:ascii="Arial" w:hAnsi="Arial" w:eastAsia="Arial" w:cs="Arial"/>
+          <w:noProof w:val="0"/>
+          <w:sz w:val="24"/>
+          <w:szCs w:val="24"/>
+          <w:lang w:val="es-ES"/>
+        </w:rPr>
+        <w:t xml:space="preserve"> REST).</w:t>
       </w:r>
     </w:p>
     <w:p>
@@ -3075,6 +3384,7 @@
           <w:numId w:val="44"/>
         </w:numPr>
         <w:spacing w:before="240" w:beforeAutospacing="off" w:after="240" w:afterAutospacing="off"/>
+        <w:jc w:val="both"/>
         <w:rPr>
           <w:rFonts w:ascii="Arial" w:hAnsi="Arial" w:eastAsia="Arial" w:cs="Arial"/>
           <w:noProof w:val="0"/>
@@ -3097,6 +3407,7 @@
     <w:p>
       <w:pPr>
         <w:spacing w:before="240" w:beforeAutospacing="off" w:after="240" w:afterAutospacing="off"/>
+        <w:jc w:val="both"/>
       </w:pPr>
       <w:r>
         <w:rPr>
@@ -3108,7 +3419,43 @@
           <w:szCs w:val="24"/>
           <w:lang w:val="es-ES"/>
         </w:rPr>
-        <w:t>Backend (Symfony)</w:t>
+        <w:t>Backend</w:t>
+      </w:r>
+      <w:r>
+        <w:rPr>
+          <w:rFonts w:ascii="Arial" w:hAnsi="Arial" w:eastAsia="Arial" w:cs="Arial"/>
+          <w:b w:val="1"/>
+          <w:bCs w:val="1"/>
+          <w:noProof w:val="0"/>
+          <w:sz w:val="24"/>
+          <w:szCs w:val="24"/>
+          <w:lang w:val="es-ES"/>
+        </w:rPr>
+        <w:t xml:space="preserve"> (</w:t>
+      </w:r>
+      <w:r>
+        <w:rPr>
+          <w:rFonts w:ascii="Arial" w:hAnsi="Arial" w:eastAsia="Arial" w:cs="Arial"/>
+          <w:b w:val="1"/>
+          <w:bCs w:val="1"/>
+          <w:noProof w:val="0"/>
+          <w:sz w:val="24"/>
+          <w:szCs w:val="24"/>
+          <w:lang w:val="es-ES"/>
+        </w:rPr>
+        <w:t>Symfony</w:t>
+      </w:r>
+      <w:r>
+        <w:rPr>
+          <w:rFonts w:ascii="Arial" w:hAnsi="Arial" w:eastAsia="Arial" w:cs="Arial"/>
+          <w:b w:val="1"/>
+          <w:bCs w:val="1"/>
+          <w:noProof w:val="0"/>
+          <w:sz w:val="24"/>
+          <w:szCs w:val="24"/>
+          <w:lang w:val="es-ES"/>
+        </w:rPr>
+        <w:t>)</w:t>
       </w:r>
     </w:p>
     <w:p>
@@ -3119,6 +3466,7 @@
           <w:numId w:val="45"/>
         </w:numPr>
         <w:spacing w:before="240" w:beforeAutospacing="off" w:after="240" w:afterAutospacing="off"/>
+        <w:jc w:val="both"/>
         <w:rPr>
           <w:rFonts w:ascii="Arial" w:hAnsi="Arial" w:eastAsia="Arial" w:cs="Arial"/>
           <w:noProof w:val="0"/>
@@ -3163,7 +3511,7 @@
       </w:r>
       <w:r>
         <w:rPr>
-          <w:rFonts w:ascii="Arial" w:hAnsi="Arial" w:eastAsia="Arial" w:cs="Arial" w:asciiTheme="minorAscii" w:hAnsiTheme="minorAscii" w:eastAsiaTheme="minorAscii" w:cstheme="minorBidi"/>
+          <w:rFonts w:ascii="Aptos" w:hAnsi="Aptos" w:eastAsia="Aptos" w:cs="" w:asciiTheme="minorAscii" w:hAnsiTheme="minorAscii" w:eastAsiaTheme="minorAscii" w:cstheme="minorBidi"/>
           <w:noProof w:val="0"/>
           <w:color w:val="auto"/>
           <w:sz w:val="24"/>
@@ -3174,7 +3522,7 @@
       </w:r>
       <w:r>
         <w:rPr>
-          <w:rFonts w:ascii="Arial" w:hAnsi="Arial" w:eastAsia="Arial" w:cs="Arial" w:asciiTheme="minorAscii" w:hAnsiTheme="minorAscii" w:eastAsiaTheme="minorAscii" w:cstheme="minorBidi"/>
+          <w:rFonts w:ascii="Aptos" w:hAnsi="Aptos" w:eastAsia="Aptos" w:cs="" w:asciiTheme="minorAscii" w:hAnsiTheme="minorAscii" w:eastAsiaTheme="minorAscii" w:cstheme="minorBidi"/>
           <w:noProof w:val="0"/>
           <w:color w:val="auto"/>
           <w:sz w:val="24"/>
@@ -3185,7 +3533,7 @@
       </w:r>
       <w:r>
         <w:rPr>
-          <w:rFonts w:ascii="Arial" w:hAnsi="Arial" w:eastAsia="Arial" w:cs="Arial" w:asciiTheme="minorAscii" w:hAnsiTheme="minorAscii" w:eastAsiaTheme="minorAscii" w:cstheme="minorBidi"/>
+          <w:rFonts w:ascii="Aptos" w:hAnsi="Aptos" w:eastAsia="Aptos" w:cs="" w:asciiTheme="minorAscii" w:hAnsiTheme="minorAscii" w:eastAsiaTheme="minorAscii" w:cstheme="minorBidi"/>
           <w:noProof w:val="0"/>
           <w:color w:val="auto"/>
           <w:sz w:val="24"/>
@@ -3196,7 +3544,7 @@
       </w:r>
       <w:r>
         <w:rPr>
-          <w:rFonts w:ascii="Arial" w:hAnsi="Arial" w:eastAsia="Arial" w:cs="Arial" w:asciiTheme="minorAscii" w:hAnsiTheme="minorAscii" w:eastAsiaTheme="minorAscii" w:cstheme="minorBidi"/>
+          <w:rFonts w:ascii="Aptos" w:hAnsi="Aptos" w:eastAsia="Aptos" w:cs="" w:asciiTheme="minorAscii" w:hAnsiTheme="minorAscii" w:eastAsiaTheme="minorAscii" w:cstheme="minorBidi"/>
           <w:noProof w:val="0"/>
           <w:color w:val="auto"/>
           <w:sz w:val="24"/>
@@ -3214,6 +3562,7 @@
           <w:numId w:val="45"/>
         </w:numPr>
         <w:spacing w:before="240" w:beforeAutospacing="off" w:after="240" w:afterAutospacing="off"/>
+        <w:jc w:val="both"/>
         <w:rPr>
           <w:rFonts w:ascii="Arial" w:hAnsi="Arial" w:eastAsia="Arial" w:cs="Arial"/>
           <w:noProof w:val="0"/>
@@ -3242,7 +3591,27 @@
           <w:szCs w:val="24"/>
           <w:lang w:val="es-ES"/>
         </w:rPr>
-        <w:t xml:space="preserve"> para mapeo de entidades a tablas MariaDB.</w:t>
+        <w:t xml:space="preserve"> para mapeo de entidades a tablas </w:t>
+      </w:r>
+      <w:r>
+        <w:rPr>
+          <w:rFonts w:ascii="Arial" w:hAnsi="Arial" w:eastAsia="Arial" w:cs="Arial"/>
+          <w:noProof w:val="0"/>
+          <w:sz w:val="24"/>
+          <w:szCs w:val="24"/>
+          <w:lang w:val="es-ES"/>
+        </w:rPr>
+        <w:t>MariaDB</w:t>
+      </w:r>
+      <w:r>
+        <w:rPr>
+          <w:rFonts w:ascii="Arial" w:hAnsi="Arial" w:eastAsia="Arial" w:cs="Arial"/>
+          <w:noProof w:val="0"/>
+          <w:sz w:val="24"/>
+          <w:szCs w:val="24"/>
+          <w:lang w:val="es-ES"/>
+        </w:rPr>
+        <w:t>.</w:t>
       </w:r>
     </w:p>
     <w:p>
@@ -3253,6 +3622,7 @@
           <w:numId w:val="45"/>
         </w:numPr>
         <w:spacing w:before="240" w:beforeAutospacing="off" w:after="240" w:afterAutospacing="off"/>
+        <w:jc w:val="both"/>
         <w:rPr>
           <w:rFonts w:ascii="Arial" w:hAnsi="Arial" w:eastAsia="Arial" w:cs="Arial"/>
           <w:noProof w:val="0"/>
@@ -3292,6 +3662,7 @@
           <w:numId w:val="45"/>
         </w:numPr>
         <w:spacing w:before="240" w:beforeAutospacing="off" w:after="240" w:afterAutospacing="off"/>
+        <w:jc w:val="both"/>
         <w:rPr>
           <w:rFonts w:ascii="Arial" w:hAnsi="Arial" w:eastAsia="Arial" w:cs="Arial"/>
           <w:noProof w:val="0"/>
@@ -3347,6 +3718,7 @@
       <w:pPr>
         <w:pStyle w:val="Normal"/>
         <w:spacing w:before="240" w:beforeAutospacing="off" w:after="240" w:afterAutospacing="off"/>
+        <w:jc w:val="both"/>
         <w:rPr>
           <w:rFonts w:ascii="Arial" w:hAnsi="Arial" w:eastAsia="Arial" w:cs="Arial"/>
           <w:noProof w:val="0"/>
@@ -3360,6 +3732,7 @@
       <w:pPr>
         <w:pStyle w:val="Normal"/>
         <w:spacing w:before="240" w:beforeAutospacing="off" w:after="240" w:afterAutospacing="off"/>
+        <w:jc w:val="both"/>
         <w:rPr>
           <w:rFonts w:ascii="Arial" w:hAnsi="Arial" w:eastAsia="Arial" w:cs="Arial"/>
           <w:noProof w:val="0"/>
@@ -3372,6 +3745,7 @@
     <w:p>
       <w:pPr>
         <w:spacing w:before="240" w:beforeAutospacing="off" w:after="240" w:afterAutospacing="off"/>
+        <w:jc w:val="both"/>
       </w:pPr>
       <w:r>
         <w:rPr>
@@ -3383,7 +3757,19 @@
           <w:szCs w:val="24"/>
           <w:lang w:val="es-ES"/>
         </w:rPr>
-        <w:t>Frontend (Angular)</w:t>
+        <w:t>Frontend</w:t>
+      </w:r>
+      <w:r>
+        <w:rPr>
+          <w:rFonts w:ascii="Arial" w:hAnsi="Arial" w:eastAsia="Arial" w:cs="Arial"/>
+          <w:b w:val="1"/>
+          <w:bCs w:val="1"/>
+          <w:noProof w:val="0"/>
+          <w:sz w:val="24"/>
+          <w:szCs w:val="24"/>
+          <w:lang w:val="es-ES"/>
+        </w:rPr>
+        <w:t xml:space="preserve"> (Angular)</w:t>
       </w:r>
     </w:p>
     <w:p>
@@ -3394,6 +3780,7 @@
           <w:numId w:val="46"/>
         </w:numPr>
         <w:spacing w:before="240" w:beforeAutospacing="off" w:after="240" w:afterAutospacing="off"/>
+        <w:jc w:val="both"/>
         <w:rPr>
           <w:rFonts w:ascii="Arial" w:hAnsi="Arial" w:eastAsia="Arial" w:cs="Arial"/>
           <w:noProof w:val="0"/>
@@ -3426,7 +3813,7 @@
       </w:r>
       <w:r>
         <w:rPr>
-          <w:rFonts w:ascii="Arial" w:hAnsi="Arial" w:eastAsia="Arial" w:cs="Arial" w:asciiTheme="minorAscii" w:hAnsiTheme="minorAscii" w:eastAsiaTheme="minorAscii" w:cstheme="minorBidi"/>
+          <w:rFonts w:ascii="Aptos" w:hAnsi="Aptos" w:eastAsia="Aptos" w:cs="" w:asciiTheme="minorAscii" w:hAnsiTheme="minorAscii" w:eastAsiaTheme="minorAscii" w:cstheme="minorBidi"/>
           <w:noProof w:val="0"/>
           <w:color w:val="auto"/>
           <w:sz w:val="24"/>
@@ -3437,7 +3824,7 @@
       </w:r>
       <w:r>
         <w:rPr>
-          <w:rFonts w:ascii="Arial" w:hAnsi="Arial" w:eastAsia="Arial" w:cs="Arial" w:asciiTheme="minorAscii" w:hAnsiTheme="minorAscii" w:eastAsiaTheme="minorAscii" w:cstheme="minorBidi"/>
+          <w:rFonts w:ascii="Aptos" w:hAnsi="Aptos" w:eastAsia="Aptos" w:cs="" w:asciiTheme="minorAscii" w:hAnsiTheme="minorAscii" w:eastAsiaTheme="minorAscii" w:cstheme="minorBidi"/>
           <w:noProof w:val="0"/>
           <w:color w:val="auto"/>
           <w:sz w:val="24"/>
@@ -3448,7 +3835,7 @@
       </w:r>
       <w:r>
         <w:rPr>
-          <w:rFonts w:ascii="Arial" w:hAnsi="Arial" w:eastAsia="Arial" w:cs="Arial" w:asciiTheme="minorAscii" w:hAnsiTheme="minorAscii" w:eastAsiaTheme="minorAscii" w:cstheme="minorBidi"/>
+          <w:rFonts w:ascii="Aptos" w:hAnsi="Aptos" w:eastAsia="Aptos" w:cs="" w:asciiTheme="minorAscii" w:hAnsiTheme="minorAscii" w:eastAsiaTheme="minorAscii" w:cstheme="minorBidi"/>
           <w:noProof w:val="0"/>
           <w:color w:val="auto"/>
           <w:sz w:val="24"/>
@@ -3459,7 +3846,7 @@
       </w:r>
       <w:r>
         <w:rPr>
-          <w:rFonts w:ascii="Arial" w:hAnsi="Arial" w:eastAsia="Arial" w:cs="Arial" w:asciiTheme="minorAscii" w:hAnsiTheme="minorAscii" w:eastAsiaTheme="minorAscii" w:cstheme="minorBidi"/>
+          <w:rFonts w:ascii="Aptos" w:hAnsi="Aptos" w:eastAsia="Aptos" w:cs="" w:asciiTheme="minorAscii" w:hAnsiTheme="minorAscii" w:eastAsiaTheme="minorAscii" w:cstheme="minorBidi"/>
           <w:noProof w:val="0"/>
           <w:color w:val="auto"/>
           <w:sz w:val="24"/>
@@ -3470,7 +3857,7 @@
       </w:r>
       <w:r>
         <w:rPr>
-          <w:rFonts w:ascii="Arial" w:hAnsi="Arial" w:eastAsia="Arial" w:cs="Arial" w:asciiTheme="minorAscii" w:hAnsiTheme="minorAscii" w:eastAsiaTheme="minorAscii" w:cstheme="minorBidi"/>
+          <w:rFonts w:ascii="Aptos" w:hAnsi="Aptos" w:eastAsia="Aptos" w:cs="" w:asciiTheme="minorAscii" w:hAnsiTheme="minorAscii" w:eastAsiaTheme="minorAscii" w:cstheme="minorBidi"/>
           <w:noProof w:val="0"/>
           <w:color w:val="auto"/>
           <w:sz w:val="24"/>
@@ -3481,7 +3868,7 @@
       </w:r>
       <w:r>
         <w:rPr>
-          <w:rFonts w:ascii="Arial" w:hAnsi="Arial" w:eastAsia="Arial" w:cs="Arial" w:asciiTheme="minorAscii" w:hAnsiTheme="minorAscii" w:eastAsiaTheme="minorAscii" w:cstheme="minorBidi"/>
+          <w:rFonts w:ascii="Aptos" w:hAnsi="Aptos" w:eastAsia="Aptos" w:cs="" w:asciiTheme="minorAscii" w:hAnsiTheme="minorAscii" w:eastAsiaTheme="minorAscii" w:cstheme="minorBidi"/>
           <w:noProof w:val="0"/>
           <w:color w:val="auto"/>
           <w:sz w:val="24"/>
@@ -3499,6 +3886,7 @@
           <w:numId w:val="46"/>
         </w:numPr>
         <w:spacing w:before="240" w:beforeAutospacing="off" w:after="240" w:afterAutospacing="off"/>
+        <w:jc w:val="both"/>
         <w:rPr>
           <w:rFonts w:ascii="Arial" w:hAnsi="Arial" w:eastAsia="Arial" w:cs="Arial"/>
           <w:noProof w:val="0"/>
@@ -3517,17 +3905,49 @@
           <w:szCs w:val="24"/>
           <w:lang w:val="es-ES"/>
         </w:rPr>
-        <w:t>Reactive Forms</w:t>
-      </w:r>
-      <w:r>
-        <w:rPr>
-          <w:rFonts w:ascii="Arial" w:hAnsi="Arial" w:eastAsia="Arial" w:cs="Arial"/>
-          <w:noProof w:val="0"/>
-          <w:sz w:val="24"/>
-          <w:szCs w:val="24"/>
-          <w:lang w:val="es-ES"/>
-        </w:rPr>
-        <w:t xml:space="preserve"> para formularios de registro, login y creación de trajes.</w:t>
+        <w:t xml:space="preserve">Reactive </w:t>
+      </w:r>
+      <w:r>
+        <w:rPr>
+          <w:rFonts w:ascii="Arial" w:hAnsi="Arial" w:eastAsia="Arial" w:cs="Arial"/>
+          <w:b w:val="1"/>
+          <w:bCs w:val="1"/>
+          <w:noProof w:val="0"/>
+          <w:sz w:val="24"/>
+          <w:szCs w:val="24"/>
+          <w:lang w:val="es-ES"/>
+        </w:rPr>
+        <w:t>Forms</w:t>
+      </w:r>
+      <w:r>
+        <w:rPr>
+          <w:rFonts w:ascii="Arial" w:hAnsi="Arial" w:eastAsia="Arial" w:cs="Arial"/>
+          <w:noProof w:val="0"/>
+          <w:sz w:val="24"/>
+          <w:szCs w:val="24"/>
+          <w:lang w:val="es-ES"/>
+        </w:rPr>
+        <w:t xml:space="preserve"> para formularios de registro, </w:t>
+      </w:r>
+      <w:r>
+        <w:rPr>
+          <w:rFonts w:ascii="Arial" w:hAnsi="Arial" w:eastAsia="Arial" w:cs="Arial"/>
+          <w:noProof w:val="0"/>
+          <w:sz w:val="24"/>
+          <w:szCs w:val="24"/>
+          <w:lang w:val="es-ES"/>
+        </w:rPr>
+        <w:t>login</w:t>
+      </w:r>
+      <w:r>
+        <w:rPr>
+          <w:rFonts w:ascii="Arial" w:hAnsi="Arial" w:eastAsia="Arial" w:cs="Arial"/>
+          <w:noProof w:val="0"/>
+          <w:sz w:val="24"/>
+          <w:szCs w:val="24"/>
+          <w:lang w:val="es-ES"/>
+        </w:rPr>
+        <w:t xml:space="preserve"> y creación de trajes.</w:t>
       </w:r>
     </w:p>
     <w:p>
@@ -3538,6 +3958,7 @@
           <w:numId w:val="46"/>
         </w:numPr>
         <w:spacing w:before="240" w:beforeAutospacing="off" w:after="240" w:afterAutospacing="off"/>
+        <w:jc w:val="both"/>
         <w:rPr>
           <w:rFonts w:ascii="Arial" w:hAnsi="Arial" w:eastAsia="Arial" w:cs="Arial"/>
           <w:noProof w:val="0"/>
@@ -3572,6 +3993,7 @@
     <w:p>
       <w:pPr>
         <w:spacing w:before="240" w:beforeAutospacing="off" w:after="240" w:afterAutospacing="off"/>
+        <w:jc w:val="both"/>
       </w:pPr>
       <w:r>
         <w:rPr>
@@ -3594,6 +4016,7 @@
           <w:numId w:val="47"/>
         </w:numPr>
         <w:spacing w:before="240" w:beforeAutospacing="off" w:after="240" w:afterAutospacing="off"/>
+        <w:jc w:val="both"/>
         <w:rPr>
           <w:rFonts w:ascii="Arial" w:hAnsi="Arial" w:eastAsia="Arial" w:cs="Arial"/>
           <w:noProof w:val="0"/>
@@ -3612,7 +4035,19 @@
           <w:szCs w:val="24"/>
           <w:lang w:val="es-ES"/>
         </w:rPr>
-        <w:t>Docker Compose</w:t>
+        <w:t xml:space="preserve">Docker </w:t>
+      </w:r>
+      <w:r>
+        <w:rPr>
+          <w:rFonts w:ascii="Arial" w:hAnsi="Arial" w:eastAsia="Arial" w:cs="Arial"/>
+          <w:b w:val="1"/>
+          <w:bCs w:val="1"/>
+          <w:noProof w:val="0"/>
+          <w:sz w:val="24"/>
+          <w:szCs w:val="24"/>
+          <w:lang w:val="es-ES"/>
+        </w:rPr>
+        <w:t>Compose</w:t>
       </w:r>
       <w:r>
         <w:rPr>
@@ -3633,6 +4068,7 @@
           <w:numId w:val="47"/>
         </w:numPr>
         <w:spacing w:before="240" w:beforeAutospacing="off" w:after="240" w:afterAutospacing="off"/>
+        <w:jc w:val="both"/>
         <w:rPr>
           <w:rFonts w:ascii="Arial" w:hAnsi="Arial" w:eastAsia="Arial" w:cs="Arial"/>
           <w:noProof w:val="0"/>
@@ -3661,7 +4097,27 @@
           <w:szCs w:val="24"/>
           <w:lang w:val="es-ES"/>
         </w:rPr>
-        <w:t xml:space="preserve"> para testear manualmente los endpoints.</w:t>
+        <w:t xml:space="preserve"> para testear manualmente los </w:t>
+      </w:r>
+      <w:r>
+        <w:rPr>
+          <w:rFonts w:ascii="Arial" w:hAnsi="Arial" w:eastAsia="Arial" w:cs="Arial"/>
+          <w:noProof w:val="0"/>
+          <w:sz w:val="24"/>
+          <w:szCs w:val="24"/>
+          <w:lang w:val="es-ES"/>
+        </w:rPr>
+        <w:t>endpoints</w:t>
+      </w:r>
+      <w:r>
+        <w:rPr>
+          <w:rFonts w:ascii="Arial" w:hAnsi="Arial" w:eastAsia="Arial" w:cs="Arial"/>
+          <w:noProof w:val="0"/>
+          <w:sz w:val="24"/>
+          <w:szCs w:val="24"/>
+          <w:lang w:val="es-ES"/>
+        </w:rPr>
+        <w:t>.</w:t>
       </w:r>
     </w:p>
     <w:p>
@@ -3672,6 +4128,7 @@
           <w:numId w:val="47"/>
         </w:numPr>
         <w:spacing w:before="240" w:beforeAutospacing="off" w:after="240" w:afterAutospacing="off"/>
+        <w:jc w:val="both"/>
         <w:rPr>
           <w:rFonts w:ascii="Arial" w:hAnsi="Arial" w:eastAsia="Arial" w:cs="Arial"/>
           <w:noProof w:val="0"/>
@@ -3711,6 +4168,7 @@
           <w:numId w:val="47"/>
         </w:numPr>
         <w:spacing w:before="240" w:beforeAutospacing="off" w:after="240" w:afterAutospacing="off"/>
+        <w:jc w:val="both"/>
         <w:rPr>
           <w:rFonts w:ascii="Arial" w:hAnsi="Arial" w:eastAsia="Arial" w:cs="Arial"/>
           <w:noProof w:val="0"/>
@@ -3964,6 +4422,7 @@
       <w:pPr>
         <w:pStyle w:val="Ttulo2"/>
         <w:spacing w:before="299" w:after="299"/>
+        <w:jc w:val="both"/>
         <w:rPr>
           <w:b w:val="1"/>
           <w:bCs w:val="1"/>
@@ -3975,7 +4434,7 @@
       </w:pPr>
       <w:bookmarkStart w:name="_Toc1586832620" w:id="624005001"/>
       <w:bookmarkStart w:name="_Toc1421150676" w:id="1751144335"/>
-      <w:bookmarkStart w:name="_Toc996682725" w:id="1537321430"/>
+      <w:bookmarkStart w:name="_Toc1915807788" w:id="392622721"/>
       <w:r>
         <w:rPr>
           <w:b w:val="1"/>
@@ -4033,32 +4492,24 @@
       </w:r>
       <w:bookmarkEnd w:id="624005001"/>
       <w:bookmarkEnd w:id="1751144335"/>
-      <w:bookmarkEnd w:id="1537321430"/>
-    </w:p>
-    <w:p>
-      <w:pPr>
-        <w:spacing w:before="240" w:after="240" w:line="360" w:lineRule="auto"/>
-        <w:rPr>
-          <w:rFonts w:ascii="Arial" w:hAnsi="Arial" w:eastAsia="Arial" w:cs="Arial"/>
-          <w:noProof w:val="0"/>
-          <w:lang w:val="es-ES"/>
-        </w:rPr>
-      </w:pPr>
-      <w:r>
-        <w:rPr>
-          <w:rFonts w:ascii="Arial" w:hAnsi="Arial" w:eastAsia="Arial" w:cs="Arial"/>
-          <w:noProof w:val="0"/>
-          <w:lang w:val="es-ES"/>
-        </w:rPr>
-        <w:t>El proyecto se ha dividido en las siguientes fases</w:t>
-      </w:r>
-      <w:r>
-        <w:rPr>
-          <w:rFonts w:ascii="Arial" w:hAnsi="Arial" w:eastAsia="Arial" w:cs="Arial"/>
-          <w:noProof w:val="0"/>
-          <w:lang w:val="es-ES"/>
-        </w:rPr>
-        <w:t>:</w:t>
+      <w:bookmarkEnd w:id="392622721"/>
+    </w:p>
+    <w:p>
+      <w:pPr>
+        <w:pStyle w:val="Normal"/>
+        <w:suppressLineNumbers w:val="0"/>
+        <w:bidi w:val="0"/>
+        <w:spacing w:before="240" w:beforeAutospacing="off" w:after="240" w:afterAutospacing="off" w:line="360" w:lineRule="auto"/>
+        <w:ind w:left="0" w:right="0"/>
+        <w:jc w:val="both"/>
+      </w:pPr>
+      <w:r>
+        <w:rPr>
+          <w:rFonts w:ascii="Arial" w:hAnsi="Arial" w:eastAsia="Arial" w:cs="Arial"/>
+          <w:noProof w:val="0"/>
+          <w:lang w:val="es-ES"/>
+        </w:rPr>
+        <w:t>Estas son las fases que he dividido para este proyecto:</w:t>
       </w:r>
     </w:p>
     <w:p>
@@ -4069,6 +4520,7 @@
           <w:numId w:val="8"/>
         </w:numPr>
         <w:spacing w:before="240" w:after="240" w:line="360" w:lineRule="auto"/>
+        <w:jc w:val="both"/>
         <w:rPr>
           <w:rFonts w:ascii="Arial" w:hAnsi="Arial" w:eastAsia="Arial" w:cs="Arial"/>
           <w:noProof w:val="0"/>
@@ -4163,6 +4615,7 @@
           <w:numId w:val="8"/>
         </w:numPr>
         <w:spacing w:before="240" w:after="240" w:line="360" w:lineRule="auto"/>
+        <w:jc w:val="both"/>
         <w:rPr>
           <w:rFonts w:ascii="Arial" w:hAnsi="Arial" w:eastAsia="Arial" w:cs="Arial"/>
           <w:noProof w:val="0"/>
@@ -4373,6 +4826,7 @@
       <w:pPr>
         <w:pStyle w:val="Prrafodelista"/>
         <w:spacing w:before="240" w:after="240" w:line="360" w:lineRule="auto"/>
+        <w:jc w:val="both"/>
         <w:rPr>
           <w:rFonts w:ascii="Arial" w:hAnsi="Arial" w:eastAsia="Arial" w:cs="Arial"/>
           <w:noProof w:val="0"/>
@@ -4452,6 +4906,7 @@
           <w:numId w:val="8"/>
         </w:numPr>
         <w:spacing w:before="240" w:after="240" w:line="360" w:lineRule="auto"/>
+        <w:jc w:val="both"/>
         <w:rPr>
           <w:rFonts w:ascii="Arial" w:hAnsi="Arial" w:eastAsia="Arial" w:cs="Arial"/>
           <w:noProof w:val="0"/>
@@ -4524,6 +4979,7 @@
       <w:pPr>
         <w:pStyle w:val="Prrafodelista"/>
         <w:spacing w:before="240" w:after="240" w:line="360" w:lineRule="auto"/>
+        <w:jc w:val="both"/>
         <w:rPr>
           <w:rFonts w:ascii="Arial" w:hAnsi="Arial" w:eastAsia="Arial" w:cs="Arial"/>
           <w:noProof w:val="0"/>
@@ -4559,10 +5015,11 @@
       <w:pPr>
         <w:spacing w:before="240" w:after="240" w:line="360" w:lineRule="auto"/>
         <w:ind w:firstLine="708"/>
+        <w:jc w:val="both"/>
       </w:pPr>
       <w:r>
         <w:drawing>
-          <wp:inline wp14:editId="7AB3FA43" wp14:anchorId="455939C4">
+          <wp:inline wp14:editId="1C889A2C" wp14:anchorId="455939C4">
             <wp:extent cx="1962424" cy="866896"/>
             <wp:effectExtent l="0" t="0" r="0" b="0"/>
             <wp:docPr id="937248716" name="" title=""/>
@@ -4577,10 +5034,10 @@
                     <pic:cNvPicPr/>
                   </pic:nvPicPr>
                   <pic:blipFill>
-                    <a:blip r:embed="Rbbd08e348af8420b">
-                      <a:extLst>
+                    <a:blip r:embed="R8e698ec73471446d">
+                      <a:extLst xmlns:a="http://schemas.openxmlformats.org/drawingml/2006/main">
                         <a:ext xmlns:a="http://schemas.openxmlformats.org/drawingml/2006/main" uri="{28A0092B-C50C-407E-A947-70E740481C1C}">
-                          <a14:useLocalDpi val="0"/>
+                          <a14:useLocalDpi xmlns:a14="http://schemas.microsoft.com/office/drawing/2010/main" val="0"/>
                         </a:ext>
                       </a:extLst>
                     </a:blip>
@@ -4589,7 +5046,7 @@
                     </a:stretch>
                   </pic:blipFill>
                   <pic:spPr>
-                    <a:xfrm>
+                    <a:xfrm rot="0" flipH="0" flipV="0">
                       <a:off x="0" y="0"/>
                       <a:ext cx="1962424" cy="866896"/>
                     </a:xfrm>
@@ -4612,6 +5069,7 @@
           <w:numId w:val="8"/>
         </w:numPr>
         <w:spacing w:before="240" w:after="240" w:line="360" w:lineRule="auto"/>
+        <w:jc w:val="both"/>
         <w:rPr>
           <w:rFonts w:ascii="Arial" w:hAnsi="Arial" w:eastAsia="Arial" w:cs="Arial"/>
           <w:noProof w:val="0"/>
@@ -4693,6 +5151,7 @@
         <w:pStyle w:val="Prrafodelista"/>
         <w:spacing w:before="240" w:after="240" w:line="360" w:lineRule="auto"/>
         <w:ind w:left="720"/>
+        <w:jc w:val="both"/>
       </w:pPr>
     </w:p>
     <w:p>
@@ -4714,6 +5173,7 @@
       <w:pPr>
         <w:pStyle w:val="Ttulo2"/>
         <w:spacing w:before="299" w:after="299"/>
+        <w:jc w:val="both"/>
         <w:rPr>
           <w:b w:val="1"/>
           <w:bCs w:val="1"/>
@@ -4724,7 +5184,7 @@
         </w:rPr>
       </w:pPr>
       <w:bookmarkStart w:name="_Toc708421678" w:id="1848784984"/>
-      <w:bookmarkStart w:name="_Toc148194001" w:id="139473335"/>
+      <w:bookmarkStart w:name="_Toc1848859670" w:id="361589978"/>
       <w:r>
         <w:rPr>
           <w:b w:val="1"/>
@@ -4803,11 +5263,12 @@
         <w:t>y dificultades en el PFC</w:t>
       </w:r>
       <w:bookmarkEnd w:id="1848784984"/>
-      <w:bookmarkEnd w:id="139473335"/>
+      <w:bookmarkEnd w:id="361589978"/>
     </w:p>
     <w:p>
       <w:pPr>
         <w:pStyle w:val="Normal"/>
+        <w:jc w:val="both"/>
         <w:rPr>
           <w:noProof w:val="0"/>
           <w:lang w:val="es-ES"/>
@@ -4835,6 +5296,7 @@
           <w:ilvl w:val="0"/>
           <w:numId w:val="42"/>
         </w:numPr>
+        <w:jc w:val="both"/>
         <w:rPr>
           <w:noProof w:val="0"/>
           <w:sz w:val="24"/>
@@ -4859,6 +5321,7 @@
           <w:ilvl w:val="1"/>
           <w:numId w:val="42"/>
         </w:numPr>
+        <w:jc w:val="both"/>
         <w:rPr>
           <w:noProof w:val="0"/>
           <w:sz w:val="24"/>
@@ -4901,6 +5364,7 @@
           <w:ilvl w:val="0"/>
           <w:numId w:val="42"/>
         </w:numPr>
+        <w:jc w:val="both"/>
         <w:rPr>
           <w:noProof w:val="0"/>
           <w:sz w:val="24"/>
@@ -4925,6 +5389,7 @@
           <w:ilvl w:val="1"/>
           <w:numId w:val="42"/>
         </w:numPr>
+        <w:jc w:val="both"/>
         <w:rPr>
           <w:noProof w:val="0"/>
           <w:sz w:val="24"/>
@@ -4967,6 +5432,7 @@
           <w:ilvl w:val="0"/>
           <w:numId w:val="42"/>
         </w:numPr>
+        <w:jc w:val="both"/>
         <w:rPr>
           <w:noProof w:val="0"/>
           <w:sz w:val="24"/>
@@ -5027,6 +5493,7 @@
           <w:ilvl w:val="1"/>
           <w:numId w:val="42"/>
         </w:numPr>
+        <w:jc w:val="both"/>
         <w:rPr>
           <w:noProof w:val="0"/>
           <w:sz w:val="24"/>
@@ -5114,6 +5581,7 @@
           <w:ilvl w:val="0"/>
           <w:numId w:val="42"/>
         </w:numPr>
+        <w:jc w:val="both"/>
         <w:rPr>
           <w:noProof w:val="0"/>
           <w:sz w:val="24"/>
@@ -5138,6 +5606,7 @@
           <w:ilvl w:val="1"/>
           <w:numId w:val="42"/>
         </w:numPr>
+        <w:jc w:val="both"/>
         <w:rPr>
           <w:noProof w:val="0"/>
           <w:sz w:val="24"/>
@@ -5187,6 +5656,7 @@
         <w:pStyle w:val="Ttulo2"/>
         <w:spacing w:before="299" w:after="299" w:line="360" w:lineRule="auto"/>
         <w:ind/>
+        <w:jc w:val="both"/>
         <w:rPr>
           <w:b w:val="1"/>
           <w:bCs w:val="1"/>
@@ -5196,7 +5666,7 @@
           <w:lang w:val="es-ES"/>
         </w:rPr>
       </w:pPr>
-      <w:bookmarkStart w:name="_Toc532258623" w:id="811366224"/>
+      <w:bookmarkStart w:name="_Toc1785990947" w:id="1696106037"/>
       <w:r>
         <w:rPr>
           <w:b w:val="1"/>
@@ -5241,7 +5711,7 @@
         </w:rPr>
         <w:t xml:space="preserve"> Resultados de Aprendizaje Específicos y Generales</w:t>
       </w:r>
-      <w:bookmarkEnd w:id="811366224"/>
+      <w:bookmarkEnd w:id="1696106037"/>
     </w:p>
     <w:p>
       <w:pPr>
@@ -5250,7 +5720,7 @@
         <w:bidi w:val="0"/>
         <w:spacing w:before="240" w:beforeAutospacing="off" w:after="240" w:afterAutospacing="off" w:line="360" w:lineRule="auto"/>
         <w:ind w:left="0" w:right="0"/>
-        <w:jc w:val="left"/>
+        <w:jc w:val="both"/>
         <w:rPr>
           <w:rFonts w:ascii="Arial" w:hAnsi="Arial" w:eastAsia="Arial" w:cs="Arial"/>
           <w:b w:val="0"/>
@@ -5277,7 +5747,7 @@
         <w:bidi w:val="0"/>
         <w:spacing w:before="240" w:beforeAutospacing="off" w:after="240" w:afterAutospacing="off" w:line="360" w:lineRule="auto"/>
         <w:ind w:left="0" w:right="0"/>
-        <w:jc w:val="left"/>
+        <w:jc w:val="both"/>
       </w:pPr>
       <w:r>
         <w:rPr>
@@ -5294,6 +5764,7 @@
       <w:pPr>
         <w:spacing w:before="240" w:after="240" w:line="360" w:lineRule="auto"/>
         <w:ind/>
+        <w:jc w:val="both"/>
         <w:rPr>
           <w:rFonts w:ascii="Arial" w:hAnsi="Arial" w:eastAsia="Arial" w:cs="Arial"/>
           <w:noProof w:val="0"/>
@@ -5320,6 +5791,7 @@
         </w:numPr>
         <w:spacing w:before="240" w:after="240" w:line="360" w:lineRule="auto"/>
         <w:ind/>
+        <w:jc w:val="both"/>
         <w:rPr>
           <w:rFonts w:ascii="Arial" w:hAnsi="Arial" w:eastAsia="Arial" w:cs="Arial"/>
           <w:noProof w:val="0"/>
@@ -5344,19 +5816,36 @@
         </w:numPr>
         <w:spacing w:before="240" w:after="240" w:line="360" w:lineRule="auto"/>
         <w:ind/>
-        <w:rPr>
-          <w:rFonts w:ascii="Arial" w:hAnsi="Arial" w:eastAsia="Arial" w:cs="Arial"/>
-          <w:noProof w:val="0"/>
-          <w:lang w:val="es-ES"/>
-        </w:rPr>
-      </w:pPr>
-      <w:r>
-        <w:rPr>
-          <w:rFonts w:ascii="Arial" w:hAnsi="Arial" w:eastAsia="Arial" w:cs="Arial"/>
-          <w:noProof w:val="0"/>
-          <w:lang w:val="es-ES"/>
-        </w:rPr>
-        <w:t>Implementar un sistema de login que permita diferenciar entre usuarios anónimos, registrados y administradores.</w:t>
+        <w:jc w:val="both"/>
+        <w:rPr>
+          <w:rFonts w:ascii="Arial" w:hAnsi="Arial" w:eastAsia="Arial" w:cs="Arial"/>
+          <w:noProof w:val="0"/>
+          <w:lang w:val="es-ES"/>
+        </w:rPr>
+      </w:pPr>
+      <w:r>
+        <w:rPr>
+          <w:rFonts w:ascii="Arial" w:hAnsi="Arial" w:eastAsia="Arial" w:cs="Arial"/>
+          <w:noProof w:val="0"/>
+          <w:lang w:val="es-ES"/>
+        </w:rPr>
+        <w:t xml:space="preserve">Implementar un sistema de </w:t>
+      </w:r>
+      <w:r>
+        <w:rPr>
+          <w:rFonts w:ascii="Arial" w:hAnsi="Arial" w:eastAsia="Arial" w:cs="Arial"/>
+          <w:noProof w:val="0"/>
+          <w:lang w:val="es-ES"/>
+        </w:rPr>
+        <w:t>login</w:t>
+      </w:r>
+      <w:r>
+        <w:rPr>
+          <w:rFonts w:ascii="Arial" w:hAnsi="Arial" w:eastAsia="Arial" w:cs="Arial"/>
+          <w:noProof w:val="0"/>
+          <w:lang w:val="es-ES"/>
+        </w:rPr>
+        <w:t xml:space="preserve"> que permita diferenciar entre usuarios anónimos, registrados y administradores.</w:t>
       </w:r>
     </w:p>
     <w:p>
@@ -5368,19 +5857,68 @@
         </w:numPr>
         <w:spacing w:before="240" w:after="240" w:line="360" w:lineRule="auto"/>
         <w:ind/>
-        <w:rPr>
-          <w:rFonts w:ascii="Arial" w:hAnsi="Arial" w:eastAsia="Arial" w:cs="Arial"/>
-          <w:noProof w:val="0"/>
-          <w:lang w:val="es-ES"/>
-        </w:rPr>
-      </w:pPr>
-      <w:r>
-        <w:rPr>
-          <w:rFonts w:ascii="Arial" w:hAnsi="Arial" w:eastAsia="Arial" w:cs="Arial"/>
-          <w:noProof w:val="0"/>
-          <w:lang w:val="es-ES"/>
-        </w:rPr>
-        <w:t>Integrar el back‑end en Symfony con el front‑end en Angular para gestionar la información de trajes y usuarios.</w:t>
+        <w:jc w:val="both"/>
+        <w:rPr>
+          <w:rFonts w:ascii="Arial" w:hAnsi="Arial" w:eastAsia="Arial" w:cs="Arial"/>
+          <w:noProof w:val="0"/>
+          <w:lang w:val="es-ES"/>
+        </w:rPr>
+      </w:pPr>
+      <w:r>
+        <w:rPr>
+          <w:rFonts w:ascii="Arial" w:hAnsi="Arial" w:eastAsia="Arial" w:cs="Arial"/>
+          <w:noProof w:val="0"/>
+          <w:lang w:val="es-ES"/>
+        </w:rPr>
+        <w:t>Integrar el back‑</w:t>
+      </w:r>
+      <w:r>
+        <w:rPr>
+          <w:rFonts w:ascii="Arial" w:hAnsi="Arial" w:eastAsia="Arial" w:cs="Arial"/>
+          <w:noProof w:val="0"/>
+          <w:lang w:val="es-ES"/>
+        </w:rPr>
+        <w:t>end</w:t>
+      </w:r>
+      <w:r>
+        <w:rPr>
+          <w:rFonts w:ascii="Arial" w:hAnsi="Arial" w:eastAsia="Arial" w:cs="Arial"/>
+          <w:noProof w:val="0"/>
+          <w:lang w:val="es-ES"/>
+        </w:rPr>
+        <w:t xml:space="preserve"> en </w:t>
+      </w:r>
+      <w:r>
+        <w:rPr>
+          <w:rFonts w:ascii="Arial" w:hAnsi="Arial" w:eastAsia="Arial" w:cs="Arial"/>
+          <w:noProof w:val="0"/>
+          <w:lang w:val="es-ES"/>
+        </w:rPr>
+        <w:t>Symfony</w:t>
+      </w:r>
+      <w:r>
+        <w:rPr>
+          <w:rFonts w:ascii="Arial" w:hAnsi="Arial" w:eastAsia="Arial" w:cs="Arial"/>
+          <w:noProof w:val="0"/>
+          <w:lang w:val="es-ES"/>
+        </w:rPr>
+        <w:t xml:space="preserve"> con el </w:t>
+      </w:r>
+      <w:r>
+        <w:rPr>
+          <w:rFonts w:ascii="Arial" w:hAnsi="Arial" w:eastAsia="Arial" w:cs="Arial"/>
+          <w:noProof w:val="0"/>
+          <w:lang w:val="es-ES"/>
+        </w:rPr>
+        <w:t>front‑end</w:t>
+      </w:r>
+      <w:r>
+        <w:rPr>
+          <w:rFonts w:ascii="Arial" w:hAnsi="Arial" w:eastAsia="Arial" w:cs="Arial"/>
+          <w:noProof w:val="0"/>
+          <w:lang w:val="es-ES"/>
+        </w:rPr>
+        <w:t xml:space="preserve"> en Angular para gestionar la información de trajes y usuarios.</w:t>
       </w:r>
     </w:p>
     <w:p w14:noSpellErr="1">
@@ -5388,6 +5926,7 @@
         <w:pStyle w:val="Normal"/>
         <w:spacing w:before="240" w:after="240" w:line="360" w:lineRule="auto"/>
         <w:ind/>
+        <w:jc w:val="both"/>
         <w:rPr>
           <w:rFonts w:ascii="Arial" w:hAnsi="Arial" w:eastAsia="Arial" w:cs="Arial"/>
           <w:noProof w:val="0"/>
@@ -5399,6 +5938,7 @@
       <w:pPr>
         <w:spacing w:before="240" w:after="240" w:line="360" w:lineRule="auto"/>
         <w:ind/>
+        <w:jc w:val="both"/>
         <w:rPr>
           <w:rFonts w:ascii="Arial" w:hAnsi="Arial" w:eastAsia="Arial" w:cs="Arial"/>
           <w:b w:val="1"/>
@@ -5426,6 +5966,7 @@
         </w:numPr>
         <w:spacing w:before="240" w:after="240" w:line="360" w:lineRule="auto"/>
         <w:ind/>
+        <w:jc w:val="both"/>
         <w:rPr>
           <w:rFonts w:ascii="Arial" w:hAnsi="Arial" w:eastAsia="Arial" w:cs="Arial"/>
           <w:noProof w:val="0"/>
@@ -5449,6 +5990,7 @@
         </w:numPr>
         <w:spacing w:before="240" w:after="240" w:line="360" w:lineRule="auto"/>
         <w:ind/>
+        <w:jc w:val="both"/>
         <w:rPr>
           <w:rFonts w:ascii="Arial" w:hAnsi="Arial" w:eastAsia="Arial" w:cs="Arial"/>
           <w:noProof w:val="0"/>
@@ -5462,6 +6004,14 @@
           <w:lang w:val="es-ES"/>
         </w:rPr>
         <w:t>Desarrollar competencias en gestión de proyectos y metodologías ágiles (SCRUM).</w:t>
+      </w:r>
+    </w:p>
+    <w:p>
+      <w:pPr>
+        <w:spacing w:before="299" w:after="299"/>
+      </w:pPr>
+      <w:r>
+        <w:br w:type="page"/>
       </w:r>
     </w:p>
     <w:p>
@@ -5469,43 +6019,7 @@
         <w:pStyle w:val="Normal"/>
         <w:spacing w:before="240" w:after="240" w:line="360" w:lineRule="auto"/>
         <w:ind w:left="0"/>
-        <w:rPr>
-          <w:rFonts w:ascii="Arial" w:hAnsi="Arial" w:eastAsia="Arial" w:cs="Arial"/>
-          <w:noProof w:val="0"/>
-          <w:sz w:val="24"/>
-          <w:szCs w:val="24"/>
-          <w:lang w:val="es-ES"/>
-        </w:rPr>
-      </w:pPr>
-    </w:p>
-    <w:p w14:noSpellErr="1">
-      <w:pPr>
-        <w:spacing w:before="240" w:after="240"/>
-        <w:rPr>
-          <w:noProof w:val="0"/>
-          <w:lang w:val="es-ES"/>
-        </w:rPr>
-      </w:pPr>
-    </w:p>
-    <w:p w14:noSpellErr="1">
-      <w:pPr>
-        <w:rPr>
-          <w:noProof w:val="0"/>
-          <w:lang w:val="es-ES"/>
-        </w:rPr>
-      </w:pPr>
-      <w:r>
-        <w:rPr>
-          <w:noProof w:val="0"/>
-          <w:lang w:val="es-ES"/>
-        </w:rPr>
-        <w:br w:type="page"/>
-      </w:r>
-    </w:p>
-    <w:p>
-      <w:pPr>
-        <w:pStyle w:val="Ttulo2"/>
-        <w:spacing w:before="299" w:after="299"/>
+        <w:jc w:val="both"/>
         <w:rPr>
           <w:b w:val="1"/>
           <w:bCs w:val="1"/>
@@ -5517,7 +6031,6 @@
       </w:pPr>
       <w:bookmarkStart w:name="_Toc631349948" w:id="46576645"/>
       <w:bookmarkStart w:name="_Toc1918951788" w:id="1507401355"/>
-      <w:bookmarkStart w:name="_Toc1977306292" w:id="643217608"/>
       <w:r>
         <w:rPr>
           <w:b w:val="1"/>
@@ -5564,7 +6077,6 @@
       </w:r>
       <w:bookmarkEnd w:id="46576645"/>
       <w:bookmarkEnd w:id="1507401355"/>
-      <w:bookmarkEnd w:id="643217608"/>
     </w:p>
     <w:p>
       <w:pPr>
@@ -5573,7 +6085,7 @@
         <w:bidi w:val="0"/>
         <w:spacing w:before="240" w:beforeAutospacing="off" w:after="240" w:afterAutospacing="off" w:line="360" w:lineRule="auto"/>
         <w:ind w:left="0" w:right="0"/>
-        <w:jc w:val="left"/>
+        <w:jc w:val="both"/>
         <w:rPr>
           <w:rFonts w:ascii="Arial" w:hAnsi="Arial" w:eastAsia="Arial" w:cs="Arial"/>
           <w:noProof w:val="0"/>
@@ -5645,6 +6157,7 @@
           <w:numId w:val="7"/>
         </w:numPr>
         <w:spacing w:before="240" w:after="240" w:line="360" w:lineRule="auto"/>
+        <w:jc w:val="both"/>
         <w:rPr>
           <w:rFonts w:ascii="Arial" w:hAnsi="Arial" w:eastAsia="Arial" w:cs="Arial"/>
           <w:noProof w:val="0"/>
@@ -5668,6 +6181,7 @@
           <w:numId w:val="7"/>
         </w:numPr>
         <w:spacing w:before="240" w:after="240" w:line="360" w:lineRule="auto"/>
+        <w:jc w:val="both"/>
         <w:rPr>
           <w:rFonts w:ascii="Arial" w:hAnsi="Arial" w:eastAsia="Arial" w:cs="Arial"/>
           <w:noProof w:val="0"/>
@@ -5707,6 +6221,7 @@
           <w:numId w:val="7"/>
         </w:numPr>
         <w:spacing w:before="240" w:after="240" w:line="360" w:lineRule="auto"/>
+        <w:jc w:val="both"/>
         <w:rPr>
           <w:rFonts w:ascii="Arial" w:hAnsi="Arial" w:eastAsia="Arial" w:cs="Arial"/>
           <w:noProof w:val="0"/>
@@ -5778,6 +6293,7 @@
           <w:numId w:val="7"/>
         </w:numPr>
         <w:spacing w:before="240" w:after="240" w:line="360" w:lineRule="auto"/>
+        <w:jc w:val="both"/>
         <w:rPr>
           <w:rFonts w:ascii="Arial" w:hAnsi="Arial" w:eastAsia="Arial" w:cs="Arial"/>
           <w:noProof w:val="0"/>
@@ -5830,6 +6346,7 @@
       <w:pPr>
         <w:pStyle w:val="Ttulo1"/>
         <w:spacing w:before="322" w:after="322"/>
+        <w:jc w:val="both"/>
         <w:rPr>
           <w:b w:val="1"/>
           <w:bCs w:val="1"/>
@@ -5841,7 +6358,7 @@
       </w:pPr>
       <w:bookmarkStart w:name="_Toc1219888222" w:id="2037506094"/>
       <w:bookmarkStart w:name="_Toc995170338" w:id="1385338720"/>
-      <w:bookmarkStart w:name="_Toc2045507412" w:id="1921540442"/>
+      <w:bookmarkStart w:name="_Toc367896629" w:id="2026405904"/>
       <w:r>
         <w:rPr>
           <w:b w:val="1"/>
@@ -5866,11 +6383,12 @@
       </w:r>
       <w:bookmarkEnd w:id="2037506094"/>
       <w:bookmarkEnd w:id="1385338720"/>
-      <w:bookmarkEnd w:id="1921540442"/>
+      <w:bookmarkEnd w:id="2026405904"/>
     </w:p>
     <w:p>
       <w:pPr>
         <w:spacing w:before="240" w:after="240" w:line="360" w:lineRule="auto"/>
+        <w:jc w:val="both"/>
         <w:rPr>
           <w:rFonts w:ascii="Arial" w:hAnsi="Arial" w:eastAsia="Arial" w:cs="Arial"/>
           <w:noProof w:val="0"/>
@@ -5929,6 +6447,7 @@
     <w:p>
       <w:pPr>
         <w:spacing w:before="240" w:after="240" w:line="360" w:lineRule="auto"/>
+        <w:jc w:val="both"/>
         <w:rPr>
           <w:rFonts w:ascii="Arial" w:hAnsi="Arial" w:eastAsia="Arial" w:cs="Arial"/>
           <w:noProof w:val="0"/>
@@ -5968,6 +6487,7 @@
           <w:numId w:val="3"/>
         </w:numPr>
         <w:spacing w:before="240" w:after="240" w:line="360" w:lineRule="auto"/>
+        <w:jc w:val="both"/>
         <w:rPr>
           <w:rFonts w:ascii="Arial" w:hAnsi="Arial" w:eastAsia="Arial" w:cs="Arial"/>
           <w:noProof w:val="0"/>
@@ -5991,6 +6511,7 @@
           <w:numId w:val="3"/>
         </w:numPr>
         <w:spacing w:before="240" w:after="240" w:line="360" w:lineRule="auto"/>
+        <w:jc w:val="both"/>
         <w:rPr>
           <w:rFonts w:ascii="Arial" w:hAnsi="Arial" w:eastAsia="Arial" w:cs="Arial"/>
           <w:noProof w:val="0"/>
@@ -6014,6 +6535,7 @@
           <w:numId w:val="3"/>
         </w:numPr>
         <w:spacing w:before="240" w:after="240" w:line="360" w:lineRule="auto"/>
+        <w:jc w:val="both"/>
         <w:rPr>
           <w:rFonts w:ascii="Arial" w:hAnsi="Arial" w:eastAsia="Arial" w:cs="Arial"/>
           <w:noProof w:val="0"/>
@@ -6112,6 +6634,7 @@
       <w:pPr>
         <w:pStyle w:val="Ttulo1"/>
         <w:spacing w:before="322" w:after="322"/>
+        <w:jc w:val="both"/>
         <w:rPr>
           <w:b w:val="1"/>
           <w:bCs w:val="1"/>
@@ -6122,7 +6645,7 @@
         </w:rPr>
       </w:pPr>
       <w:bookmarkStart w:name="_Toc274913012" w:id="1383140385"/>
-      <w:bookmarkStart w:name="_Toc1178819738" w:id="977841949"/>
+      <w:bookmarkStart w:name="_Toc1909265465" w:id="213590796"/>
       <w:r>
         <w:rPr>
           <w:b w:val="1"/>
@@ -6146,11 +6669,12 @@
         <w:t>. Líneas Futuras de Trabajo</w:t>
       </w:r>
       <w:bookmarkEnd w:id="1383140385"/>
-      <w:bookmarkEnd w:id="977841949"/>
+      <w:bookmarkEnd w:id="213590796"/>
     </w:p>
     <w:p>
       <w:pPr>
         <w:spacing w:before="240" w:after="240" w:line="360" w:lineRule="auto"/>
+        <w:jc w:val="both"/>
         <w:rPr>
           <w:rFonts w:ascii="Arial" w:hAnsi="Arial" w:eastAsia="Arial" w:cs="Arial"/>
           <w:b w:val="0"/>
@@ -6173,6 +6697,7 @@
     <w:p>
       <w:pPr>
         <w:spacing w:before="240" w:after="240" w:line="360" w:lineRule="auto"/>
+        <w:jc w:val="both"/>
         <w:rPr>
           <w:rFonts w:ascii="Arial" w:hAnsi="Arial" w:eastAsia="Arial" w:cs="Arial"/>
           <w:b w:val="1"/>
@@ -6200,6 +6725,7 @@
           <w:numId w:val="2"/>
         </w:numPr>
         <w:spacing w:before="240" w:after="240" w:line="360" w:lineRule="auto"/>
+        <w:jc w:val="both"/>
         <w:rPr>
           <w:rFonts w:ascii="Arial" w:hAnsi="Arial" w:eastAsia="Arial" w:cs="Arial"/>
           <w:noProof w:val="0"/>
@@ -6223,6 +6749,7 @@
           <w:numId w:val="2"/>
         </w:numPr>
         <w:spacing w:before="240" w:after="240" w:line="360" w:lineRule="auto"/>
+        <w:jc w:val="both"/>
         <w:rPr>
           <w:rFonts w:ascii="Arial" w:hAnsi="Arial" w:eastAsia="Arial" w:cs="Arial"/>
           <w:noProof w:val="0"/>
@@ -6246,6 +6773,7 @@
           <w:numId w:val="2"/>
         </w:numPr>
         <w:spacing w:before="240" w:after="240" w:line="360" w:lineRule="auto"/>
+        <w:jc w:val="both"/>
         <w:rPr>
           <w:rFonts w:ascii="Arial" w:hAnsi="Arial" w:eastAsia="Arial" w:cs="Arial"/>
           <w:noProof w:val="0"/>
@@ -6269,6 +6797,7 @@
           <w:numId w:val="2"/>
         </w:numPr>
         <w:spacing w:before="240" w:after="240" w:line="360" w:lineRule="auto"/>
+        <w:jc w:val="both"/>
         <w:rPr>
           <w:rFonts w:ascii="Arial" w:hAnsi="Arial" w:eastAsia="Arial" w:cs="Arial"/>
           <w:noProof w:val="0"/>
@@ -6287,6 +6816,7 @@
     <w:p w14:noSpellErr="1">
       <w:pPr>
         <w:spacing w:before="240" w:after="240"/>
+        <w:jc w:val="both"/>
         <w:rPr>
           <w:noProof w:val="0"/>
           <w:lang w:val="es-ES"/>
@@ -6295,6 +6825,7 @@
     </w:p>
     <w:p w14:noSpellErr="1">
       <w:pPr>
+        <w:jc w:val="both"/>
         <w:rPr>
           <w:noProof w:val="0"/>
           <w:lang w:val="es-ES"/>
@@ -6320,6 +6851,7 @@
       <w:pPr>
         <w:pStyle w:val="Ttulo1"/>
         <w:spacing w:before="322" w:after="322"/>
+        <w:jc w:val="both"/>
         <w:rPr>
           <w:b w:val="1"/>
           <w:bCs w:val="1"/>
@@ -6331,7 +6863,7 @@
       </w:pPr>
       <w:bookmarkStart w:name="_Toc1301290489" w:id="1541054430"/>
       <w:bookmarkStart w:name="_Toc1197910027" w:id="1951434946"/>
-      <w:bookmarkStart w:name="_Toc98508020" w:id="1653340414"/>
+      <w:bookmarkStart w:name="_Toc1313945190" w:id="2124962936"/>
       <w:r>
         <w:rPr>
           <w:b w:val="1"/>
@@ -6356,7 +6888,7 @@
       </w:r>
       <w:bookmarkEnd w:id="1541054430"/>
       <w:bookmarkEnd w:id="1951434946"/>
-      <w:bookmarkEnd w:id="1653340414"/>
+      <w:bookmarkEnd w:id="2124962936"/>
     </w:p>
     <w:p>
       <w:pPr>
@@ -6366,8 +6898,9 @@
           <w:numId w:val="15"/>
         </w:numPr>
         <w:spacing w:before="240" w:after="240" w:line="360" w:lineRule="auto"/>
-        <w:rPr>
-          <w:rFonts w:ascii="Arial" w:hAnsi="Arial" w:eastAsia="Arial" w:cs="Arial" w:asciiTheme="minorAscii" w:hAnsiTheme="minorAscii" w:eastAsiaTheme="minorAscii" w:cstheme="minorBidi"/>
+        <w:jc w:val="both"/>
+        <w:rPr>
+          <w:rFonts w:ascii="Aptos" w:hAnsi="Aptos" w:eastAsia="Aptos" w:cs="" w:asciiTheme="minorAscii" w:hAnsiTheme="minorAscii" w:eastAsiaTheme="minorAscii" w:cstheme="minorBidi"/>
           <w:noProof w:val="0"/>
           <w:color w:val="auto"/>
           <w:sz w:val="24"/>
@@ -6411,7 +6944,7 @@
         </w:rPr>
         <w:t xml:space="preserve"> </w:t>
       </w:r>
-      <w:hyperlink r:id="Rdc96085b97534f60">
+      <w:hyperlink r:id="R1394a595d7254372">
         <w:r>
           <w:rPr>
             <w:rStyle w:val="Hipervnculo"/>
@@ -6431,8 +6964,9 @@
           <w:numId w:val="15"/>
         </w:numPr>
         <w:spacing w:before="240" w:after="240" w:line="360" w:lineRule="auto"/>
-        <w:rPr>
-          <w:rFonts w:ascii="Arial" w:hAnsi="Arial" w:eastAsia="Arial" w:cs="Arial" w:asciiTheme="minorAscii" w:hAnsiTheme="minorAscii" w:eastAsiaTheme="minorAscii" w:cstheme="minorBidi"/>
+        <w:jc w:val="both"/>
+        <w:rPr>
+          <w:rFonts w:ascii="Aptos" w:hAnsi="Aptos" w:eastAsia="Aptos" w:cs="" w:asciiTheme="minorAscii" w:hAnsiTheme="minorAscii" w:eastAsiaTheme="minorAscii" w:cstheme="minorBidi"/>
           <w:noProof w:val="0"/>
           <w:color w:val="auto"/>
           <w:sz w:val="24"/>
@@ -6476,7 +7010,7 @@
         </w:rPr>
         <w:t xml:space="preserve"> </w:t>
       </w:r>
-      <w:hyperlink r:id="R0c133a28ef7149e4">
+      <w:hyperlink r:id="R127acec880474ac2">
         <w:r>
           <w:rPr>
             <w:rStyle w:val="Hipervnculo"/>
@@ -6496,8 +7030,9 @@
           <w:numId w:val="15"/>
         </w:numPr>
         <w:spacing w:before="240" w:after="240" w:line="360" w:lineRule="auto"/>
-        <w:rPr>
-          <w:rFonts w:ascii="Arial" w:hAnsi="Arial" w:eastAsia="Arial" w:cs="Arial" w:asciiTheme="minorAscii" w:hAnsiTheme="minorAscii" w:eastAsiaTheme="minorAscii" w:cstheme="minorBidi"/>
+        <w:jc w:val="both"/>
+        <w:rPr>
+          <w:rFonts w:ascii="Aptos" w:hAnsi="Aptos" w:eastAsia="Aptos" w:cs="" w:asciiTheme="minorAscii" w:hAnsiTheme="minorAscii" w:eastAsiaTheme="minorAscii" w:cstheme="minorBidi"/>
           <w:noProof w:val="0"/>
           <w:color w:val="auto"/>
           <w:sz w:val="24"/>
@@ -6507,7 +7042,7 @@
       </w:pPr>
       <w:r>
         <w:rPr>
-          <w:rFonts w:ascii="Arial" w:hAnsi="Arial" w:eastAsia="Arial" w:cs="Arial" w:asciiTheme="minorAscii" w:hAnsiTheme="minorAscii" w:eastAsiaTheme="minorAscii" w:cstheme="minorBidi"/>
+          <w:rFonts w:ascii="Aptos" w:hAnsi="Aptos" w:eastAsia="Aptos" w:cs="" w:asciiTheme="minorAscii" w:hAnsiTheme="minorAscii" w:eastAsiaTheme="minorAscii" w:cstheme="minorBidi"/>
           <w:i w:val="1"/>
           <w:iCs w:val="1"/>
           <w:noProof w:val="0"/>
@@ -6520,7 +7055,7 @@
       </w:r>
       <w:r>
         <w:rPr>
-          <w:rFonts w:ascii="Arial" w:hAnsi="Arial" w:eastAsia="Arial" w:cs="Arial" w:asciiTheme="minorAscii" w:hAnsiTheme="minorAscii" w:eastAsiaTheme="minorAscii" w:cstheme="minorBidi"/>
+          <w:rFonts w:ascii="Aptos" w:hAnsi="Aptos" w:eastAsia="Aptos" w:cs="" w:asciiTheme="minorAscii" w:hAnsiTheme="minorAscii" w:eastAsiaTheme="minorAscii" w:cstheme="minorBidi"/>
           <w:i w:val="1"/>
           <w:iCs w:val="1"/>
           <w:noProof w:val="0"/>
@@ -6539,7 +7074,7 @@
         </w:rPr>
         <w:t xml:space="preserve"> </w:t>
       </w:r>
-      <w:hyperlink r:id="R1769a12e3b254b8a">
+      <w:hyperlink r:id="R96d3ae90c24d4790">
         <w:r>
           <w:rPr>
             <w:rStyle w:val="Hipervnculo"/>
@@ -6567,14 +7102,15 @@
           <w:numId w:val="15"/>
         </w:numPr>
         <w:spacing w:before="240" w:after="240" w:line="360" w:lineRule="auto"/>
-        <w:rPr>
-          <w:noProof w:val="0"/>
-          <w:lang w:val="es-ES"/>
-        </w:rPr>
-      </w:pPr>
-      <w:r>
-        <w:rPr>
-          <w:rFonts w:ascii="Arial" w:hAnsi="Arial" w:eastAsia="Arial" w:cs="Arial" w:asciiTheme="minorAscii" w:hAnsiTheme="minorAscii" w:eastAsiaTheme="minorAscii" w:cstheme="minorBidi"/>
+        <w:jc w:val="both"/>
+        <w:rPr>
+          <w:noProof w:val="0"/>
+          <w:lang w:val="es-ES"/>
+        </w:rPr>
+      </w:pPr>
+      <w:r>
+        <w:rPr>
+          <w:rFonts w:ascii="Aptos" w:hAnsi="Aptos" w:eastAsia="Aptos" w:cs="" w:asciiTheme="minorAscii" w:hAnsiTheme="minorAscii" w:eastAsiaTheme="minorAscii" w:cstheme="minorBidi"/>
           <w:i w:val="1"/>
           <w:iCs w:val="1"/>
           <w:noProof w:val="0"/>
@@ -6587,7 +7123,7 @@
       </w:r>
       <w:r>
         <w:rPr>
-          <w:rFonts w:ascii="Arial" w:hAnsi="Arial" w:eastAsia="Arial" w:cs="Arial" w:asciiTheme="minorAscii" w:hAnsiTheme="minorAscii" w:eastAsiaTheme="minorAscii" w:cstheme="minorBidi"/>
+          <w:rFonts w:ascii="Aptos" w:hAnsi="Aptos" w:eastAsia="Aptos" w:cs="" w:asciiTheme="minorAscii" w:hAnsiTheme="minorAscii" w:eastAsiaTheme="minorAscii" w:cstheme="minorBidi"/>
           <w:i w:val="1"/>
           <w:iCs w:val="1"/>
           <w:noProof w:val="0"/>
@@ -6600,7 +7136,7 @@
       </w:r>
       <w:r>
         <w:rPr>
-          <w:rFonts w:ascii="Arial" w:hAnsi="Arial" w:eastAsia="Arial" w:cs="Arial" w:asciiTheme="minorAscii" w:hAnsiTheme="minorAscii" w:eastAsiaTheme="minorAscii" w:cstheme="minorBidi"/>
+          <w:rFonts w:ascii="Aptos" w:hAnsi="Aptos" w:eastAsia="Aptos" w:cs="" w:asciiTheme="minorAscii" w:hAnsiTheme="minorAscii" w:eastAsiaTheme="minorAscii" w:cstheme="minorBidi"/>
           <w:i w:val="1"/>
           <w:iCs w:val="1"/>
           <w:noProof w:val="0"/>
@@ -6618,7 +7154,7 @@
         </w:rPr>
         <w:t xml:space="preserve"> </w:t>
       </w:r>
-      <w:hyperlink r:id="Refbe5193d2074772">
+      <w:hyperlink r:id="R9bd4cdf18a1f48e9">
         <w:r>
           <w:rPr>
             <w:rStyle w:val="Hipervnculo"/>
@@ -6637,14 +7173,15 @@
           <w:numId w:val="15"/>
         </w:numPr>
         <w:spacing w:before="240" w:after="240" w:line="360" w:lineRule="auto"/>
-        <w:rPr>
-          <w:noProof w:val="0"/>
-          <w:lang w:val="es-ES"/>
-        </w:rPr>
-      </w:pPr>
-      <w:r>
-        <w:rPr>
-          <w:rFonts w:ascii="Arial" w:hAnsi="Arial" w:eastAsia="Arial" w:cs="Arial" w:asciiTheme="minorAscii" w:hAnsiTheme="minorAscii" w:eastAsiaTheme="minorAscii" w:cstheme="minorBidi"/>
+        <w:jc w:val="both"/>
+        <w:rPr>
+          <w:noProof w:val="0"/>
+          <w:lang w:val="es-ES"/>
+        </w:rPr>
+      </w:pPr>
+      <w:r>
+        <w:rPr>
+          <w:rFonts w:ascii="Aptos" w:hAnsi="Aptos" w:eastAsia="Aptos" w:cs="" w:asciiTheme="minorAscii" w:hAnsiTheme="minorAscii" w:eastAsiaTheme="minorAscii" w:cstheme="minorBidi"/>
           <w:i w:val="1"/>
           <w:iCs w:val="1"/>
           <w:noProof w:val="0"/>
@@ -6657,7 +7194,7 @@
       </w:r>
       <w:r>
         <w:rPr>
-          <w:rFonts w:ascii="Arial" w:hAnsi="Arial" w:eastAsia="Arial" w:cs="Arial" w:asciiTheme="minorAscii" w:hAnsiTheme="minorAscii" w:eastAsiaTheme="minorAscii" w:cstheme="minorBidi"/>
+          <w:rFonts w:ascii="Aptos" w:hAnsi="Aptos" w:eastAsia="Aptos" w:cs="" w:asciiTheme="minorAscii" w:hAnsiTheme="minorAscii" w:eastAsiaTheme="minorAscii" w:cstheme="minorBidi"/>
           <w:i w:val="1"/>
           <w:iCs w:val="1"/>
           <w:noProof w:val="0"/>
@@ -6675,7 +7212,7 @@
         </w:rPr>
         <w:t xml:space="preserve"> </w:t>
       </w:r>
-      <w:hyperlink r:id="R108eb5a2d91e4db2">
+      <w:hyperlink r:id="Re04db838c1f7423a">
         <w:r>
           <w:rPr>
             <w:rStyle w:val="Hipervnculo"/>
@@ -6694,8 +7231,9 @@
           <w:numId w:val="15"/>
         </w:numPr>
         <w:spacing w:before="240" w:after="240" w:line="360" w:lineRule="auto"/>
-        <w:rPr>
-          <w:rFonts w:ascii="Arial" w:hAnsi="Arial" w:eastAsia="Arial" w:cs="Arial" w:asciiTheme="minorAscii" w:hAnsiTheme="minorAscii" w:eastAsiaTheme="minorAscii" w:cstheme="minorBidi"/>
+        <w:jc w:val="both"/>
+        <w:rPr>
+          <w:rFonts w:ascii="Aptos" w:hAnsi="Aptos" w:eastAsia="Aptos" w:cs="" w:asciiTheme="minorAscii" w:hAnsiTheme="minorAscii" w:eastAsiaTheme="minorAscii" w:cstheme="minorBidi"/>
           <w:noProof w:val="0"/>
           <w:sz w:val="24"/>
           <w:szCs w:val="24"/>
@@ -6704,7 +7242,7 @@
       </w:pPr>
       <w:r>
         <w:rPr>
-          <w:rFonts w:ascii="Arial" w:hAnsi="Arial" w:eastAsia="Arial" w:cs="Arial" w:asciiTheme="minorAscii" w:hAnsiTheme="minorAscii" w:eastAsiaTheme="minorAscii" w:cstheme="minorBidi"/>
+          <w:rFonts w:ascii="Aptos" w:hAnsi="Aptos" w:eastAsia="Aptos" w:cs="" w:asciiTheme="minorAscii" w:hAnsiTheme="minorAscii" w:eastAsiaTheme="minorAscii" w:cstheme="minorBidi"/>
           <w:i w:val="1"/>
           <w:iCs w:val="1"/>
           <w:noProof w:val="0"/>
@@ -6716,7 +7254,7 @@
       </w:r>
       <w:r>
         <w:rPr>
-          <w:rFonts w:ascii="Arial" w:hAnsi="Arial" w:eastAsia="Arial" w:cs="Arial" w:asciiTheme="minorAscii" w:hAnsiTheme="minorAscii" w:eastAsiaTheme="minorAscii" w:cstheme="minorBidi"/>
+          <w:rFonts w:ascii="Aptos" w:hAnsi="Aptos" w:eastAsia="Aptos" w:cs="" w:asciiTheme="minorAscii" w:hAnsiTheme="minorAscii" w:eastAsiaTheme="minorAscii" w:cstheme="minorBidi"/>
           <w:i w:val="1"/>
           <w:iCs w:val="1"/>
           <w:noProof w:val="0"/>
@@ -6728,7 +7266,7 @@
       </w:r>
       <w:r>
         <w:rPr>
-          <w:rFonts w:ascii="Arial" w:hAnsi="Arial" w:eastAsia="Arial" w:cs="Arial" w:asciiTheme="minorAscii" w:hAnsiTheme="minorAscii" w:eastAsiaTheme="minorAscii" w:cstheme="minorBidi"/>
+          <w:rFonts w:ascii="Aptos" w:hAnsi="Aptos" w:eastAsia="Aptos" w:cs="" w:asciiTheme="minorAscii" w:hAnsiTheme="minorAscii" w:eastAsiaTheme="minorAscii" w:cstheme="minorBidi"/>
           <w:i w:val="1"/>
           <w:iCs w:val="1"/>
           <w:noProof w:val="0"/>
@@ -6747,6 +7285,7 @@
           <w:numId w:val="15"/>
         </w:numPr>
         <w:spacing w:before="240" w:after="240" w:line="360" w:lineRule="auto"/>
+        <w:jc w:val="both"/>
         <w:rPr>
           <w:rFonts w:ascii="Arial" w:hAnsi="Arial" w:eastAsia="Arial" w:cs="Arial"/>
           <w:i w:val="1"/>
@@ -6759,7 +7298,7 @@
       </w:pPr>
       <w:r>
         <w:rPr>
-          <w:rFonts w:ascii="Arial" w:hAnsi="Arial" w:eastAsia="Arial" w:cs="Arial" w:asciiTheme="minorAscii" w:hAnsiTheme="minorAscii" w:eastAsiaTheme="minorAscii" w:cstheme="minorBidi"/>
+          <w:rFonts w:ascii="Aptos" w:hAnsi="Aptos" w:eastAsia="Aptos" w:cs="" w:asciiTheme="minorAscii" w:hAnsiTheme="minorAscii" w:eastAsiaTheme="minorAscii" w:cstheme="minorBidi"/>
           <w:i w:val="1"/>
           <w:iCs w:val="1"/>
           <w:noProof w:val="0"/>
@@ -7138,6 +7677,118 @@
 
 <file path=word/numbering.xml><?xml version="1.0" encoding="utf-8"?>
 <w:numbering xmlns:wpc="http://schemas.microsoft.com/office/word/2010/wordprocessingCanvas" xmlns:cx="http://schemas.microsoft.com/office/drawing/2014/chartex" xmlns:cx1="http://schemas.microsoft.com/office/drawing/2015/9/8/chartex" xmlns:cx2="http://schemas.microsoft.com/office/drawing/2015/10/21/chartex" xmlns:cx3="http://schemas.microsoft.com/office/drawing/2016/5/9/chartex" xmlns:cx4="http://schemas.microsoft.com/office/drawing/2016/5/10/chartex" xmlns:cx5="http://schemas.microsoft.com/office/drawing/2016/5/11/chartex" xmlns:cx6="http://schemas.microsoft.com/office/drawing/2016/5/12/chartex" xmlns:cx7="http://schemas.microsoft.com/office/drawing/2016/5/13/chartex" xmlns:cx8="http://schemas.microsoft.com/office/drawing/2016/5/14/chartex" xmlns:mc="http://schemas.openxmlformats.org/markup-compatibility/2006" xmlns:aink="http://schemas.microsoft.com/office/drawing/2016/ink" xmlns:am3d="http://schemas.microsoft.com/office/drawing/2017/model3d" xmlns:o="urn:schemas-microsoft-com:office:office" xmlns:oel="http://schemas.microsoft.com/office/2019/extlst" xmlns:r="http://schemas.openxmlformats.org/officeDocument/2006/relationships" xmlns:m="http://schemas.openxmlformats.org/officeDocument/2006/math" xmlns:v="urn:schemas-microsoft-com:vml" xmlns:wp14="http://schemas.microsoft.com/office/word/2010/wordprocessingDrawing" xmlns:wp="http://schemas.openxmlformats.org/drawingml/2006/wordprocessingDrawing" xmlns:w10="urn:schemas-microsoft-com:office:word" xmlns:w="http://schemas.openxmlformats.org/wordprocessingml/2006/main" xmlns:w14="http://schemas.microsoft.com/office/word/2010/wordml" xmlns:w15="http://schemas.microsoft.com/office/word/2012/wordml" xmlns:w16cex="http://schemas.microsoft.com/office/word/2018/wordml/cex" xmlns:w16cid="http://schemas.microsoft.com/office/word/2016/wordml/cid" xmlns:w16="http://schemas.microsoft.com/office/word/2018/wordml" xmlns:w16du="http://schemas.microsoft.com/office/word/2023/wordml/word16du" xmlns:w16sdtdh="http://schemas.microsoft.com/office/word/2020/wordml/sdtdatahash" xmlns:w16sdtfl="http://schemas.microsoft.com/office/word/2024/wordml/sdtformatlock" xmlns:w16se="http://schemas.microsoft.com/office/word/2015/wordml/symex" xmlns:wpg="http://schemas.microsoft.com/office/word/2010/wordprocessingGroup" xmlns:wpi="http://schemas.microsoft.com/office/word/2010/wordprocessingInk" xmlns:wne="http://schemas.microsoft.com/office/word/2006/wordml" xmlns:wps="http://schemas.microsoft.com/office/word/2010/wordprocessingShape" mc:Ignorable="w14 w15 w16se w16cid w16 w16cex w16sdtdh w16sdtfl w16du wp14">
+  <w:abstractNum xmlns:w="http://schemas.openxmlformats.org/wordprocessingml/2006/main" w:abstractNumId="47">
+    <w:nsid w:val="eeac4b1"/>
+    <w:multiLevelType xmlns:w="http://schemas.openxmlformats.org/wordprocessingml/2006/main" w:val="hybridMultilevel"/>
+    <w:lvl xmlns:w="http://schemas.openxmlformats.org/wordprocessingml/2006/main" w:ilvl="0">
+      <w:start w:val="1"/>
+      <w:numFmt w:val="bullet"/>
+      <w:lvlText w:val=""/>
+      <w:lvlJc w:val="left"/>
+      <w:pPr>
+        <w:ind w:left="720" w:hanging="360"/>
+      </w:pPr>
+      <w:rPr>
+        <w:rFonts w:hint="default" w:ascii="Symbol" w:hAnsi="Symbol"/>
+      </w:rPr>
+    </w:lvl>
+    <w:lvl xmlns:w="http://schemas.openxmlformats.org/wordprocessingml/2006/main" w:ilvl="1">
+      <w:start w:val="1"/>
+      <w:numFmt w:val="bullet"/>
+      <w:lvlText w:val="o"/>
+      <w:lvlJc w:val="left"/>
+      <w:pPr>
+        <w:ind w:left="1440" w:hanging="360"/>
+      </w:pPr>
+      <w:rPr>
+        <w:rFonts w:hint="default" w:ascii="Courier New" w:hAnsi="Courier New"/>
+      </w:rPr>
+    </w:lvl>
+    <w:lvl xmlns:w="http://schemas.openxmlformats.org/wordprocessingml/2006/main" w:ilvl="2">
+      <w:start w:val="1"/>
+      <w:numFmt w:val="bullet"/>
+      <w:lvlText w:val=""/>
+      <w:lvlJc w:val="left"/>
+      <w:pPr>
+        <w:ind w:left="2160" w:hanging="360"/>
+      </w:pPr>
+      <w:rPr>
+        <w:rFonts w:hint="default" w:ascii="Wingdings" w:hAnsi="Wingdings"/>
+      </w:rPr>
+    </w:lvl>
+    <w:lvl xmlns:w="http://schemas.openxmlformats.org/wordprocessingml/2006/main" w:ilvl="3">
+      <w:start w:val="1"/>
+      <w:numFmt w:val="bullet"/>
+      <w:lvlText w:val=""/>
+      <w:lvlJc w:val="left"/>
+      <w:pPr>
+        <w:ind w:left="2880" w:hanging="360"/>
+      </w:pPr>
+      <w:rPr>
+        <w:rFonts w:hint="default" w:ascii="Symbol" w:hAnsi="Symbol"/>
+      </w:rPr>
+    </w:lvl>
+    <w:lvl xmlns:w="http://schemas.openxmlformats.org/wordprocessingml/2006/main" w:ilvl="4">
+      <w:start w:val="1"/>
+      <w:numFmt w:val="bullet"/>
+      <w:lvlText w:val="o"/>
+      <w:lvlJc w:val="left"/>
+      <w:pPr>
+        <w:ind w:left="3600" w:hanging="360"/>
+      </w:pPr>
+      <w:rPr>
+        <w:rFonts w:hint="default" w:ascii="Courier New" w:hAnsi="Courier New"/>
+      </w:rPr>
+    </w:lvl>
+    <w:lvl xmlns:w="http://schemas.openxmlformats.org/wordprocessingml/2006/main" w:ilvl="5">
+      <w:start w:val="1"/>
+      <w:numFmt w:val="bullet"/>
+      <w:lvlText w:val=""/>
+      <w:lvlJc w:val="left"/>
+      <w:pPr>
+        <w:ind w:left="4320" w:hanging="360"/>
+      </w:pPr>
+      <w:rPr>
+        <w:rFonts w:hint="default" w:ascii="Wingdings" w:hAnsi="Wingdings"/>
+      </w:rPr>
+    </w:lvl>
+    <w:lvl xmlns:w="http://schemas.openxmlformats.org/wordprocessingml/2006/main" w:ilvl="6">
+      <w:start w:val="1"/>
+      <w:numFmt w:val="bullet"/>
+      <w:lvlText w:val=""/>
+      <w:lvlJc w:val="left"/>
+      <w:pPr>
+        <w:ind w:left="5040" w:hanging="360"/>
+      </w:pPr>
+      <w:rPr>
+        <w:rFonts w:hint="default" w:ascii="Symbol" w:hAnsi="Symbol"/>
+      </w:rPr>
+    </w:lvl>
+    <w:lvl xmlns:w="http://schemas.openxmlformats.org/wordprocessingml/2006/main" w:ilvl="7">
+      <w:start w:val="1"/>
+      <w:numFmt w:val="bullet"/>
+      <w:lvlText w:val="o"/>
+      <w:lvlJc w:val="left"/>
+      <w:pPr>
+        <w:ind w:left="5760" w:hanging="360"/>
+      </w:pPr>
+      <w:rPr>
+        <w:rFonts w:hint="default" w:ascii="Courier New" w:hAnsi="Courier New"/>
+      </w:rPr>
+    </w:lvl>
+    <w:lvl xmlns:w="http://schemas.openxmlformats.org/wordprocessingml/2006/main" w:ilvl="8">
+      <w:start w:val="1"/>
+      <w:numFmt w:val="bullet"/>
+      <w:lvlText w:val=""/>
+      <w:lvlJc w:val="left"/>
+      <w:pPr>
+        <w:ind w:left="6480" w:hanging="360"/>
+      </w:pPr>
+      <w:rPr>
+        <w:rFonts w:hint="default" w:ascii="Wingdings" w:hAnsi="Wingdings"/>
+      </w:rPr>
+    </w:lvl>
+  </w:abstractNum>
   <w:abstractNum xmlns:w="http://schemas.openxmlformats.org/wordprocessingml/2006/main" w:abstractNumId="46">
     <w:nsid w:val="6469d025"/>
     <w:multiLevelType xmlns:w="http://schemas.openxmlformats.org/wordprocessingml/2006/main" w:val="hybridMultilevel"/>
@@ -12361,6 +13012,9 @@
       </w:rPr>
     </w:lvl>
   </w:abstractNum>
+  <w:num w:numId="48">
+    <w:abstractNumId w:val="47"/>
+  </w:num>
   <w:num w:numId="47">
     <w:abstractNumId w:val="46"/>
   </w:num>
